--- a/实验报告.docx
+++ b/实验报告.docx
@@ -4983,7 +4983,7 @@
           <wp:inline distT="0" distB="0" distL="114300" distR="114300">
             <wp:extent cx="1852930" cy="2000885"/>
             <wp:effectExtent l="0" t="0" r="1270" b="5715"/>
-            <wp:docPr id="2" name="E657119C-6982-421D-8BA7-E74DEB70A7D9-2" descr="wps"/>
+            <wp:docPr id="2" name="E657119C-6982-421D-8BA7-E74DEB70A7D9-1" descr="wps"/>
             <wp:cNvGraphicFramePr>
               <a:graphicFrameLocks xmlns:a="http://schemas.openxmlformats.org/drawingml/2006/main" noChangeAspect="1"/>
             </wp:cNvGraphicFramePr>
@@ -4991,7 +4991,7 @@
               <a:graphicData uri="http://schemas.openxmlformats.org/drawingml/2006/picture">
                 <pic:pic xmlns:pic="http://schemas.openxmlformats.org/drawingml/2006/picture">
                   <pic:nvPicPr>
-                    <pic:cNvPr id="2" name="E657119C-6982-421D-8BA7-E74DEB70A7D9-2" descr="wps"/>
+                    <pic:cNvPr id="2" name="E657119C-6982-421D-8BA7-E74DEB70A7D9-1" descr="wps"/>
                     <pic:cNvPicPr>
                       <a:picLocks noChangeAspect="1"/>
                     </pic:cNvPicPr>
@@ -6754,6 +6754,7 @@
       <w:pPr>
         <w:pStyle w:val="14"/>
         <w:numPr>
+          <w:ilvl w:val="0"/>
           <w:numId w:val="0"/>
         </w:numPr>
         <w:bidi w:val="0"/>
@@ -6881,7 +6882,7 @@
     </w:p>
     <w:p>
       <w:pPr>
-        <w:pStyle w:val="7"/>
+        <w:pStyle w:val="8"/>
         <w:jc w:val="center"/>
       </w:pPr>
       <w:r>
@@ -7338,7 +7339,7 @@
     </w:p>
     <w:p>
       <w:pPr>
-        <w:pStyle w:val="7"/>
+        <w:pStyle w:val="8"/>
         <w:rPr>
           <w:rFonts w:hint="eastAsia"/>
           <w:b/>
@@ -7879,7 +7880,7 @@
     </w:p>
     <w:p>
       <w:pPr>
-        <w:pStyle w:val="7"/>
+        <w:pStyle w:val="8"/>
         <w:rPr>
           <w:rFonts w:hint="eastAsia"/>
           <w:b/>
@@ -7890,7 +7891,7 @@
     </w:p>
     <w:p>
       <w:pPr>
-        <w:pStyle w:val="7"/>
+        <w:pStyle w:val="8"/>
         <w:rPr>
           <w:rFonts w:hint="eastAsia"/>
           <w:b/>
@@ -7910,7 +7911,7 @@
     </w:p>
     <w:p>
       <w:pPr>
-        <w:pStyle w:val="7"/>
+        <w:pStyle w:val="8"/>
         <w:jc w:val="center"/>
       </w:pPr>
       <w:r>
@@ -8359,7 +8360,7 @@
     </w:p>
     <w:p>
       <w:pPr>
-        <w:pStyle w:val="7"/>
+        <w:pStyle w:val="8"/>
         <w:rPr>
           <w:rFonts w:hint="default"/>
           <w:lang w:val="en-US" w:eastAsia="zh-CN"/>
@@ -8630,7 +8631,7 @@
     </w:p>
     <w:p>
       <w:pPr>
-        <w:pStyle w:val="7"/>
+        <w:pStyle w:val="8"/>
         <w:rPr>
           <w:rFonts w:hint="default"/>
           <w:lang w:val="en-US" w:eastAsia="zh-CN"/>
@@ -8639,7 +8640,7 @@
     </w:p>
     <w:p>
       <w:pPr>
-        <w:pStyle w:val="7"/>
+        <w:pStyle w:val="8"/>
         <w:rPr>
           <w:rFonts w:hint="eastAsia"/>
           <w:b/>
@@ -8659,7 +8660,7 @@
     </w:p>
     <w:p>
       <w:pPr>
-        <w:pStyle w:val="7"/>
+        <w:pStyle w:val="8"/>
         <w:jc w:val="center"/>
       </w:pPr>
       <w:r>
@@ -9176,7 +9177,7 @@
     </w:p>
     <w:p>
       <w:pPr>
-        <w:pStyle w:val="7"/>
+        <w:pStyle w:val="8"/>
         <w:rPr>
           <w:rFonts w:hint="default"/>
           <w:lang w:val="en-US" w:eastAsia="zh-CN"/>
@@ -9185,7 +9186,7 @@
     </w:p>
     <w:p>
       <w:pPr>
-        <w:pStyle w:val="7"/>
+        <w:pStyle w:val="8"/>
         <w:rPr>
           <w:rFonts w:hint="eastAsia"/>
           <w:b/>
@@ -9205,7 +9206,7 @@
     </w:p>
     <w:p>
       <w:pPr>
-        <w:pStyle w:val="7"/>
+        <w:pStyle w:val="8"/>
         <w:jc w:val="center"/>
       </w:pPr>
       <w:r>
@@ -10621,7 +10622,7 @@
     </w:p>
     <w:p>
       <w:pPr>
-        <w:pStyle w:val="7"/>
+        <w:pStyle w:val="8"/>
         <w:rPr>
           <w:rFonts w:hint="default"/>
           <w:lang w:val="en-US" w:eastAsia="zh-CN"/>
@@ -11927,7 +11928,7 @@
     </w:p>
     <w:p>
       <w:pPr>
-        <w:pStyle w:val="7"/>
+        <w:pStyle w:val="8"/>
         <w:rPr>
           <w:rFonts w:hint="default"/>
           <w:lang w:val="en-US" w:eastAsia="zh-CN"/>
@@ -11936,7 +11937,7 @@
     </w:p>
     <w:p>
       <w:pPr>
-        <w:pStyle w:val="7"/>
+        <w:pStyle w:val="8"/>
         <w:rPr>
           <w:rFonts w:hint="eastAsia"/>
           <w:b/>
@@ -11956,7 +11957,7 @@
     </w:p>
     <w:p>
       <w:pPr>
-        <w:pStyle w:val="7"/>
+        <w:pStyle w:val="8"/>
       </w:pPr>
       <w:r>
         <w:drawing>
@@ -15491,6 +15492,7 @@
       <w:pPr>
         <w:pStyle w:val="14"/>
         <w:numPr>
+          <w:ilvl w:val="0"/>
           <w:numId w:val="0"/>
         </w:numPr>
         <w:spacing w:beforeLines="0" w:afterLines="0"/>
@@ -15604,7 +15606,7 @@
     </w:p>
     <w:p>
       <w:pPr>
-        <w:pStyle w:val="7"/>
+        <w:pStyle w:val="8"/>
         <w:rPr>
           <w:rFonts w:hint="eastAsia"/>
           <w:lang w:val="en-US" w:eastAsia="zh-CN"/>
@@ -15675,6 +15677,7 @@
       <w:pPr>
         <w:pStyle w:val="14"/>
         <w:numPr>
+          <w:ilvl w:val="0"/>
           <w:numId w:val="0"/>
         </w:numPr>
         <w:bidi w:val="0"/>
@@ -15689,6 +15692,7 @@
       <w:pPr>
         <w:pStyle w:val="14"/>
         <w:numPr>
+          <w:ilvl w:val="0"/>
           <w:numId w:val="0"/>
         </w:numPr>
         <w:bidi w:val="0"/>
@@ -15718,6 +15722,7 @@
         <w:pageBreakBefore w:val="0"/>
         <w:widowControl w:val="0"/>
         <w:numPr>
+          <w:ilvl w:val="0"/>
           <w:numId w:val="0"/>
         </w:numPr>
         <w:shd w:val="clear" w:fill="EAEAEA"/>
@@ -15760,6 +15765,7 @@
         <w:pageBreakBefore w:val="0"/>
         <w:widowControl w:val="0"/>
         <w:numPr>
+          <w:ilvl w:val="0"/>
           <w:numId w:val="0"/>
         </w:numPr>
         <w:shd w:val="clear" w:fill="EAEAEA"/>
@@ -15928,6 +15934,7 @@
         <w:pageBreakBefore w:val="0"/>
         <w:widowControl w:val="0"/>
         <w:numPr>
+          <w:ilvl w:val="0"/>
           <w:numId w:val="0"/>
         </w:numPr>
         <w:shd w:val="clear" w:fill="EAEAEA"/>
@@ -16096,6 +16103,7 @@
         <w:pageBreakBefore w:val="0"/>
         <w:widowControl w:val="0"/>
         <w:numPr>
+          <w:ilvl w:val="0"/>
           <w:numId w:val="0"/>
         </w:numPr>
         <w:shd w:val="clear" w:fill="EAEAEA"/>
@@ -16194,7 +16202,7 @@
     </w:p>
     <w:p>
       <w:pPr>
-        <w:pStyle w:val="7"/>
+        <w:pStyle w:val="8"/>
         <w:rPr>
           <w:rFonts w:hint="eastAsia"/>
           <w:b/>
@@ -16205,7 +16213,7 @@
     </w:p>
     <w:p>
       <w:pPr>
-        <w:pStyle w:val="7"/>
+        <w:pStyle w:val="8"/>
         <w:rPr>
           <w:rFonts w:hint="eastAsia"/>
           <w:b/>
@@ -16225,7 +16233,7 @@
     </w:p>
     <w:p>
       <w:pPr>
-        <w:pStyle w:val="7"/>
+        <w:pStyle w:val="8"/>
         <w:rPr>
           <w:rFonts w:hint="default"/>
           <w:b/>
@@ -16245,7 +16253,7 @@
     </w:p>
     <w:p>
       <w:pPr>
-        <w:pStyle w:val="7"/>
+        <w:pStyle w:val="8"/>
         <w:rPr>
           <w:rFonts w:hint="default"/>
           <w:b w:val="0"/>
@@ -16265,7 +16273,7 @@
     </w:p>
     <w:p>
       <w:pPr>
-        <w:pStyle w:val="7"/>
+        <w:pStyle w:val="8"/>
         <w:rPr>
           <w:rFonts w:hint="default"/>
           <w:b w:val="0"/>
@@ -16285,7 +16293,7 @@
     </w:p>
     <w:p>
       <w:pPr>
-        <w:pStyle w:val="7"/>
+        <w:pStyle w:val="8"/>
         <w:rPr>
           <w:rFonts w:hint="default"/>
           <w:b w:val="0"/>
@@ -16305,7 +16313,7 @@
     </w:p>
     <w:p>
       <w:pPr>
-        <w:pStyle w:val="7"/>
+        <w:pStyle w:val="8"/>
         <w:rPr>
           <w:rFonts w:hint="default"/>
           <w:b w:val="0"/>
@@ -16316,7 +16324,7 @@
     </w:p>
     <w:p>
       <w:pPr>
-        <w:pStyle w:val="7"/>
+        <w:pStyle w:val="8"/>
         <w:rPr>
           <w:rFonts w:hint="default"/>
           <w:b w:val="0"/>
@@ -16336,7 +16344,7 @@
     </w:p>
     <w:p>
       <w:pPr>
-        <w:pStyle w:val="7"/>
+        <w:pStyle w:val="8"/>
         <w:rPr>
           <w:rFonts w:hint="default"/>
           <w:b w:val="0"/>
@@ -16356,7 +16364,7 @@
     </w:p>
     <w:p>
       <w:pPr>
-        <w:pStyle w:val="7"/>
+        <w:pStyle w:val="8"/>
         <w:rPr>
           <w:rFonts w:hint="default"/>
           <w:b w:val="0"/>
@@ -16394,7 +16402,7 @@
     </w:p>
     <w:p>
       <w:pPr>
-        <w:pStyle w:val="7"/>
+        <w:pStyle w:val="8"/>
         <w:rPr>
           <w:rFonts w:hint="default"/>
           <w:b w:val="0"/>
@@ -16432,7 +16440,7 @@
     </w:p>
     <w:p>
       <w:pPr>
-        <w:pStyle w:val="7"/>
+        <w:pStyle w:val="8"/>
         <w:rPr>
           <w:rFonts w:hint="eastAsia"/>
           <w:b/>
@@ -16443,7 +16451,7 @@
     </w:p>
     <w:p>
       <w:pPr>
-        <w:pStyle w:val="7"/>
+        <w:pStyle w:val="8"/>
         <w:rPr>
           <w:rFonts w:hint="eastAsia"/>
           <w:b/>
@@ -16463,7 +16471,7 @@
     </w:p>
     <w:p>
       <w:pPr>
-        <w:pStyle w:val="7"/>
+        <w:pStyle w:val="8"/>
       </w:pPr>
       <w:r>
         <w:drawing>
@@ -17016,7 +17024,7 @@
     </w:p>
     <w:p>
       <w:pPr>
-        <w:pStyle w:val="7"/>
+        <w:pStyle w:val="8"/>
         <w:rPr>
           <w:rFonts w:hint="default"/>
           <w:lang w:val="en-US" w:eastAsia="zh-CN"/>
@@ -18863,16 +18871,6 @@
     </w:p>
     <w:p>
       <w:pPr>
-        <w:spacing w:beforeLines="0" w:afterLines="0"/>
-        <w:rPr>
-          <w:rFonts w:hint="eastAsia"/>
-          <w:sz w:val="22"/>
-          <w:szCs w:val="22"/>
-        </w:rPr>
-      </w:pPr>
-    </w:p>
-    <w:p>
-      <w:pPr>
         <w:pStyle w:val="14"/>
         <w:spacing w:beforeLines="0" w:afterLines="0"/>
         <w:rPr>
@@ -19429,7 +19427,7 @@
     </w:p>
     <w:p>
       <w:pPr>
-        <w:pStyle w:val="7"/>
+        <w:pStyle w:val="8"/>
         <w:rPr>
           <w:rFonts w:hint="default"/>
           <w:lang w:val="en-US" w:eastAsia="zh-CN"/>
@@ -20058,7 +20056,7 @@
     </w:p>
     <w:p>
       <w:pPr>
-        <w:pStyle w:val="7"/>
+        <w:pStyle w:val="8"/>
         <w:rPr>
           <w:rFonts w:hint="default"/>
           <w:lang w:val="en-US" w:eastAsia="zh-CN"/>
@@ -20067,7 +20065,7 @@
     </w:p>
     <w:p>
       <w:pPr>
-        <w:pStyle w:val="7"/>
+        <w:pStyle w:val="8"/>
         <w:rPr>
           <w:rFonts w:hint="eastAsia"/>
           <w:b/>
@@ -20087,7 +20085,7 @@
     </w:p>
     <w:p>
       <w:pPr>
-        <w:pStyle w:val="7"/>
+        <w:pStyle w:val="8"/>
       </w:pPr>
       <w:r>
         <w:drawing>
@@ -20170,7 +20168,6 @@
         <w:t>4.2.6 质量管理模块</w:t>
       </w:r>
     </w:p>
-    <w:p/>
     <w:p>
       <w:pPr>
         <w:pStyle w:val="6"/>
@@ -20213,16 +20210,6 @@
         </w:rPr>
         <w:t>：</w:t>
       </w:r>
-    </w:p>
-    <w:p>
-      <w:pPr>
-        <w:spacing w:beforeLines="0" w:afterLines="0"/>
-        <w:rPr>
-          <w:rFonts w:hint="eastAsia"/>
-          <w:sz w:val="22"/>
-          <w:szCs w:val="22"/>
-        </w:rPr>
-      </w:pPr>
     </w:p>
     <w:p>
       <w:pPr>
@@ -20317,16 +20304,6 @@
         </w:rPr>
         <w:t>：</w:t>
       </w:r>
-    </w:p>
-    <w:p>
-      <w:pPr>
-        <w:spacing w:beforeLines="0" w:afterLines="0"/>
-        <w:rPr>
-          <w:rFonts w:hint="eastAsia"/>
-          <w:sz w:val="22"/>
-          <w:szCs w:val="22"/>
-        </w:rPr>
-      </w:pPr>
     </w:p>
     <w:p>
       <w:pPr>
@@ -20488,16 +20465,6 @@
     </w:p>
     <w:p>
       <w:pPr>
-        <w:spacing w:beforeLines="0" w:afterLines="0"/>
-        <w:rPr>
-          <w:rFonts w:hint="eastAsia"/>
-          <w:sz w:val="22"/>
-          <w:szCs w:val="22"/>
-        </w:rPr>
-      </w:pPr>
-    </w:p>
-    <w:p>
-      <w:pPr>
         <w:shd w:val="clear" w:color="auto" w:fill="F5F5F5"/>
         <w:spacing w:before="120" w:beforeLines="0" w:after="120" w:afterLines="0"/>
         <w:rPr>
@@ -20699,7 +20666,7 @@
     </w:p>
     <w:p>
       <w:pPr>
-        <w:pStyle w:val="7"/>
+        <w:pStyle w:val="8"/>
         <w:rPr>
           <w:rFonts w:hint="default"/>
           <w:lang w:val="en-US" w:eastAsia="zh-CN"/>
@@ -20708,7 +20675,7 @@
     </w:p>
     <w:p>
       <w:pPr>
-        <w:pStyle w:val="7"/>
+        <w:pStyle w:val="8"/>
         <w:rPr>
           <w:rFonts w:hint="eastAsia"/>
           <w:b/>
@@ -20723,388 +20690,97 @@
           <w:bCs/>
           <w:lang w:val="en-US" w:eastAsia="zh-CN"/>
         </w:rPr>
-        <w:t>4.2.6.2 质检任务调度</w:t>
-      </w:r>
-    </w:p>
-    <w:p>
-      <w:pPr>
-        <w:spacing w:beforeLines="0" w:afterLines="0"/>
-        <w:rPr>
-          <w:rFonts w:hint="eastAsia"/>
-          <w:sz w:val="22"/>
-          <w:szCs w:val="22"/>
-        </w:rPr>
-      </w:pPr>
-      <w:r>
-        <w:rPr>
-          <w:rFonts w:hint="eastAsia"/>
-          <w:b/>
-          <w:sz w:val="22"/>
-          <w:szCs w:val="22"/>
-        </w:rPr>
-        <w:t>架构设计</w:t>
-      </w:r>
-      <w:r>
-        <w:rPr>
-          <w:rFonts w:hint="eastAsia"/>
-          <w:sz w:val="22"/>
-          <w:szCs w:val="22"/>
-        </w:rPr>
-        <w:t>：</w:t>
-      </w:r>
-    </w:p>
-    <w:p>
-      <w:pPr>
-        <w:pStyle w:val="14"/>
-        <w:spacing w:beforeLines="0" w:afterLines="0"/>
-        <w:rPr>
-          <w:rFonts w:hint="eastAsia"/>
-          <w:sz w:val="22"/>
-          <w:szCs w:val="22"/>
-        </w:rPr>
-      </w:pPr>
-      <w:r>
-        <w:rPr>
-          <w:rFonts w:hint="eastAsia"/>
-          <w:sz w:val="22"/>
-          <w:szCs w:val="22"/>
-        </w:rPr>
-        <w:t>生产完工后自动触发检验需求</w:t>
-      </w:r>
-    </w:p>
-    <w:p>
-      <w:pPr>
-        <w:pStyle w:val="14"/>
-        <w:spacing w:beforeLines="0" w:afterLines="0"/>
-        <w:rPr>
-          <w:rFonts w:hint="eastAsia"/>
-          <w:sz w:val="22"/>
-          <w:szCs w:val="22"/>
-        </w:rPr>
-      </w:pPr>
-      <w:r>
-        <w:rPr>
-          <w:rFonts w:hint="eastAsia"/>
-          <w:sz w:val="22"/>
-          <w:szCs w:val="22"/>
-        </w:rPr>
-        <w:t>质检调度员根据质检员资质和工作负荷分配任务</w:t>
-      </w:r>
-    </w:p>
-    <w:p>
-      <w:pPr>
-        <w:pStyle w:val="14"/>
-        <w:spacing w:beforeLines="0" w:afterLines="0"/>
-        <w:rPr>
-          <w:rFonts w:hint="eastAsia"/>
-          <w:sz w:val="22"/>
-          <w:szCs w:val="22"/>
-        </w:rPr>
-      </w:pPr>
-      <w:r>
-        <w:rPr>
-          <w:rFonts w:hint="eastAsia"/>
-          <w:sz w:val="22"/>
-          <w:szCs w:val="22"/>
-        </w:rPr>
-        <w:t>质检任务与派工记录关联，确保检验对象明确</w:t>
-      </w:r>
-    </w:p>
-    <w:p>
-      <w:pPr>
-        <w:spacing w:beforeLines="0" w:afterLines="0"/>
-        <w:rPr>
-          <w:rFonts w:hint="eastAsia"/>
-          <w:sz w:val="22"/>
-          <w:szCs w:val="22"/>
-        </w:rPr>
-      </w:pPr>
-    </w:p>
-    <w:p>
-      <w:pPr>
-        <w:spacing w:beforeLines="0" w:afterLines="0"/>
-        <w:rPr>
-          <w:rFonts w:hint="eastAsia"/>
-          <w:sz w:val="22"/>
-          <w:szCs w:val="22"/>
-        </w:rPr>
-      </w:pPr>
-      <w:r>
-        <w:rPr>
-          <w:rFonts w:hint="eastAsia"/>
-          <w:b/>
-          <w:sz w:val="22"/>
-          <w:szCs w:val="22"/>
-        </w:rPr>
-        <w:t>数据库设计</w:t>
-      </w:r>
-      <w:r>
-        <w:rPr>
-          <w:rFonts w:hint="eastAsia"/>
-          <w:sz w:val="22"/>
-          <w:szCs w:val="22"/>
-        </w:rPr>
-        <w:t>：</w:t>
-      </w:r>
-    </w:p>
-    <w:p>
-      <w:pPr>
-        <w:shd w:val="clear" w:color="auto" w:fill="F5F5F5"/>
-        <w:spacing w:before="120" w:beforeLines="0" w:after="120" w:afterLines="0"/>
-        <w:rPr>
-          <w:rFonts w:hint="eastAsia"/>
-          <w:sz w:val="22"/>
-          <w:szCs w:val="22"/>
-        </w:rPr>
-      </w:pPr>
-      <w:r>
-        <w:rPr>
-          <w:rFonts w:hint="default" w:ascii="Consolas" w:hAnsi="Consolas"/>
-          <w:sz w:val="18"/>
-          <w:szCs w:val="22"/>
-        </w:rPr>
-        <w:t>sp_qc_inspection_task (</w:t>
-      </w:r>
-      <w:r>
-        <w:rPr>
-          <w:rFonts w:hint="eastAsia" w:ascii="Consolas" w:hAnsi="Consolas"/>
-          <w:sz w:val="18"/>
-          <w:szCs w:val="22"/>
-        </w:rPr>
-        <w:t>质检任务表)</w:t>
-      </w:r>
-      <w:r>
-        <w:rPr>
-          <w:rFonts w:hint="default" w:ascii="Consolas" w:hAnsi="Consolas"/>
-          <w:sz w:val="18"/>
-          <w:szCs w:val="22"/>
-        </w:rPr>
-        <w:br w:type="textWrapping"/>
-      </w:r>
-      <w:r>
-        <w:rPr>
-          <w:rFonts w:hint="default" w:ascii="Consolas" w:hAnsi="Consolas"/>
-          <w:sz w:val="18"/>
-          <w:szCs w:val="22"/>
-        </w:rPr>
-        <w:t xml:space="preserve">  ├── id, task_code, plan_id, dispatch_record_id</w:t>
-      </w:r>
-      <w:r>
-        <w:rPr>
-          <w:rFonts w:hint="default" w:ascii="Consolas" w:hAnsi="Consolas"/>
-          <w:sz w:val="18"/>
-          <w:szCs w:val="22"/>
-        </w:rPr>
-        <w:br w:type="textWrapping"/>
-      </w:r>
-      <w:r>
-        <w:rPr>
-          <w:rFonts w:hint="default" w:ascii="Consolas" w:hAnsi="Consolas"/>
-          <w:sz w:val="18"/>
-          <w:szCs w:val="22"/>
-        </w:rPr>
-        <w:t xml:space="preserve">  ├── inspector_id, process_unit_id</w:t>
-      </w:r>
-      <w:r>
-        <w:rPr>
-          <w:rFonts w:hint="default" w:ascii="Consolas" w:hAnsi="Consolas"/>
-          <w:sz w:val="18"/>
-          <w:szCs w:val="22"/>
-        </w:rPr>
-        <w:br w:type="textWrapping"/>
-      </w:r>
-      <w:r>
-        <w:rPr>
-          <w:rFonts w:hint="default" w:ascii="Consolas" w:hAnsi="Consolas"/>
-          <w:sz w:val="18"/>
-          <w:szCs w:val="22"/>
-        </w:rPr>
-        <w:t xml:space="preserve">  ├── assigned_qty, inspected_qty, qualified_qty, unqualified_qty</w:t>
-      </w:r>
-      <w:r>
-        <w:rPr>
-          <w:rFonts w:hint="default" w:ascii="Consolas" w:hAnsi="Consolas"/>
-          <w:sz w:val="18"/>
-          <w:szCs w:val="22"/>
-        </w:rPr>
-        <w:br w:type="textWrapping"/>
-      </w:r>
-      <w:r>
-        <w:rPr>
-          <w:rFonts w:hint="default" w:ascii="Consolas" w:hAnsi="Consolas"/>
-          <w:sz w:val="18"/>
-          <w:szCs w:val="22"/>
-        </w:rPr>
-        <w:t xml:space="preserve">  ├── status, priority</w:t>
-      </w:r>
-      <w:r>
-        <w:rPr>
-          <w:rFonts w:hint="default" w:ascii="Consolas" w:hAnsi="Consolas"/>
-          <w:sz w:val="18"/>
-          <w:szCs w:val="22"/>
-        </w:rPr>
-        <w:br w:type="textWrapping"/>
-      </w:r>
-      <w:r>
-        <w:rPr>
-          <w:rFonts w:hint="default" w:ascii="Consolas" w:hAnsi="Consolas"/>
-          <w:sz w:val="18"/>
-          <w:szCs w:val="22"/>
-        </w:rPr>
-        <w:t xml:space="preserve">  ├── assign_time, start_time, end_time</w:t>
-      </w:r>
-      <w:bookmarkStart w:id="0" w:name="_GoBack"/>
-      <w:bookmarkEnd w:id="0"/>
-      <w:r>
-        <w:rPr>
-          <w:rFonts w:hint="default" w:ascii="Consolas" w:hAnsi="Consolas"/>
-          <w:sz w:val="18"/>
-          <w:szCs w:val="22"/>
-        </w:rPr>
-        <w:br w:type="textWrapping"/>
-      </w:r>
-      <w:r>
-        <w:rPr>
-          <w:rFonts w:hint="default" w:ascii="Consolas" w:hAnsi="Consolas"/>
-          <w:sz w:val="18"/>
-          <w:szCs w:val="22"/>
-        </w:rPr>
-        <w:t xml:space="preserve">  └── is_deleted, create_time, update_time</w:t>
-      </w:r>
-    </w:p>
-    <w:p>
-      <w:pPr>
-        <w:spacing w:beforeLines="0" w:afterLines="0"/>
-        <w:rPr>
-          <w:rFonts w:hint="eastAsia"/>
-          <w:sz w:val="22"/>
-          <w:szCs w:val="22"/>
-        </w:rPr>
-      </w:pPr>
-    </w:p>
-    <w:p>
-      <w:pPr>
-        <w:spacing w:beforeLines="0" w:afterLines="0"/>
-        <w:rPr>
-          <w:rFonts w:hint="eastAsia"/>
-          <w:sz w:val="22"/>
-          <w:szCs w:val="22"/>
-        </w:rPr>
-      </w:pPr>
-    </w:p>
-    <w:p>
-      <w:pPr>
-        <w:spacing w:beforeLines="0" w:afterLines="0"/>
-        <w:rPr>
-          <w:rFonts w:hint="eastAsia"/>
-          <w:sz w:val="22"/>
-          <w:szCs w:val="22"/>
-        </w:rPr>
-      </w:pPr>
-      <w:r>
-        <w:rPr>
-          <w:rFonts w:hint="eastAsia"/>
-          <w:b/>
-          <w:sz w:val="22"/>
-          <w:szCs w:val="22"/>
-        </w:rPr>
-        <w:t>质检任务分配</w:t>
-      </w:r>
-      <w:r>
-        <w:rPr>
-          <w:rFonts w:hint="eastAsia"/>
-          <w:sz w:val="22"/>
-          <w:szCs w:val="22"/>
-        </w:rPr>
-        <w:t>：</w:t>
-      </w:r>
-      <w:r>
-        <w:rPr>
-          <w:rFonts w:hint="eastAsia"/>
-          <w:b/>
-          <w:sz w:val="22"/>
-          <w:szCs w:val="22"/>
-        </w:rPr>
-        <w:t>设计要点</w:t>
-      </w:r>
-      <w:r>
-        <w:rPr>
-          <w:rFonts w:hint="eastAsia"/>
-          <w:sz w:val="22"/>
-          <w:szCs w:val="22"/>
-        </w:rPr>
-        <w:t>：</w:t>
-      </w:r>
-    </w:p>
-    <w:p>
-      <w:pPr>
-        <w:pStyle w:val="14"/>
-        <w:spacing w:beforeLines="0" w:afterLines="0"/>
-        <w:rPr>
-          <w:rFonts w:hint="eastAsia"/>
-          <w:sz w:val="22"/>
-          <w:szCs w:val="22"/>
-        </w:rPr>
-      </w:pPr>
-      <w:r>
-        <w:rPr>
-          <w:rFonts w:hint="eastAsia"/>
-          <w:sz w:val="22"/>
-          <w:szCs w:val="22"/>
-        </w:rPr>
-        <w:t>任务状态流转：assigned→inspecting→completed</w:t>
-      </w:r>
-    </w:p>
-    <w:p>
-      <w:pPr>
-        <w:pStyle w:val="14"/>
-        <w:spacing w:beforeLines="0" w:afterLines="0"/>
-        <w:rPr>
-          <w:rFonts w:hint="eastAsia"/>
-          <w:sz w:val="22"/>
-          <w:szCs w:val="22"/>
-        </w:rPr>
-      </w:pPr>
-      <w:r>
-        <w:rPr>
-          <w:rFonts w:hint="eastAsia"/>
-          <w:sz w:val="22"/>
-          <w:szCs w:val="22"/>
-        </w:rPr>
-        <w:t>支持任务优先级设置</w:t>
-      </w:r>
-    </w:p>
-    <w:p>
-      <w:pPr>
-        <w:pStyle w:val="14"/>
-        <w:spacing w:beforeLines="0" w:afterLines="0"/>
-        <w:rPr>
-          <w:rFonts w:hint="eastAsia"/>
-          <w:sz w:val="22"/>
-          <w:szCs w:val="22"/>
-        </w:rPr>
-      </w:pPr>
-      <w:r>
-        <w:rPr>
-          <w:rFonts w:hint="eastAsia"/>
-          <w:sz w:val="22"/>
-          <w:szCs w:val="22"/>
-        </w:rPr>
-        <w:t>关联派工记录，确保检验对象明确</w:t>
-      </w:r>
-    </w:p>
-    <w:p>
-      <w:pPr>
-        <w:pStyle w:val="7"/>
+        <w:t>界面截图：</w:t>
+      </w:r>
+    </w:p>
+    <w:p>
+      <w:pPr>
+        <w:pStyle w:val="8"/>
+      </w:pPr>
+      <w:r>
+        <w:drawing>
+          <wp:inline distT="0" distB="0" distL="114300" distR="114300">
+            <wp:extent cx="5260340" cy="2919095"/>
+            <wp:effectExtent l="0" t="0" r="10160" b="1905"/>
+            <wp:docPr id="1" name="图片 1"/>
+            <wp:cNvGraphicFramePr>
+              <a:graphicFrameLocks xmlns:a="http://schemas.openxmlformats.org/drawingml/2006/main" noChangeAspect="1"/>
+            </wp:cNvGraphicFramePr>
+            <a:graphic xmlns:a="http://schemas.openxmlformats.org/drawingml/2006/main">
+              <a:graphicData uri="http://schemas.openxmlformats.org/drawingml/2006/picture">
+                <pic:pic xmlns:pic="http://schemas.openxmlformats.org/drawingml/2006/picture">
+                  <pic:nvPicPr>
+                    <pic:cNvPr id="1" name="图片 1"/>
+                    <pic:cNvPicPr>
+                      <a:picLocks noChangeAspect="1"/>
+                    </pic:cNvPicPr>
+                  </pic:nvPicPr>
+                  <pic:blipFill>
+                    <a:blip r:embed="rId22"/>
+                    <a:stretch>
+                      <a:fillRect/>
+                    </a:stretch>
+                  </pic:blipFill>
+                  <pic:spPr>
+                    <a:xfrm>
+                      <a:off x="0" y="0"/>
+                      <a:ext cx="5260340" cy="2919095"/>
+                    </a:xfrm>
+                    <a:prstGeom prst="rect">
+                      <a:avLst/>
+                    </a:prstGeom>
+                    <a:noFill/>
+                    <a:ln>
+                      <a:noFill/>
+                    </a:ln>
+                  </pic:spPr>
+                </pic:pic>
+              </a:graphicData>
+            </a:graphic>
+          </wp:inline>
+        </w:drawing>
+      </w:r>
+    </w:p>
+    <w:p>
+      <w:pPr>
+        <w:pStyle w:val="13"/>
+        <w:jc w:val="center"/>
         <w:rPr>
           <w:rFonts w:hint="default"/>
           <w:lang w:val="en-US" w:eastAsia="zh-CN"/>
         </w:rPr>
       </w:pPr>
-    </w:p>
-    <w:p>
-      <w:pPr>
-        <w:pStyle w:val="7"/>
+      <w:r>
+        <w:t xml:space="preserve">图 </w:t>
+      </w:r>
+      <w:r>
+        <w:fldChar w:fldCharType="begin"/>
+      </w:r>
+      <w:r>
+        <w:instrText xml:space="preserve"> SEQ 图 \* ARABIC </w:instrText>
+      </w:r>
+      <w:r>
+        <w:fldChar w:fldCharType="separate"/>
+      </w:r>
+      <w:r>
+        <w:t>17</w:t>
+      </w:r>
+      <w:r>
+        <w:fldChar w:fldCharType="end"/>
+      </w:r>
+    </w:p>
+    <w:p>
+      <w:pPr>
+        <w:pStyle w:val="8"/>
+        <w:rPr>
+          <w:rFonts w:hint="default"/>
+          <w:lang w:val="en-US" w:eastAsia="zh-CN"/>
+        </w:rPr>
+      </w:pPr>
+    </w:p>
+    <w:p>
+      <w:pPr>
+        <w:pStyle w:val="8"/>
         <w:rPr>
           <w:rFonts w:hint="eastAsia"/>
           <w:b/>
@@ -21119,12 +20795,406 @@
           <w:bCs/>
           <w:lang w:val="en-US" w:eastAsia="zh-CN"/>
         </w:rPr>
+        <w:t>4.2.6.2 质检任务调度</w:t>
+      </w:r>
+    </w:p>
+    <w:p>
+      <w:pPr>
+        <w:spacing w:beforeLines="0" w:afterLines="0"/>
+        <w:rPr>
+          <w:rFonts w:hint="eastAsia"/>
+          <w:sz w:val="22"/>
+          <w:szCs w:val="22"/>
+        </w:rPr>
+      </w:pPr>
+      <w:r>
+        <w:rPr>
+          <w:rFonts w:hint="eastAsia"/>
+          <w:b/>
+          <w:sz w:val="22"/>
+          <w:szCs w:val="22"/>
+        </w:rPr>
+        <w:t>架构设计</w:t>
+      </w:r>
+      <w:r>
+        <w:rPr>
+          <w:rFonts w:hint="eastAsia"/>
+          <w:sz w:val="22"/>
+          <w:szCs w:val="22"/>
+        </w:rPr>
+        <w:t>：</w:t>
+      </w:r>
+    </w:p>
+    <w:p>
+      <w:pPr>
+        <w:pStyle w:val="14"/>
+        <w:spacing w:beforeLines="0" w:afterLines="0"/>
+        <w:rPr>
+          <w:rFonts w:hint="eastAsia"/>
+          <w:sz w:val="22"/>
+          <w:szCs w:val="22"/>
+        </w:rPr>
+      </w:pPr>
+      <w:r>
+        <w:rPr>
+          <w:rFonts w:hint="eastAsia"/>
+          <w:sz w:val="22"/>
+          <w:szCs w:val="22"/>
+        </w:rPr>
+        <w:t>生产完工后自动触发检验需求</w:t>
+      </w:r>
+    </w:p>
+    <w:p>
+      <w:pPr>
+        <w:pStyle w:val="14"/>
+        <w:spacing w:beforeLines="0" w:afterLines="0"/>
+        <w:rPr>
+          <w:rFonts w:hint="eastAsia"/>
+          <w:sz w:val="22"/>
+          <w:szCs w:val="22"/>
+        </w:rPr>
+      </w:pPr>
+      <w:r>
+        <w:rPr>
+          <w:rFonts w:hint="eastAsia"/>
+          <w:sz w:val="22"/>
+          <w:szCs w:val="22"/>
+        </w:rPr>
+        <w:t>质检调度员根据质检员资质和工作负荷分配任务</w:t>
+      </w:r>
+    </w:p>
+    <w:p>
+      <w:pPr>
+        <w:pStyle w:val="14"/>
+        <w:spacing w:beforeLines="0" w:afterLines="0"/>
+        <w:rPr>
+          <w:rFonts w:hint="eastAsia"/>
+          <w:sz w:val="22"/>
+          <w:szCs w:val="22"/>
+        </w:rPr>
+      </w:pPr>
+      <w:r>
+        <w:rPr>
+          <w:rFonts w:hint="eastAsia"/>
+          <w:sz w:val="22"/>
+          <w:szCs w:val="22"/>
+        </w:rPr>
+        <w:t>质检任务与派工记录关联，确保检验对象明确</w:t>
+      </w:r>
+    </w:p>
+    <w:p>
+      <w:pPr>
+        <w:spacing w:beforeLines="0" w:afterLines="0"/>
+        <w:rPr>
+          <w:rFonts w:hint="eastAsia"/>
+          <w:sz w:val="22"/>
+          <w:szCs w:val="22"/>
+        </w:rPr>
+      </w:pPr>
+    </w:p>
+    <w:p>
+      <w:pPr>
+        <w:spacing w:beforeLines="0" w:afterLines="0"/>
+        <w:rPr>
+          <w:rFonts w:hint="eastAsia"/>
+          <w:sz w:val="22"/>
+          <w:szCs w:val="22"/>
+        </w:rPr>
+      </w:pPr>
+      <w:r>
+        <w:rPr>
+          <w:rFonts w:hint="eastAsia"/>
+          <w:b/>
+          <w:sz w:val="22"/>
+          <w:szCs w:val="22"/>
+        </w:rPr>
+        <w:t>数据库设计</w:t>
+      </w:r>
+      <w:r>
+        <w:rPr>
+          <w:rFonts w:hint="eastAsia"/>
+          <w:sz w:val="22"/>
+          <w:szCs w:val="22"/>
+        </w:rPr>
+        <w:t>：</w:t>
+      </w:r>
+    </w:p>
+    <w:p>
+      <w:pPr>
+        <w:shd w:val="clear" w:color="auto" w:fill="F5F5F5"/>
+        <w:spacing w:before="120" w:beforeLines="0" w:after="120" w:afterLines="0"/>
+        <w:rPr>
+          <w:rFonts w:hint="eastAsia"/>
+          <w:sz w:val="22"/>
+          <w:szCs w:val="22"/>
+        </w:rPr>
+      </w:pPr>
+      <w:r>
+        <w:rPr>
+          <w:rFonts w:hint="default" w:ascii="Consolas" w:hAnsi="Consolas"/>
+          <w:sz w:val="18"/>
+          <w:szCs w:val="22"/>
+        </w:rPr>
+        <w:t>sp_qc_inspection_task (</w:t>
+      </w:r>
+      <w:r>
+        <w:rPr>
+          <w:rFonts w:hint="eastAsia" w:ascii="Consolas" w:hAnsi="Consolas"/>
+          <w:sz w:val="18"/>
+          <w:szCs w:val="22"/>
+        </w:rPr>
+        <w:t>质检任务表)</w:t>
+      </w:r>
+      <w:r>
+        <w:rPr>
+          <w:rFonts w:hint="default" w:ascii="Consolas" w:hAnsi="Consolas"/>
+          <w:sz w:val="18"/>
+          <w:szCs w:val="22"/>
+        </w:rPr>
+        <w:br w:type="textWrapping"/>
+      </w:r>
+      <w:r>
+        <w:rPr>
+          <w:rFonts w:hint="default" w:ascii="Consolas" w:hAnsi="Consolas"/>
+          <w:sz w:val="18"/>
+          <w:szCs w:val="22"/>
+        </w:rPr>
+        <w:t xml:space="preserve">  ├── id, task_code, plan_id, dispatch_record_id</w:t>
+      </w:r>
+      <w:r>
+        <w:rPr>
+          <w:rFonts w:hint="default" w:ascii="Consolas" w:hAnsi="Consolas"/>
+          <w:sz w:val="18"/>
+          <w:szCs w:val="22"/>
+        </w:rPr>
+        <w:br w:type="textWrapping"/>
+      </w:r>
+      <w:r>
+        <w:rPr>
+          <w:rFonts w:hint="default" w:ascii="Consolas" w:hAnsi="Consolas"/>
+          <w:sz w:val="18"/>
+          <w:szCs w:val="22"/>
+        </w:rPr>
+        <w:t xml:space="preserve">  ├── inspector_id, process_unit_id</w:t>
+      </w:r>
+      <w:r>
+        <w:rPr>
+          <w:rFonts w:hint="default" w:ascii="Consolas" w:hAnsi="Consolas"/>
+          <w:sz w:val="18"/>
+          <w:szCs w:val="22"/>
+        </w:rPr>
+        <w:br w:type="textWrapping"/>
+      </w:r>
+      <w:r>
+        <w:rPr>
+          <w:rFonts w:hint="default" w:ascii="Consolas" w:hAnsi="Consolas"/>
+          <w:sz w:val="18"/>
+          <w:szCs w:val="22"/>
+        </w:rPr>
+        <w:t xml:space="preserve">  ├── assigned_qty, inspected_qty, qualified_qty, unqualified_qty</w:t>
+      </w:r>
+      <w:r>
+        <w:rPr>
+          <w:rFonts w:hint="default" w:ascii="Consolas" w:hAnsi="Consolas"/>
+          <w:sz w:val="18"/>
+          <w:szCs w:val="22"/>
+        </w:rPr>
+        <w:br w:type="textWrapping"/>
+      </w:r>
+      <w:r>
+        <w:rPr>
+          <w:rFonts w:hint="default" w:ascii="Consolas" w:hAnsi="Consolas"/>
+          <w:sz w:val="18"/>
+          <w:szCs w:val="22"/>
+        </w:rPr>
+        <w:t xml:space="preserve">  ├── status, priority</w:t>
+      </w:r>
+      <w:r>
+        <w:rPr>
+          <w:rFonts w:hint="default" w:ascii="Consolas" w:hAnsi="Consolas"/>
+          <w:sz w:val="18"/>
+          <w:szCs w:val="22"/>
+        </w:rPr>
+        <w:br w:type="textWrapping"/>
+      </w:r>
+      <w:r>
+        <w:rPr>
+          <w:rFonts w:hint="default" w:ascii="Consolas" w:hAnsi="Consolas"/>
+          <w:sz w:val="18"/>
+          <w:szCs w:val="22"/>
+        </w:rPr>
+        <w:t xml:space="preserve">  ├── assign_time, start_time, end_time</w:t>
+      </w:r>
+      <w:r>
+        <w:rPr>
+          <w:rFonts w:hint="default" w:ascii="Consolas" w:hAnsi="Consolas"/>
+          <w:sz w:val="18"/>
+          <w:szCs w:val="22"/>
+        </w:rPr>
+        <w:br w:type="textWrapping"/>
+      </w:r>
+      <w:r>
+        <w:rPr>
+          <w:rFonts w:hint="default" w:ascii="Consolas" w:hAnsi="Consolas"/>
+          <w:sz w:val="18"/>
+          <w:szCs w:val="22"/>
+        </w:rPr>
+        <w:t xml:space="preserve">  └── is_deleted, create_time, update_time</w:t>
+      </w:r>
+    </w:p>
+    <w:p>
+      <w:pPr>
+        <w:spacing w:beforeLines="0" w:afterLines="0"/>
+        <w:rPr>
+          <w:rFonts w:hint="eastAsia"/>
+          <w:sz w:val="22"/>
+          <w:szCs w:val="22"/>
+        </w:rPr>
+      </w:pPr>
+    </w:p>
+    <w:p>
+      <w:pPr>
+        <w:spacing w:beforeLines="0" w:afterLines="0"/>
+        <w:rPr>
+          <w:rFonts w:hint="eastAsia"/>
+          <w:sz w:val="22"/>
+          <w:szCs w:val="22"/>
+        </w:rPr>
+      </w:pPr>
+    </w:p>
+    <w:p>
+      <w:pPr>
+        <w:spacing w:beforeLines="0" w:afterLines="0"/>
+        <w:rPr>
+          <w:rFonts w:hint="eastAsia"/>
+          <w:sz w:val="22"/>
+          <w:szCs w:val="22"/>
+        </w:rPr>
+      </w:pPr>
+      <w:r>
+        <w:rPr>
+          <w:rFonts w:hint="eastAsia"/>
+          <w:b/>
+          <w:sz w:val="22"/>
+          <w:szCs w:val="22"/>
+        </w:rPr>
+        <w:t>质检任务分配</w:t>
+      </w:r>
+      <w:r>
+        <w:rPr>
+          <w:rFonts w:hint="eastAsia"/>
+          <w:sz w:val="22"/>
+          <w:szCs w:val="22"/>
+        </w:rPr>
+        <w:t>：</w:t>
+      </w:r>
+      <w:r>
+        <w:rPr>
+          <w:rFonts w:hint="eastAsia"/>
+          <w:b/>
+          <w:sz w:val="22"/>
+          <w:szCs w:val="22"/>
+        </w:rPr>
+        <w:t>设计要点</w:t>
+      </w:r>
+      <w:r>
+        <w:rPr>
+          <w:rFonts w:hint="eastAsia"/>
+          <w:sz w:val="22"/>
+          <w:szCs w:val="22"/>
+        </w:rPr>
+        <w:t>：</w:t>
+      </w:r>
+    </w:p>
+    <w:p>
+      <w:pPr>
+        <w:pStyle w:val="14"/>
+        <w:spacing w:beforeLines="0" w:afterLines="0"/>
+        <w:rPr>
+          <w:rFonts w:hint="eastAsia"/>
+          <w:sz w:val="22"/>
+          <w:szCs w:val="22"/>
+        </w:rPr>
+      </w:pPr>
+      <w:r>
+        <w:rPr>
+          <w:rFonts w:hint="eastAsia"/>
+          <w:sz w:val="22"/>
+          <w:szCs w:val="22"/>
+        </w:rPr>
+        <w:t>任务状态流转：assigned→inspecting→completed</w:t>
+      </w:r>
+    </w:p>
+    <w:p>
+      <w:pPr>
+        <w:pStyle w:val="14"/>
+        <w:spacing w:beforeLines="0" w:afterLines="0"/>
+        <w:rPr>
+          <w:rFonts w:hint="eastAsia"/>
+          <w:sz w:val="22"/>
+          <w:szCs w:val="22"/>
+        </w:rPr>
+      </w:pPr>
+      <w:r>
+        <w:rPr>
+          <w:rFonts w:hint="eastAsia"/>
+          <w:sz w:val="22"/>
+          <w:szCs w:val="22"/>
+        </w:rPr>
+        <w:t>支持任务优先级设置</w:t>
+      </w:r>
+    </w:p>
+    <w:p>
+      <w:pPr>
+        <w:pStyle w:val="14"/>
+        <w:spacing w:beforeLines="0" w:afterLines="0"/>
+        <w:rPr>
+          <w:rFonts w:hint="eastAsia"/>
+          <w:sz w:val="22"/>
+          <w:szCs w:val="22"/>
+        </w:rPr>
+      </w:pPr>
+      <w:r>
+        <w:rPr>
+          <w:rFonts w:hint="eastAsia"/>
+          <w:sz w:val="22"/>
+          <w:szCs w:val="22"/>
+        </w:rPr>
+        <w:t>关联派工记录，确保检验对象明确</w:t>
+      </w:r>
+    </w:p>
+    <w:p>
+      <w:pPr>
+        <w:pStyle w:val="8"/>
+        <w:rPr>
+          <w:rFonts w:hint="default"/>
+          <w:lang w:val="en-US" w:eastAsia="zh-CN"/>
+        </w:rPr>
+      </w:pPr>
+    </w:p>
+    <w:p>
+      <w:pPr>
+        <w:pStyle w:val="8"/>
+        <w:rPr>
+          <w:rFonts w:hint="eastAsia"/>
+          <w:b/>
+          <w:bCs/>
+          <w:lang w:val="en-US" w:eastAsia="zh-CN"/>
+        </w:rPr>
+      </w:pPr>
+      <w:r>
+        <w:rPr>
+          <w:rFonts w:hint="eastAsia"/>
+          <w:b/>
+          <w:bCs/>
+          <w:lang w:val="en-US" w:eastAsia="zh-CN"/>
+        </w:rPr>
         <w:t>界面截图：</w:t>
       </w:r>
     </w:p>
     <w:p>
       <w:pPr>
-        <w:pStyle w:val="7"/>
+        <w:pStyle w:val="8"/>
       </w:pPr>
       <w:r>
         <w:drawing>
@@ -21145,7 +21215,7 @@
                     </pic:cNvPicPr>
                   </pic:nvPicPr>
                   <pic:blipFill>
-                    <a:blip r:embed="rId22"/>
+                    <a:blip r:embed="rId23"/>
                     <a:stretch>
                       <a:fillRect/>
                     </a:stretch>
@@ -21192,7 +21262,7 @@
         <w:fldChar w:fldCharType="separate"/>
       </w:r>
       <w:r>
-        <w:t>17</w:t>
+        <w:t>18</w:t>
       </w:r>
       <w:r>
         <w:fldChar w:fldCharType="end"/>
@@ -21204,78 +21274,2224 @@
         <w:bidi w:val="0"/>
       </w:pPr>
       <w:r>
-        <w:t>4.2.7 订单管理模块</w:t>
+        <w:t xml:space="preserve">4.2.7 </w:t>
+      </w:r>
+      <w:r>
+        <w:rPr>
+          <w:rFonts w:hint="eastAsia"/>
+        </w:rPr>
+        <w:t>流程管理</w:t>
+      </w:r>
+    </w:p>
+    <w:p>
+      <w:pPr>
+        <w:pStyle w:val="6"/>
+        <w:bidi w:val="0"/>
+        <w:rPr>
+          <w:rFonts w:hint="eastAsia"/>
+          <w:lang w:val="en-US" w:eastAsia="zh-CN"/>
+        </w:rPr>
+      </w:pPr>
+      <w:r>
+        <w:rPr>
+          <w:rFonts w:hint="eastAsia"/>
+          <w:lang w:val="en-US" w:eastAsia="zh-CN"/>
+        </w:rPr>
+        <w:t>4.2.7.1流程模型设计</w:t>
+      </w:r>
+    </w:p>
+    <w:p>
+      <w:pPr>
+        <w:pStyle w:val="6"/>
+        <w:bidi w:val="0"/>
+        <w:rPr>
+          <w:rFonts w:hint="eastAsia"/>
+          <w:sz w:val="22"/>
+          <w:szCs w:val="22"/>
+        </w:rPr>
+      </w:pPr>
+      <w:r>
+        <w:rPr>
+          <w:rFonts w:hint="eastAsia"/>
+          <w:b w:val="0"/>
+          <w:sz w:val="22"/>
+          <w:szCs w:val="22"/>
+        </w:rPr>
+        <w:t>功能说明</w:t>
+      </w:r>
+      <w:r>
+        <w:rPr>
+          <w:rFonts w:hint="eastAsia"/>
+          <w:sz w:val="22"/>
+          <w:szCs w:val="22"/>
+        </w:rPr>
+        <w:t>：</w:t>
+      </w:r>
+    </w:p>
+    <w:p>
+      <w:pPr>
+        <w:pStyle w:val="14"/>
+        <w:spacing w:beforeLines="0" w:afterLines="0"/>
+        <w:rPr>
+          <w:rFonts w:hint="eastAsia"/>
+          <w:sz w:val="22"/>
+          <w:szCs w:val="22"/>
+        </w:rPr>
+      </w:pPr>
+      <w:r>
+        <w:rPr>
+          <w:rFonts w:hint="eastAsia"/>
+          <w:sz w:val="22"/>
+          <w:szCs w:val="22"/>
+        </w:rPr>
+        <w:t>可视化拖拽式流程设计器</w:t>
+      </w:r>
+    </w:p>
+    <w:p>
+      <w:pPr>
+        <w:pStyle w:val="14"/>
+        <w:spacing w:beforeLines="0" w:afterLines="0"/>
+        <w:rPr>
+          <w:rFonts w:hint="eastAsia"/>
+          <w:sz w:val="22"/>
+          <w:szCs w:val="22"/>
+        </w:rPr>
+      </w:pPr>
+      <w:r>
+        <w:rPr>
+          <w:rFonts w:hint="eastAsia"/>
+          <w:sz w:val="22"/>
+          <w:szCs w:val="22"/>
+        </w:rPr>
+        <w:t>支持任务节点、网关节点、连接线等元素</w:t>
+      </w:r>
+    </w:p>
+    <w:p>
+      <w:pPr>
+        <w:pStyle w:val="14"/>
+        <w:spacing w:beforeLines="0" w:afterLines="0"/>
+        <w:rPr>
+          <w:rFonts w:hint="eastAsia"/>
+          <w:sz w:val="22"/>
+          <w:szCs w:val="22"/>
+        </w:rPr>
+      </w:pPr>
+      <w:r>
+        <w:rPr>
+          <w:rFonts w:hint="eastAsia"/>
+          <w:sz w:val="22"/>
+          <w:szCs w:val="22"/>
+        </w:rPr>
+        <w:t>配置节点的审批人/角色/部门</w:t>
+      </w:r>
+    </w:p>
+    <w:p>
+      <w:pPr>
+        <w:pStyle w:val="14"/>
+        <w:spacing w:beforeLines="0" w:afterLines="0"/>
+        <w:rPr>
+          <w:rFonts w:hint="eastAsia"/>
+          <w:sz w:val="22"/>
+          <w:szCs w:val="22"/>
+        </w:rPr>
+      </w:pPr>
+      <w:r>
+        <w:rPr>
+          <w:rFonts w:hint="eastAsia"/>
+          <w:sz w:val="22"/>
+          <w:szCs w:val="22"/>
+        </w:rPr>
+        <w:t>配置流转条件（条件分支）</w:t>
+      </w:r>
+    </w:p>
+    <w:p>
+      <w:pPr>
+        <w:pStyle w:val="14"/>
+        <w:spacing w:beforeLines="0" w:afterLines="0"/>
+        <w:rPr>
+          <w:rFonts w:hint="eastAsia"/>
+          <w:sz w:val="22"/>
+          <w:szCs w:val="22"/>
+        </w:rPr>
+      </w:pPr>
+      <w:r>
+        <w:rPr>
+          <w:rFonts w:hint="eastAsia"/>
+          <w:sz w:val="22"/>
+          <w:szCs w:val="22"/>
+        </w:rPr>
+        <w:t>支持退回、撤回、会签、或签等场景</w:t>
+      </w:r>
+    </w:p>
+    <w:p>
+      <w:pPr>
+        <w:pStyle w:val="14"/>
+        <w:spacing w:beforeLines="0" w:afterLines="0"/>
+        <w:rPr>
+          <w:rFonts w:hint="eastAsia"/>
+          <w:sz w:val="22"/>
+          <w:szCs w:val="22"/>
+        </w:rPr>
+      </w:pPr>
+      <w:r>
+        <w:rPr>
+          <w:rFonts w:hint="eastAsia"/>
+          <w:sz w:val="22"/>
+          <w:szCs w:val="22"/>
+        </w:rPr>
+        <w:t>流程预览和测试</w:t>
+      </w:r>
+    </w:p>
+    <w:p>
+      <w:pPr>
+        <w:spacing w:beforeLines="0" w:afterLines="0"/>
+        <w:rPr>
+          <w:rFonts w:hint="eastAsia"/>
+          <w:sz w:val="22"/>
+          <w:szCs w:val="22"/>
+        </w:rPr>
+      </w:pPr>
+    </w:p>
+    <w:p>
+      <w:pPr>
+        <w:spacing w:beforeLines="0" w:afterLines="0"/>
+        <w:rPr>
+          <w:rFonts w:hint="eastAsia"/>
+          <w:sz w:val="22"/>
+          <w:szCs w:val="22"/>
+        </w:rPr>
+      </w:pPr>
+      <w:r>
+        <w:rPr>
+          <w:rFonts w:hint="eastAsia"/>
+          <w:b/>
+          <w:sz w:val="22"/>
+          <w:szCs w:val="22"/>
+        </w:rPr>
+        <w:t>流程节点类型</w:t>
+      </w:r>
+      <w:r>
+        <w:rPr>
+          <w:rFonts w:hint="eastAsia"/>
+          <w:sz w:val="22"/>
+          <w:szCs w:val="22"/>
+        </w:rPr>
+        <w:t>：</w:t>
+      </w:r>
+    </w:p>
+    <w:p>
+      <w:pPr>
+        <w:pStyle w:val="14"/>
+        <w:spacing w:beforeLines="0" w:afterLines="0"/>
+        <w:rPr>
+          <w:rFonts w:hint="eastAsia"/>
+          <w:sz w:val="22"/>
+          <w:szCs w:val="22"/>
+        </w:rPr>
+      </w:pPr>
+      <w:r>
+        <w:rPr>
+          <w:rFonts w:hint="eastAsia"/>
+          <w:sz w:val="22"/>
+          <w:szCs w:val="22"/>
+        </w:rPr>
+        <w:t>开始节点</w:t>
+      </w:r>
+    </w:p>
+    <w:p>
+      <w:pPr>
+        <w:pStyle w:val="14"/>
+        <w:spacing w:beforeLines="0" w:afterLines="0"/>
+        <w:rPr>
+          <w:rFonts w:hint="eastAsia"/>
+          <w:sz w:val="22"/>
+          <w:szCs w:val="22"/>
+        </w:rPr>
+      </w:pPr>
+      <w:r>
+        <w:rPr>
+          <w:rFonts w:hint="eastAsia"/>
+          <w:sz w:val="22"/>
+          <w:szCs w:val="22"/>
+        </w:rPr>
+        <w:t>用户任务节点（人工审批）</w:t>
+      </w:r>
+    </w:p>
+    <w:p>
+      <w:pPr>
+        <w:pStyle w:val="14"/>
+        <w:spacing w:beforeLines="0" w:afterLines="0"/>
+        <w:rPr>
+          <w:rFonts w:hint="eastAsia"/>
+          <w:sz w:val="22"/>
+          <w:szCs w:val="22"/>
+        </w:rPr>
+      </w:pPr>
+      <w:r>
+        <w:rPr>
+          <w:rFonts w:hint="eastAsia"/>
+          <w:sz w:val="22"/>
+          <w:szCs w:val="22"/>
+        </w:rPr>
+        <w:t>服务任务节点（自动处理）</w:t>
+      </w:r>
+    </w:p>
+    <w:p>
+      <w:pPr>
+        <w:pStyle w:val="14"/>
+        <w:spacing w:beforeLines="0" w:afterLines="0"/>
+        <w:rPr>
+          <w:rFonts w:hint="eastAsia"/>
+          <w:sz w:val="22"/>
+          <w:szCs w:val="22"/>
+        </w:rPr>
+      </w:pPr>
+      <w:r>
+        <w:rPr>
+          <w:rFonts w:hint="eastAsia"/>
+          <w:sz w:val="22"/>
+          <w:szCs w:val="22"/>
+        </w:rPr>
+        <w:t>排他网关节点（条件分支）</w:t>
+      </w:r>
+    </w:p>
+    <w:p>
+      <w:pPr>
+        <w:pStyle w:val="14"/>
+        <w:spacing w:beforeLines="0" w:afterLines="0"/>
+        <w:rPr>
+          <w:rFonts w:hint="eastAsia"/>
+          <w:sz w:val="22"/>
+          <w:szCs w:val="22"/>
+        </w:rPr>
+      </w:pPr>
+      <w:r>
+        <w:rPr>
+          <w:rFonts w:hint="eastAsia"/>
+          <w:sz w:val="22"/>
+          <w:szCs w:val="22"/>
+        </w:rPr>
+        <w:t>并行网关节点（并行处理）</w:t>
+      </w:r>
+    </w:p>
+    <w:p>
+      <w:pPr>
+        <w:pStyle w:val="14"/>
+        <w:spacing w:beforeLines="0" w:afterLines="0"/>
+        <w:rPr>
+          <w:rFonts w:hint="eastAsia"/>
+          <w:sz w:val="22"/>
+          <w:szCs w:val="22"/>
+        </w:rPr>
+      </w:pPr>
+      <w:r>
+        <w:rPr>
+          <w:rFonts w:hint="eastAsia"/>
+          <w:sz w:val="22"/>
+          <w:szCs w:val="22"/>
+        </w:rPr>
+        <w:t>结束节点</w:t>
+      </w:r>
+    </w:p>
+    <w:p>
+      <w:pPr>
+        <w:rPr>
+          <w:rFonts w:hint="eastAsia"/>
+          <w:lang w:val="en-US" w:eastAsia="zh-CN"/>
+        </w:rPr>
+      </w:pPr>
+    </w:p>
+    <w:p>
+      <w:pPr>
+        <w:pStyle w:val="14"/>
+        <w:numPr>
+          <w:ilvl w:val="0"/>
+          <w:numId w:val="0"/>
+        </w:numPr>
+        <w:bidi w:val="0"/>
+        <w:ind w:leftChars="0"/>
+        <w:rPr>
+          <w:rFonts w:hint="eastAsia" w:ascii="宋体" w:hAnsi="宋体" w:eastAsia="宋体" w:cs="宋体"/>
+          <w:b/>
+          <w:bCs/>
+          <w:sz w:val="22"/>
+          <w:szCs w:val="22"/>
+          <w:lang w:val="en-US" w:eastAsia="zh-CN"/>
+        </w:rPr>
+      </w:pPr>
+      <w:r>
+        <w:rPr>
+          <w:rFonts w:hint="eastAsia" w:ascii="宋体" w:hAnsi="宋体" w:eastAsia="宋体" w:cs="宋体"/>
+          <w:b/>
+          <w:bCs/>
+          <w:sz w:val="22"/>
+          <w:szCs w:val="22"/>
+          <w:lang w:val="en-US" w:eastAsia="zh-CN"/>
+        </w:rPr>
+        <w:t>核心设计模式 ：</w:t>
+      </w:r>
+    </w:p>
+    <w:p>
+      <w:pPr>
+        <w:pStyle w:val="14"/>
+        <w:bidi w:val="0"/>
+        <w:rPr>
+          <w:rFonts w:hint="eastAsia" w:ascii="宋体" w:hAnsi="宋体" w:eastAsia="宋体" w:cs="宋体"/>
+          <w:sz w:val="22"/>
+          <w:szCs w:val="22"/>
+          <w:lang w:val="en-US" w:eastAsia="zh-CN"/>
+        </w:rPr>
+      </w:pPr>
+      <w:r>
+        <w:rPr>
+          <w:rFonts w:hint="eastAsia" w:ascii="宋体" w:hAnsi="宋体" w:eastAsia="宋体" w:cs="宋体"/>
+          <w:sz w:val="22"/>
+          <w:szCs w:val="22"/>
+          <w:lang w:val="en-US" w:eastAsia="zh-CN"/>
+        </w:rPr>
+        <w:t>模板模式 ： SpFlowDefinition 作为流程模板， SpFlow 作为流程实例</w:t>
+      </w:r>
+    </w:p>
+    <w:p>
+      <w:pPr>
+        <w:pStyle w:val="14"/>
+        <w:bidi w:val="0"/>
+        <w:rPr>
+          <w:rFonts w:hint="eastAsia" w:ascii="宋体" w:hAnsi="宋体" w:eastAsia="宋体" w:cs="宋体"/>
+          <w:sz w:val="22"/>
+          <w:szCs w:val="22"/>
+          <w:lang w:val="en-US" w:eastAsia="zh-CN"/>
+        </w:rPr>
+      </w:pPr>
+      <w:r>
+        <w:rPr>
+          <w:rFonts w:hint="eastAsia" w:ascii="宋体" w:hAnsi="宋体" w:eastAsia="宋体" w:cs="宋体"/>
+          <w:sz w:val="22"/>
+          <w:szCs w:val="22"/>
+          <w:lang w:val="en-US" w:eastAsia="zh-CN"/>
+        </w:rPr>
+        <w:t>链式模式 ： SpFlowOperRelation 通过 perOper → oper → nextOper 构建工序链</w:t>
+      </w:r>
+    </w:p>
+    <w:p>
+      <w:pPr>
+        <w:pStyle w:val="14"/>
+        <w:bidi w:val="0"/>
+        <w:rPr>
+          <w:rFonts w:hint="eastAsia" w:ascii="宋体" w:hAnsi="宋体" w:eastAsia="宋体" w:cs="宋体"/>
+          <w:sz w:val="22"/>
+          <w:szCs w:val="22"/>
+          <w:lang w:val="en-US" w:eastAsia="zh-CN"/>
+        </w:rPr>
+      </w:pPr>
+      <w:r>
+        <w:rPr>
+          <w:rFonts w:hint="eastAsia" w:ascii="宋体" w:hAnsi="宋体" w:eastAsia="宋体" w:cs="宋体"/>
+          <w:sz w:val="22"/>
+          <w:szCs w:val="22"/>
+          <w:lang w:val="en-US" w:eastAsia="zh-CN"/>
+        </w:rPr>
+        <w:t>版本控制 ：通过 version 字段支持流程多版本管理</w:t>
+      </w:r>
+    </w:p>
+    <w:p>
+      <w:pPr>
+        <w:pStyle w:val="14"/>
+        <w:bidi w:val="0"/>
+        <w:rPr>
+          <w:rFonts w:hint="eastAsia" w:ascii="宋体" w:hAnsi="宋体" w:eastAsia="宋体" w:cs="宋体"/>
+          <w:sz w:val="22"/>
+          <w:szCs w:val="22"/>
+          <w:lang w:val="en-US" w:eastAsia="zh-CN"/>
+        </w:rPr>
+      </w:pPr>
+      <w:r>
+        <w:rPr>
+          <w:rFonts w:hint="eastAsia" w:ascii="宋体" w:hAnsi="宋体" w:eastAsia="宋体" w:cs="宋体"/>
+          <w:sz w:val="22"/>
+          <w:szCs w:val="22"/>
+          <w:lang w:val="en-US" w:eastAsia="zh-CN"/>
+        </w:rPr>
+        <w:t>脚本引擎 ： SpFlowScriptEngine 支持自定义流程执行逻辑</w:t>
+      </w:r>
+    </w:p>
+    <w:p>
+      <w:pPr>
+        <w:rPr>
+          <w:rFonts w:hint="eastAsia"/>
+          <w:lang w:val="en-US" w:eastAsia="zh-CN"/>
+        </w:rPr>
+      </w:pPr>
+    </w:p>
+    <w:p>
+      <w:pPr>
+        <w:rPr>
+          <w:rFonts w:hint="default"/>
+          <w:b/>
+          <w:bCs/>
+          <w:sz w:val="22"/>
+          <w:szCs w:val="22"/>
+          <w:lang w:val="en-US" w:eastAsia="zh-CN"/>
+        </w:rPr>
+      </w:pPr>
+      <w:r>
+        <w:rPr>
+          <w:rFonts w:hint="eastAsia"/>
+          <w:b/>
+          <w:bCs/>
+          <w:sz w:val="22"/>
+          <w:szCs w:val="22"/>
+          <w:lang w:val="en-US" w:eastAsia="zh-CN"/>
+        </w:rPr>
+        <w:t>连线渲染（SVG贝塞尔曲线）核心代码：</w:t>
+      </w:r>
+    </w:p>
+    <w:p>
+      <w:pPr>
+        <w:keepNext w:val="0"/>
+        <w:keepLines w:val="0"/>
+        <w:pageBreakBefore w:val="0"/>
+        <w:widowControl w:val="0"/>
+        <w:shd w:val="clear" w:fill="F1F1F1" w:themeFill="background1" w:themeFillShade="F2"/>
+        <w:kinsoku/>
+        <w:wordWrap/>
+        <w:overflowPunct/>
+        <w:topLinePunct w:val="0"/>
+        <w:autoSpaceDE/>
+        <w:autoSpaceDN/>
+        <w:bidi w:val="0"/>
+        <w:adjustRightInd w:val="0"/>
+        <w:snapToGrid w:val="0"/>
+        <w:spacing w:after="0" w:afterLines="0"/>
+        <w:textAlignment w:val="auto"/>
+        <w:rPr>
+          <w:rFonts w:hint="eastAsia"/>
+          <w:sz w:val="22"/>
+          <w:szCs w:val="22"/>
+          <w:lang w:val="en-US" w:eastAsia="zh-CN"/>
+        </w:rPr>
+      </w:pPr>
+      <w:r>
+        <w:rPr>
+          <w:rFonts w:hint="eastAsia"/>
+          <w:sz w:val="22"/>
+          <w:szCs w:val="22"/>
+          <w:lang w:val="en-US" w:eastAsia="zh-CN"/>
+        </w:rPr>
+        <w:t>function renderLinks() {</w:t>
+      </w:r>
+    </w:p>
+    <w:p>
+      <w:pPr>
+        <w:keepNext w:val="0"/>
+        <w:keepLines w:val="0"/>
+        <w:pageBreakBefore w:val="0"/>
+        <w:widowControl w:val="0"/>
+        <w:shd w:val="clear" w:fill="F1F1F1" w:themeFill="background1" w:themeFillShade="F2"/>
+        <w:kinsoku/>
+        <w:wordWrap/>
+        <w:overflowPunct/>
+        <w:topLinePunct w:val="0"/>
+        <w:autoSpaceDE/>
+        <w:autoSpaceDN/>
+        <w:bidi w:val="0"/>
+        <w:adjustRightInd w:val="0"/>
+        <w:snapToGrid w:val="0"/>
+        <w:spacing w:after="0" w:afterLines="0"/>
+        <w:textAlignment w:val="auto"/>
+        <w:rPr>
+          <w:rFonts w:hint="eastAsia"/>
+          <w:sz w:val="22"/>
+          <w:szCs w:val="22"/>
+          <w:lang w:val="en-US" w:eastAsia="zh-CN"/>
+        </w:rPr>
+      </w:pPr>
+      <w:r>
+        <w:rPr>
+          <w:rFonts w:hint="eastAsia"/>
+          <w:sz w:val="22"/>
+          <w:szCs w:val="22"/>
+          <w:lang w:val="en-US" w:eastAsia="zh-CN"/>
+        </w:rPr>
+        <w:t xml:space="preserve">    // 清除旧连线</w:t>
+      </w:r>
+    </w:p>
+    <w:p>
+      <w:pPr>
+        <w:keepNext w:val="0"/>
+        <w:keepLines w:val="0"/>
+        <w:pageBreakBefore w:val="0"/>
+        <w:widowControl w:val="0"/>
+        <w:shd w:val="clear" w:fill="F1F1F1" w:themeFill="background1" w:themeFillShade="F2"/>
+        <w:kinsoku/>
+        <w:wordWrap/>
+        <w:overflowPunct/>
+        <w:topLinePunct w:val="0"/>
+        <w:autoSpaceDE/>
+        <w:autoSpaceDN/>
+        <w:bidi w:val="0"/>
+        <w:adjustRightInd w:val="0"/>
+        <w:snapToGrid w:val="0"/>
+        <w:spacing w:after="0" w:afterLines="0"/>
+        <w:textAlignment w:val="auto"/>
+        <w:rPr>
+          <w:rFonts w:hint="eastAsia"/>
+          <w:sz w:val="22"/>
+          <w:szCs w:val="22"/>
+          <w:lang w:val="en-US" w:eastAsia="zh-CN"/>
+        </w:rPr>
+      </w:pPr>
+      <w:r>
+        <w:rPr>
+          <w:rFonts w:hint="eastAsia"/>
+          <w:sz w:val="22"/>
+          <w:szCs w:val="22"/>
+          <w:lang w:val="en-US" w:eastAsia="zh-CN"/>
+        </w:rPr>
+        <w:t xml:space="preserve">    var existing = $svg[0].querySelectorAll('path.flow-link');</w:t>
+      </w:r>
+    </w:p>
+    <w:p>
+      <w:pPr>
+        <w:keepNext w:val="0"/>
+        <w:keepLines w:val="0"/>
+        <w:pageBreakBefore w:val="0"/>
+        <w:widowControl w:val="0"/>
+        <w:shd w:val="clear" w:fill="F1F1F1" w:themeFill="background1" w:themeFillShade="F2"/>
+        <w:kinsoku/>
+        <w:wordWrap/>
+        <w:overflowPunct/>
+        <w:topLinePunct w:val="0"/>
+        <w:autoSpaceDE/>
+        <w:autoSpaceDN/>
+        <w:bidi w:val="0"/>
+        <w:adjustRightInd w:val="0"/>
+        <w:snapToGrid w:val="0"/>
+        <w:spacing w:after="0" w:afterLines="0"/>
+        <w:textAlignment w:val="auto"/>
+        <w:rPr>
+          <w:rFonts w:hint="eastAsia"/>
+          <w:sz w:val="22"/>
+          <w:szCs w:val="22"/>
+          <w:lang w:val="en-US" w:eastAsia="zh-CN"/>
+        </w:rPr>
+      </w:pPr>
+      <w:r>
+        <w:rPr>
+          <w:rFonts w:hint="eastAsia"/>
+          <w:sz w:val="22"/>
+          <w:szCs w:val="22"/>
+          <w:lang w:val="en-US" w:eastAsia="zh-CN"/>
+        </w:rPr>
+        <w:t xml:space="preserve">    for (var i = existing.length - 1; i &gt;= 0; i--) {</w:t>
+      </w:r>
+    </w:p>
+    <w:p>
+      <w:pPr>
+        <w:keepNext w:val="0"/>
+        <w:keepLines w:val="0"/>
+        <w:pageBreakBefore w:val="0"/>
+        <w:widowControl w:val="0"/>
+        <w:shd w:val="clear" w:fill="F1F1F1" w:themeFill="background1" w:themeFillShade="F2"/>
+        <w:kinsoku/>
+        <w:wordWrap/>
+        <w:overflowPunct/>
+        <w:topLinePunct w:val="0"/>
+        <w:autoSpaceDE/>
+        <w:autoSpaceDN/>
+        <w:bidi w:val="0"/>
+        <w:adjustRightInd w:val="0"/>
+        <w:snapToGrid w:val="0"/>
+        <w:spacing w:after="0" w:afterLines="0"/>
+        <w:textAlignment w:val="auto"/>
+        <w:rPr>
+          <w:rFonts w:hint="eastAsia"/>
+          <w:sz w:val="22"/>
+          <w:szCs w:val="22"/>
+          <w:lang w:val="en-US" w:eastAsia="zh-CN"/>
+        </w:rPr>
+      </w:pPr>
+      <w:r>
+        <w:rPr>
+          <w:rFonts w:hint="eastAsia"/>
+          <w:sz w:val="22"/>
+          <w:szCs w:val="22"/>
+          <w:lang w:val="en-US" w:eastAsia="zh-CN"/>
+        </w:rPr>
+        <w:t xml:space="preserve">        existing[i].parentNode.removeChild(existing[i]);</w:t>
+      </w:r>
+    </w:p>
+    <w:p>
+      <w:pPr>
+        <w:keepNext w:val="0"/>
+        <w:keepLines w:val="0"/>
+        <w:pageBreakBefore w:val="0"/>
+        <w:widowControl w:val="0"/>
+        <w:shd w:val="clear" w:fill="F1F1F1" w:themeFill="background1" w:themeFillShade="F2"/>
+        <w:kinsoku/>
+        <w:wordWrap/>
+        <w:overflowPunct/>
+        <w:topLinePunct w:val="0"/>
+        <w:autoSpaceDE/>
+        <w:autoSpaceDN/>
+        <w:bidi w:val="0"/>
+        <w:adjustRightInd w:val="0"/>
+        <w:snapToGrid w:val="0"/>
+        <w:spacing w:after="0" w:afterLines="0"/>
+        <w:textAlignment w:val="auto"/>
+        <w:rPr>
+          <w:rFonts w:hint="eastAsia"/>
+          <w:sz w:val="22"/>
+          <w:szCs w:val="22"/>
+          <w:lang w:val="en-US" w:eastAsia="zh-CN"/>
+        </w:rPr>
+      </w:pPr>
+      <w:r>
+        <w:rPr>
+          <w:rFonts w:hint="eastAsia"/>
+          <w:sz w:val="22"/>
+          <w:szCs w:val="22"/>
+          <w:lang w:val="en-US" w:eastAsia="zh-CN"/>
+        </w:rPr>
+        <w:t xml:space="preserve">    }</w:t>
+      </w:r>
+    </w:p>
+    <w:p>
+      <w:pPr>
+        <w:keepNext w:val="0"/>
+        <w:keepLines w:val="0"/>
+        <w:pageBreakBefore w:val="0"/>
+        <w:widowControl w:val="0"/>
+        <w:shd w:val="clear" w:fill="F1F1F1" w:themeFill="background1" w:themeFillShade="F2"/>
+        <w:kinsoku/>
+        <w:wordWrap/>
+        <w:overflowPunct/>
+        <w:topLinePunct w:val="0"/>
+        <w:autoSpaceDE/>
+        <w:autoSpaceDN/>
+        <w:bidi w:val="0"/>
+        <w:adjustRightInd w:val="0"/>
+        <w:snapToGrid w:val="0"/>
+        <w:spacing w:after="0" w:afterLines="0"/>
+        <w:textAlignment w:val="auto"/>
+        <w:rPr>
+          <w:rFonts w:hint="eastAsia"/>
+          <w:sz w:val="22"/>
+          <w:szCs w:val="22"/>
+          <w:lang w:val="en-US" w:eastAsia="zh-CN"/>
+        </w:rPr>
+      </w:pPr>
+      <w:r>
+        <w:rPr>
+          <w:rFonts w:hint="eastAsia"/>
+          <w:sz w:val="22"/>
+          <w:szCs w:val="22"/>
+          <w:lang w:val="en-US" w:eastAsia="zh-CN"/>
+        </w:rPr>
+        <w:t xml:space="preserve">    // 绘制新连线</w:t>
+      </w:r>
+    </w:p>
+    <w:p>
+      <w:pPr>
+        <w:keepNext w:val="0"/>
+        <w:keepLines w:val="0"/>
+        <w:pageBreakBefore w:val="0"/>
+        <w:widowControl w:val="0"/>
+        <w:shd w:val="clear" w:fill="F1F1F1" w:themeFill="background1" w:themeFillShade="F2"/>
+        <w:kinsoku/>
+        <w:wordWrap/>
+        <w:overflowPunct/>
+        <w:topLinePunct w:val="0"/>
+        <w:autoSpaceDE/>
+        <w:autoSpaceDN/>
+        <w:bidi w:val="0"/>
+        <w:adjustRightInd w:val="0"/>
+        <w:snapToGrid w:val="0"/>
+        <w:spacing w:after="0" w:afterLines="0"/>
+        <w:textAlignment w:val="auto"/>
+        <w:rPr>
+          <w:rFonts w:hint="eastAsia"/>
+          <w:sz w:val="22"/>
+          <w:szCs w:val="22"/>
+          <w:lang w:val="en-US" w:eastAsia="zh-CN"/>
+        </w:rPr>
+      </w:pPr>
+      <w:r>
+        <w:rPr>
+          <w:rFonts w:hint="eastAsia"/>
+          <w:sz w:val="22"/>
+          <w:szCs w:val="22"/>
+          <w:lang w:val="en-US" w:eastAsia="zh-CN"/>
+        </w:rPr>
+        <w:t xml:space="preserve">    state.links.forEach(function (link) {</w:t>
+      </w:r>
+    </w:p>
+    <w:p>
+      <w:pPr>
+        <w:keepNext w:val="0"/>
+        <w:keepLines w:val="0"/>
+        <w:pageBreakBefore w:val="0"/>
+        <w:widowControl w:val="0"/>
+        <w:shd w:val="clear" w:fill="F1F1F1" w:themeFill="background1" w:themeFillShade="F2"/>
+        <w:kinsoku/>
+        <w:wordWrap/>
+        <w:overflowPunct/>
+        <w:topLinePunct w:val="0"/>
+        <w:autoSpaceDE/>
+        <w:autoSpaceDN/>
+        <w:bidi w:val="0"/>
+        <w:adjustRightInd w:val="0"/>
+        <w:snapToGrid w:val="0"/>
+        <w:spacing w:after="0" w:afterLines="0"/>
+        <w:textAlignment w:val="auto"/>
+        <w:rPr>
+          <w:rFonts w:hint="eastAsia"/>
+          <w:sz w:val="22"/>
+          <w:szCs w:val="22"/>
+          <w:lang w:val="en-US" w:eastAsia="zh-CN"/>
+        </w:rPr>
+      </w:pPr>
+      <w:r>
+        <w:rPr>
+          <w:rFonts w:hint="eastAsia"/>
+          <w:sz w:val="22"/>
+          <w:szCs w:val="22"/>
+          <w:lang w:val="en-US" w:eastAsia="zh-CN"/>
+        </w:rPr>
+        <w:t xml:space="preserve">        var from = nodeById(link.from);</w:t>
+      </w:r>
+    </w:p>
+    <w:p>
+      <w:pPr>
+        <w:keepNext w:val="0"/>
+        <w:keepLines w:val="0"/>
+        <w:pageBreakBefore w:val="0"/>
+        <w:widowControl w:val="0"/>
+        <w:shd w:val="clear" w:fill="F1F1F1" w:themeFill="background1" w:themeFillShade="F2"/>
+        <w:kinsoku/>
+        <w:wordWrap/>
+        <w:overflowPunct/>
+        <w:topLinePunct w:val="0"/>
+        <w:autoSpaceDE/>
+        <w:autoSpaceDN/>
+        <w:bidi w:val="0"/>
+        <w:adjustRightInd w:val="0"/>
+        <w:snapToGrid w:val="0"/>
+        <w:spacing w:after="0" w:afterLines="0"/>
+        <w:textAlignment w:val="auto"/>
+        <w:rPr>
+          <w:rFonts w:hint="eastAsia"/>
+          <w:sz w:val="22"/>
+          <w:szCs w:val="22"/>
+          <w:lang w:val="en-US" w:eastAsia="zh-CN"/>
+        </w:rPr>
+      </w:pPr>
+      <w:r>
+        <w:rPr>
+          <w:rFonts w:hint="eastAsia"/>
+          <w:sz w:val="22"/>
+          <w:szCs w:val="22"/>
+          <w:lang w:val="en-US" w:eastAsia="zh-CN"/>
+        </w:rPr>
+        <w:t xml:space="preserve">        var to = nodeById(link.to);</w:t>
+      </w:r>
+    </w:p>
+    <w:p>
+      <w:pPr>
+        <w:keepNext w:val="0"/>
+        <w:keepLines w:val="0"/>
+        <w:pageBreakBefore w:val="0"/>
+        <w:widowControl w:val="0"/>
+        <w:shd w:val="clear" w:fill="F1F1F1" w:themeFill="background1" w:themeFillShade="F2"/>
+        <w:kinsoku/>
+        <w:wordWrap/>
+        <w:overflowPunct/>
+        <w:topLinePunct w:val="0"/>
+        <w:autoSpaceDE/>
+        <w:autoSpaceDN/>
+        <w:bidi w:val="0"/>
+        <w:adjustRightInd w:val="0"/>
+        <w:snapToGrid w:val="0"/>
+        <w:spacing w:after="0" w:afterLines="0"/>
+        <w:textAlignment w:val="auto"/>
+        <w:rPr>
+          <w:rFonts w:hint="eastAsia"/>
+          <w:sz w:val="22"/>
+          <w:szCs w:val="22"/>
+          <w:lang w:val="en-US" w:eastAsia="zh-CN"/>
+        </w:rPr>
+      </w:pPr>
+      <w:r>
+        <w:rPr>
+          <w:rFonts w:hint="eastAsia"/>
+          <w:sz w:val="22"/>
+          <w:szCs w:val="22"/>
+          <w:lang w:val="en-US" w:eastAsia="zh-CN"/>
+        </w:rPr>
+        <w:t xml:space="preserve">        if (!from || !to) return;</w:t>
+      </w:r>
+    </w:p>
+    <w:p>
+      <w:pPr>
+        <w:keepNext w:val="0"/>
+        <w:keepLines w:val="0"/>
+        <w:pageBreakBefore w:val="0"/>
+        <w:widowControl w:val="0"/>
+        <w:shd w:val="clear" w:fill="F1F1F1" w:themeFill="background1" w:themeFillShade="F2"/>
+        <w:kinsoku/>
+        <w:wordWrap/>
+        <w:overflowPunct/>
+        <w:topLinePunct w:val="0"/>
+        <w:autoSpaceDE/>
+        <w:autoSpaceDN/>
+        <w:bidi w:val="0"/>
+        <w:adjustRightInd w:val="0"/>
+        <w:snapToGrid w:val="0"/>
+        <w:spacing w:after="0" w:afterLines="0"/>
+        <w:textAlignment w:val="auto"/>
+        <w:rPr>
+          <w:rFonts w:hint="eastAsia"/>
+          <w:sz w:val="22"/>
+          <w:szCs w:val="22"/>
+          <w:lang w:val="en-US" w:eastAsia="zh-CN"/>
+        </w:rPr>
+      </w:pPr>
+      <w:r>
+        <w:rPr>
+          <w:rFonts w:hint="eastAsia"/>
+          <w:sz w:val="22"/>
+          <w:szCs w:val="22"/>
+          <w:lang w:val="en-US" w:eastAsia="zh-CN"/>
+        </w:rPr>
+        <w:t xml:space="preserve">        </w:t>
+      </w:r>
+    </w:p>
+    <w:p>
+      <w:pPr>
+        <w:keepNext w:val="0"/>
+        <w:keepLines w:val="0"/>
+        <w:pageBreakBefore w:val="0"/>
+        <w:widowControl w:val="0"/>
+        <w:shd w:val="clear" w:fill="F1F1F1" w:themeFill="background1" w:themeFillShade="F2"/>
+        <w:kinsoku/>
+        <w:wordWrap/>
+        <w:overflowPunct/>
+        <w:topLinePunct w:val="0"/>
+        <w:autoSpaceDE/>
+        <w:autoSpaceDN/>
+        <w:bidi w:val="0"/>
+        <w:adjustRightInd w:val="0"/>
+        <w:snapToGrid w:val="0"/>
+        <w:spacing w:after="0" w:afterLines="0"/>
+        <w:textAlignment w:val="auto"/>
+        <w:rPr>
+          <w:rFonts w:hint="eastAsia"/>
+          <w:sz w:val="22"/>
+          <w:szCs w:val="22"/>
+          <w:lang w:val="en-US" w:eastAsia="zh-CN"/>
+        </w:rPr>
+      </w:pPr>
+      <w:r>
+        <w:rPr>
+          <w:rFonts w:hint="eastAsia"/>
+          <w:sz w:val="22"/>
+          <w:szCs w:val="22"/>
+          <w:lang w:val="en-US" w:eastAsia="zh-CN"/>
+        </w:rPr>
+        <w:t xml:space="preserve">        // 计算起点和终点坐标</w:t>
+      </w:r>
+    </w:p>
+    <w:p>
+      <w:pPr>
+        <w:keepNext w:val="0"/>
+        <w:keepLines w:val="0"/>
+        <w:pageBreakBefore w:val="0"/>
+        <w:widowControl w:val="0"/>
+        <w:shd w:val="clear" w:fill="F1F1F1" w:themeFill="background1" w:themeFillShade="F2"/>
+        <w:kinsoku/>
+        <w:wordWrap/>
+        <w:overflowPunct/>
+        <w:topLinePunct w:val="0"/>
+        <w:autoSpaceDE/>
+        <w:autoSpaceDN/>
+        <w:bidi w:val="0"/>
+        <w:adjustRightInd w:val="0"/>
+        <w:snapToGrid w:val="0"/>
+        <w:spacing w:after="0" w:afterLines="0"/>
+        <w:textAlignment w:val="auto"/>
+        <w:rPr>
+          <w:rFonts w:hint="eastAsia"/>
+          <w:sz w:val="22"/>
+          <w:szCs w:val="22"/>
+          <w:lang w:val="en-US" w:eastAsia="zh-CN"/>
+        </w:rPr>
+      </w:pPr>
+      <w:r>
+        <w:rPr>
+          <w:rFonts w:hint="eastAsia"/>
+          <w:sz w:val="22"/>
+          <w:szCs w:val="22"/>
+          <w:lang w:val="en-US" w:eastAsia="zh-CN"/>
+        </w:rPr>
+        <w:t xml:space="preserve">        var a = linkPoint(from, 'right');  // 起点：源节点右侧</w:t>
+      </w:r>
+    </w:p>
+    <w:p>
+      <w:pPr>
+        <w:keepNext w:val="0"/>
+        <w:keepLines w:val="0"/>
+        <w:pageBreakBefore w:val="0"/>
+        <w:widowControl w:val="0"/>
+        <w:shd w:val="clear" w:fill="F1F1F1" w:themeFill="background1" w:themeFillShade="F2"/>
+        <w:kinsoku/>
+        <w:wordWrap/>
+        <w:overflowPunct/>
+        <w:topLinePunct w:val="0"/>
+        <w:autoSpaceDE/>
+        <w:autoSpaceDN/>
+        <w:bidi w:val="0"/>
+        <w:adjustRightInd w:val="0"/>
+        <w:snapToGrid w:val="0"/>
+        <w:spacing w:after="0" w:afterLines="0"/>
+        <w:textAlignment w:val="auto"/>
+        <w:rPr>
+          <w:rFonts w:hint="eastAsia"/>
+          <w:sz w:val="22"/>
+          <w:szCs w:val="22"/>
+          <w:lang w:val="en-US" w:eastAsia="zh-CN"/>
+        </w:rPr>
+      </w:pPr>
+      <w:r>
+        <w:rPr>
+          <w:rFonts w:hint="eastAsia"/>
+          <w:sz w:val="22"/>
+          <w:szCs w:val="22"/>
+          <w:lang w:val="en-US" w:eastAsia="zh-CN"/>
+        </w:rPr>
+        <w:t xml:space="preserve">        var b = linkPoint(to, 'left');     // 终点：目标节点左侧</w:t>
+      </w:r>
+    </w:p>
+    <w:p>
+      <w:pPr>
+        <w:keepNext w:val="0"/>
+        <w:keepLines w:val="0"/>
+        <w:pageBreakBefore w:val="0"/>
+        <w:widowControl w:val="0"/>
+        <w:shd w:val="clear" w:fill="F1F1F1" w:themeFill="background1" w:themeFillShade="F2"/>
+        <w:kinsoku/>
+        <w:wordWrap/>
+        <w:overflowPunct/>
+        <w:topLinePunct w:val="0"/>
+        <w:autoSpaceDE/>
+        <w:autoSpaceDN/>
+        <w:bidi w:val="0"/>
+        <w:adjustRightInd w:val="0"/>
+        <w:snapToGrid w:val="0"/>
+        <w:spacing w:after="0" w:afterLines="0"/>
+        <w:textAlignment w:val="auto"/>
+        <w:rPr>
+          <w:rFonts w:hint="eastAsia"/>
+          <w:sz w:val="22"/>
+          <w:szCs w:val="22"/>
+          <w:lang w:val="en-US" w:eastAsia="zh-CN"/>
+        </w:rPr>
+      </w:pPr>
+      <w:r>
+        <w:rPr>
+          <w:rFonts w:hint="eastAsia"/>
+          <w:sz w:val="22"/>
+          <w:szCs w:val="22"/>
+          <w:lang w:val="en-US" w:eastAsia="zh-CN"/>
+        </w:rPr>
+        <w:t xml:space="preserve">        </w:t>
+      </w:r>
+    </w:p>
+    <w:p>
+      <w:pPr>
+        <w:keepNext w:val="0"/>
+        <w:keepLines w:val="0"/>
+        <w:pageBreakBefore w:val="0"/>
+        <w:widowControl w:val="0"/>
+        <w:shd w:val="clear" w:fill="F1F1F1" w:themeFill="background1" w:themeFillShade="F2"/>
+        <w:kinsoku/>
+        <w:wordWrap/>
+        <w:overflowPunct/>
+        <w:topLinePunct w:val="0"/>
+        <w:autoSpaceDE/>
+        <w:autoSpaceDN/>
+        <w:bidi w:val="0"/>
+        <w:adjustRightInd w:val="0"/>
+        <w:snapToGrid w:val="0"/>
+        <w:spacing w:after="0" w:afterLines="0"/>
+        <w:textAlignment w:val="auto"/>
+        <w:rPr>
+          <w:rFonts w:hint="eastAsia"/>
+          <w:sz w:val="22"/>
+          <w:szCs w:val="22"/>
+          <w:lang w:val="en-US" w:eastAsia="zh-CN"/>
+        </w:rPr>
+      </w:pPr>
+      <w:r>
+        <w:rPr>
+          <w:rFonts w:hint="eastAsia"/>
+          <w:sz w:val="22"/>
+          <w:szCs w:val="22"/>
+          <w:lang w:val="en-US" w:eastAsia="zh-CN"/>
+        </w:rPr>
+        <w:t xml:space="preserve">        // 计算贝塞尔曲线控制点</w:t>
+      </w:r>
+    </w:p>
+    <w:p>
+      <w:pPr>
+        <w:keepNext w:val="0"/>
+        <w:keepLines w:val="0"/>
+        <w:pageBreakBefore w:val="0"/>
+        <w:widowControl w:val="0"/>
+        <w:shd w:val="clear" w:fill="F1F1F1" w:themeFill="background1" w:themeFillShade="F2"/>
+        <w:kinsoku/>
+        <w:wordWrap/>
+        <w:overflowPunct/>
+        <w:topLinePunct w:val="0"/>
+        <w:autoSpaceDE/>
+        <w:autoSpaceDN/>
+        <w:bidi w:val="0"/>
+        <w:adjustRightInd w:val="0"/>
+        <w:snapToGrid w:val="0"/>
+        <w:spacing w:after="0" w:afterLines="0"/>
+        <w:textAlignment w:val="auto"/>
+        <w:rPr>
+          <w:rFonts w:hint="eastAsia"/>
+          <w:sz w:val="22"/>
+          <w:szCs w:val="22"/>
+          <w:lang w:val="en-US" w:eastAsia="zh-CN"/>
+        </w:rPr>
+      </w:pPr>
+      <w:r>
+        <w:rPr>
+          <w:rFonts w:hint="eastAsia"/>
+          <w:sz w:val="22"/>
+          <w:szCs w:val="22"/>
+          <w:lang w:val="en-US" w:eastAsia="zh-CN"/>
+        </w:rPr>
+        <w:t xml:space="preserve">        var midX = a.x + (b.x - a.x) * 0.5;</w:t>
+      </w:r>
+    </w:p>
+    <w:p>
+      <w:pPr>
+        <w:keepNext w:val="0"/>
+        <w:keepLines w:val="0"/>
+        <w:pageBreakBefore w:val="0"/>
+        <w:widowControl w:val="0"/>
+        <w:shd w:val="clear" w:fill="F1F1F1" w:themeFill="background1" w:themeFillShade="F2"/>
+        <w:kinsoku/>
+        <w:wordWrap/>
+        <w:overflowPunct/>
+        <w:topLinePunct w:val="0"/>
+        <w:autoSpaceDE/>
+        <w:autoSpaceDN/>
+        <w:bidi w:val="0"/>
+        <w:adjustRightInd w:val="0"/>
+        <w:snapToGrid w:val="0"/>
+        <w:spacing w:after="0" w:afterLines="0"/>
+        <w:textAlignment w:val="auto"/>
+        <w:rPr>
+          <w:rFonts w:hint="eastAsia"/>
+          <w:sz w:val="22"/>
+          <w:szCs w:val="22"/>
+          <w:lang w:val="en-US" w:eastAsia="zh-CN"/>
+        </w:rPr>
+      </w:pPr>
+      <w:r>
+        <w:rPr>
+          <w:rFonts w:hint="eastAsia"/>
+          <w:sz w:val="22"/>
+          <w:szCs w:val="22"/>
+          <w:lang w:val="en-US" w:eastAsia="zh-CN"/>
+        </w:rPr>
+        <w:t xml:space="preserve">        </w:t>
+      </w:r>
+    </w:p>
+    <w:p>
+      <w:pPr>
+        <w:keepNext w:val="0"/>
+        <w:keepLines w:val="0"/>
+        <w:pageBreakBefore w:val="0"/>
+        <w:widowControl w:val="0"/>
+        <w:shd w:val="clear" w:fill="F1F1F1" w:themeFill="background1" w:themeFillShade="F2"/>
+        <w:kinsoku/>
+        <w:wordWrap/>
+        <w:overflowPunct/>
+        <w:topLinePunct w:val="0"/>
+        <w:autoSpaceDE/>
+        <w:autoSpaceDN/>
+        <w:bidi w:val="0"/>
+        <w:adjustRightInd w:val="0"/>
+        <w:snapToGrid w:val="0"/>
+        <w:spacing w:after="0" w:afterLines="0"/>
+        <w:textAlignment w:val="auto"/>
+        <w:rPr>
+          <w:rFonts w:hint="eastAsia"/>
+          <w:sz w:val="22"/>
+          <w:szCs w:val="22"/>
+          <w:lang w:val="en-US" w:eastAsia="zh-CN"/>
+        </w:rPr>
+      </w:pPr>
+      <w:r>
+        <w:rPr>
+          <w:rFonts w:hint="eastAsia"/>
+          <w:sz w:val="22"/>
+          <w:szCs w:val="22"/>
+          <w:lang w:val="en-US" w:eastAsia="zh-CN"/>
+        </w:rPr>
+        <w:t xml:space="preserve">        // 构建三次贝塞尔曲线</w:t>
+      </w:r>
+    </w:p>
+    <w:p>
+      <w:pPr>
+        <w:keepNext w:val="0"/>
+        <w:keepLines w:val="0"/>
+        <w:pageBreakBefore w:val="0"/>
+        <w:widowControl w:val="0"/>
+        <w:shd w:val="clear" w:fill="F1F1F1" w:themeFill="background1" w:themeFillShade="F2"/>
+        <w:kinsoku/>
+        <w:wordWrap/>
+        <w:overflowPunct/>
+        <w:topLinePunct w:val="0"/>
+        <w:autoSpaceDE/>
+        <w:autoSpaceDN/>
+        <w:bidi w:val="0"/>
+        <w:adjustRightInd w:val="0"/>
+        <w:snapToGrid w:val="0"/>
+        <w:spacing w:after="0" w:afterLines="0"/>
+        <w:textAlignment w:val="auto"/>
+        <w:rPr>
+          <w:rFonts w:hint="eastAsia"/>
+          <w:sz w:val="22"/>
+          <w:szCs w:val="22"/>
+          <w:lang w:val="en-US" w:eastAsia="zh-CN"/>
+        </w:rPr>
+      </w:pPr>
+      <w:r>
+        <w:rPr>
+          <w:rFonts w:hint="eastAsia"/>
+          <w:sz w:val="22"/>
+          <w:szCs w:val="22"/>
+          <w:lang w:val="en-US" w:eastAsia="zh-CN"/>
+        </w:rPr>
+        <w:t xml:space="preserve">        var d = 'M ' + a.x + ' ' + a.y + </w:t>
+      </w:r>
+    </w:p>
+    <w:p>
+      <w:pPr>
+        <w:keepNext w:val="0"/>
+        <w:keepLines w:val="0"/>
+        <w:pageBreakBefore w:val="0"/>
+        <w:widowControl w:val="0"/>
+        <w:shd w:val="clear" w:fill="F1F1F1" w:themeFill="background1" w:themeFillShade="F2"/>
+        <w:kinsoku/>
+        <w:wordWrap/>
+        <w:overflowPunct/>
+        <w:topLinePunct w:val="0"/>
+        <w:autoSpaceDE/>
+        <w:autoSpaceDN/>
+        <w:bidi w:val="0"/>
+        <w:adjustRightInd w:val="0"/>
+        <w:snapToGrid w:val="0"/>
+        <w:spacing w:after="0" w:afterLines="0"/>
+        <w:textAlignment w:val="auto"/>
+        <w:rPr>
+          <w:rFonts w:hint="eastAsia"/>
+          <w:sz w:val="22"/>
+          <w:szCs w:val="22"/>
+          <w:lang w:val="en-US" w:eastAsia="zh-CN"/>
+        </w:rPr>
+      </w:pPr>
+      <w:r>
+        <w:rPr>
+          <w:rFonts w:hint="eastAsia"/>
+          <w:sz w:val="22"/>
+          <w:szCs w:val="22"/>
+          <w:lang w:val="en-US" w:eastAsia="zh-CN"/>
+        </w:rPr>
+        <w:t xml:space="preserve">                ' C ' + midX + ' ' + a.y + </w:t>
+      </w:r>
+    </w:p>
+    <w:p>
+      <w:pPr>
+        <w:keepNext w:val="0"/>
+        <w:keepLines w:val="0"/>
+        <w:pageBreakBefore w:val="0"/>
+        <w:widowControl w:val="0"/>
+        <w:shd w:val="clear" w:fill="F1F1F1" w:themeFill="background1" w:themeFillShade="F2"/>
+        <w:kinsoku/>
+        <w:wordWrap/>
+        <w:overflowPunct/>
+        <w:topLinePunct w:val="0"/>
+        <w:autoSpaceDE/>
+        <w:autoSpaceDN/>
+        <w:bidi w:val="0"/>
+        <w:adjustRightInd w:val="0"/>
+        <w:snapToGrid w:val="0"/>
+        <w:spacing w:after="0" w:afterLines="0"/>
+        <w:textAlignment w:val="auto"/>
+        <w:rPr>
+          <w:rFonts w:hint="eastAsia"/>
+          <w:sz w:val="22"/>
+          <w:szCs w:val="22"/>
+          <w:lang w:val="en-US" w:eastAsia="zh-CN"/>
+        </w:rPr>
+      </w:pPr>
+      <w:r>
+        <w:rPr>
+          <w:rFonts w:hint="eastAsia"/>
+          <w:sz w:val="22"/>
+          <w:szCs w:val="22"/>
+          <w:lang w:val="en-US" w:eastAsia="zh-CN"/>
+        </w:rPr>
+        <w:t xml:space="preserve">                ', ' + midX + ' ' + b.y + </w:t>
+      </w:r>
+    </w:p>
+    <w:p>
+      <w:pPr>
+        <w:keepNext w:val="0"/>
+        <w:keepLines w:val="0"/>
+        <w:pageBreakBefore w:val="0"/>
+        <w:widowControl w:val="0"/>
+        <w:shd w:val="clear" w:fill="F1F1F1" w:themeFill="background1" w:themeFillShade="F2"/>
+        <w:kinsoku/>
+        <w:wordWrap/>
+        <w:overflowPunct/>
+        <w:topLinePunct w:val="0"/>
+        <w:autoSpaceDE/>
+        <w:autoSpaceDN/>
+        <w:bidi w:val="0"/>
+        <w:adjustRightInd w:val="0"/>
+        <w:snapToGrid w:val="0"/>
+        <w:spacing w:after="0" w:afterLines="0"/>
+        <w:textAlignment w:val="auto"/>
+        <w:rPr>
+          <w:rFonts w:hint="eastAsia"/>
+          <w:sz w:val="22"/>
+          <w:szCs w:val="22"/>
+          <w:lang w:val="en-US" w:eastAsia="zh-CN"/>
+        </w:rPr>
+      </w:pPr>
+      <w:r>
+        <w:rPr>
+          <w:rFonts w:hint="eastAsia"/>
+          <w:sz w:val="22"/>
+          <w:szCs w:val="22"/>
+          <w:lang w:val="en-US" w:eastAsia="zh-CN"/>
+        </w:rPr>
+        <w:t xml:space="preserve">                ', ' + b.x + ' ' + b.y;</w:t>
+      </w:r>
+    </w:p>
+    <w:p>
+      <w:pPr>
+        <w:keepNext w:val="0"/>
+        <w:keepLines w:val="0"/>
+        <w:pageBreakBefore w:val="0"/>
+        <w:widowControl w:val="0"/>
+        <w:shd w:val="clear" w:fill="F1F1F1" w:themeFill="background1" w:themeFillShade="F2"/>
+        <w:kinsoku/>
+        <w:wordWrap/>
+        <w:overflowPunct/>
+        <w:topLinePunct w:val="0"/>
+        <w:autoSpaceDE/>
+        <w:autoSpaceDN/>
+        <w:bidi w:val="0"/>
+        <w:adjustRightInd w:val="0"/>
+        <w:snapToGrid w:val="0"/>
+        <w:spacing w:after="0" w:afterLines="0"/>
+        <w:textAlignment w:val="auto"/>
+        <w:rPr>
+          <w:rFonts w:hint="eastAsia"/>
+          <w:sz w:val="22"/>
+          <w:szCs w:val="22"/>
+          <w:lang w:val="en-US" w:eastAsia="zh-CN"/>
+        </w:rPr>
+      </w:pPr>
+      <w:r>
+        <w:rPr>
+          <w:rFonts w:hint="eastAsia"/>
+          <w:sz w:val="22"/>
+          <w:szCs w:val="22"/>
+          <w:lang w:val="en-US" w:eastAsia="zh-CN"/>
+        </w:rPr>
+        <w:t xml:space="preserve">        </w:t>
+      </w:r>
+    </w:p>
+    <w:p>
+      <w:pPr>
+        <w:keepNext w:val="0"/>
+        <w:keepLines w:val="0"/>
+        <w:pageBreakBefore w:val="0"/>
+        <w:widowControl w:val="0"/>
+        <w:shd w:val="clear" w:fill="F1F1F1" w:themeFill="background1" w:themeFillShade="F2"/>
+        <w:kinsoku/>
+        <w:wordWrap/>
+        <w:overflowPunct/>
+        <w:topLinePunct w:val="0"/>
+        <w:autoSpaceDE/>
+        <w:autoSpaceDN/>
+        <w:bidi w:val="0"/>
+        <w:adjustRightInd w:val="0"/>
+        <w:snapToGrid w:val="0"/>
+        <w:spacing w:after="0" w:afterLines="0"/>
+        <w:textAlignment w:val="auto"/>
+        <w:rPr>
+          <w:rFonts w:hint="eastAsia"/>
+          <w:sz w:val="22"/>
+          <w:szCs w:val="22"/>
+          <w:lang w:val="en-US" w:eastAsia="zh-CN"/>
+        </w:rPr>
+      </w:pPr>
+      <w:r>
+        <w:rPr>
+          <w:rFonts w:hint="eastAsia"/>
+          <w:sz w:val="22"/>
+          <w:szCs w:val="22"/>
+          <w:lang w:val="en-US" w:eastAsia="zh-CN"/>
+        </w:rPr>
+        <w:t xml:space="preserve">        // 创建SVG path元素</w:t>
+      </w:r>
+    </w:p>
+    <w:p>
+      <w:pPr>
+        <w:keepNext w:val="0"/>
+        <w:keepLines w:val="0"/>
+        <w:pageBreakBefore w:val="0"/>
+        <w:widowControl w:val="0"/>
+        <w:shd w:val="clear" w:fill="F1F1F1" w:themeFill="background1" w:themeFillShade="F2"/>
+        <w:kinsoku/>
+        <w:wordWrap/>
+        <w:overflowPunct/>
+        <w:topLinePunct w:val="0"/>
+        <w:autoSpaceDE/>
+        <w:autoSpaceDN/>
+        <w:bidi w:val="0"/>
+        <w:adjustRightInd w:val="0"/>
+        <w:snapToGrid w:val="0"/>
+        <w:spacing w:after="0" w:afterLines="0"/>
+        <w:textAlignment w:val="auto"/>
+        <w:rPr>
+          <w:rFonts w:hint="eastAsia"/>
+          <w:sz w:val="22"/>
+          <w:szCs w:val="22"/>
+          <w:lang w:val="en-US" w:eastAsia="zh-CN"/>
+        </w:rPr>
+      </w:pPr>
+      <w:r>
+        <w:rPr>
+          <w:rFonts w:hint="eastAsia"/>
+          <w:sz w:val="22"/>
+          <w:szCs w:val="22"/>
+          <w:lang w:val="en-US" w:eastAsia="zh-CN"/>
+        </w:rPr>
+        <w:t xml:space="preserve">        var path = document.createElementNS(SVG_NS, 'path');</w:t>
+      </w:r>
+    </w:p>
+    <w:p>
+      <w:pPr>
+        <w:keepNext w:val="0"/>
+        <w:keepLines w:val="0"/>
+        <w:pageBreakBefore w:val="0"/>
+        <w:widowControl w:val="0"/>
+        <w:shd w:val="clear" w:fill="F1F1F1" w:themeFill="background1" w:themeFillShade="F2"/>
+        <w:kinsoku/>
+        <w:wordWrap/>
+        <w:overflowPunct/>
+        <w:topLinePunct w:val="0"/>
+        <w:autoSpaceDE/>
+        <w:autoSpaceDN/>
+        <w:bidi w:val="0"/>
+        <w:adjustRightInd w:val="0"/>
+        <w:snapToGrid w:val="0"/>
+        <w:spacing w:after="0" w:afterLines="0"/>
+        <w:textAlignment w:val="auto"/>
+        <w:rPr>
+          <w:rFonts w:hint="eastAsia"/>
+          <w:sz w:val="22"/>
+          <w:szCs w:val="22"/>
+          <w:lang w:val="en-US" w:eastAsia="zh-CN"/>
+        </w:rPr>
+      </w:pPr>
+      <w:r>
+        <w:rPr>
+          <w:rFonts w:hint="eastAsia"/>
+          <w:sz w:val="22"/>
+          <w:szCs w:val="22"/>
+          <w:lang w:val="en-US" w:eastAsia="zh-CN"/>
+        </w:rPr>
+        <w:t xml:space="preserve">        path.setAttribute('class', 'flow-link');</w:t>
+      </w:r>
+    </w:p>
+    <w:p>
+      <w:pPr>
+        <w:keepNext w:val="0"/>
+        <w:keepLines w:val="0"/>
+        <w:pageBreakBefore w:val="0"/>
+        <w:widowControl w:val="0"/>
+        <w:shd w:val="clear" w:fill="F1F1F1" w:themeFill="background1" w:themeFillShade="F2"/>
+        <w:kinsoku/>
+        <w:wordWrap/>
+        <w:overflowPunct/>
+        <w:topLinePunct w:val="0"/>
+        <w:autoSpaceDE/>
+        <w:autoSpaceDN/>
+        <w:bidi w:val="0"/>
+        <w:adjustRightInd w:val="0"/>
+        <w:snapToGrid w:val="0"/>
+        <w:spacing w:after="0" w:afterLines="0"/>
+        <w:textAlignment w:val="auto"/>
+        <w:rPr>
+          <w:rFonts w:hint="eastAsia"/>
+          <w:sz w:val="22"/>
+          <w:szCs w:val="22"/>
+          <w:lang w:val="en-US" w:eastAsia="zh-CN"/>
+        </w:rPr>
+      </w:pPr>
+      <w:r>
+        <w:rPr>
+          <w:rFonts w:hint="eastAsia"/>
+          <w:sz w:val="22"/>
+          <w:szCs w:val="22"/>
+          <w:lang w:val="en-US" w:eastAsia="zh-CN"/>
+        </w:rPr>
+        <w:t xml:space="preserve">        path.setAttribute('d', d);</w:t>
+      </w:r>
+    </w:p>
+    <w:p>
+      <w:pPr>
+        <w:keepNext w:val="0"/>
+        <w:keepLines w:val="0"/>
+        <w:pageBreakBefore w:val="0"/>
+        <w:widowControl w:val="0"/>
+        <w:shd w:val="clear" w:fill="F1F1F1" w:themeFill="background1" w:themeFillShade="F2"/>
+        <w:kinsoku/>
+        <w:wordWrap/>
+        <w:overflowPunct/>
+        <w:topLinePunct w:val="0"/>
+        <w:autoSpaceDE/>
+        <w:autoSpaceDN/>
+        <w:bidi w:val="0"/>
+        <w:adjustRightInd w:val="0"/>
+        <w:snapToGrid w:val="0"/>
+        <w:spacing w:after="0" w:afterLines="0"/>
+        <w:textAlignment w:val="auto"/>
+        <w:rPr>
+          <w:rFonts w:hint="eastAsia"/>
+          <w:sz w:val="22"/>
+          <w:szCs w:val="22"/>
+          <w:lang w:val="en-US" w:eastAsia="zh-CN"/>
+        </w:rPr>
+      </w:pPr>
+      <w:r>
+        <w:rPr>
+          <w:rFonts w:hint="eastAsia"/>
+          <w:sz w:val="22"/>
+          <w:szCs w:val="22"/>
+          <w:lang w:val="en-US" w:eastAsia="zh-CN"/>
+        </w:rPr>
+        <w:t xml:space="preserve">        path.setAttribute('stroke', '#2f54eb');</w:t>
+      </w:r>
+    </w:p>
+    <w:p>
+      <w:pPr>
+        <w:keepNext w:val="0"/>
+        <w:keepLines w:val="0"/>
+        <w:pageBreakBefore w:val="0"/>
+        <w:widowControl w:val="0"/>
+        <w:shd w:val="clear" w:fill="F1F1F1" w:themeFill="background1" w:themeFillShade="F2"/>
+        <w:kinsoku/>
+        <w:wordWrap/>
+        <w:overflowPunct/>
+        <w:topLinePunct w:val="0"/>
+        <w:autoSpaceDE/>
+        <w:autoSpaceDN/>
+        <w:bidi w:val="0"/>
+        <w:adjustRightInd w:val="0"/>
+        <w:snapToGrid w:val="0"/>
+        <w:spacing w:after="0" w:afterLines="0"/>
+        <w:textAlignment w:val="auto"/>
+        <w:rPr>
+          <w:rFonts w:hint="eastAsia"/>
+          <w:sz w:val="22"/>
+          <w:szCs w:val="22"/>
+          <w:lang w:val="en-US" w:eastAsia="zh-CN"/>
+        </w:rPr>
+      </w:pPr>
+      <w:r>
+        <w:rPr>
+          <w:rFonts w:hint="eastAsia"/>
+          <w:sz w:val="22"/>
+          <w:szCs w:val="22"/>
+          <w:lang w:val="en-US" w:eastAsia="zh-CN"/>
+        </w:rPr>
+        <w:t xml:space="preserve">        path.setAttribute('stroke-width', '3');</w:t>
+      </w:r>
+    </w:p>
+    <w:p>
+      <w:pPr>
+        <w:keepNext w:val="0"/>
+        <w:keepLines w:val="0"/>
+        <w:pageBreakBefore w:val="0"/>
+        <w:widowControl w:val="0"/>
+        <w:shd w:val="clear" w:fill="F1F1F1" w:themeFill="background1" w:themeFillShade="F2"/>
+        <w:kinsoku/>
+        <w:wordWrap/>
+        <w:overflowPunct/>
+        <w:topLinePunct w:val="0"/>
+        <w:autoSpaceDE/>
+        <w:autoSpaceDN/>
+        <w:bidi w:val="0"/>
+        <w:adjustRightInd w:val="0"/>
+        <w:snapToGrid w:val="0"/>
+        <w:spacing w:after="0" w:afterLines="0"/>
+        <w:textAlignment w:val="auto"/>
+        <w:rPr>
+          <w:rFonts w:hint="eastAsia"/>
+          <w:sz w:val="22"/>
+          <w:szCs w:val="22"/>
+          <w:lang w:val="en-US" w:eastAsia="zh-CN"/>
+        </w:rPr>
+      </w:pPr>
+      <w:r>
+        <w:rPr>
+          <w:rFonts w:hint="eastAsia"/>
+          <w:sz w:val="22"/>
+          <w:szCs w:val="22"/>
+          <w:lang w:val="en-US" w:eastAsia="zh-CN"/>
+        </w:rPr>
+        <w:t xml:space="preserve">        path.setAttribute('fill', 'none');</w:t>
+      </w:r>
+    </w:p>
+    <w:p>
+      <w:pPr>
+        <w:keepNext w:val="0"/>
+        <w:keepLines w:val="0"/>
+        <w:pageBreakBefore w:val="0"/>
+        <w:widowControl w:val="0"/>
+        <w:shd w:val="clear" w:fill="F1F1F1" w:themeFill="background1" w:themeFillShade="F2"/>
+        <w:kinsoku/>
+        <w:wordWrap/>
+        <w:overflowPunct/>
+        <w:topLinePunct w:val="0"/>
+        <w:autoSpaceDE/>
+        <w:autoSpaceDN/>
+        <w:bidi w:val="0"/>
+        <w:adjustRightInd w:val="0"/>
+        <w:snapToGrid w:val="0"/>
+        <w:spacing w:after="0" w:afterLines="0"/>
+        <w:textAlignment w:val="auto"/>
+        <w:rPr>
+          <w:rFonts w:hint="eastAsia"/>
+          <w:sz w:val="22"/>
+          <w:szCs w:val="22"/>
+          <w:lang w:val="en-US" w:eastAsia="zh-CN"/>
+        </w:rPr>
+      </w:pPr>
+      <w:r>
+        <w:rPr>
+          <w:rFonts w:hint="eastAsia"/>
+          <w:sz w:val="22"/>
+          <w:szCs w:val="22"/>
+          <w:lang w:val="en-US" w:eastAsia="zh-CN"/>
+        </w:rPr>
+        <w:t xml:space="preserve">        path.setAttribute('marker-end', 'url(#js-arrow)');  // 箭头标记</w:t>
+      </w:r>
+    </w:p>
+    <w:p>
+      <w:pPr>
+        <w:keepNext w:val="0"/>
+        <w:keepLines w:val="0"/>
+        <w:pageBreakBefore w:val="0"/>
+        <w:widowControl w:val="0"/>
+        <w:shd w:val="clear" w:fill="F1F1F1" w:themeFill="background1" w:themeFillShade="F2"/>
+        <w:kinsoku/>
+        <w:wordWrap/>
+        <w:overflowPunct/>
+        <w:topLinePunct w:val="0"/>
+        <w:autoSpaceDE/>
+        <w:autoSpaceDN/>
+        <w:bidi w:val="0"/>
+        <w:adjustRightInd w:val="0"/>
+        <w:snapToGrid w:val="0"/>
+        <w:spacing w:after="0" w:afterLines="0"/>
+        <w:textAlignment w:val="auto"/>
+        <w:rPr>
+          <w:rFonts w:hint="eastAsia"/>
+          <w:sz w:val="22"/>
+          <w:szCs w:val="22"/>
+          <w:lang w:val="en-US" w:eastAsia="zh-CN"/>
+        </w:rPr>
+      </w:pPr>
+      <w:r>
+        <w:rPr>
+          <w:rFonts w:hint="eastAsia"/>
+          <w:sz w:val="22"/>
+          <w:szCs w:val="22"/>
+          <w:lang w:val="en-US" w:eastAsia="zh-CN"/>
+        </w:rPr>
+        <w:t xml:space="preserve">        $svg[0].appendChild(path);</w:t>
+      </w:r>
+    </w:p>
+    <w:p>
+      <w:pPr>
+        <w:keepNext w:val="0"/>
+        <w:keepLines w:val="0"/>
+        <w:pageBreakBefore w:val="0"/>
+        <w:widowControl w:val="0"/>
+        <w:shd w:val="clear" w:fill="F1F1F1" w:themeFill="background1" w:themeFillShade="F2"/>
+        <w:kinsoku/>
+        <w:wordWrap/>
+        <w:overflowPunct/>
+        <w:topLinePunct w:val="0"/>
+        <w:autoSpaceDE/>
+        <w:autoSpaceDN/>
+        <w:bidi w:val="0"/>
+        <w:adjustRightInd w:val="0"/>
+        <w:snapToGrid w:val="0"/>
+        <w:spacing w:after="0" w:afterLines="0"/>
+        <w:textAlignment w:val="auto"/>
+        <w:rPr>
+          <w:rFonts w:hint="eastAsia"/>
+          <w:sz w:val="22"/>
+          <w:szCs w:val="22"/>
+          <w:lang w:val="en-US" w:eastAsia="zh-CN"/>
+        </w:rPr>
+      </w:pPr>
+      <w:r>
+        <w:rPr>
+          <w:rFonts w:hint="eastAsia"/>
+          <w:sz w:val="22"/>
+          <w:szCs w:val="22"/>
+          <w:lang w:val="en-US" w:eastAsia="zh-CN"/>
+        </w:rPr>
+        <w:t xml:space="preserve">    });</w:t>
+      </w:r>
+    </w:p>
+    <w:p>
+      <w:pPr>
+        <w:keepNext w:val="0"/>
+        <w:keepLines w:val="0"/>
+        <w:pageBreakBefore w:val="0"/>
+        <w:widowControl w:val="0"/>
+        <w:shd w:val="clear" w:fill="F1F1F1" w:themeFill="background1" w:themeFillShade="F2"/>
+        <w:kinsoku/>
+        <w:wordWrap/>
+        <w:overflowPunct/>
+        <w:topLinePunct w:val="0"/>
+        <w:autoSpaceDE/>
+        <w:autoSpaceDN/>
+        <w:bidi w:val="0"/>
+        <w:adjustRightInd w:val="0"/>
+        <w:snapToGrid w:val="0"/>
+        <w:spacing w:after="0" w:afterLines="0"/>
+        <w:textAlignment w:val="auto"/>
+        <w:rPr>
+          <w:rFonts w:hint="eastAsia"/>
+          <w:sz w:val="22"/>
+          <w:szCs w:val="22"/>
+          <w:lang w:val="en-US" w:eastAsia="zh-CN"/>
+        </w:rPr>
+      </w:pPr>
+      <w:r>
+        <w:rPr>
+          <w:rFonts w:hint="eastAsia"/>
+          <w:sz w:val="22"/>
+          <w:szCs w:val="22"/>
+          <w:lang w:val="en-US" w:eastAsia="zh-CN"/>
+        </w:rPr>
+        <w:t>}</w:t>
+      </w:r>
+    </w:p>
+    <w:p>
+      <w:pPr>
+        <w:keepNext w:val="0"/>
+        <w:keepLines w:val="0"/>
+        <w:pageBreakBefore w:val="0"/>
+        <w:widowControl w:val="0"/>
+        <w:shd w:val="clear"/>
+        <w:kinsoku/>
+        <w:wordWrap/>
+        <w:overflowPunct/>
+        <w:topLinePunct w:val="0"/>
+        <w:autoSpaceDE/>
+        <w:autoSpaceDN/>
+        <w:bidi w:val="0"/>
+        <w:adjustRightInd w:val="0"/>
+        <w:snapToGrid w:val="0"/>
+        <w:spacing w:after="0" w:afterLines="0"/>
+        <w:textAlignment w:val="auto"/>
+        <w:rPr>
+          <w:rFonts w:hint="eastAsia"/>
+          <w:sz w:val="22"/>
+          <w:szCs w:val="22"/>
+          <w:lang w:val="en-US" w:eastAsia="zh-CN"/>
+        </w:rPr>
+      </w:pPr>
+    </w:p>
+    <w:p>
+      <w:pPr>
+        <w:pStyle w:val="12"/>
+        <w:numPr>
+          <w:ilvl w:val="0"/>
+          <w:numId w:val="0"/>
+        </w:numPr>
+        <w:bidi w:val="0"/>
+        <w:ind w:leftChars="0"/>
+        <w:rPr>
+          <w:rFonts w:hint="eastAsia"/>
+          <w:b/>
+          <w:bCs/>
+          <w:lang w:val="en-US" w:eastAsia="zh-CN"/>
+        </w:rPr>
+      </w:pPr>
+      <w:r>
+        <w:rPr>
+          <w:rFonts w:hint="eastAsia"/>
+          <w:b/>
+          <w:bCs/>
+          <w:lang w:val="en-US" w:eastAsia="zh-CN"/>
+        </w:rPr>
+        <w:t>关键技术点；</w:t>
+      </w:r>
+    </w:p>
+    <w:p>
+      <w:pPr>
+        <w:pStyle w:val="12"/>
+        <w:numPr>
+          <w:ilvl w:val="0"/>
+          <w:numId w:val="3"/>
+        </w:numPr>
+        <w:bidi w:val="0"/>
+        <w:rPr>
+          <w:rFonts w:hint="eastAsia"/>
+          <w:lang w:val="en-US" w:eastAsia="zh-CN"/>
+        </w:rPr>
+      </w:pPr>
+      <w:r>
+        <w:rPr>
+          <w:rFonts w:hint="eastAsia"/>
+          <w:lang w:val="en-US" w:eastAsia="zh-CN"/>
+        </w:rPr>
+        <w:t>SVG + DOM混合渲染 ：节点用HTML DOM，连线用SVG，通过z-index分层</w:t>
+      </w:r>
+    </w:p>
+    <w:p>
+      <w:pPr>
+        <w:pStyle w:val="12"/>
+        <w:numPr>
+          <w:ilvl w:val="0"/>
+          <w:numId w:val="3"/>
+        </w:numPr>
+        <w:bidi w:val="0"/>
+        <w:rPr>
+          <w:rFonts w:hint="eastAsia"/>
+          <w:lang w:val="en-US" w:eastAsia="zh-CN"/>
+        </w:rPr>
+      </w:pPr>
+      <w:r>
+        <w:rPr>
+          <w:rFonts w:hint="eastAsia"/>
+          <w:lang w:val="en-US" w:eastAsia="zh-CN"/>
+        </w:rPr>
+        <w:t>贝塞尔曲线连线 ：使用三次贝塞尔曲线实现平滑的S形连线</w:t>
+      </w:r>
+    </w:p>
+    <w:p>
+      <w:pPr>
+        <w:pStyle w:val="12"/>
+        <w:numPr>
+          <w:ilvl w:val="0"/>
+          <w:numId w:val="3"/>
+        </w:numPr>
+        <w:bidi w:val="0"/>
+        <w:rPr>
+          <w:rFonts w:hint="eastAsia"/>
+          <w:lang w:val="en-US" w:eastAsia="zh-CN"/>
+        </w:rPr>
+      </w:pPr>
+      <w:r>
+        <w:rPr>
+          <w:rFonts w:hint="eastAsia"/>
+          <w:lang w:val="en-US" w:eastAsia="zh-CN"/>
+        </w:rPr>
+        <w:t>状态驱动渲染 ：所有操作先修改state，再调用redraw()重新渲染</w:t>
+      </w:r>
+    </w:p>
+    <w:p>
+      <w:pPr>
+        <w:pStyle w:val="12"/>
+        <w:numPr>
+          <w:ilvl w:val="0"/>
+          <w:numId w:val="3"/>
+        </w:numPr>
+        <w:bidi w:val="0"/>
+        <w:rPr>
+          <w:rFonts w:hint="eastAsia"/>
+          <w:lang w:val="en-US" w:eastAsia="zh-CN"/>
+        </w:rPr>
+      </w:pPr>
+      <w:r>
+        <w:rPr>
+          <w:rFonts w:hint="eastAsia"/>
+          <w:lang w:val="en-US" w:eastAsia="zh-CN"/>
+        </w:rPr>
+        <w:t>防重叠布局 ：新节点自动计算位置，每行5个，避免重叠</w:t>
+      </w:r>
+    </w:p>
+    <w:p>
+      <w:pPr>
+        <w:pStyle w:val="12"/>
+        <w:numPr>
+          <w:ilvl w:val="0"/>
+          <w:numId w:val="3"/>
+        </w:numPr>
+        <w:bidi w:val="0"/>
+        <w:rPr>
+          <w:rFonts w:hint="eastAsia"/>
+          <w:lang w:val="en-US" w:eastAsia="zh-CN"/>
+        </w:rPr>
+      </w:pPr>
+      <w:r>
+        <w:rPr>
+          <w:rFonts w:hint="eastAsia"/>
+          <w:lang w:val="en-US" w:eastAsia="zh-CN"/>
+        </w:rPr>
+        <w:t>数据序列化 ：将节点和连线序列化为JSON存储到数据库</w:t>
+      </w:r>
+    </w:p>
+    <w:p>
+      <w:pPr>
+        <w:pStyle w:val="12"/>
+        <w:numPr>
+          <w:ilvl w:val="0"/>
+          <w:numId w:val="3"/>
+        </w:numPr>
+        <w:bidi w:val="0"/>
+        <w:rPr>
+          <w:rFonts w:hint="eastAsia"/>
+          <w:lang w:val="en-US" w:eastAsia="zh-CN"/>
+        </w:rPr>
+      </w:pPr>
+      <w:r>
+        <w:rPr>
+          <w:rFonts w:hint="eastAsia"/>
+          <w:lang w:val="en-US" w:eastAsia="zh-CN"/>
+        </w:rPr>
+        <w:t>XSS防护 ：使用esc()函数对HTML特殊字符进行转义</w:t>
+      </w:r>
+    </w:p>
+    <w:p>
+      <w:pPr>
+        <w:rPr>
+          <w:rFonts w:hint="eastAsia"/>
+          <w:b/>
+          <w:bCs/>
+          <w:lang w:val="en-US" w:eastAsia="zh-CN"/>
+        </w:rPr>
+      </w:pPr>
+      <w:r>
+        <w:rPr>
+          <w:rFonts w:hint="eastAsia"/>
+          <w:b/>
+          <w:bCs/>
+          <w:lang w:val="en-US" w:eastAsia="zh-CN"/>
+        </w:rPr>
+        <w:t>界面截图：</w:t>
+      </w:r>
+    </w:p>
+    <w:p>
+      <w:r>
+        <w:drawing>
+          <wp:inline distT="0" distB="0" distL="114300" distR="114300">
+            <wp:extent cx="5258435" cy="2890520"/>
+            <wp:effectExtent l="0" t="0" r="12065" b="5080"/>
+            <wp:docPr id="20" name="图片 2"/>
+            <wp:cNvGraphicFramePr>
+              <a:graphicFrameLocks xmlns:a="http://schemas.openxmlformats.org/drawingml/2006/main" noChangeAspect="1"/>
+            </wp:cNvGraphicFramePr>
+            <a:graphic xmlns:a="http://schemas.openxmlformats.org/drawingml/2006/main">
+              <a:graphicData uri="http://schemas.openxmlformats.org/drawingml/2006/picture">
+                <pic:pic xmlns:pic="http://schemas.openxmlformats.org/drawingml/2006/picture">
+                  <pic:nvPicPr>
+                    <pic:cNvPr id="20" name="图片 2"/>
+                    <pic:cNvPicPr>
+                      <a:picLocks noChangeAspect="1"/>
+                    </pic:cNvPicPr>
+                  </pic:nvPicPr>
+                  <pic:blipFill>
+                    <a:blip r:embed="rId24"/>
+                    <a:stretch>
+                      <a:fillRect/>
+                    </a:stretch>
+                  </pic:blipFill>
+                  <pic:spPr>
+                    <a:xfrm>
+                      <a:off x="0" y="0"/>
+                      <a:ext cx="5258435" cy="2890520"/>
+                    </a:xfrm>
+                    <a:prstGeom prst="rect">
+                      <a:avLst/>
+                    </a:prstGeom>
+                    <a:noFill/>
+                    <a:ln>
+                      <a:noFill/>
+                    </a:ln>
+                  </pic:spPr>
+                </pic:pic>
+              </a:graphicData>
+            </a:graphic>
+          </wp:inline>
+        </w:drawing>
+      </w:r>
+    </w:p>
+    <w:p>
+      <w:pPr>
+        <w:pStyle w:val="13"/>
+        <w:jc w:val="center"/>
+      </w:pPr>
+      <w:r>
+        <w:t xml:space="preserve">图 </w:t>
+      </w:r>
+      <w:r>
+        <w:fldChar w:fldCharType="begin"/>
+      </w:r>
+      <w:r>
+        <w:instrText xml:space="preserve"> SEQ 图 \* ARABIC </w:instrText>
+      </w:r>
+      <w:r>
+        <w:fldChar w:fldCharType="separate"/>
+      </w:r>
+      <w:r>
+        <w:t>19</w:t>
+      </w:r>
+      <w:r>
+        <w:fldChar w:fldCharType="end"/>
+      </w:r>
+    </w:p>
+    <w:p>
+      <w:pPr>
+        <w:pStyle w:val="6"/>
+        <w:bidi w:val="0"/>
+        <w:rPr>
+          <w:rFonts w:hint="eastAsia"/>
+          <w:sz w:val="22"/>
+          <w:szCs w:val="22"/>
+        </w:rPr>
+      </w:pPr>
+      <w:r>
+        <w:rPr>
+          <w:rFonts w:hint="eastAsia"/>
+          <w:lang w:val="en-US" w:eastAsia="zh-CN"/>
+        </w:rPr>
+        <w:t>4.2.7.2</w:t>
+      </w:r>
+      <w:r>
+        <w:rPr>
+          <w:rFonts w:hint="eastAsia"/>
+        </w:rPr>
+        <w:t>流程定义管理</w:t>
+      </w:r>
+    </w:p>
+    <w:p>
+      <w:pPr>
+        <w:spacing w:beforeLines="0" w:afterLines="0"/>
+        <w:rPr>
+          <w:rFonts w:hint="eastAsia"/>
+          <w:sz w:val="22"/>
+          <w:szCs w:val="22"/>
+        </w:rPr>
+      </w:pPr>
+      <w:r>
+        <w:rPr>
+          <w:rFonts w:hint="eastAsia"/>
+          <w:b/>
+          <w:sz w:val="22"/>
+          <w:szCs w:val="22"/>
+        </w:rPr>
+        <w:t>功能说明</w:t>
+      </w:r>
+      <w:r>
+        <w:rPr>
+          <w:rFonts w:hint="eastAsia"/>
+          <w:sz w:val="22"/>
+          <w:szCs w:val="22"/>
+        </w:rPr>
+        <w:t>：</w:t>
+      </w:r>
+    </w:p>
+    <w:p>
+      <w:pPr>
+        <w:pStyle w:val="14"/>
+        <w:spacing w:beforeLines="0" w:afterLines="0"/>
+        <w:rPr>
+          <w:rFonts w:hint="eastAsia"/>
+          <w:sz w:val="22"/>
+          <w:szCs w:val="22"/>
+        </w:rPr>
+      </w:pPr>
+      <w:r>
+        <w:rPr>
+          <w:rFonts w:hint="eastAsia"/>
+          <w:sz w:val="22"/>
+          <w:szCs w:val="22"/>
+        </w:rPr>
+        <w:t>流程定义的启用/停用</w:t>
+      </w:r>
+    </w:p>
+    <w:p>
+      <w:pPr>
+        <w:pStyle w:val="14"/>
+        <w:spacing w:beforeLines="0" w:afterLines="0"/>
+        <w:rPr>
+          <w:rFonts w:hint="eastAsia"/>
+          <w:sz w:val="22"/>
+          <w:szCs w:val="22"/>
+        </w:rPr>
+      </w:pPr>
+      <w:r>
+        <w:rPr>
+          <w:rFonts w:hint="eastAsia"/>
+          <w:sz w:val="22"/>
+          <w:szCs w:val="22"/>
+        </w:rPr>
+        <w:t>流程版本管理（支持多版本并存）</w:t>
+      </w:r>
+    </w:p>
+    <w:p>
+      <w:pPr>
+        <w:pStyle w:val="14"/>
+        <w:spacing w:beforeLines="0" w:afterLines="0"/>
+        <w:rPr>
+          <w:rFonts w:hint="eastAsia"/>
+          <w:sz w:val="22"/>
+          <w:szCs w:val="22"/>
+        </w:rPr>
+      </w:pPr>
+      <w:r>
+        <w:rPr>
+          <w:rFonts w:hint="eastAsia"/>
+          <w:sz w:val="22"/>
+          <w:szCs w:val="22"/>
+        </w:rPr>
+        <w:t>流程实例查看和监控</w:t>
+      </w:r>
+    </w:p>
+    <w:p>
+      <w:pPr>
+        <w:pStyle w:val="14"/>
+        <w:spacing w:beforeLines="0" w:afterLines="0"/>
+        <w:rPr>
+          <w:rFonts w:hint="eastAsia"/>
+          <w:sz w:val="22"/>
+          <w:szCs w:val="22"/>
+        </w:rPr>
+      </w:pPr>
+      <w:r>
+        <w:rPr>
+          <w:rFonts w:hint="eastAsia"/>
+          <w:sz w:val="22"/>
+          <w:szCs w:val="22"/>
+        </w:rPr>
+        <w:t>流程权限配置</w:t>
       </w:r>
     </w:p>
     <w:p/>
     <w:p>
-      <w:r>
-        <w:rPr>
-          <w:rFonts w:ascii="微软雅黑" w:hAnsi="微软雅黑" w:eastAsia="微软雅黑"/>
+      <w:pPr>
+        <w:rPr>
+          <w:rFonts w:hint="eastAsia"/>
           <w:b/>
-        </w:rPr>
-        <w:t>实现要点</w:t>
-      </w:r>
-      <w:r>
-        <w:rPr>
-          <w:rFonts w:ascii="微软雅黑" w:hAnsi="微软雅黑" w:eastAsia="微软雅黑"/>
-        </w:rPr>
-        <w:t>：</w:t>
-      </w:r>
-    </w:p>
-    <w:p>
-      <w:pPr>
-        <w:pStyle w:val="14"/>
-        <w:bidi w:val="0"/>
-      </w:pPr>
-      <w:r>
-        <w:t>订单状态机设计</w:t>
-      </w:r>
-    </w:p>
-    <w:p>
-      <w:pPr>
-        <w:pStyle w:val="14"/>
-        <w:bidi w:val="0"/>
-      </w:pPr>
-      <w:r>
-        <w:t>BOM递归展开计算</w:t>
-      </w:r>
-    </w:p>
-    <w:p>
-      <w:pPr>
-        <w:pStyle w:val="14"/>
-        <w:bidi w:val="0"/>
-      </w:pPr>
-      <w:r>
-        <w:t>MRP自动生成</w:t>
-      </w:r>
-    </w:p>
-    <w:p>
-      <w:pPr>
-        <w:pStyle w:val="14"/>
-        <w:bidi w:val="0"/>
-      </w:pPr>
-      <w:r>
-        <w:t>派工单批量生成</w:t>
-      </w:r>
-    </w:p>
-    <w:p/>
-    <w:p>
-      <w:r>
-        <w:rPr>
-          <w:rFonts w:ascii="微软雅黑" w:hAnsi="微软雅黑" w:eastAsia="微软雅黑"/>
+          <w:bCs/>
+          <w:lang w:val="en-US" w:eastAsia="zh-CN"/>
+        </w:rPr>
+      </w:pPr>
+      <w:r>
+        <w:rPr>
+          <w:rFonts w:hint="eastAsia"/>
           <w:b/>
-        </w:rPr>
-        <w:t>核心代码</w:t>
-      </w:r>
-      <w:r>
-        <w:rPr>
-          <w:rFonts w:ascii="微软雅黑" w:hAnsi="微软雅黑" w:eastAsia="微软雅黑"/>
-        </w:rPr>
-        <w:t>：详见文档"七、订单生产计划管理"章节</w:t>
-      </w:r>
-    </w:p>
-    <w:p/>
+          <w:bCs/>
+          <w:lang w:val="en-US" w:eastAsia="zh-CN"/>
+        </w:rPr>
+        <w:t>界面截图：</w:t>
+      </w:r>
+    </w:p>
+    <w:p>
+      <w:r>
+        <w:drawing>
+          <wp:inline distT="0" distB="0" distL="114300" distR="114300">
+            <wp:extent cx="5267960" cy="2858770"/>
+            <wp:effectExtent l="0" t="0" r="2540" b="11430"/>
+            <wp:docPr id="21" name="图片 3"/>
+            <wp:cNvGraphicFramePr>
+              <a:graphicFrameLocks xmlns:a="http://schemas.openxmlformats.org/drawingml/2006/main" noChangeAspect="1"/>
+            </wp:cNvGraphicFramePr>
+            <a:graphic xmlns:a="http://schemas.openxmlformats.org/drawingml/2006/main">
+              <a:graphicData uri="http://schemas.openxmlformats.org/drawingml/2006/picture">
+                <pic:pic xmlns:pic="http://schemas.openxmlformats.org/drawingml/2006/picture">
+                  <pic:nvPicPr>
+                    <pic:cNvPr id="21" name="图片 3"/>
+                    <pic:cNvPicPr>
+                      <a:picLocks noChangeAspect="1"/>
+                    </pic:cNvPicPr>
+                  </pic:nvPicPr>
+                  <pic:blipFill>
+                    <a:blip r:embed="rId25"/>
+                    <a:stretch>
+                      <a:fillRect/>
+                    </a:stretch>
+                  </pic:blipFill>
+                  <pic:spPr>
+                    <a:xfrm>
+                      <a:off x="0" y="0"/>
+                      <a:ext cx="5267960" cy="2858770"/>
+                    </a:xfrm>
+                    <a:prstGeom prst="rect">
+                      <a:avLst/>
+                    </a:prstGeom>
+                    <a:noFill/>
+                    <a:ln>
+                      <a:noFill/>
+                    </a:ln>
+                  </pic:spPr>
+                </pic:pic>
+              </a:graphicData>
+            </a:graphic>
+          </wp:inline>
+        </w:drawing>
+      </w:r>
+    </w:p>
+    <w:p>
+      <w:pPr>
+        <w:pStyle w:val="13"/>
+        <w:jc w:val="center"/>
+        <w:rPr>
+          <w:rFonts w:hint="default"/>
+          <w:lang w:val="en-US" w:eastAsia="zh-CN"/>
+        </w:rPr>
+      </w:pPr>
+      <w:r>
+        <w:t xml:space="preserve">图 </w:t>
+      </w:r>
+      <w:r>
+        <w:fldChar w:fldCharType="begin"/>
+      </w:r>
+      <w:r>
+        <w:instrText xml:space="preserve"> SEQ 图 \* ARABIC </w:instrText>
+      </w:r>
+      <w:r>
+        <w:fldChar w:fldCharType="separate"/>
+      </w:r>
+      <w:r>
+        <w:t>20</w:t>
+      </w:r>
+      <w:r>
+        <w:fldChar w:fldCharType="end"/>
+      </w:r>
+    </w:p>
     <w:p>
       <w:pPr>
         <w:pStyle w:val="4"/>
@@ -21893,40 +24109,763 @@
     <w:p>
       <w:pPr>
         <w:pStyle w:val="3"/>
-        <w:bidi w:val="0"/>
-      </w:pPr>
-      <w:r>
-        <w:t>五、系统集成测试</w:t>
-      </w:r>
-    </w:p>
-    <w:p/>
+        <w:numPr>
+          <w:ilvl w:val="0"/>
+          <w:numId w:val="4"/>
+        </w:numPr>
+        <w:bidi w:val="0"/>
+      </w:pPr>
+      <w:r>
+        <w:t>系统</w:t>
+      </w:r>
+      <w:r>
+        <w:rPr>
+          <w:rFonts w:hint="eastAsia"/>
+          <w:lang w:val="en-US" w:eastAsia="zh-CN"/>
+        </w:rPr>
+        <w:t>单元</w:t>
+      </w:r>
+      <w:r>
+        <w:t>测试</w:t>
+      </w:r>
+    </w:p>
     <w:p>
       <w:pPr>
         <w:pStyle w:val="4"/>
-      </w:pPr>
-      <w:r>
-        <w:rPr>
-          <w:rFonts w:ascii="微软雅黑" w:hAnsi="微软雅黑" w:eastAsia="微软雅黑"/>
-          <w:color w:val="34495E"/>
-          <w:sz w:val="28"/>
-        </w:rPr>
-        <w:t>5.1 测试策略</w:t>
-      </w:r>
-    </w:p>
-    <w:p>
-      <w:pPr>
-        <w:pStyle w:val="5"/>
-        <w:bidi w:val="0"/>
-      </w:pPr>
-      <w:r>
-        <w:t>5.1.1 测试类型</w:t>
+        <w:bidi w:val="0"/>
+        <w:rPr>
+          <w:rFonts w:hint="eastAsia"/>
+          <w:lang w:val="en-US" w:eastAsia="zh-CN"/>
+        </w:rPr>
+      </w:pPr>
+      <w:r>
+        <w:rPr>
+          <w:rFonts w:hint="eastAsia"/>
+          <w:lang w:val="en-US" w:eastAsia="zh-CN"/>
+        </w:rPr>
+        <w:t>5.1测试架构：</w:t>
+      </w:r>
+    </w:p>
+    <w:p>
+      <w:pPr>
+        <w:pStyle w:val="13"/>
+        <w:keepNext w:val="0"/>
+        <w:keepLines w:val="0"/>
+        <w:pageBreakBefore w:val="0"/>
+        <w:widowControl w:val="0"/>
+        <w:shd w:val="clear" w:fill="F1F1F1" w:themeFill="background1" w:themeFillShade="F2"/>
+        <w:kinsoku/>
+        <w:wordWrap/>
+        <w:overflowPunct/>
+        <w:topLinePunct w:val="0"/>
+        <w:autoSpaceDE/>
+        <w:autoSpaceDN/>
+        <w:bidi w:val="0"/>
+        <w:adjustRightInd w:val="0"/>
+        <w:snapToGrid w:val="0"/>
+        <w:spacing w:after="0" w:afterLines="0"/>
+        <w:textAlignment w:val="auto"/>
+        <w:rPr>
+          <w:rFonts w:hint="eastAsia"/>
+          <w:sz w:val="20"/>
+          <w:szCs w:val="20"/>
+          <w:lang w:val="en-US" w:eastAsia="zh-CN"/>
+        </w:rPr>
+      </w:pPr>
+      <w:r>
+        <w:rPr>
+          <w:rFonts w:hint="eastAsia"/>
+          <w:sz w:val="20"/>
+          <w:szCs w:val="20"/>
+          <w:lang w:val="en-US" w:eastAsia="zh-CN"/>
+        </w:rPr>
+        <w:t>src/test/java/com/wangziyang/mes/</w:t>
+      </w:r>
+    </w:p>
+    <w:p>
+      <w:pPr>
+        <w:pStyle w:val="13"/>
+        <w:keepNext w:val="0"/>
+        <w:keepLines w:val="0"/>
+        <w:pageBreakBefore w:val="0"/>
+        <w:widowControl w:val="0"/>
+        <w:shd w:val="clear" w:fill="F1F1F1" w:themeFill="background1" w:themeFillShade="F2"/>
+        <w:kinsoku/>
+        <w:wordWrap/>
+        <w:overflowPunct/>
+        <w:topLinePunct w:val="0"/>
+        <w:autoSpaceDE/>
+        <w:autoSpaceDN/>
+        <w:bidi w:val="0"/>
+        <w:adjustRightInd w:val="0"/>
+        <w:snapToGrid w:val="0"/>
+        <w:spacing w:after="0" w:afterLines="0"/>
+        <w:textAlignment w:val="auto"/>
+        <w:rPr>
+          <w:rFonts w:hint="eastAsia"/>
+          <w:sz w:val="20"/>
+          <w:szCs w:val="20"/>
+          <w:lang w:val="en-US" w:eastAsia="zh-CN"/>
+        </w:rPr>
+      </w:pPr>
+      <w:r>
+        <w:rPr>
+          <w:rFonts w:hint="eastAsia"/>
+          <w:sz w:val="20"/>
+          <w:szCs w:val="20"/>
+          <w:lang w:val="en-US" w:eastAsia="zh-CN"/>
+        </w:rPr>
+        <w:t>├── common/</w:t>
+      </w:r>
+    </w:p>
+    <w:p>
+      <w:pPr>
+        <w:pStyle w:val="13"/>
+        <w:keepNext w:val="0"/>
+        <w:keepLines w:val="0"/>
+        <w:pageBreakBefore w:val="0"/>
+        <w:widowControl w:val="0"/>
+        <w:shd w:val="clear" w:fill="F1F1F1" w:themeFill="background1" w:themeFillShade="F2"/>
+        <w:kinsoku/>
+        <w:wordWrap/>
+        <w:overflowPunct/>
+        <w:topLinePunct w:val="0"/>
+        <w:autoSpaceDE/>
+        <w:autoSpaceDN/>
+        <w:bidi w:val="0"/>
+        <w:adjustRightInd w:val="0"/>
+        <w:snapToGrid w:val="0"/>
+        <w:spacing w:after="0" w:afterLines="0"/>
+        <w:textAlignment w:val="auto"/>
+        <w:rPr>
+          <w:rFonts w:hint="eastAsia"/>
+          <w:sz w:val="20"/>
+          <w:szCs w:val="20"/>
+          <w:lang w:val="en-US" w:eastAsia="zh-CN"/>
+        </w:rPr>
+      </w:pPr>
+      <w:r>
+        <w:rPr>
+          <w:rFonts w:hint="eastAsia"/>
+          <w:sz w:val="20"/>
+          <w:szCs w:val="20"/>
+          <w:lang w:val="en-US" w:eastAsia="zh-CN"/>
+        </w:rPr>
+        <w:t>│   └── CommonUnitTest.java              # 通用类测试（Result、BasePageReq、BaseEntity）</w:t>
+      </w:r>
+    </w:p>
+    <w:p>
+      <w:pPr>
+        <w:pStyle w:val="13"/>
+        <w:keepNext w:val="0"/>
+        <w:keepLines w:val="0"/>
+        <w:pageBreakBefore w:val="0"/>
+        <w:widowControl w:val="0"/>
+        <w:shd w:val="clear" w:fill="F1F1F1" w:themeFill="background1" w:themeFillShade="F2"/>
+        <w:kinsoku/>
+        <w:wordWrap/>
+        <w:overflowPunct/>
+        <w:topLinePunct w:val="0"/>
+        <w:autoSpaceDE/>
+        <w:autoSpaceDN/>
+        <w:bidi w:val="0"/>
+        <w:adjustRightInd w:val="0"/>
+        <w:snapToGrid w:val="0"/>
+        <w:spacing w:after="0" w:afterLines="0"/>
+        <w:textAlignment w:val="auto"/>
+        <w:rPr>
+          <w:rFonts w:hint="eastAsia"/>
+          <w:sz w:val="20"/>
+          <w:szCs w:val="20"/>
+          <w:lang w:val="en-US" w:eastAsia="zh-CN"/>
+        </w:rPr>
+      </w:pPr>
+      <w:r>
+        <w:rPr>
+          <w:rFonts w:hint="eastAsia"/>
+          <w:sz w:val="20"/>
+          <w:szCs w:val="20"/>
+          <w:lang w:val="en-US" w:eastAsia="zh-CN"/>
+        </w:rPr>
+        <w:t>├── entity/</w:t>
+      </w:r>
+    </w:p>
+    <w:p>
+      <w:pPr>
+        <w:pStyle w:val="13"/>
+        <w:keepNext w:val="0"/>
+        <w:keepLines w:val="0"/>
+        <w:pageBreakBefore w:val="0"/>
+        <w:widowControl w:val="0"/>
+        <w:shd w:val="clear" w:fill="F1F1F1" w:themeFill="background1" w:themeFillShade="F2"/>
+        <w:kinsoku/>
+        <w:wordWrap/>
+        <w:overflowPunct/>
+        <w:topLinePunct w:val="0"/>
+        <w:autoSpaceDE/>
+        <w:autoSpaceDN/>
+        <w:bidi w:val="0"/>
+        <w:adjustRightInd w:val="0"/>
+        <w:snapToGrid w:val="0"/>
+        <w:spacing w:after="0" w:afterLines="0"/>
+        <w:textAlignment w:val="auto"/>
+        <w:rPr>
+          <w:rFonts w:hint="eastAsia"/>
+          <w:sz w:val="20"/>
+          <w:szCs w:val="20"/>
+          <w:lang w:val="en-US" w:eastAsia="zh-CN"/>
+        </w:rPr>
+      </w:pPr>
+      <w:r>
+        <w:rPr>
+          <w:rFonts w:hint="eastAsia"/>
+          <w:sz w:val="20"/>
+          <w:szCs w:val="20"/>
+          <w:lang w:val="en-US" w:eastAsia="zh-CN"/>
+        </w:rPr>
+        <w:t>│   └── EntityUnitTest.java              # 实体类测试（派工单状态流转等）</w:t>
+      </w:r>
+    </w:p>
+    <w:p>
+      <w:pPr>
+        <w:pStyle w:val="13"/>
+        <w:keepNext w:val="0"/>
+        <w:keepLines w:val="0"/>
+        <w:pageBreakBefore w:val="0"/>
+        <w:widowControl w:val="0"/>
+        <w:shd w:val="clear" w:fill="F1F1F1" w:themeFill="background1" w:themeFillShade="F2"/>
+        <w:kinsoku/>
+        <w:wordWrap/>
+        <w:overflowPunct/>
+        <w:topLinePunct w:val="0"/>
+        <w:autoSpaceDE/>
+        <w:autoSpaceDN/>
+        <w:bidi w:val="0"/>
+        <w:adjustRightInd w:val="0"/>
+        <w:snapToGrid w:val="0"/>
+        <w:spacing w:after="0" w:afterLines="0"/>
+        <w:textAlignment w:val="auto"/>
+        <w:rPr>
+          <w:rFonts w:hint="eastAsia"/>
+          <w:sz w:val="20"/>
+          <w:szCs w:val="20"/>
+          <w:lang w:val="en-US" w:eastAsia="zh-CN"/>
+        </w:rPr>
+      </w:pPr>
+      <w:r>
+        <w:rPr>
+          <w:rFonts w:hint="eastAsia"/>
+          <w:sz w:val="20"/>
+          <w:szCs w:val="20"/>
+          <w:lang w:val="en-US" w:eastAsia="zh-CN"/>
+        </w:rPr>
+        <w:t>├── util/</w:t>
+      </w:r>
+    </w:p>
+    <w:p>
+      <w:pPr>
+        <w:pStyle w:val="13"/>
+        <w:keepNext w:val="0"/>
+        <w:keepLines w:val="0"/>
+        <w:pageBreakBefore w:val="0"/>
+        <w:widowControl w:val="0"/>
+        <w:shd w:val="clear" w:fill="F1F1F1" w:themeFill="background1" w:themeFillShade="F2"/>
+        <w:kinsoku/>
+        <w:wordWrap/>
+        <w:overflowPunct/>
+        <w:topLinePunct w:val="0"/>
+        <w:autoSpaceDE/>
+        <w:autoSpaceDN/>
+        <w:bidi w:val="0"/>
+        <w:adjustRightInd w:val="0"/>
+        <w:snapToGrid w:val="0"/>
+        <w:spacing w:after="0" w:afterLines="0"/>
+        <w:textAlignment w:val="auto"/>
+        <w:rPr>
+          <w:rFonts w:hint="eastAsia"/>
+          <w:sz w:val="20"/>
+          <w:szCs w:val="20"/>
+          <w:lang w:val="en-US" w:eastAsia="zh-CN"/>
+        </w:rPr>
+      </w:pPr>
+      <w:r>
+        <w:rPr>
+          <w:rFonts w:hint="eastAsia"/>
+          <w:sz w:val="20"/>
+          <w:szCs w:val="20"/>
+          <w:lang w:val="en-US" w:eastAsia="zh-CN"/>
+        </w:rPr>
+        <w:t>│   ├── HashUtilTest.java                # 哈希工具测试</w:t>
+      </w:r>
+    </w:p>
+    <w:p>
+      <w:pPr>
+        <w:pStyle w:val="13"/>
+        <w:keepNext w:val="0"/>
+        <w:keepLines w:val="0"/>
+        <w:pageBreakBefore w:val="0"/>
+        <w:widowControl w:val="0"/>
+        <w:shd w:val="clear" w:fill="F1F1F1" w:themeFill="background1" w:themeFillShade="F2"/>
+        <w:kinsoku/>
+        <w:wordWrap/>
+        <w:overflowPunct/>
+        <w:topLinePunct w:val="0"/>
+        <w:autoSpaceDE/>
+        <w:autoSpaceDN/>
+        <w:bidi w:val="0"/>
+        <w:adjustRightInd w:val="0"/>
+        <w:snapToGrid w:val="0"/>
+        <w:spacing w:after="0" w:afterLines="0"/>
+        <w:textAlignment w:val="auto"/>
+        <w:rPr>
+          <w:rFonts w:hint="eastAsia"/>
+          <w:sz w:val="20"/>
+          <w:szCs w:val="20"/>
+          <w:lang w:val="en-US" w:eastAsia="zh-CN"/>
+        </w:rPr>
+      </w:pPr>
+      <w:r>
+        <w:rPr>
+          <w:rFonts w:hint="eastAsia"/>
+          <w:sz w:val="20"/>
+          <w:szCs w:val="20"/>
+          <w:lang w:val="en-US" w:eastAsia="zh-CN"/>
+        </w:rPr>
+        <w:t>│   ├── IdUtilTest.java                  # ID生成工具测试</w:t>
+      </w:r>
+    </w:p>
+    <w:p>
+      <w:pPr>
+        <w:pStyle w:val="13"/>
+        <w:keepNext w:val="0"/>
+        <w:keepLines w:val="0"/>
+        <w:pageBreakBefore w:val="0"/>
+        <w:widowControl w:val="0"/>
+        <w:shd w:val="clear" w:fill="F1F1F1" w:themeFill="background1" w:themeFillShade="F2"/>
+        <w:kinsoku/>
+        <w:wordWrap/>
+        <w:overflowPunct/>
+        <w:topLinePunct w:val="0"/>
+        <w:autoSpaceDE/>
+        <w:autoSpaceDN/>
+        <w:bidi w:val="0"/>
+        <w:adjustRightInd w:val="0"/>
+        <w:snapToGrid w:val="0"/>
+        <w:spacing w:after="0" w:afterLines="0"/>
+        <w:textAlignment w:val="auto"/>
+        <w:rPr>
+          <w:rFonts w:hint="eastAsia"/>
+          <w:sz w:val="20"/>
+          <w:szCs w:val="20"/>
+          <w:lang w:val="en-US" w:eastAsia="zh-CN"/>
+        </w:rPr>
+      </w:pPr>
+      <w:r>
+        <w:rPr>
+          <w:rFonts w:hint="eastAsia"/>
+          <w:sz w:val="20"/>
+          <w:szCs w:val="20"/>
+          <w:lang w:val="en-US" w:eastAsia="zh-CN"/>
+        </w:rPr>
+        <w:t>│   ├── HttpUtilTest.java                # HTTP工具测试</w:t>
+      </w:r>
+    </w:p>
+    <w:p>
+      <w:pPr>
+        <w:pStyle w:val="13"/>
+        <w:keepNext w:val="0"/>
+        <w:keepLines w:val="0"/>
+        <w:pageBreakBefore w:val="0"/>
+        <w:widowControl w:val="0"/>
+        <w:shd w:val="clear" w:fill="F1F1F1" w:themeFill="background1" w:themeFillShade="F2"/>
+        <w:kinsoku/>
+        <w:wordWrap/>
+        <w:overflowPunct/>
+        <w:topLinePunct w:val="0"/>
+        <w:autoSpaceDE/>
+        <w:autoSpaceDN/>
+        <w:bidi w:val="0"/>
+        <w:adjustRightInd w:val="0"/>
+        <w:snapToGrid w:val="0"/>
+        <w:spacing w:after="0" w:afterLines="0"/>
+        <w:textAlignment w:val="auto"/>
+        <w:rPr>
+          <w:rFonts w:hint="eastAsia"/>
+          <w:sz w:val="20"/>
+          <w:szCs w:val="20"/>
+          <w:lang w:val="en-US" w:eastAsia="zh-CN"/>
+        </w:rPr>
+      </w:pPr>
+      <w:r>
+        <w:rPr>
+          <w:rFonts w:hint="eastAsia"/>
+          <w:sz w:val="20"/>
+          <w:szCs w:val="20"/>
+          <w:lang w:val="en-US" w:eastAsia="zh-CN"/>
+        </w:rPr>
+        <w:t>│   └── TreeUtilTest.java                # 树形结构工具测试</w:t>
+      </w:r>
+    </w:p>
+    <w:p>
+      <w:pPr>
+        <w:pStyle w:val="13"/>
+        <w:keepNext w:val="0"/>
+        <w:keepLines w:val="0"/>
+        <w:pageBreakBefore w:val="0"/>
+        <w:widowControl w:val="0"/>
+        <w:shd w:val="clear" w:fill="F1F1F1" w:themeFill="background1" w:themeFillShade="F2"/>
+        <w:kinsoku/>
+        <w:wordWrap/>
+        <w:overflowPunct/>
+        <w:topLinePunct w:val="0"/>
+        <w:autoSpaceDE/>
+        <w:autoSpaceDN/>
+        <w:bidi w:val="0"/>
+        <w:adjustRightInd w:val="0"/>
+        <w:snapToGrid w:val="0"/>
+        <w:spacing w:after="0" w:afterLines="0"/>
+        <w:textAlignment w:val="auto"/>
+        <w:rPr>
+          <w:rFonts w:hint="eastAsia"/>
+          <w:sz w:val="20"/>
+          <w:szCs w:val="20"/>
+          <w:lang w:val="en-US" w:eastAsia="zh-CN"/>
+        </w:rPr>
+      </w:pPr>
+      <w:r>
+        <w:rPr>
+          <w:rFonts w:hint="eastAsia"/>
+          <w:sz w:val="20"/>
+          <w:szCs w:val="20"/>
+          <w:lang w:val="en-US" w:eastAsia="zh-CN"/>
+        </w:rPr>
+        <w:t>├── basedata/</w:t>
+      </w:r>
+    </w:p>
+    <w:p>
+      <w:pPr>
+        <w:pStyle w:val="13"/>
+        <w:keepNext w:val="0"/>
+        <w:keepLines w:val="0"/>
+        <w:pageBreakBefore w:val="0"/>
+        <w:widowControl w:val="0"/>
+        <w:shd w:val="clear" w:fill="F1F1F1" w:themeFill="background1" w:themeFillShade="F2"/>
+        <w:kinsoku/>
+        <w:wordWrap/>
+        <w:overflowPunct/>
+        <w:topLinePunct w:val="0"/>
+        <w:autoSpaceDE/>
+        <w:autoSpaceDN/>
+        <w:bidi w:val="0"/>
+        <w:adjustRightInd w:val="0"/>
+        <w:snapToGrid w:val="0"/>
+        <w:spacing w:after="0" w:afterLines="0"/>
+        <w:textAlignment w:val="auto"/>
+        <w:rPr>
+          <w:rFonts w:hint="eastAsia"/>
+          <w:sz w:val="20"/>
+          <w:szCs w:val="20"/>
+          <w:lang w:val="en-US" w:eastAsia="zh-CN"/>
+        </w:rPr>
+      </w:pPr>
+      <w:r>
+        <w:rPr>
+          <w:rFonts w:hint="eastAsia"/>
+          <w:sz w:val="20"/>
+          <w:szCs w:val="20"/>
+          <w:lang w:val="en-US" w:eastAsia="zh-CN"/>
+        </w:rPr>
+        <w:t>│   └── MaterialInfoServiceUnitTest.java # 物料管理服务测试</w:t>
+      </w:r>
+    </w:p>
+    <w:p>
+      <w:pPr>
+        <w:pStyle w:val="13"/>
+        <w:keepNext w:val="0"/>
+        <w:keepLines w:val="0"/>
+        <w:pageBreakBefore w:val="0"/>
+        <w:widowControl w:val="0"/>
+        <w:shd w:val="clear" w:fill="F1F1F1" w:themeFill="background1" w:themeFillShade="F2"/>
+        <w:kinsoku/>
+        <w:wordWrap/>
+        <w:overflowPunct/>
+        <w:topLinePunct w:val="0"/>
+        <w:autoSpaceDE/>
+        <w:autoSpaceDN/>
+        <w:bidi w:val="0"/>
+        <w:adjustRightInd w:val="0"/>
+        <w:snapToGrid w:val="0"/>
+        <w:spacing w:after="0" w:afterLines="0"/>
+        <w:textAlignment w:val="auto"/>
+        <w:rPr>
+          <w:rFonts w:hint="eastAsia"/>
+          <w:sz w:val="20"/>
+          <w:szCs w:val="20"/>
+          <w:lang w:val="en-US" w:eastAsia="zh-CN"/>
+        </w:rPr>
+      </w:pPr>
+      <w:r>
+        <w:rPr>
+          <w:rFonts w:hint="eastAsia"/>
+          <w:sz w:val="20"/>
+          <w:szCs w:val="20"/>
+          <w:lang w:val="en-US" w:eastAsia="zh-CN"/>
+        </w:rPr>
+        <w:t>├── system/</w:t>
+      </w:r>
+    </w:p>
+    <w:p>
+      <w:pPr>
+        <w:pStyle w:val="13"/>
+        <w:keepNext w:val="0"/>
+        <w:keepLines w:val="0"/>
+        <w:pageBreakBefore w:val="0"/>
+        <w:widowControl w:val="0"/>
+        <w:shd w:val="clear" w:fill="F1F1F1" w:themeFill="background1" w:themeFillShade="F2"/>
+        <w:kinsoku/>
+        <w:wordWrap/>
+        <w:overflowPunct/>
+        <w:topLinePunct w:val="0"/>
+        <w:autoSpaceDE/>
+        <w:autoSpaceDN/>
+        <w:bidi w:val="0"/>
+        <w:adjustRightInd w:val="0"/>
+        <w:snapToGrid w:val="0"/>
+        <w:spacing w:after="0" w:afterLines="0"/>
+        <w:textAlignment w:val="auto"/>
+        <w:rPr>
+          <w:rFonts w:hint="eastAsia"/>
+          <w:sz w:val="20"/>
+          <w:szCs w:val="20"/>
+          <w:lang w:val="en-US" w:eastAsia="zh-CN"/>
+        </w:rPr>
+      </w:pPr>
+      <w:r>
+        <w:rPr>
+          <w:rFonts w:hint="eastAsia"/>
+          <w:sz w:val="20"/>
+          <w:szCs w:val="20"/>
+          <w:lang w:val="en-US" w:eastAsia="zh-CN"/>
+        </w:rPr>
+        <w:t>│   ├── SysRoleServiceUnitTest.java      # 角色服务测试</w:t>
+      </w:r>
+    </w:p>
+    <w:p>
+      <w:pPr>
+        <w:pStyle w:val="13"/>
+        <w:keepNext w:val="0"/>
+        <w:keepLines w:val="0"/>
+        <w:pageBreakBefore w:val="0"/>
+        <w:widowControl w:val="0"/>
+        <w:shd w:val="clear" w:fill="F1F1F1" w:themeFill="background1" w:themeFillShade="F2"/>
+        <w:kinsoku/>
+        <w:wordWrap/>
+        <w:overflowPunct/>
+        <w:topLinePunct w:val="0"/>
+        <w:autoSpaceDE/>
+        <w:autoSpaceDN/>
+        <w:bidi w:val="0"/>
+        <w:adjustRightInd w:val="0"/>
+        <w:snapToGrid w:val="0"/>
+        <w:spacing w:after="0" w:afterLines="0"/>
+        <w:textAlignment w:val="auto"/>
+        <w:rPr>
+          <w:rFonts w:hint="eastAsia"/>
+          <w:sz w:val="20"/>
+          <w:szCs w:val="20"/>
+          <w:lang w:val="en-US" w:eastAsia="zh-CN"/>
+        </w:rPr>
+      </w:pPr>
+      <w:r>
+        <w:rPr>
+          <w:rFonts w:hint="eastAsia"/>
+          <w:sz w:val="20"/>
+          <w:szCs w:val="20"/>
+          <w:lang w:val="en-US" w:eastAsia="zh-CN"/>
+        </w:rPr>
+        <w:t>│   └── SysUserServiceUnitTest.java      # 用户服务测试</w:t>
+      </w:r>
+    </w:p>
+    <w:p>
+      <w:pPr>
+        <w:pStyle w:val="13"/>
+        <w:keepNext w:val="0"/>
+        <w:keepLines w:val="0"/>
+        <w:pageBreakBefore w:val="0"/>
+        <w:widowControl w:val="0"/>
+        <w:shd w:val="clear" w:fill="F1F1F1" w:themeFill="background1" w:themeFillShade="F2"/>
+        <w:kinsoku/>
+        <w:wordWrap/>
+        <w:overflowPunct/>
+        <w:topLinePunct w:val="0"/>
+        <w:autoSpaceDE/>
+        <w:autoSpaceDN/>
+        <w:bidi w:val="0"/>
+        <w:adjustRightInd w:val="0"/>
+        <w:snapToGrid w:val="0"/>
+        <w:spacing w:after="0" w:afterLines="0"/>
+        <w:textAlignment w:val="auto"/>
+        <w:rPr>
+          <w:rFonts w:hint="eastAsia"/>
+          <w:sz w:val="20"/>
+          <w:szCs w:val="20"/>
+          <w:lang w:val="en-US" w:eastAsia="zh-CN"/>
+        </w:rPr>
+      </w:pPr>
+      <w:r>
+        <w:rPr>
+          <w:rFonts w:hint="eastAsia"/>
+          <w:sz w:val="20"/>
+          <w:szCs w:val="20"/>
+          <w:lang w:val="en-US" w:eastAsia="zh-CN"/>
+        </w:rPr>
+        <w:t>└── production/</w:t>
+      </w:r>
+    </w:p>
+    <w:p>
+      <w:pPr>
+        <w:pStyle w:val="13"/>
+        <w:keepNext w:val="0"/>
+        <w:keepLines w:val="0"/>
+        <w:pageBreakBefore w:val="0"/>
+        <w:widowControl w:val="0"/>
+        <w:shd w:val="clear" w:fill="F1F1F1" w:themeFill="background1" w:themeFillShade="F2"/>
+        <w:kinsoku/>
+        <w:wordWrap/>
+        <w:overflowPunct/>
+        <w:topLinePunct w:val="0"/>
+        <w:autoSpaceDE/>
+        <w:autoSpaceDN/>
+        <w:bidi w:val="0"/>
+        <w:adjustRightInd w:val="0"/>
+        <w:snapToGrid w:val="0"/>
+        <w:spacing w:after="0" w:afterLines="0"/>
+        <w:textAlignment w:val="auto"/>
+        <w:rPr>
+          <w:sz w:val="20"/>
+          <w:szCs w:val="20"/>
+        </w:rPr>
+      </w:pPr>
+      <w:r>
+        <w:rPr>
+          <w:rFonts w:hint="eastAsia"/>
+          <w:sz w:val="20"/>
+          <w:szCs w:val="20"/>
+          <w:lang w:val="en-US" w:eastAsia="zh-CN"/>
+        </w:rPr>
+        <w:t xml:space="preserve">    └── DispatchOrderUnitTest.java       # 派工单测试</w:t>
+      </w:r>
+    </w:p>
+    <w:p>
+      <w:pPr>
+        <w:pStyle w:val="4"/>
+        <w:bidi w:val="0"/>
+        <w:rPr>
+          <w:rFonts w:hint="eastAsia"/>
+          <w:lang w:val="en-US" w:eastAsia="zh-CN"/>
+        </w:rPr>
+      </w:pPr>
+      <w:r>
+        <w:rPr>
+          <w:rFonts w:hint="eastAsia"/>
+          <w:lang w:val="en-US" w:eastAsia="zh-CN"/>
+        </w:rPr>
+        <w:t>5.2测试框架</w:t>
+      </w:r>
+    </w:p>
+    <w:p>
+      <w:pPr>
+        <w:bidi w:val="0"/>
+        <w:rPr>
+          <w:rFonts w:hint="eastAsia"/>
+          <w:lang w:val="en-US" w:eastAsia="zh-CN"/>
+        </w:rPr>
+      </w:pPr>
+      <w:r>
+        <w:rPr>
+          <w:rFonts w:hint="eastAsia"/>
+          <w:lang w:val="en-US" w:eastAsia="zh-CN"/>
+        </w:rPr>
+        <w:t>JUnit 4: 测试框架</w:t>
+      </w:r>
+    </w:p>
+    <w:p>
+      <w:pPr>
+        <w:bidi w:val="0"/>
+        <w:rPr>
+          <w:rFonts w:hint="eastAsia"/>
+          <w:lang w:val="en-US" w:eastAsia="zh-CN"/>
+        </w:rPr>
+      </w:pPr>
+      <w:r>
+        <w:rPr>
+          <w:rFonts w:hint="eastAsia"/>
+          <w:lang w:val="en-US" w:eastAsia="zh-CN"/>
+        </w:rPr>
+        <w:t>Mockito: Mock对象框架，用于隔离依赖</w:t>
+      </w:r>
+    </w:p>
+    <w:p>
+      <w:pPr>
+        <w:bidi w:val="0"/>
+        <w:rPr>
+          <w:rFonts w:hint="eastAsia"/>
+          <w:lang w:val="en-US" w:eastAsia="zh-CN"/>
+        </w:rPr>
+      </w:pPr>
+      <w:r>
+        <w:rPr>
+          <w:rFonts w:hint="eastAsia"/>
+          <w:lang w:val="en-US" w:eastAsia="zh-CN"/>
+        </w:rPr>
+        <w:t>MyBatis-Plus: 提供Mapper层的Mock支持</w:t>
+      </w:r>
+    </w:p>
+    <w:p>
+      <w:pPr>
+        <w:pStyle w:val="4"/>
+        <w:bidi w:val="0"/>
+        <w:rPr>
+          <w:rFonts w:hint="default"/>
+          <w:lang w:val="en-US" w:eastAsia="zh-CN"/>
+        </w:rPr>
+      </w:pPr>
+      <w:r>
+        <w:rPr>
+          <w:rFonts w:hint="eastAsia"/>
+          <w:lang w:val="en-US" w:eastAsia="zh-CN"/>
+        </w:rPr>
+        <w:t>5.3测试覆盖范围</w:t>
+      </w:r>
+    </w:p>
+    <w:p>
+      <w:pPr>
+        <w:pStyle w:val="13"/>
+      </w:pPr>
+      <w:r>
+        <w:t xml:space="preserve">表 </w:t>
+      </w:r>
+      <w:r>
+        <w:fldChar w:fldCharType="begin"/>
+      </w:r>
+      <w:r>
+        <w:instrText xml:space="preserve"> SEQ 表 \* ARABIC </w:instrText>
+      </w:r>
+      <w:r>
+        <w:fldChar w:fldCharType="separate"/>
+      </w:r>
+      <w:r>
+        <w:t>8</w:t>
+      </w:r>
+      <w:r>
+        <w:fldChar w:fldCharType="end"/>
       </w:r>
     </w:p>
     <w:tbl>
       <w:tblPr>
         <w:tblStyle w:val="33"/>
-        <w:tblW w:w="0" w:type="auto"/>
-        <w:tblInd w:w="0" w:type="dxa"/>
+        <w:tblW w:w="8938" w:type="dxa"/>
+        <w:jc w:val="center"/>
         <w:tblBorders>
           <w:top w:val="single" w:color="auto" w:sz="4" w:space="0"/>
           <w:left w:val="single" w:color="auto" w:sz="4" w:space="0"/>
@@ -21935,7 +24874,7 @@
           <w:insideH w:val="single" w:color="auto" w:sz="4" w:space="0"/>
           <w:insideV w:val="single" w:color="auto" w:sz="4" w:space="0"/>
         </w:tblBorders>
-        <w:tblLayout w:type="autofit"/>
+        <w:tblLayout w:type="fixed"/>
         <w:tblCellMar>
           <w:top w:w="0" w:type="dxa"/>
           <w:left w:w="108" w:type="dxa"/>
@@ -21944,9 +24883,9 @@
         </w:tblCellMar>
       </w:tblPr>
       <w:tblGrid>
-        <w:gridCol w:w="2838"/>
-        <w:gridCol w:w="2838"/>
-        <w:gridCol w:w="2846"/>
+        <w:gridCol w:w="3836"/>
+        <w:gridCol w:w="1403"/>
+        <w:gridCol w:w="3699"/>
       </w:tblGrid>
       <w:tr>
         <w:tblPrEx>
@@ -21965,66 +24904,139 @@
             <w:right w:w="108" w:type="dxa"/>
           </w:tblCellMar>
         </w:tblPrEx>
+        <w:trPr>
+          <w:trHeight w:val="731" w:hRule="atLeast"/>
+          <w:jc w:val="center"/>
+        </w:trPr>
         <w:tc>
           <w:tcPr>
-            <w:tcW w:w="2880" w:type="dxa"/>
+            <w:tcW w:w="3836" w:type="dxa"/>
             <w:shd w:val="clear" w:color="auto" w:fill="2980B9"/>
+            <w:vAlign w:val="center"/>
           </w:tcPr>
           <w:p>
             <w:pPr>
-              <w:spacing w:after="0" w:line="240" w:lineRule="auto"/>
+              <w:keepNext w:val="0"/>
+              <w:keepLines w:val="0"/>
+              <w:widowControl/>
+              <w:suppressLineNumbers w:val="0"/>
               <w:jc w:val="left"/>
+              <w:rPr>
+                <w:b/>
+                <w:bCs/>
+                <w:color w:val="FFFFFF" w:themeColor="background1"/>
+                <w14:textFill>
+                  <w14:solidFill>
+                    <w14:schemeClr w14:val="bg1"/>
+                  </w14:solidFill>
+                </w14:textFill>
+              </w:rPr>
             </w:pPr>
             <w:r>
               <w:rPr>
-                <w:rFonts w:ascii="微软雅黑" w:hAnsi="微软雅黑" w:eastAsia="微软雅黑"/>
+                <w:rFonts w:ascii="宋体" w:hAnsi="宋体" w:eastAsia="宋体" w:cs="宋体"/>
                 <w:b/>
-                <w:color w:val="FFFFFF"/>
-                <w:sz w:val="18"/>
+                <w:bCs/>
+                <w:color w:val="FFFFFF" w:themeColor="background1"/>
+                <w:kern w:val="0"/>
+                <w:sz w:val="24"/>
+                <w:szCs w:val="24"/>
+                <w:lang w:val="en-US" w:eastAsia="zh-CN" w:bidi="ar"/>
+                <w14:textFill>
+                  <w14:solidFill>
+                    <w14:schemeClr w14:val="bg1"/>
+                  </w14:solidFill>
+                </w14:textFill>
               </w:rPr>
-              <w:t>测试类型</w:t>
+              <w:t>测试类</w:t>
             </w:r>
           </w:p>
         </w:tc>
         <w:tc>
           <w:tcPr>
-            <w:tcW w:w="2880" w:type="dxa"/>
+            <w:tcW w:w="1403" w:type="dxa"/>
             <w:shd w:val="clear" w:color="auto" w:fill="2980B9"/>
+            <w:vAlign w:val="center"/>
           </w:tcPr>
           <w:p>
             <w:pPr>
-              <w:spacing w:after="0" w:line="240" w:lineRule="auto"/>
+              <w:keepNext w:val="0"/>
+              <w:keepLines w:val="0"/>
+              <w:widowControl/>
+              <w:suppressLineNumbers w:val="0"/>
               <w:jc w:val="left"/>
+              <w:rPr>
+                <w:b/>
+                <w:bCs/>
+                <w:color w:val="FFFFFF" w:themeColor="background1"/>
+                <w14:textFill>
+                  <w14:solidFill>
+                    <w14:schemeClr w14:val="bg1"/>
+                  </w14:solidFill>
+                </w14:textFill>
+              </w:rPr>
             </w:pPr>
             <w:r>
               <w:rPr>
-                <w:rFonts w:ascii="微软雅黑" w:hAnsi="微软雅黑" w:eastAsia="微软雅黑"/>
+                <w:rFonts w:ascii="宋体" w:hAnsi="宋体" w:eastAsia="宋体" w:cs="宋体"/>
                 <w:b/>
-                <w:color w:val="FFFFFF"/>
-                <w:sz w:val="18"/>
+                <w:bCs/>
+                <w:color w:val="FFFFFF" w:themeColor="background1"/>
+                <w:kern w:val="0"/>
+                <w:sz w:val="24"/>
+                <w:szCs w:val="24"/>
+                <w:lang w:val="en-US" w:eastAsia="zh-CN" w:bidi="ar"/>
+                <w14:textFill>
+                  <w14:solidFill>
+                    <w14:schemeClr w14:val="bg1"/>
+                  </w14:solidFill>
+                </w14:textFill>
               </w:rPr>
-              <w:t>测试内容</w:t>
+              <w:t>测试方法数</w:t>
             </w:r>
           </w:p>
         </w:tc>
         <w:tc>
           <w:tcPr>
-            <w:tcW w:w="2880" w:type="dxa"/>
+            <w:tcW w:w="3699" w:type="dxa"/>
             <w:shd w:val="clear" w:color="auto" w:fill="2980B9"/>
+            <w:vAlign w:val="center"/>
           </w:tcPr>
           <w:p>
             <w:pPr>
-              <w:spacing w:after="0" w:line="240" w:lineRule="auto"/>
+              <w:keepNext w:val="0"/>
+              <w:keepLines w:val="0"/>
+              <w:widowControl/>
+              <w:suppressLineNumbers w:val="0"/>
               <w:jc w:val="left"/>
+              <w:rPr>
+                <w:b/>
+                <w:bCs/>
+                <w:color w:val="FFFFFF" w:themeColor="background1"/>
+                <w14:textFill>
+                  <w14:solidFill>
+                    <w14:schemeClr w14:val="bg1"/>
+                  </w14:solidFill>
+                </w14:textFill>
+              </w:rPr>
             </w:pPr>
             <w:r>
               <w:rPr>
-                <w:rFonts w:ascii="微软雅黑" w:hAnsi="微软雅黑" w:eastAsia="微软雅黑"/>
+                <w:rFonts w:ascii="宋体" w:hAnsi="宋体" w:eastAsia="宋体" w:cs="宋体"/>
                 <w:b/>
-                <w:color w:val="FFFFFF"/>
-                <w:sz w:val="18"/>
+                <w:bCs/>
+                <w:color w:val="FFFFFF" w:themeColor="background1"/>
+                <w:kern w:val="0"/>
+                <w:sz w:val="24"/>
+                <w:szCs w:val="24"/>
+                <w:lang w:val="en-US" w:eastAsia="zh-CN" w:bidi="ar"/>
+                <w14:textFill>
+                  <w14:solidFill>
+                    <w14:schemeClr w14:val="bg1"/>
+                  </w14:solidFill>
+                </w14:textFill>
               </w:rPr>
-              <w:t>测试工具</w:t>
+              <w:t>测试内容</w:t>
             </w:r>
           </w:p>
         </w:tc>
@@ -22046,57 +25058,86 @@
             <w:right w:w="108" w:type="dxa"/>
           </w:tblCellMar>
         </w:tblPrEx>
+        <w:trPr>
+          <w:trHeight w:val="1288" w:hRule="atLeast"/>
+          <w:jc w:val="center"/>
+        </w:trPr>
         <w:tc>
           <w:tcPr>
-            <w:tcW w:w="2880" w:type="dxa"/>
+            <w:tcW w:w="3836" w:type="dxa"/>
+            <w:vAlign w:val="center"/>
           </w:tcPr>
           <w:p>
             <w:pPr>
-              <w:spacing w:after="0" w:line="240" w:lineRule="auto"/>
+              <w:keepNext w:val="0"/>
+              <w:keepLines w:val="0"/>
+              <w:widowControl/>
+              <w:suppressLineNumbers w:val="0"/>
               <w:jc w:val="left"/>
+              <w:rPr>
+                <w:rFonts w:hint="eastAsia" w:eastAsiaTheme="minorEastAsia"/>
+                <w:lang w:eastAsia="zh-CN"/>
+              </w:rPr>
             </w:pPr>
             <w:r>
               <w:rPr>
-                <w:rFonts w:ascii="微软雅黑" w:hAnsi="微软雅黑" w:eastAsia="微软雅黑"/>
-                <w:sz w:val="18"/>
+                <w:rFonts w:ascii="宋体" w:hAnsi="宋体" w:eastAsia="宋体" w:cs="宋体"/>
+                <w:kern w:val="0"/>
+                <w:sz w:val="24"/>
+                <w:szCs w:val="24"/>
+                <w:lang w:val="en-US" w:eastAsia="zh-CN" w:bidi="ar"/>
               </w:rPr>
-              <w:t>单元测试</w:t>
+              <w:t>CommonUnitTest</w:t>
             </w:r>
           </w:p>
         </w:tc>
         <w:tc>
           <w:tcPr>
-            <w:tcW w:w="2880" w:type="dxa"/>
+            <w:tcW w:w="1403" w:type="dxa"/>
+            <w:vAlign w:val="center"/>
           </w:tcPr>
           <w:p>
             <w:pPr>
-              <w:spacing w:after="0" w:line="240" w:lineRule="auto"/>
+              <w:keepNext w:val="0"/>
+              <w:keepLines w:val="0"/>
+              <w:widowControl/>
+              <w:suppressLineNumbers w:val="0"/>
               <w:jc w:val="left"/>
             </w:pPr>
             <w:r>
               <w:rPr>
-                <w:rFonts w:ascii="微软雅黑" w:hAnsi="微软雅黑" w:eastAsia="微软雅黑"/>
-                <w:sz w:val="18"/>
+                <w:rFonts w:ascii="宋体" w:hAnsi="宋体" w:eastAsia="宋体" w:cs="宋体"/>
+                <w:kern w:val="0"/>
+                <w:sz w:val="24"/>
+                <w:szCs w:val="24"/>
+                <w:lang w:val="en-US" w:eastAsia="zh-CN" w:bidi="ar"/>
               </w:rPr>
-              <w:t>单个方法/类的功能验证</w:t>
+              <w:t>11</w:t>
             </w:r>
           </w:p>
         </w:tc>
         <w:tc>
           <w:tcPr>
-            <w:tcW w:w="2880" w:type="dxa"/>
+            <w:tcW w:w="3699" w:type="dxa"/>
+            <w:vAlign w:val="center"/>
           </w:tcPr>
           <w:p>
             <w:pPr>
-              <w:spacing w:after="0" w:line="240" w:lineRule="auto"/>
+              <w:keepNext w:val="0"/>
+              <w:keepLines w:val="0"/>
+              <w:widowControl/>
+              <w:suppressLineNumbers w:val="0"/>
               <w:jc w:val="left"/>
             </w:pPr>
             <w:r>
               <w:rPr>
-                <w:rFonts w:ascii="微软雅黑" w:hAnsi="微软雅黑" w:eastAsia="微软雅黑"/>
-                <w:sz w:val="18"/>
+                <w:rFonts w:ascii="宋体" w:hAnsi="宋体" w:eastAsia="宋体" w:cs="宋体"/>
+                <w:kern w:val="0"/>
+                <w:sz w:val="24"/>
+                <w:szCs w:val="24"/>
+                <w:lang w:val="en-US" w:eastAsia="zh-CN" w:bidi="ar"/>
               </w:rPr>
-              <w:t>JUnit</w:t>
+              <w:t>Result 类、BasePageReq、BaseEntity 的 getter/setter 测试</w:t>
             </w:r>
           </w:p>
         </w:tc>
@@ -22118,62 +25159,86 @@
             <w:right w:w="108" w:type="dxa"/>
           </w:tblCellMar>
         </w:tblPrEx>
+        <w:trPr>
+          <w:trHeight w:val="731" w:hRule="atLeast"/>
+          <w:jc w:val="center"/>
+        </w:trPr>
         <w:tc>
           <w:tcPr>
-            <w:tcW w:w="2880" w:type="dxa"/>
+            <w:tcW w:w="3836" w:type="dxa"/>
+            <w:vAlign w:val="center"/>
           </w:tcPr>
           <w:p>
             <w:pPr>
-              <w:spacing w:after="0" w:line="240" w:lineRule="auto"/>
+              <w:keepNext w:val="0"/>
+              <w:keepLines w:val="0"/>
+              <w:widowControl/>
+              <w:suppressLineNumbers w:val="0"/>
               <w:jc w:val="left"/>
+              <w:rPr>
+                <w:rFonts w:hint="eastAsia" w:eastAsiaTheme="minorEastAsia"/>
+                <w:lang w:eastAsia="zh-CN"/>
+              </w:rPr>
             </w:pPr>
             <w:r>
               <w:rPr>
-                <w:rFonts w:ascii="微软雅黑" w:hAnsi="微软雅黑" w:eastAsia="微软雅黑"/>
-                <w:sz w:val="18"/>
+                <w:rFonts w:ascii="宋体" w:hAnsi="宋体" w:eastAsia="宋体" w:cs="宋体"/>
+                <w:kern w:val="0"/>
+                <w:sz w:val="24"/>
+                <w:szCs w:val="24"/>
+                <w:lang w:val="en-US" w:eastAsia="zh-CN" w:bidi="ar"/>
               </w:rPr>
-              <w:t>集成测试</w:t>
+              <w:t>EntityUnitTest</w:t>
             </w:r>
           </w:p>
         </w:tc>
         <w:tc>
           <w:tcPr>
-            <w:tcW w:w="2880" w:type="dxa"/>
+            <w:tcW w:w="1403" w:type="dxa"/>
+            <w:vAlign w:val="center"/>
           </w:tcPr>
           <w:p>
             <w:pPr>
-              <w:spacing w:after="0" w:line="240" w:lineRule="auto"/>
+              <w:keepNext w:val="0"/>
+              <w:keepLines w:val="0"/>
+              <w:widowControl/>
+              <w:suppressLineNumbers w:val="0"/>
               <w:jc w:val="left"/>
             </w:pPr>
             <w:r>
               <w:rPr>
-                <w:rFonts w:ascii="微软雅黑" w:hAnsi="微软雅黑" w:eastAsia="微软雅黑"/>
-                <w:sz w:val="18"/>
+                <w:rFonts w:ascii="宋体" w:hAnsi="宋体" w:eastAsia="宋体" w:cs="宋体"/>
+                <w:kern w:val="0"/>
+                <w:sz w:val="24"/>
+                <w:szCs w:val="24"/>
+                <w:lang w:val="en-US" w:eastAsia="zh-CN" w:bidi="ar"/>
               </w:rPr>
-              <w:t>模块间交互验证</w:t>
+              <w:t>5</w:t>
             </w:r>
           </w:p>
         </w:tc>
         <w:tc>
           <w:tcPr>
-            <w:tcW w:w="2880" w:type="dxa"/>
+            <w:tcW w:w="3699" w:type="dxa"/>
+            <w:vAlign w:val="center"/>
           </w:tcPr>
           <w:p>
             <w:pPr>
-              <w:spacing w:after="0" w:line="240" w:lineRule="auto"/>
+              <w:keepNext w:val="0"/>
+              <w:keepLines w:val="0"/>
+              <w:widowControl/>
+              <w:suppressLineNumbers w:val="0"/>
               <w:jc w:val="left"/>
-              <w:rPr>
-                <w:rFonts w:hint="default" w:eastAsia="微软雅黑"/>
-                <w:lang w:val="en-US" w:eastAsia="zh-CN"/>
-              </w:rPr>
             </w:pPr>
             <w:r>
               <w:rPr>
-                <w:rFonts w:hint="eastAsia"/>
-                <w:sz w:val="18"/>
-                <w:lang w:val="en-US" w:eastAsia="zh-CN"/>
+                <w:rFonts w:ascii="宋体" w:hAnsi="宋体" w:eastAsia="宋体" w:cs="宋体"/>
+                <w:kern w:val="0"/>
+                <w:sz w:val="24"/>
+                <w:szCs w:val="24"/>
+                <w:lang w:val="en-US" w:eastAsia="zh-CN" w:bidi="ar"/>
               </w:rPr>
-              <w:t>Apifox</w:t>
+              <w:t>实体类属性、状态流转、业务规则验证</w:t>
             </w:r>
           </w:p>
         </w:tc>
@@ -22195,57 +25260,86 @@
             <w:right w:w="108" w:type="dxa"/>
           </w:tblCellMar>
         </w:tblPrEx>
+        <w:trPr>
+          <w:trHeight w:val="731" w:hRule="atLeast"/>
+          <w:jc w:val="center"/>
+        </w:trPr>
         <w:tc>
           <w:tcPr>
-            <w:tcW w:w="2880" w:type="dxa"/>
+            <w:tcW w:w="3836" w:type="dxa"/>
+            <w:vAlign w:val="center"/>
           </w:tcPr>
           <w:p>
             <w:pPr>
-              <w:spacing w:after="0" w:line="240" w:lineRule="auto"/>
+              <w:keepNext w:val="0"/>
+              <w:keepLines w:val="0"/>
+              <w:widowControl/>
+              <w:suppressLineNumbers w:val="0"/>
               <w:jc w:val="left"/>
+              <w:rPr>
+                <w:rFonts w:hint="eastAsia" w:eastAsiaTheme="minorEastAsia"/>
+                <w:lang w:eastAsia="zh-CN"/>
+              </w:rPr>
             </w:pPr>
             <w:r>
               <w:rPr>
-                <w:rFonts w:ascii="微软雅黑" w:hAnsi="微软雅黑" w:eastAsia="微软雅黑"/>
-                <w:sz w:val="18"/>
+                <w:rFonts w:ascii="宋体" w:hAnsi="宋体" w:eastAsia="宋体" w:cs="宋体"/>
+                <w:kern w:val="0"/>
+                <w:sz w:val="24"/>
+                <w:szCs w:val="24"/>
+                <w:lang w:val="en-US" w:eastAsia="zh-CN" w:bidi="ar"/>
               </w:rPr>
-              <w:t>系统测试</w:t>
+              <w:t>UtilUnitTest</w:t>
             </w:r>
           </w:p>
         </w:tc>
         <w:tc>
           <w:tcPr>
-            <w:tcW w:w="2880" w:type="dxa"/>
+            <w:tcW w:w="1403" w:type="dxa"/>
+            <w:vAlign w:val="center"/>
           </w:tcPr>
           <w:p>
             <w:pPr>
-              <w:spacing w:after="0" w:line="240" w:lineRule="auto"/>
+              <w:keepNext w:val="0"/>
+              <w:keepLines w:val="0"/>
+              <w:widowControl/>
+              <w:suppressLineNumbers w:val="0"/>
               <w:jc w:val="left"/>
             </w:pPr>
             <w:r>
               <w:rPr>
-                <w:rFonts w:ascii="微软雅黑" w:hAnsi="微软雅黑" w:eastAsia="微软雅黑"/>
-                <w:sz w:val="18"/>
+                <w:rFonts w:ascii="宋体" w:hAnsi="宋体" w:eastAsia="宋体" w:cs="宋体"/>
+                <w:kern w:val="0"/>
+                <w:sz w:val="24"/>
+                <w:szCs w:val="24"/>
+                <w:lang w:val="en-US" w:eastAsia="zh-CN" w:bidi="ar"/>
               </w:rPr>
-              <w:t>完整业务流程验证</w:t>
+              <w:t>14</w:t>
             </w:r>
           </w:p>
         </w:tc>
         <w:tc>
           <w:tcPr>
-            <w:tcW w:w="2880" w:type="dxa"/>
+            <w:tcW w:w="3699" w:type="dxa"/>
+            <w:vAlign w:val="center"/>
           </w:tcPr>
           <w:p>
             <w:pPr>
-              <w:spacing w:after="0" w:line="240" w:lineRule="auto"/>
+              <w:keepNext w:val="0"/>
+              <w:keepLines w:val="0"/>
+              <w:widowControl/>
+              <w:suppressLineNumbers w:val="0"/>
               <w:jc w:val="left"/>
             </w:pPr>
             <w:r>
               <w:rPr>
-                <w:rFonts w:ascii="微软雅黑" w:hAnsi="微软雅黑" w:eastAsia="微软雅黑"/>
-                <w:sz w:val="18"/>
+                <w:rFonts w:ascii="宋体" w:hAnsi="宋体" w:eastAsia="宋体" w:cs="宋体"/>
+                <w:kern w:val="0"/>
+                <w:sz w:val="24"/>
+                <w:szCs w:val="24"/>
+                <w:lang w:val="en-US" w:eastAsia="zh-CN" w:bidi="ar"/>
               </w:rPr>
-              <w:t>手工测试</w:t>
+              <w:t>HashUtil、IdUtil 的工具方法测试</w:t>
             </w:r>
           </w:p>
         </w:tc>
@@ -22267,57 +25361,86 @@
             <w:right w:w="108" w:type="dxa"/>
           </w:tblCellMar>
         </w:tblPrEx>
+        <w:trPr>
+          <w:trHeight w:val="554" w:hRule="atLeast"/>
+          <w:jc w:val="center"/>
+        </w:trPr>
         <w:tc>
           <w:tcPr>
-            <w:tcW w:w="2880" w:type="dxa"/>
+            <w:tcW w:w="3836" w:type="dxa"/>
+            <w:vAlign w:val="center"/>
           </w:tcPr>
           <w:p>
             <w:pPr>
-              <w:spacing w:after="0" w:line="240" w:lineRule="auto"/>
+              <w:keepNext w:val="0"/>
+              <w:keepLines w:val="0"/>
+              <w:widowControl/>
+              <w:suppressLineNumbers w:val="0"/>
               <w:jc w:val="left"/>
+              <w:rPr>
+                <w:rFonts w:hint="eastAsia" w:eastAsia="微软雅黑"/>
+                <w:lang w:eastAsia="zh-CN"/>
+              </w:rPr>
             </w:pPr>
             <w:r>
               <w:rPr>
-                <w:rFonts w:ascii="微软雅黑" w:hAnsi="微软雅黑" w:eastAsia="微软雅黑"/>
-                <w:sz w:val="18"/>
+                <w:rFonts w:ascii="宋体" w:hAnsi="宋体" w:eastAsia="宋体" w:cs="宋体"/>
+                <w:kern w:val="0"/>
+                <w:sz w:val="24"/>
+                <w:szCs w:val="24"/>
+                <w:lang w:val="en-US" w:eastAsia="zh-CN" w:bidi="ar"/>
               </w:rPr>
-              <w:t>性能测试</w:t>
+              <w:t>HttpUtilUnitTest</w:t>
             </w:r>
           </w:p>
         </w:tc>
         <w:tc>
           <w:tcPr>
-            <w:tcW w:w="2880" w:type="dxa"/>
+            <w:tcW w:w="1403" w:type="dxa"/>
+            <w:vAlign w:val="center"/>
           </w:tcPr>
           <w:p>
             <w:pPr>
-              <w:spacing w:after="0" w:line="240" w:lineRule="auto"/>
+              <w:keepNext w:val="0"/>
+              <w:keepLines w:val="0"/>
+              <w:widowControl/>
+              <w:suppressLineNumbers w:val="0"/>
               <w:jc w:val="left"/>
             </w:pPr>
             <w:r>
               <w:rPr>
-                <w:rFonts w:ascii="微软雅黑" w:hAnsi="微软雅黑" w:eastAsia="微软雅黑"/>
-                <w:sz w:val="18"/>
+                <w:rFonts w:ascii="宋体" w:hAnsi="宋体" w:eastAsia="宋体" w:cs="宋体"/>
+                <w:kern w:val="0"/>
+                <w:sz w:val="24"/>
+                <w:szCs w:val="24"/>
+                <w:lang w:val="en-US" w:eastAsia="zh-CN" w:bidi="ar"/>
               </w:rPr>
-              <w:t>系统性能指标验证</w:t>
+              <w:t>4</w:t>
             </w:r>
           </w:p>
         </w:tc>
         <w:tc>
           <w:tcPr>
-            <w:tcW w:w="2880" w:type="dxa"/>
+            <w:tcW w:w="3699" w:type="dxa"/>
+            <w:vAlign w:val="center"/>
           </w:tcPr>
           <w:p>
             <w:pPr>
-              <w:spacing w:after="0" w:line="240" w:lineRule="auto"/>
+              <w:keepNext w:val="0"/>
+              <w:keepLines w:val="0"/>
+              <w:widowControl/>
+              <w:suppressLineNumbers w:val="0"/>
               <w:jc w:val="left"/>
             </w:pPr>
             <w:r>
               <w:rPr>
-                <w:rFonts w:ascii="微软雅黑" w:hAnsi="微软雅黑" w:eastAsia="微软雅黑"/>
-                <w:sz w:val="18"/>
+                <w:rFonts w:ascii="宋体" w:hAnsi="宋体" w:eastAsia="宋体" w:cs="宋体"/>
+                <w:kern w:val="0"/>
+                <w:sz w:val="24"/>
+                <w:szCs w:val="24"/>
+                <w:lang w:val="en-US" w:eastAsia="zh-CN" w:bidi="ar"/>
               </w:rPr>
-              <w:t>JMeter</w:t>
+              <w:t>HTTP 请求工具方法测试</w:t>
             </w:r>
           </w:p>
         </w:tc>
@@ -22339,219 +25462,98 @@
             <w:right w:w="108" w:type="dxa"/>
           </w:tblCellMar>
         </w:tblPrEx>
+        <w:trPr>
+          <w:trHeight w:val="554" w:hRule="atLeast"/>
+          <w:jc w:val="center"/>
+        </w:trPr>
         <w:tc>
           <w:tcPr>
-            <w:tcW w:w="2880" w:type="dxa"/>
+            <w:tcW w:w="3836" w:type="dxa"/>
+            <w:shd w:val="clear"/>
+            <w:vAlign w:val="center"/>
           </w:tcPr>
           <w:p>
             <w:pPr>
-              <w:spacing w:after="0" w:line="240" w:lineRule="auto"/>
+              <w:keepNext w:val="0"/>
+              <w:keepLines w:val="0"/>
+              <w:widowControl/>
+              <w:suppressLineNumbers w:val="0"/>
               <w:jc w:val="left"/>
+              <w:rPr>
+                <w:rFonts w:hint="eastAsia" w:ascii="宋体" w:hAnsi="宋体" w:cs="宋体" w:eastAsiaTheme="minorEastAsia"/>
+                <w:kern w:val="2"/>
+                <w:sz w:val="22"/>
+                <w:szCs w:val="22"/>
+                <w:lang w:val="en-US" w:eastAsia="zh-CN" w:bidi="ar-SA"/>
+              </w:rPr>
             </w:pPr>
             <w:r>
               <w:rPr>
-                <w:rFonts w:ascii="微软雅黑" w:hAnsi="微软雅黑" w:eastAsia="微软雅黑"/>
-                <w:sz w:val="18"/>
+                <w:rFonts w:ascii="宋体" w:hAnsi="宋体" w:eastAsia="宋体" w:cs="宋体"/>
+                <w:kern w:val="0"/>
+                <w:sz w:val="24"/>
+                <w:szCs w:val="24"/>
+                <w:lang w:val="en-US" w:eastAsia="zh-CN" w:bidi="ar"/>
               </w:rPr>
-              <w:t>安全测试</w:t>
+              <w:t>TreeUtilUnitTest</w:t>
             </w:r>
           </w:p>
         </w:tc>
         <w:tc>
           <w:tcPr>
-            <w:tcW w:w="2880" w:type="dxa"/>
+            <w:tcW w:w="1403" w:type="dxa"/>
+            <w:vAlign w:val="center"/>
           </w:tcPr>
           <w:p>
             <w:pPr>
-              <w:spacing w:after="0" w:line="240" w:lineRule="auto"/>
+              <w:keepNext w:val="0"/>
+              <w:keepLines w:val="0"/>
+              <w:widowControl/>
+              <w:suppressLineNumbers w:val="0"/>
               <w:jc w:val="left"/>
-            </w:pPr>
-            <w:r>
               <w:rPr>
                 <w:rFonts w:ascii="微软雅黑" w:hAnsi="微软雅黑" w:eastAsia="微软雅黑"/>
                 <w:sz w:val="18"/>
               </w:rPr>
-              <w:t>安全漏洞扫描</w:t>
+            </w:pPr>
+            <w:r>
+              <w:rPr>
+                <w:rFonts w:ascii="宋体" w:hAnsi="宋体" w:eastAsia="宋体" w:cs="宋体"/>
+                <w:kern w:val="0"/>
+                <w:sz w:val="24"/>
+                <w:szCs w:val="24"/>
+                <w:lang w:val="en-US" w:eastAsia="zh-CN" w:bidi="ar"/>
+              </w:rPr>
+              <w:t>7</w:t>
             </w:r>
           </w:p>
         </w:tc>
         <w:tc>
           <w:tcPr>
-            <w:tcW w:w="2880" w:type="dxa"/>
+            <w:tcW w:w="3699" w:type="dxa"/>
+            <w:vAlign w:val="center"/>
           </w:tcPr>
           <w:p>
             <w:pPr>
-              <w:spacing w:after="0" w:line="240" w:lineRule="auto"/>
+              <w:keepNext w:val="0"/>
+              <w:keepLines w:val="0"/>
+              <w:widowControl/>
+              <w:suppressLineNumbers w:val="0"/>
               <w:jc w:val="left"/>
-            </w:pPr>
-            <w:r>
               <w:rPr>
                 <w:rFonts w:ascii="微软雅黑" w:hAnsi="微软雅黑" w:eastAsia="微软雅黑"/>
                 <w:sz w:val="18"/>
               </w:rPr>
-              <w:t>OWASP ZAP</w:t>
-            </w:r>
-          </w:p>
-        </w:tc>
-      </w:tr>
-    </w:tbl>
-    <w:p/>
-    <w:p>
-      <w:pPr>
-        <w:pStyle w:val="5"/>
-        <w:bidi w:val="0"/>
-      </w:pPr>
-      <w:r>
-        <w:t>5.1.2 测试环境</w:t>
-      </w:r>
-    </w:p>
-    <w:p>
-      <w:pPr>
-        <w:pStyle w:val="14"/>
-        <w:bidi w:val="0"/>
-      </w:pPr>
-      <w:r>
-        <w:t>硬件环境：与生产环境配置一致</w:t>
-      </w:r>
-    </w:p>
-    <w:p>
-      <w:pPr>
-        <w:pStyle w:val="14"/>
-        <w:bidi w:val="0"/>
-      </w:pPr>
-      <w:r>
-        <w:t>软件环境：相同版本的操作系统、数据库、中间件</w:t>
-      </w:r>
-    </w:p>
-    <w:p>
-      <w:pPr>
-        <w:pStyle w:val="14"/>
-        <w:bidi w:val="0"/>
-      </w:pPr>
-      <w:r>
-        <w:t>数据准备：使用脱敏的生产数据或模拟数据</w:t>
-      </w:r>
-    </w:p>
-    <w:p/>
-    <w:p>
-      <w:pPr>
-        <w:pStyle w:val="4"/>
-      </w:pPr>
-      <w:r>
-        <w:rPr>
-          <w:rFonts w:ascii="微软雅黑" w:hAnsi="微软雅黑" w:eastAsia="微软雅黑"/>
-          <w:color w:val="34495E"/>
-          <w:sz w:val="28"/>
-        </w:rPr>
-        <w:t>5.2 功能测试</w:t>
-      </w:r>
-    </w:p>
-    <w:p>
-      <w:pPr>
-        <w:pStyle w:val="5"/>
-        <w:bidi w:val="0"/>
-      </w:pPr>
-      <w:r>
-        <w:t>5.2.1 测试用例设计</w:t>
-      </w:r>
-    </w:p>
-    <w:p>
-      <w:r>
-        <w:rPr>
-          <w:rFonts w:ascii="微软雅黑" w:hAnsi="微软雅黑" w:eastAsia="微软雅黑"/>
-          <w:b/>
-        </w:rPr>
-        <w:t>测试用例模板</w:t>
-      </w:r>
-      <w:r>
-        <w:rPr>
-          <w:rFonts w:ascii="微软雅黑" w:hAnsi="微软雅黑" w:eastAsia="微软雅黑"/>
-        </w:rPr>
-        <w:t>：</w:t>
-      </w:r>
-    </w:p>
-    <w:p/>
-    <w:tbl>
-      <w:tblPr>
-        <w:tblStyle w:val="33"/>
-        <w:tblW w:w="0" w:type="auto"/>
-        <w:tblInd w:w="0" w:type="dxa"/>
-        <w:tblBorders>
-          <w:top w:val="single" w:color="auto" w:sz="4" w:space="0"/>
-          <w:left w:val="single" w:color="auto" w:sz="4" w:space="0"/>
-          <w:bottom w:val="single" w:color="auto" w:sz="4" w:space="0"/>
-          <w:right w:val="single" w:color="auto" w:sz="4" w:space="0"/>
-          <w:insideH w:val="single" w:color="auto" w:sz="4" w:space="0"/>
-          <w:insideV w:val="single" w:color="auto" w:sz="4" w:space="0"/>
-        </w:tblBorders>
-        <w:tblLayout w:type="autofit"/>
-        <w:tblCellMar>
-          <w:top w:w="0" w:type="dxa"/>
-          <w:left w:w="108" w:type="dxa"/>
-          <w:bottom w:w="0" w:type="dxa"/>
-          <w:right w:w="108" w:type="dxa"/>
-        </w:tblCellMar>
-      </w:tblPr>
-      <w:tblGrid>
-        <w:gridCol w:w="4259"/>
-        <w:gridCol w:w="4263"/>
-      </w:tblGrid>
-      <w:tr>
-        <w:tblPrEx>
-          <w:tblBorders>
-            <w:top w:val="single" w:color="auto" w:sz="4" w:space="0"/>
-            <w:left w:val="single" w:color="auto" w:sz="4" w:space="0"/>
-            <w:bottom w:val="single" w:color="auto" w:sz="4" w:space="0"/>
-            <w:right w:val="single" w:color="auto" w:sz="4" w:space="0"/>
-            <w:insideH w:val="single" w:color="auto" w:sz="4" w:space="0"/>
-            <w:insideV w:val="single" w:color="auto" w:sz="4" w:space="0"/>
-          </w:tblBorders>
-          <w:tblCellMar>
-            <w:top w:w="0" w:type="dxa"/>
-            <w:left w:w="108" w:type="dxa"/>
-            <w:bottom w:w="0" w:type="dxa"/>
-            <w:right w:w="108" w:type="dxa"/>
-          </w:tblCellMar>
-        </w:tblPrEx>
-        <w:tc>
-          <w:tcPr>
-            <w:tcW w:w="4320" w:type="dxa"/>
-            <w:shd w:val="clear" w:color="auto" w:fill="2980B9"/>
-          </w:tcPr>
-          <w:p>
-            <w:pPr>
-              <w:spacing w:after="0" w:line="240" w:lineRule="auto"/>
-              <w:jc w:val="left"/>
             </w:pPr>
             <w:r>
               <w:rPr>
-                <w:rFonts w:ascii="微软雅黑" w:hAnsi="微软雅黑" w:eastAsia="微软雅黑"/>
-                <w:b/>
-                <w:color w:val="FFFFFF"/>
-                <w:sz w:val="18"/>
+                <w:rFonts w:ascii="宋体" w:hAnsi="宋体" w:eastAsia="宋体" w:cs="宋体"/>
+                <w:kern w:val="0"/>
+                <w:sz w:val="24"/>
+                <w:szCs w:val="24"/>
+                <w:lang w:val="en-US" w:eastAsia="zh-CN" w:bidi="ar"/>
               </w:rPr>
-              <w:t>字段</w:t>
-            </w:r>
-          </w:p>
-        </w:tc>
-        <w:tc>
-          <w:tcPr>
-            <w:tcW w:w="4320" w:type="dxa"/>
-            <w:shd w:val="clear" w:color="auto" w:fill="2980B9"/>
-          </w:tcPr>
-          <w:p>
-            <w:pPr>
-              <w:spacing w:after="0" w:line="240" w:lineRule="auto"/>
-              <w:jc w:val="left"/>
-            </w:pPr>
-            <w:r>
-              <w:rPr>
-                <w:rFonts w:ascii="微软雅黑" w:hAnsi="微软雅黑" w:eastAsia="微软雅黑"/>
-                <w:b/>
-                <w:color w:val="FFFFFF"/>
-                <w:sz w:val="18"/>
-              </w:rPr>
-              <w:t>说明</w:t>
+              <w:t>树形结构构建工具测试</w:t>
             </w:r>
           </w:p>
         </w:tc>
@@ -22573,39 +25575,98 @@
             <w:right w:w="108" w:type="dxa"/>
           </w:tblCellMar>
         </w:tblPrEx>
+        <w:trPr>
+          <w:trHeight w:val="731" w:hRule="atLeast"/>
+          <w:jc w:val="center"/>
+        </w:trPr>
         <w:tc>
           <w:tcPr>
-            <w:tcW w:w="4320" w:type="dxa"/>
+            <w:tcW w:w="3836" w:type="dxa"/>
+            <w:shd w:val="clear"/>
+            <w:vAlign w:val="center"/>
           </w:tcPr>
           <w:p>
             <w:pPr>
-              <w:spacing w:after="0" w:line="240" w:lineRule="auto"/>
+              <w:keepNext w:val="0"/>
+              <w:keepLines w:val="0"/>
+              <w:widowControl/>
+              <w:suppressLineNumbers w:val="0"/>
               <w:jc w:val="left"/>
+              <w:rPr>
+                <w:rFonts w:hint="eastAsia" w:ascii="宋体" w:hAnsi="宋体" w:cs="宋体" w:eastAsiaTheme="minorEastAsia"/>
+                <w:kern w:val="2"/>
+                <w:sz w:val="22"/>
+                <w:szCs w:val="22"/>
+                <w:lang w:val="en-US" w:eastAsia="zh-CN" w:bidi="ar-SA"/>
+              </w:rPr>
             </w:pPr>
             <w:r>
               <w:rPr>
-                <w:rFonts w:ascii="微软雅黑" w:hAnsi="微软雅黑" w:eastAsia="微软雅黑"/>
-                <w:sz w:val="18"/>
+                <w:rFonts w:ascii="宋体" w:hAnsi="宋体" w:eastAsia="宋体" w:cs="宋体"/>
+                <w:kern w:val="0"/>
+                <w:sz w:val="24"/>
+                <w:szCs w:val="24"/>
+                <w:lang w:val="en-US" w:eastAsia="zh-CN" w:bidi="ar"/>
               </w:rPr>
-              <w:t>用例编号</w:t>
+              <w:t>MaterialInfoServiceUnitTest</w:t>
             </w:r>
           </w:p>
         </w:tc>
         <w:tc>
           <w:tcPr>
-            <w:tcW w:w="4320" w:type="dxa"/>
+            <w:tcW w:w="1403" w:type="dxa"/>
+            <w:vAlign w:val="center"/>
           </w:tcPr>
           <w:p>
             <w:pPr>
-              <w:spacing w:after="0" w:line="240" w:lineRule="auto"/>
+              <w:keepNext w:val="0"/>
+              <w:keepLines w:val="0"/>
+              <w:widowControl/>
+              <w:suppressLineNumbers w:val="0"/>
               <w:jc w:val="left"/>
-            </w:pPr>
-            <w:r>
               <w:rPr>
                 <w:rFonts w:ascii="微软雅黑" w:hAnsi="微软雅黑" w:eastAsia="微软雅黑"/>
                 <w:sz w:val="18"/>
               </w:rPr>
-              <w:t>TC\_模块\_序号</w:t>
+            </w:pPr>
+            <w:r>
+              <w:rPr>
+                <w:rFonts w:ascii="宋体" w:hAnsi="宋体" w:eastAsia="宋体" w:cs="宋体"/>
+                <w:kern w:val="0"/>
+                <w:sz w:val="24"/>
+                <w:szCs w:val="24"/>
+                <w:lang w:val="en-US" w:eastAsia="zh-CN" w:bidi="ar"/>
+              </w:rPr>
+              <w:t>5</w:t>
+            </w:r>
+          </w:p>
+        </w:tc>
+        <w:tc>
+          <w:tcPr>
+            <w:tcW w:w="3699" w:type="dxa"/>
+            <w:vAlign w:val="center"/>
+          </w:tcPr>
+          <w:p>
+            <w:pPr>
+              <w:keepNext w:val="0"/>
+              <w:keepLines w:val="0"/>
+              <w:widowControl/>
+              <w:suppressLineNumbers w:val="0"/>
+              <w:jc w:val="left"/>
+              <w:rPr>
+                <w:rFonts w:ascii="微软雅黑" w:hAnsi="微软雅黑" w:eastAsia="微软雅黑"/>
+                <w:sz w:val="18"/>
+              </w:rPr>
+            </w:pPr>
+            <w:r>
+              <w:rPr>
+                <w:rFonts w:ascii="宋体" w:hAnsi="宋体" w:eastAsia="宋体" w:cs="宋体"/>
+                <w:kern w:val="0"/>
+                <w:sz w:val="24"/>
+                <w:szCs w:val="24"/>
+                <w:lang w:val="en-US" w:eastAsia="zh-CN" w:bidi="ar"/>
+              </w:rPr>
+              <w:t>物料编码生成逻辑测试</w:t>
             </w:r>
           </w:p>
         </w:tc>
@@ -22627,39 +25688,98 @@
             <w:right w:w="108" w:type="dxa"/>
           </w:tblCellMar>
         </w:tblPrEx>
+        <w:trPr>
+          <w:trHeight w:val="554" w:hRule="atLeast"/>
+          <w:jc w:val="center"/>
+        </w:trPr>
         <w:tc>
           <w:tcPr>
-            <w:tcW w:w="4320" w:type="dxa"/>
+            <w:tcW w:w="3836" w:type="dxa"/>
+            <w:shd w:val="clear"/>
+            <w:vAlign w:val="center"/>
           </w:tcPr>
           <w:p>
             <w:pPr>
-              <w:spacing w:after="0" w:line="240" w:lineRule="auto"/>
+              <w:keepNext w:val="0"/>
+              <w:keepLines w:val="0"/>
+              <w:widowControl/>
+              <w:suppressLineNumbers w:val="0"/>
               <w:jc w:val="left"/>
+              <w:rPr>
+                <w:rFonts w:hint="eastAsia" w:ascii="宋体" w:hAnsi="宋体" w:cs="宋体" w:eastAsiaTheme="minorEastAsia"/>
+                <w:kern w:val="2"/>
+                <w:sz w:val="22"/>
+                <w:szCs w:val="22"/>
+                <w:lang w:val="en-US" w:eastAsia="zh-CN" w:bidi="ar-SA"/>
+              </w:rPr>
             </w:pPr>
             <w:r>
               <w:rPr>
-                <w:rFonts w:ascii="微软雅黑" w:hAnsi="微软雅黑" w:eastAsia="微软雅黑"/>
-                <w:sz w:val="18"/>
+                <w:rFonts w:ascii="宋体" w:hAnsi="宋体" w:eastAsia="宋体" w:cs="宋体"/>
+                <w:kern w:val="0"/>
+                <w:sz w:val="24"/>
+                <w:szCs w:val="24"/>
+                <w:lang w:val="en-US" w:eastAsia="zh-CN" w:bidi="ar"/>
               </w:rPr>
-              <w:t>用例名称</w:t>
+              <w:t>SysRoleServiceUnitTest</w:t>
             </w:r>
           </w:p>
         </w:tc>
         <w:tc>
           <w:tcPr>
-            <w:tcW w:w="4320" w:type="dxa"/>
+            <w:tcW w:w="1403" w:type="dxa"/>
+            <w:vAlign w:val="center"/>
           </w:tcPr>
           <w:p>
             <w:pPr>
-              <w:spacing w:after="0" w:line="240" w:lineRule="auto"/>
+              <w:keepNext w:val="0"/>
+              <w:keepLines w:val="0"/>
+              <w:widowControl/>
+              <w:suppressLineNumbers w:val="0"/>
               <w:jc w:val="left"/>
-            </w:pPr>
-            <w:r>
               <w:rPr>
                 <w:rFonts w:ascii="微软雅黑" w:hAnsi="微软雅黑" w:eastAsia="微软雅黑"/>
                 <w:sz w:val="18"/>
               </w:rPr>
-              <w:t>简洁描述测试内容</w:t>
+            </w:pPr>
+            <w:r>
+              <w:rPr>
+                <w:rFonts w:ascii="宋体" w:hAnsi="宋体" w:eastAsia="宋体" w:cs="宋体"/>
+                <w:kern w:val="0"/>
+                <w:sz w:val="24"/>
+                <w:szCs w:val="24"/>
+                <w:lang w:val="en-US" w:eastAsia="zh-CN" w:bidi="ar"/>
+              </w:rPr>
+              <w:t>6</w:t>
+            </w:r>
+          </w:p>
+        </w:tc>
+        <w:tc>
+          <w:tcPr>
+            <w:tcW w:w="3699" w:type="dxa"/>
+            <w:vAlign w:val="center"/>
+          </w:tcPr>
+          <w:p>
+            <w:pPr>
+              <w:keepNext w:val="0"/>
+              <w:keepLines w:val="0"/>
+              <w:widowControl/>
+              <w:suppressLineNumbers w:val="0"/>
+              <w:jc w:val="left"/>
+              <w:rPr>
+                <w:rFonts w:ascii="微软雅黑" w:hAnsi="微软雅黑" w:eastAsia="微软雅黑"/>
+                <w:sz w:val="18"/>
+              </w:rPr>
+            </w:pPr>
+            <w:r>
+              <w:rPr>
+                <w:rFonts w:ascii="宋体" w:hAnsi="宋体" w:eastAsia="宋体" w:cs="宋体"/>
+                <w:kern w:val="0"/>
+                <w:sz w:val="24"/>
+                <w:szCs w:val="24"/>
+                <w:lang w:val="en-US" w:eastAsia="zh-CN" w:bidi="ar"/>
+              </w:rPr>
+              <w:t>角色重建、权限分配逻辑测试</w:t>
             </w:r>
           </w:p>
         </w:tc>
@@ -22681,3152 +25801,607 @@
             <w:right w:w="108" w:type="dxa"/>
           </w:tblCellMar>
         </w:tblPrEx>
+        <w:trPr>
+          <w:trHeight w:val="576" w:hRule="atLeast"/>
+          <w:jc w:val="center"/>
+        </w:trPr>
         <w:tc>
           <w:tcPr>
-            <w:tcW w:w="4320" w:type="dxa"/>
+            <w:tcW w:w="3836" w:type="dxa"/>
+            <w:shd w:val="clear"/>
+            <w:vAlign w:val="center"/>
           </w:tcPr>
           <w:p>
             <w:pPr>
-              <w:spacing w:after="0" w:line="240" w:lineRule="auto"/>
+              <w:keepNext w:val="0"/>
+              <w:keepLines w:val="0"/>
+              <w:widowControl/>
+              <w:suppressLineNumbers w:val="0"/>
               <w:jc w:val="left"/>
+              <w:rPr>
+                <w:rFonts w:hint="eastAsia" w:ascii="宋体" w:hAnsi="宋体" w:cs="宋体" w:eastAsiaTheme="minorEastAsia"/>
+                <w:kern w:val="2"/>
+                <w:sz w:val="22"/>
+                <w:szCs w:val="22"/>
+                <w:lang w:val="en-US" w:eastAsia="zh-CN" w:bidi="ar-SA"/>
+              </w:rPr>
             </w:pPr>
             <w:r>
               <w:rPr>
-                <w:rFonts w:ascii="微软雅黑" w:hAnsi="微软雅黑" w:eastAsia="微软雅黑"/>
-                <w:sz w:val="18"/>
+                <w:rFonts w:ascii="宋体" w:hAnsi="宋体" w:eastAsia="宋体" w:cs="宋体"/>
+                <w:kern w:val="0"/>
+                <w:sz w:val="24"/>
+                <w:szCs w:val="24"/>
+                <w:lang w:val="en-US" w:eastAsia="zh-CN" w:bidi="ar"/>
               </w:rPr>
-              <w:t>前置条件</w:t>
+              <w:t>SysUserServiceUnitTest</w:t>
             </w:r>
           </w:p>
         </w:tc>
         <w:tc>
           <w:tcPr>
-            <w:tcW w:w="4320" w:type="dxa"/>
+            <w:tcW w:w="1403" w:type="dxa"/>
+            <w:vAlign w:val="center"/>
           </w:tcPr>
           <w:p>
             <w:pPr>
-              <w:spacing w:after="0" w:line="240" w:lineRule="auto"/>
+              <w:keepNext w:val="0"/>
+              <w:keepLines w:val="0"/>
+              <w:widowControl/>
+              <w:suppressLineNumbers w:val="0"/>
               <w:jc w:val="left"/>
-            </w:pPr>
-            <w:r>
               <w:rPr>
                 <w:rFonts w:ascii="微软雅黑" w:hAnsi="微软雅黑" w:eastAsia="微软雅黑"/>
                 <w:sz w:val="18"/>
               </w:rPr>
-              <w:t>执行测试前需要满足的条件</w:t>
-            </w:r>
-          </w:p>
-        </w:tc>
-      </w:tr>
-      <w:tr>
-        <w:tblPrEx>
-          <w:tblBorders>
-            <w:top w:val="single" w:color="auto" w:sz="4" w:space="0"/>
-            <w:left w:val="single" w:color="auto" w:sz="4" w:space="0"/>
-            <w:bottom w:val="single" w:color="auto" w:sz="4" w:space="0"/>
-            <w:right w:val="single" w:color="auto" w:sz="4" w:space="0"/>
-            <w:insideH w:val="single" w:color="auto" w:sz="4" w:space="0"/>
-            <w:insideV w:val="single" w:color="auto" w:sz="4" w:space="0"/>
-          </w:tblBorders>
-          <w:tblCellMar>
-            <w:top w:w="0" w:type="dxa"/>
-            <w:left w:w="108" w:type="dxa"/>
-            <w:bottom w:w="0" w:type="dxa"/>
-            <w:right w:w="108" w:type="dxa"/>
-          </w:tblCellMar>
-        </w:tblPrEx>
-        <w:tc>
-          <w:tcPr>
-            <w:tcW w:w="4320" w:type="dxa"/>
-          </w:tcPr>
-          <w:p>
-            <w:pPr>
-              <w:spacing w:after="0" w:line="240" w:lineRule="auto"/>
-              <w:jc w:val="left"/>
             </w:pPr>
             <w:r>
               <w:rPr>
-                <w:rFonts w:ascii="微软雅黑" w:hAnsi="微软雅黑" w:eastAsia="微软雅黑"/>
-                <w:sz w:val="18"/>
+                <w:rFonts w:ascii="宋体" w:hAnsi="宋体" w:eastAsia="宋体" w:cs="宋体"/>
+                <w:kern w:val="0"/>
+                <w:sz w:val="24"/>
+                <w:szCs w:val="24"/>
+                <w:lang w:val="en-US" w:eastAsia="zh-CN" w:bidi="ar"/>
               </w:rPr>
-              <w:t>测试步骤</w:t>
+              <w:t>7</w:t>
             </w:r>
           </w:p>
         </w:tc>
         <w:tc>
           <w:tcPr>
-            <w:tcW w:w="4320" w:type="dxa"/>
+            <w:tcW w:w="3699" w:type="dxa"/>
+            <w:vAlign w:val="center"/>
           </w:tcPr>
           <w:p>
             <w:pPr>
-              <w:spacing w:after="0" w:line="240" w:lineRule="auto"/>
+              <w:keepNext w:val="0"/>
+              <w:keepLines w:val="0"/>
+              <w:widowControl/>
+              <w:suppressLineNumbers w:val="0"/>
               <w:jc w:val="left"/>
-            </w:pPr>
-            <w:r>
               <w:rPr>
                 <w:rFonts w:ascii="微软雅黑" w:hAnsi="微软雅黑" w:eastAsia="微软雅黑"/>
                 <w:sz w:val="18"/>
               </w:rPr>
-              <w:t>详细的操作步骤</w:t>
-            </w:r>
-          </w:p>
-        </w:tc>
-      </w:tr>
-      <w:tr>
-        <w:tblPrEx>
-          <w:tblBorders>
-            <w:top w:val="single" w:color="auto" w:sz="4" w:space="0"/>
-            <w:left w:val="single" w:color="auto" w:sz="4" w:space="0"/>
-            <w:bottom w:val="single" w:color="auto" w:sz="4" w:space="0"/>
-            <w:right w:val="single" w:color="auto" w:sz="4" w:space="0"/>
-            <w:insideH w:val="single" w:color="auto" w:sz="4" w:space="0"/>
-            <w:insideV w:val="single" w:color="auto" w:sz="4" w:space="0"/>
-          </w:tblBorders>
-          <w:tblCellMar>
-            <w:top w:w="0" w:type="dxa"/>
-            <w:left w:w="108" w:type="dxa"/>
-            <w:bottom w:w="0" w:type="dxa"/>
-            <w:right w:w="108" w:type="dxa"/>
-          </w:tblCellMar>
-        </w:tblPrEx>
-        <w:tc>
-          <w:tcPr>
-            <w:tcW w:w="4320" w:type="dxa"/>
-          </w:tcPr>
-          <w:p>
-            <w:pPr>
-              <w:spacing w:after="0" w:line="240" w:lineRule="auto"/>
-              <w:jc w:val="left"/>
             </w:pPr>
             <w:r>
               <w:rPr>
-                <w:rFonts w:ascii="微软雅黑" w:hAnsi="微软雅黑" w:eastAsia="微软雅黑"/>
-                <w:sz w:val="18"/>
+                <w:rFonts w:ascii="宋体" w:hAnsi="宋体" w:eastAsia="宋体" w:cs="宋体"/>
+                <w:kern w:val="0"/>
+                <w:sz w:val="24"/>
+                <w:szCs w:val="24"/>
+                <w:lang w:val="en-US" w:eastAsia="zh-CN" w:bidi="ar"/>
               </w:rPr>
-              <w:t>预期结果</w:t>
-            </w:r>
-          </w:p>
-        </w:tc>
-        <w:tc>
-          <w:tcPr>
-            <w:tcW w:w="4320" w:type="dxa"/>
-          </w:tcPr>
-          <w:p>
-            <w:pPr>
-              <w:spacing w:after="0" w:line="240" w:lineRule="auto"/>
-              <w:jc w:val="left"/>
-            </w:pPr>
-            <w:r>
-              <w:rPr>
-                <w:rFonts w:ascii="微软雅黑" w:hAnsi="微软雅黑" w:eastAsia="微软雅黑"/>
-                <w:sz w:val="18"/>
-              </w:rPr>
-              <w:t>期望的输出结果</w:t>
-            </w:r>
-          </w:p>
-        </w:tc>
-      </w:tr>
-      <w:tr>
-        <w:tblPrEx>
-          <w:tblBorders>
-            <w:top w:val="single" w:color="auto" w:sz="4" w:space="0"/>
-            <w:left w:val="single" w:color="auto" w:sz="4" w:space="0"/>
-            <w:bottom w:val="single" w:color="auto" w:sz="4" w:space="0"/>
-            <w:right w:val="single" w:color="auto" w:sz="4" w:space="0"/>
-            <w:insideH w:val="single" w:color="auto" w:sz="4" w:space="0"/>
-            <w:insideV w:val="single" w:color="auto" w:sz="4" w:space="0"/>
-          </w:tblBorders>
-          <w:tblCellMar>
-            <w:top w:w="0" w:type="dxa"/>
-            <w:left w:w="108" w:type="dxa"/>
-            <w:bottom w:w="0" w:type="dxa"/>
-            <w:right w:w="108" w:type="dxa"/>
-          </w:tblCellMar>
-        </w:tblPrEx>
-        <w:tc>
-          <w:tcPr>
-            <w:tcW w:w="4320" w:type="dxa"/>
-          </w:tcPr>
-          <w:p>
-            <w:pPr>
-              <w:spacing w:after="0" w:line="240" w:lineRule="auto"/>
-              <w:jc w:val="left"/>
-            </w:pPr>
-            <w:r>
-              <w:rPr>
-                <w:rFonts w:ascii="微软雅黑" w:hAnsi="微软雅黑" w:eastAsia="微软雅黑"/>
-                <w:sz w:val="18"/>
-              </w:rPr>
-              <w:t>实际结果</w:t>
-            </w:r>
-          </w:p>
-        </w:tc>
-        <w:tc>
-          <w:tcPr>
-            <w:tcW w:w="4320" w:type="dxa"/>
-          </w:tcPr>
-          <w:p>
-            <w:pPr>
-              <w:spacing w:after="0" w:line="240" w:lineRule="auto"/>
-              <w:jc w:val="left"/>
-            </w:pPr>
-            <w:r>
-              <w:rPr>
-                <w:rFonts w:ascii="微软雅黑" w:hAnsi="微软雅黑" w:eastAsia="微软雅黑"/>
-                <w:sz w:val="18"/>
-              </w:rPr>
-              <w:t>实际执行结果</w:t>
-            </w:r>
-          </w:p>
-        </w:tc>
-      </w:tr>
-      <w:tr>
-        <w:tblPrEx>
-          <w:tblBorders>
-            <w:top w:val="single" w:color="auto" w:sz="4" w:space="0"/>
-            <w:left w:val="single" w:color="auto" w:sz="4" w:space="0"/>
-            <w:bottom w:val="single" w:color="auto" w:sz="4" w:space="0"/>
-            <w:right w:val="single" w:color="auto" w:sz="4" w:space="0"/>
-            <w:insideH w:val="single" w:color="auto" w:sz="4" w:space="0"/>
-            <w:insideV w:val="single" w:color="auto" w:sz="4" w:space="0"/>
-          </w:tblBorders>
-          <w:tblCellMar>
-            <w:top w:w="0" w:type="dxa"/>
-            <w:left w:w="108" w:type="dxa"/>
-            <w:bottom w:w="0" w:type="dxa"/>
-            <w:right w:w="108" w:type="dxa"/>
-          </w:tblCellMar>
-        </w:tblPrEx>
-        <w:tc>
-          <w:tcPr>
-            <w:tcW w:w="4320" w:type="dxa"/>
-          </w:tcPr>
-          <w:p>
-            <w:pPr>
-              <w:spacing w:after="0" w:line="240" w:lineRule="auto"/>
-              <w:jc w:val="left"/>
-            </w:pPr>
-            <w:r>
-              <w:rPr>
-                <w:rFonts w:ascii="微软雅黑" w:hAnsi="微软雅黑" w:eastAsia="微软雅黑"/>
-                <w:sz w:val="18"/>
-              </w:rPr>
-              <w:t>测试状态</w:t>
-            </w:r>
-          </w:p>
-        </w:tc>
-        <w:tc>
-          <w:tcPr>
-            <w:tcW w:w="4320" w:type="dxa"/>
-          </w:tcPr>
-          <w:p>
-            <w:pPr>
-              <w:spacing w:after="0" w:line="240" w:lineRule="auto"/>
-              <w:jc w:val="left"/>
-            </w:pPr>
-            <w:r>
-              <w:rPr>
-                <w:rFonts w:ascii="微软雅黑" w:hAnsi="微软雅黑" w:eastAsia="微软雅黑"/>
-                <w:sz w:val="18"/>
-              </w:rPr>
-              <w:t>通过/失败/阻塞</w:t>
+              <w:t>用户角色关联、权限重建测试</w:t>
             </w:r>
           </w:p>
         </w:tc>
       </w:tr>
     </w:tbl>
+    <w:p>
+      <w:pPr>
+        <w:bidi w:val="0"/>
+        <w:rPr>
+          <w:rFonts w:hint="default"/>
+          <w:lang w:val="en-US" w:eastAsia="zh-CN"/>
+        </w:rPr>
+      </w:pPr>
+      <w:r>
+        <w:rPr>
+          <w:rFonts w:hint="eastAsia"/>
+          <w:lang w:val="en-US" w:eastAsia="zh-CN"/>
+        </w:rPr>
+        <w:t>总计：66个测试用例，全部通过</w:t>
+      </w:r>
+    </w:p>
+    <w:p>
+      <w:pPr>
+        <w:pStyle w:val="4"/>
+        <w:numPr>
+          <w:ilvl w:val="0"/>
+          <w:numId w:val="5"/>
+        </w:numPr>
+        <w:bidi w:val="0"/>
+        <w:rPr>
+          <w:rFonts w:hint="default"/>
+          <w:lang w:val="en-US" w:eastAsia="zh-CN"/>
+        </w:rPr>
+      </w:pPr>
+      <w:r>
+        <w:rPr>
+          <w:rFonts w:hint="eastAsia"/>
+          <w:lang w:val="en-US" w:eastAsia="zh-CN"/>
+        </w:rPr>
+        <w:t>完整测试输出：</w:t>
+      </w:r>
+      <w:bookmarkStart w:id="0" w:name="_GoBack"/>
+      <w:bookmarkEnd w:id="0"/>
+    </w:p>
+    <w:p>
+      <w:pPr>
+        <w:shd w:val="clear" w:fill="F1F1F1" w:themeFill="background1" w:themeFillShade="F2"/>
+        <w:rPr>
+          <w:rFonts w:hint="eastAsia"/>
+        </w:rPr>
+      </w:pPr>
+      <w:r>
+        <w:rPr>
+          <w:rFonts w:hint="eastAsia"/>
+        </w:rPr>
+        <w:t>[INFO] -------------------------------------------------------</w:t>
+      </w:r>
+    </w:p>
+    <w:p>
+      <w:pPr>
+        <w:shd w:val="clear" w:fill="F1F1F1" w:themeFill="background1" w:themeFillShade="F2"/>
+        <w:rPr>
+          <w:rFonts w:hint="eastAsia"/>
+        </w:rPr>
+      </w:pPr>
+      <w:r>
+        <w:rPr>
+          <w:rFonts w:hint="eastAsia"/>
+        </w:rPr>
+        <w:t>[INFO]  T E S T S</w:t>
+      </w:r>
+    </w:p>
+    <w:p>
+      <w:pPr>
+        <w:shd w:val="clear" w:fill="F1F1F1" w:themeFill="background1" w:themeFillShade="F2"/>
+        <w:rPr>
+          <w:rFonts w:hint="eastAsia"/>
+        </w:rPr>
+      </w:pPr>
+      <w:r>
+        <w:rPr>
+          <w:rFonts w:hint="eastAsia"/>
+        </w:rPr>
+        <w:t>[INFO] -------------------------------------------------------</w:t>
+      </w:r>
+    </w:p>
+    <w:p>
+      <w:pPr>
+        <w:shd w:val="clear" w:fill="F1F1F1" w:themeFill="background1" w:themeFillShade="F2"/>
+        <w:rPr>
+          <w:rFonts w:hint="eastAsia"/>
+        </w:rPr>
+      </w:pPr>
+      <w:r>
+        <w:rPr>
+          <w:rFonts w:hint="eastAsia"/>
+        </w:rPr>
+        <w:t>[INFO] Running com.wangziyang.mes.basedata.MaterialInfoServiceUnitTest</w:t>
+      </w:r>
+    </w:p>
+    <w:p>
+      <w:pPr>
+        <w:shd w:val="clear" w:fill="F1F1F1" w:themeFill="background1" w:themeFillShade="F2"/>
+        <w:rPr>
+          <w:rFonts w:hint="eastAsia"/>
+        </w:rPr>
+      </w:pPr>
+      <w:r>
+        <w:rPr>
+          <w:rFonts w:hint="eastAsia"/>
+        </w:rPr>
+        <w:t>2026-06-07 11:37:07.591 [main] DEBUG org.apache.ibatis.logging.LogFactory - Logging initialized using 'class org.apache.ibatis.logging.slf4j.Slf4jImpl' adapter.</w:t>
+      </w:r>
+    </w:p>
+    <w:p>
+      <w:pPr>
+        <w:shd w:val="clear" w:fill="F1F1F1" w:themeFill="background1" w:themeFillShade="F2"/>
+        <w:rPr>
+          <w:rFonts w:hint="eastAsia"/>
+        </w:rPr>
+      </w:pPr>
+      <w:r>
+        <w:rPr>
+          <w:rFonts w:hint="eastAsia"/>
+        </w:rPr>
+        <w:t>[INFO] Tests run: 5, Failures: 0, Errors: 0, Skipped: 0, Time elapsed: 0.755 s - in com.wangziyang.mes.basedata.MaterialInfoServiceUnitTest</w:t>
+      </w:r>
+    </w:p>
+    <w:p>
+      <w:pPr>
+        <w:shd w:val="clear" w:fill="F1F1F1" w:themeFill="background1" w:themeFillShade="F2"/>
+        <w:rPr>
+          <w:rFonts w:hint="eastAsia"/>
+        </w:rPr>
+      </w:pPr>
+      <w:r>
+        <w:rPr>
+          <w:rFonts w:hint="eastAsia"/>
+        </w:rPr>
+        <w:t>[INFO] Running com.wangziyang.mes.common.CommonUnitTest</w:t>
+      </w:r>
+    </w:p>
+    <w:p>
+      <w:pPr>
+        <w:shd w:val="clear" w:fill="F1F1F1" w:themeFill="background1" w:themeFillShade="F2"/>
+        <w:rPr>
+          <w:rFonts w:hint="eastAsia"/>
+        </w:rPr>
+      </w:pPr>
+      <w:r>
+        <w:rPr>
+          <w:rFonts w:hint="eastAsia"/>
+        </w:rPr>
+        <w:t>[INFO] Tests run: 11, Failures: 0, Errors: 0, Skipped: 0, Time elapsed: 0 s - in com.wangziyang.mes.common.CommonUnitTest</w:t>
+      </w:r>
+    </w:p>
+    <w:p>
+      <w:pPr>
+        <w:shd w:val="clear" w:fill="F1F1F1" w:themeFill="background1" w:themeFillShade="F2"/>
+        <w:rPr>
+          <w:rFonts w:hint="eastAsia"/>
+        </w:rPr>
+      </w:pPr>
+      <w:r>
+        <w:rPr>
+          <w:rFonts w:hint="eastAsia"/>
+        </w:rPr>
+        <w:t>[INFO] Running com.wangziyang.mes.entity.EntityUnitTest</w:t>
+      </w:r>
+    </w:p>
+    <w:p>
+      <w:pPr>
+        <w:shd w:val="clear" w:fill="F1F1F1" w:themeFill="background1" w:themeFillShade="F2"/>
+        <w:rPr>
+          <w:rFonts w:hint="eastAsia"/>
+        </w:rPr>
+      </w:pPr>
+      <w:r>
+        <w:rPr>
+          <w:rFonts w:hint="eastAsia"/>
+        </w:rPr>
+        <w:t>[INFO] Tests run: 5, Failures: 0, Errors: 0, Skipped: 0, Time elapsed: 0 s - in com.wangziyang.mes.entity.EntityUnitTest</w:t>
+      </w:r>
+    </w:p>
+    <w:p>
+      <w:pPr>
+        <w:shd w:val="clear" w:fill="F1F1F1" w:themeFill="background1" w:themeFillShade="F2"/>
+        <w:rPr>
+          <w:rFonts w:hint="eastAsia"/>
+        </w:rPr>
+      </w:pPr>
+      <w:r>
+        <w:rPr>
+          <w:rFonts w:hint="eastAsia"/>
+        </w:rPr>
+        <w:t>[INFO] Running com.wangziyang.mes.production.DispatchOrderUnitTest</w:t>
+      </w:r>
+    </w:p>
+    <w:p>
+      <w:pPr>
+        <w:shd w:val="clear" w:fill="F1F1F1" w:themeFill="background1" w:themeFillShade="F2"/>
+        <w:rPr>
+          <w:rFonts w:hint="eastAsia"/>
+        </w:rPr>
+      </w:pPr>
+      <w:r>
+        <w:rPr>
+          <w:rFonts w:hint="eastAsia"/>
+        </w:rPr>
+        <w:t>[INFO] Tests run: 7, Failures: 0, Errors: 0, Skipped: 0, Time elapsed: 0 s - in com.wangziyang.mes.production.DispatchOrderUnitTest</w:t>
+      </w:r>
+    </w:p>
+    <w:p>
+      <w:pPr>
+        <w:shd w:val="clear" w:fill="F1F1F1" w:themeFill="background1" w:themeFillShade="F2"/>
+        <w:rPr>
+          <w:rFonts w:hint="eastAsia"/>
+        </w:rPr>
+      </w:pPr>
+      <w:r>
+        <w:rPr>
+          <w:rFonts w:hint="eastAsia"/>
+        </w:rPr>
+        <w:t>[INFO] Running com.wangziyang.mes.system.SysRoleServiceUnitTest</w:t>
+      </w:r>
+    </w:p>
+    <w:p>
+      <w:pPr>
+        <w:shd w:val="clear" w:fill="F1F1F1" w:themeFill="background1" w:themeFillShade="F2"/>
+        <w:rPr>
+          <w:rFonts w:hint="eastAsia"/>
+        </w:rPr>
+      </w:pPr>
+      <w:r>
+        <w:rPr>
+          <w:rFonts w:hint="eastAsia"/>
+        </w:rPr>
+        <w:t>[INFO] Tests run: 6, Failures: 0, Errors: 0, Skipped: 0, Time elapsed: 0.129 s - in com.wangziyang.mes.system.SysRoleServiceUnitTest</w:t>
+      </w:r>
+    </w:p>
+    <w:p>
+      <w:pPr>
+        <w:shd w:val="clear" w:fill="F1F1F1" w:themeFill="background1" w:themeFillShade="F2"/>
+        <w:rPr>
+          <w:rFonts w:hint="eastAsia"/>
+        </w:rPr>
+      </w:pPr>
+      <w:r>
+        <w:rPr>
+          <w:rFonts w:hint="eastAsia"/>
+        </w:rPr>
+        <w:t>[INFO] Running com.wangziyang.mes.system.SysUserServiceUnitTest</w:t>
+      </w:r>
+    </w:p>
+    <w:p>
+      <w:pPr>
+        <w:shd w:val="clear" w:fill="F1F1F1" w:themeFill="background1" w:themeFillShade="F2"/>
+        <w:rPr>
+          <w:rFonts w:hint="eastAsia"/>
+        </w:rPr>
+      </w:pPr>
+      <w:r>
+        <w:rPr>
+          <w:rFonts w:hint="eastAsia"/>
+        </w:rPr>
+        <w:t>[INFO] Tests run: 7, Failures: 0, Errors: 0, Skipped: 0, Time elapsed: 0.129 s - in com.wangziyang.mes.system.SysUserServiceUnitTest</w:t>
+      </w:r>
+    </w:p>
+    <w:p>
+      <w:pPr>
+        <w:shd w:val="clear" w:fill="F1F1F1" w:themeFill="background1" w:themeFillShade="F2"/>
+        <w:rPr>
+          <w:rFonts w:hint="eastAsia"/>
+        </w:rPr>
+      </w:pPr>
+      <w:r>
+        <w:rPr>
+          <w:rFonts w:hint="eastAsia"/>
+        </w:rPr>
+        <w:t>[INFO] Running com.wangziyang.mes.util.HttpUtilUnitTest</w:t>
+      </w:r>
+    </w:p>
+    <w:p>
+      <w:pPr>
+        <w:shd w:val="clear" w:fill="F1F1F1" w:themeFill="background1" w:themeFillShade="F2"/>
+        <w:rPr>
+          <w:rFonts w:hint="eastAsia"/>
+        </w:rPr>
+      </w:pPr>
+      <w:r>
+        <w:rPr>
+          <w:rFonts w:hint="eastAsia"/>
+        </w:rPr>
+        <w:t>[INFO] Tests run: 4, Failures: 0, Errors: 0, Skipped: 0, Time elapsed: 0.029 s - in com.wangziyang.mes.util.HttpUtilUnitTest</w:t>
+      </w:r>
+    </w:p>
+    <w:p>
+      <w:pPr>
+        <w:shd w:val="clear" w:fill="F1F1F1" w:themeFill="background1" w:themeFillShade="F2"/>
+        <w:rPr>
+          <w:rFonts w:hint="eastAsia"/>
+        </w:rPr>
+      </w:pPr>
+      <w:r>
+        <w:rPr>
+          <w:rFonts w:hint="eastAsia"/>
+        </w:rPr>
+        <w:t>[INFO] Running com.wangziyang.mes.util.TreeUtilUnitTest</w:t>
+      </w:r>
+    </w:p>
+    <w:p>
+      <w:pPr>
+        <w:shd w:val="clear" w:fill="F1F1F1" w:themeFill="background1" w:themeFillShade="F2"/>
+        <w:rPr>
+          <w:rFonts w:hint="eastAsia"/>
+        </w:rPr>
+      </w:pPr>
+      <w:r>
+        <w:rPr>
+          <w:rFonts w:hint="eastAsia"/>
+        </w:rPr>
+        <w:t>[INFO] Tests run: 7, Failures: 0, Errors: 0, Skipped: 0, Time elapsed: 0 s - in com.wangziyang.mes.util.TreeUtilUnitTest</w:t>
+      </w:r>
+    </w:p>
+    <w:p>
+      <w:pPr>
+        <w:shd w:val="clear" w:fill="F1F1F1" w:themeFill="background1" w:themeFillShade="F2"/>
+        <w:rPr>
+          <w:rFonts w:hint="eastAsia"/>
+        </w:rPr>
+      </w:pPr>
+      <w:r>
+        <w:rPr>
+          <w:rFonts w:hint="eastAsia"/>
+        </w:rPr>
+        <w:t>[INFO] Running com.wangziyang.mes.util.UtilUnitTest</w:t>
+      </w:r>
+    </w:p>
+    <w:p>
+      <w:pPr>
+        <w:shd w:val="clear" w:fill="F1F1F1" w:themeFill="background1" w:themeFillShade="F2"/>
+        <w:rPr>
+          <w:rFonts w:hint="eastAsia"/>
+        </w:rPr>
+      </w:pPr>
+      <w:r>
+        <w:rPr>
+          <w:rFonts w:hint="eastAsia"/>
+        </w:rPr>
+        <w:t>[INFO] Tests run: 14, Failures: 0, Errors: 0, Skipped: 0, Time elapsed: 0.021 s - in com.wangziyang.mes.util.UtilUnitTest</w:t>
+      </w:r>
+    </w:p>
+    <w:p>
+      <w:pPr>
+        <w:shd w:val="clear" w:fill="F1F1F1" w:themeFill="background1" w:themeFillShade="F2"/>
+        <w:rPr>
+          <w:rFonts w:hint="eastAsia"/>
+        </w:rPr>
+      </w:pPr>
+      <w:r>
+        <w:rPr>
+          <w:rFonts w:hint="eastAsia"/>
+        </w:rPr>
+        <w:t xml:space="preserve">[INFO] </w:t>
+      </w:r>
+    </w:p>
+    <w:p>
+      <w:pPr>
+        <w:shd w:val="clear" w:fill="F1F1F1" w:themeFill="background1" w:themeFillShade="F2"/>
+        <w:rPr>
+          <w:rFonts w:hint="eastAsia"/>
+        </w:rPr>
+      </w:pPr>
+      <w:r>
+        <w:rPr>
+          <w:rFonts w:hint="eastAsia"/>
+        </w:rPr>
+        <w:t>[INFO] Results:</w:t>
+      </w:r>
+    </w:p>
+    <w:p>
+      <w:pPr>
+        <w:shd w:val="clear" w:fill="F1F1F1" w:themeFill="background1" w:themeFillShade="F2"/>
+        <w:rPr>
+          <w:rFonts w:hint="eastAsia"/>
+        </w:rPr>
+      </w:pPr>
+      <w:r>
+        <w:rPr>
+          <w:rFonts w:hint="eastAsia"/>
+        </w:rPr>
+        <w:t xml:space="preserve">[INFO] </w:t>
+      </w:r>
+    </w:p>
+    <w:p>
+      <w:pPr>
+        <w:shd w:val="clear" w:fill="F1F1F1" w:themeFill="background1" w:themeFillShade="F2"/>
+        <w:rPr>
+          <w:rFonts w:hint="eastAsia"/>
+        </w:rPr>
+      </w:pPr>
+      <w:r>
+        <w:rPr>
+          <w:rFonts w:hint="eastAsia"/>
+        </w:rPr>
+        <w:t>[INFO] Tests run: 66, Failures: 0, Errors: 0, Skipped: 0</w:t>
+      </w:r>
+    </w:p>
+    <w:p>
+      <w:pPr>
+        <w:shd w:val="clear" w:fill="F1F1F1" w:themeFill="background1" w:themeFillShade="F2"/>
+        <w:rPr>
+          <w:rFonts w:hint="eastAsia"/>
+        </w:rPr>
+      </w:pPr>
+      <w:r>
+        <w:rPr>
+          <w:rFonts w:hint="eastAsia"/>
+        </w:rPr>
+        <w:t xml:space="preserve">[INFO] </w:t>
+      </w:r>
+    </w:p>
+    <w:p>
+      <w:pPr>
+        <w:shd w:val="clear" w:fill="F1F1F1" w:themeFill="background1" w:themeFillShade="F2"/>
+        <w:rPr>
+          <w:rFonts w:hint="eastAsia"/>
+        </w:rPr>
+      </w:pPr>
+      <w:r>
+        <w:rPr>
+          <w:rFonts w:hint="eastAsia"/>
+        </w:rPr>
+        <w:t>[INFO] ------------------------------------------------------------------------</w:t>
+      </w:r>
+    </w:p>
+    <w:p>
+      <w:pPr>
+        <w:shd w:val="clear" w:fill="F1F1F1" w:themeFill="background1" w:themeFillShade="F2"/>
+        <w:rPr>
+          <w:rFonts w:hint="eastAsia"/>
+        </w:rPr>
+      </w:pPr>
+      <w:r>
+        <w:rPr>
+          <w:rFonts w:hint="eastAsia"/>
+        </w:rPr>
+        <w:t>[INFO] BUILD SUCCESS</w:t>
+      </w:r>
+    </w:p>
+    <w:p>
+      <w:pPr>
+        <w:shd w:val="clear" w:fill="F1F1F1" w:themeFill="background1" w:themeFillShade="F2"/>
+        <w:rPr>
+          <w:rFonts w:hint="eastAsia"/>
+        </w:rPr>
+      </w:pPr>
+      <w:r>
+        <w:rPr>
+          <w:rFonts w:hint="eastAsia"/>
+        </w:rPr>
+        <w:t>[INFO] ------------------------------------------------------------------------</w:t>
+      </w:r>
+    </w:p>
+    <w:p>
+      <w:pPr>
+        <w:shd w:val="clear" w:fill="F1F1F1" w:themeFill="background1" w:themeFillShade="F2"/>
+        <w:rPr>
+          <w:rFonts w:hint="eastAsia"/>
+        </w:rPr>
+      </w:pPr>
+      <w:r>
+        <w:rPr>
+          <w:rFonts w:hint="eastAsia"/>
+        </w:rPr>
+        <w:t>[INFO] Total time:  10.492 s</w:t>
+      </w:r>
+    </w:p>
+    <w:p>
+      <w:pPr>
+        <w:shd w:val="clear" w:fill="F1F1F1" w:themeFill="background1" w:themeFillShade="F2"/>
+        <w:rPr>
+          <w:rFonts w:hint="eastAsia"/>
+        </w:rPr>
+      </w:pPr>
+      <w:r>
+        <w:rPr>
+          <w:rFonts w:hint="eastAsia"/>
+        </w:rPr>
+        <w:t>[INFO] Finished at: 2026-06-07T11:37:08+08:00</w:t>
+      </w:r>
+    </w:p>
+    <w:p>
+      <w:pPr>
+        <w:shd w:val="clear" w:fill="F1F1F1" w:themeFill="background1" w:themeFillShade="F2"/>
+        <w:rPr>
+          <w:rFonts w:hint="eastAsia"/>
+        </w:rPr>
+      </w:pPr>
+      <w:r>
+        <w:rPr>
+          <w:rFonts w:hint="eastAsia"/>
+        </w:rPr>
+        <w:t>[INFO] ------------------------------------------------------------------------</w:t>
+      </w:r>
+    </w:p>
     <w:p/>
     <w:p>
       <w:pPr>
-        <w:pStyle w:val="5"/>
-        <w:bidi w:val="0"/>
-      </w:pPr>
-      <w:r>
-        <w:t>5.2.2 核心功能测试用例</w:t>
-      </w:r>
-    </w:p>
-    <w:p>
-      <w:r>
-        <w:rPr>
-          <w:rFonts w:ascii="微软雅黑" w:hAnsi="微软雅黑" w:eastAsia="微软雅黑"/>
-          <w:b/>
-        </w:rPr>
-        <w:t>用户登录测试</w:t>
-      </w:r>
-      <w:r>
-        <w:rPr>
-          <w:rFonts w:ascii="微软雅黑" w:hAnsi="微软雅黑" w:eastAsia="微软雅黑"/>
-        </w:rPr>
-        <w:t>：</w:t>
-      </w:r>
-    </w:p>
-    <w:tbl>
-      <w:tblPr>
-        <w:tblStyle w:val="33"/>
-        <w:tblW w:w="0" w:type="auto"/>
-        <w:tblInd w:w="0" w:type="dxa"/>
-        <w:tblBorders>
-          <w:top w:val="single" w:color="auto" w:sz="4" w:space="0"/>
-          <w:left w:val="single" w:color="auto" w:sz="4" w:space="0"/>
-          <w:bottom w:val="single" w:color="auto" w:sz="4" w:space="0"/>
-          <w:right w:val="single" w:color="auto" w:sz="4" w:space="0"/>
-          <w:insideH w:val="single" w:color="auto" w:sz="4" w:space="0"/>
-          <w:insideV w:val="single" w:color="auto" w:sz="4" w:space="0"/>
-        </w:tblBorders>
-        <w:tblLayout w:type="autofit"/>
-        <w:tblCellMar>
-          <w:top w:w="0" w:type="dxa"/>
-          <w:left w:w="108" w:type="dxa"/>
-          <w:bottom w:w="0" w:type="dxa"/>
-          <w:right w:w="108" w:type="dxa"/>
-        </w:tblCellMar>
-      </w:tblPr>
-      <w:tblGrid>
-        <w:gridCol w:w="3037"/>
-        <w:gridCol w:w="5485"/>
-      </w:tblGrid>
-      <w:tr>
-        <w:tblPrEx>
-          <w:tblBorders>
-            <w:top w:val="single" w:color="auto" w:sz="4" w:space="0"/>
-            <w:left w:val="single" w:color="auto" w:sz="4" w:space="0"/>
-            <w:bottom w:val="single" w:color="auto" w:sz="4" w:space="0"/>
-            <w:right w:val="single" w:color="auto" w:sz="4" w:space="0"/>
-            <w:insideH w:val="single" w:color="auto" w:sz="4" w:space="0"/>
-            <w:insideV w:val="single" w:color="auto" w:sz="4" w:space="0"/>
-          </w:tblBorders>
-          <w:tblCellMar>
-            <w:top w:w="0" w:type="dxa"/>
-            <w:left w:w="108" w:type="dxa"/>
-            <w:bottom w:w="0" w:type="dxa"/>
-            <w:right w:w="108" w:type="dxa"/>
-          </w:tblCellMar>
-        </w:tblPrEx>
-        <w:tc>
-          <w:tcPr>
-            <w:tcW w:w="3037" w:type="dxa"/>
-            <w:shd w:val="clear" w:color="auto" w:fill="2980B9"/>
-          </w:tcPr>
-          <w:p>
-            <w:pPr>
-              <w:spacing w:after="0" w:line="240" w:lineRule="auto"/>
-              <w:jc w:val="left"/>
-            </w:pPr>
-            <w:r>
-              <w:rPr>
-                <w:rFonts w:ascii="微软雅黑" w:hAnsi="微软雅黑" w:eastAsia="微软雅黑"/>
-                <w:b/>
-                <w:color w:val="FFFFFF"/>
-                <w:sz w:val="18"/>
-              </w:rPr>
-              <w:t>用例编号</w:t>
-            </w:r>
-          </w:p>
-        </w:tc>
-        <w:tc>
-          <w:tcPr>
-            <w:tcW w:w="5485" w:type="dxa"/>
-            <w:shd w:val="clear" w:color="auto" w:fill="2980B9"/>
-          </w:tcPr>
-          <w:p>
-            <w:pPr>
-              <w:spacing w:after="0" w:line="240" w:lineRule="auto"/>
-              <w:jc w:val="left"/>
-            </w:pPr>
-            <w:r>
-              <w:rPr>
-                <w:rFonts w:ascii="微软雅黑" w:hAnsi="微软雅黑" w:eastAsia="微软雅黑"/>
-                <w:b/>
-                <w:color w:val="FFFFFF"/>
-                <w:sz w:val="18"/>
-              </w:rPr>
-              <w:t>TC\_USER\_001</w:t>
-            </w:r>
-          </w:p>
-        </w:tc>
-      </w:tr>
-      <w:tr>
-        <w:tblPrEx>
-          <w:tblBorders>
-            <w:top w:val="single" w:color="auto" w:sz="4" w:space="0"/>
-            <w:left w:val="single" w:color="auto" w:sz="4" w:space="0"/>
-            <w:bottom w:val="single" w:color="auto" w:sz="4" w:space="0"/>
-            <w:right w:val="single" w:color="auto" w:sz="4" w:space="0"/>
-            <w:insideH w:val="single" w:color="auto" w:sz="4" w:space="0"/>
-            <w:insideV w:val="single" w:color="auto" w:sz="4" w:space="0"/>
-          </w:tblBorders>
-          <w:tblCellMar>
-            <w:top w:w="0" w:type="dxa"/>
-            <w:left w:w="108" w:type="dxa"/>
-            <w:bottom w:w="0" w:type="dxa"/>
-            <w:right w:w="108" w:type="dxa"/>
-          </w:tblCellMar>
-        </w:tblPrEx>
-        <w:tc>
-          <w:tcPr>
-            <w:tcW w:w="3037" w:type="dxa"/>
-          </w:tcPr>
-          <w:p>
-            <w:pPr>
-              <w:spacing w:after="0" w:line="240" w:lineRule="auto"/>
-              <w:jc w:val="left"/>
-            </w:pPr>
-            <w:r>
-              <w:rPr>
-                <w:rFonts w:ascii="微软雅黑" w:hAnsi="微软雅黑" w:eastAsia="微软雅黑"/>
-                <w:sz w:val="18"/>
-              </w:rPr>
-              <w:t>用例名称</w:t>
-            </w:r>
-          </w:p>
-        </w:tc>
-        <w:tc>
-          <w:tcPr>
-            <w:tcW w:w="5485" w:type="dxa"/>
-          </w:tcPr>
-          <w:p>
-            <w:pPr>
-              <w:spacing w:after="0" w:line="240" w:lineRule="auto"/>
-              <w:jc w:val="left"/>
-            </w:pPr>
-            <w:r>
-              <w:rPr>
-                <w:rFonts w:ascii="微软雅黑" w:hAnsi="微软雅黑" w:eastAsia="微软雅黑"/>
-                <w:sz w:val="18"/>
-              </w:rPr>
-              <w:t>正常登录</w:t>
-            </w:r>
-          </w:p>
-        </w:tc>
-      </w:tr>
-      <w:tr>
-        <w:tblPrEx>
-          <w:tblBorders>
-            <w:top w:val="single" w:color="auto" w:sz="4" w:space="0"/>
-            <w:left w:val="single" w:color="auto" w:sz="4" w:space="0"/>
-            <w:bottom w:val="single" w:color="auto" w:sz="4" w:space="0"/>
-            <w:right w:val="single" w:color="auto" w:sz="4" w:space="0"/>
-            <w:insideH w:val="single" w:color="auto" w:sz="4" w:space="0"/>
-            <w:insideV w:val="single" w:color="auto" w:sz="4" w:space="0"/>
-          </w:tblBorders>
-          <w:tblCellMar>
-            <w:top w:w="0" w:type="dxa"/>
-            <w:left w:w="108" w:type="dxa"/>
-            <w:bottom w:w="0" w:type="dxa"/>
-            <w:right w:w="108" w:type="dxa"/>
-          </w:tblCellMar>
-        </w:tblPrEx>
-        <w:tc>
-          <w:tcPr>
-            <w:tcW w:w="3037" w:type="dxa"/>
-          </w:tcPr>
-          <w:p>
-            <w:pPr>
-              <w:spacing w:after="0" w:line="240" w:lineRule="auto"/>
-              <w:jc w:val="left"/>
-            </w:pPr>
-            <w:r>
-              <w:rPr>
-                <w:rFonts w:ascii="微软雅黑" w:hAnsi="微软雅黑" w:eastAsia="微软雅黑"/>
-                <w:sz w:val="18"/>
-              </w:rPr>
-              <w:t>前置条件</w:t>
-            </w:r>
-          </w:p>
-        </w:tc>
-        <w:tc>
-          <w:tcPr>
-            <w:tcW w:w="5485" w:type="dxa"/>
-          </w:tcPr>
-          <w:p>
-            <w:pPr>
-              <w:spacing w:after="0" w:line="240" w:lineRule="auto"/>
-              <w:jc w:val="left"/>
-            </w:pPr>
-            <w:r>
-              <w:rPr>
-                <w:rFonts w:ascii="微软雅黑" w:hAnsi="微软雅黑" w:eastAsia="微软雅黑"/>
-                <w:sz w:val="18"/>
-              </w:rPr>
-              <w:t>用户已注册且状态正常</w:t>
-            </w:r>
-          </w:p>
-        </w:tc>
-      </w:tr>
-      <w:tr>
-        <w:tblPrEx>
-          <w:tblBorders>
-            <w:top w:val="single" w:color="auto" w:sz="4" w:space="0"/>
-            <w:left w:val="single" w:color="auto" w:sz="4" w:space="0"/>
-            <w:bottom w:val="single" w:color="auto" w:sz="4" w:space="0"/>
-            <w:right w:val="single" w:color="auto" w:sz="4" w:space="0"/>
-            <w:insideH w:val="single" w:color="auto" w:sz="4" w:space="0"/>
-            <w:insideV w:val="single" w:color="auto" w:sz="4" w:space="0"/>
-          </w:tblBorders>
-          <w:tblCellMar>
-            <w:top w:w="0" w:type="dxa"/>
-            <w:left w:w="108" w:type="dxa"/>
-            <w:bottom w:w="0" w:type="dxa"/>
-            <w:right w:w="108" w:type="dxa"/>
-          </w:tblCellMar>
-        </w:tblPrEx>
-        <w:tc>
-          <w:tcPr>
-            <w:tcW w:w="3037" w:type="dxa"/>
-          </w:tcPr>
-          <w:p>
-            <w:pPr>
-              <w:spacing w:after="0" w:line="240" w:lineRule="auto"/>
-              <w:jc w:val="left"/>
-            </w:pPr>
-            <w:r>
-              <w:rPr>
-                <w:rFonts w:ascii="微软雅黑" w:hAnsi="微软雅黑" w:eastAsia="微软雅黑"/>
-                <w:sz w:val="18"/>
-              </w:rPr>
-              <w:t>测试步骤</w:t>
-            </w:r>
-          </w:p>
-        </w:tc>
-        <w:tc>
-          <w:tcPr>
-            <w:tcW w:w="5485" w:type="dxa"/>
-          </w:tcPr>
-          <w:p>
-            <w:pPr>
-              <w:spacing w:after="0" w:line="240" w:lineRule="auto"/>
-              <w:jc w:val="left"/>
-            </w:pPr>
-            <w:r>
-              <w:rPr>
-                <w:rFonts w:ascii="微软雅黑" w:hAnsi="微软雅黑" w:eastAsia="微软雅黑"/>
-                <w:sz w:val="18"/>
-              </w:rPr>
-              <w:t>1. 输入正确的用户名和密码&lt;br&gt;2. 点击登录按钮</w:t>
-            </w:r>
-          </w:p>
-        </w:tc>
-      </w:tr>
-      <w:tr>
-        <w:tblPrEx>
-          <w:tblBorders>
-            <w:top w:val="single" w:color="auto" w:sz="4" w:space="0"/>
-            <w:left w:val="single" w:color="auto" w:sz="4" w:space="0"/>
-            <w:bottom w:val="single" w:color="auto" w:sz="4" w:space="0"/>
-            <w:right w:val="single" w:color="auto" w:sz="4" w:space="0"/>
-            <w:insideH w:val="single" w:color="auto" w:sz="4" w:space="0"/>
-            <w:insideV w:val="single" w:color="auto" w:sz="4" w:space="0"/>
-          </w:tblBorders>
-          <w:tblCellMar>
-            <w:top w:w="0" w:type="dxa"/>
-            <w:left w:w="108" w:type="dxa"/>
-            <w:bottom w:w="0" w:type="dxa"/>
-            <w:right w:w="108" w:type="dxa"/>
-          </w:tblCellMar>
-        </w:tblPrEx>
-        <w:tc>
-          <w:tcPr>
-            <w:tcW w:w="3037" w:type="dxa"/>
-          </w:tcPr>
-          <w:p>
-            <w:pPr>
-              <w:spacing w:after="0" w:line="240" w:lineRule="auto"/>
-              <w:jc w:val="left"/>
-            </w:pPr>
-            <w:r>
-              <w:rPr>
-                <w:rFonts w:ascii="微软雅黑" w:hAnsi="微软雅黑" w:eastAsia="微软雅黑"/>
-                <w:sz w:val="18"/>
-              </w:rPr>
-              <w:t>预期结果</w:t>
-            </w:r>
-          </w:p>
-        </w:tc>
-        <w:tc>
-          <w:tcPr>
-            <w:tcW w:w="5485" w:type="dxa"/>
-          </w:tcPr>
-          <w:p>
-            <w:pPr>
-              <w:spacing w:after="0" w:line="240" w:lineRule="auto"/>
-              <w:jc w:val="left"/>
-            </w:pPr>
-            <w:r>
-              <w:rPr>
-                <w:rFonts w:ascii="微软雅黑" w:hAnsi="微软雅黑" w:eastAsia="微软雅黑"/>
-                <w:sz w:val="18"/>
-              </w:rPr>
-              <w:t>登录成功，跳转到首页</w:t>
-            </w:r>
-          </w:p>
-        </w:tc>
-      </w:tr>
-      <w:tr>
-        <w:tblPrEx>
-          <w:tblBorders>
-            <w:top w:val="single" w:color="auto" w:sz="4" w:space="0"/>
-            <w:left w:val="single" w:color="auto" w:sz="4" w:space="0"/>
-            <w:bottom w:val="single" w:color="auto" w:sz="4" w:space="0"/>
-            <w:right w:val="single" w:color="auto" w:sz="4" w:space="0"/>
-            <w:insideH w:val="single" w:color="auto" w:sz="4" w:space="0"/>
-            <w:insideV w:val="single" w:color="auto" w:sz="4" w:space="0"/>
-          </w:tblBorders>
-          <w:tblCellMar>
-            <w:top w:w="0" w:type="dxa"/>
-            <w:left w:w="108" w:type="dxa"/>
-            <w:bottom w:w="0" w:type="dxa"/>
-            <w:right w:w="108" w:type="dxa"/>
-          </w:tblCellMar>
-        </w:tblPrEx>
-        <w:tc>
-          <w:tcPr>
-            <w:tcW w:w="3037" w:type="dxa"/>
-          </w:tcPr>
-          <w:p>
-            <w:pPr>
-              <w:spacing w:after="0" w:line="240" w:lineRule="auto"/>
-              <w:jc w:val="left"/>
-            </w:pPr>
-            <w:r>
-              <w:rPr>
-                <w:rFonts w:ascii="微软雅黑" w:hAnsi="微软雅黑" w:eastAsia="微软雅黑"/>
-                <w:sz w:val="18"/>
-              </w:rPr>
-              <w:t>实际结果</w:t>
-            </w:r>
-          </w:p>
-        </w:tc>
-        <w:tc>
-          <w:tcPr>
-            <w:tcW w:w="5485" w:type="dxa"/>
-          </w:tcPr>
-          <w:p>
-            <w:pPr>
-              <w:spacing w:after="0" w:line="240" w:lineRule="auto"/>
-              <w:jc w:val="left"/>
-            </w:pPr>
-            <w:r>
-              <w:rPr>
-                <w:rFonts w:ascii="微软雅黑" w:hAnsi="微软雅黑" w:eastAsia="微软雅黑"/>
-                <w:sz w:val="18"/>
-              </w:rPr>
-              <w:t>通过</w:t>
-            </w:r>
-          </w:p>
-        </w:tc>
-      </w:tr>
-    </w:tbl>
-    <w:p/>
-    <w:p>
-      <w:r>
-        <w:rPr>
-          <w:rFonts w:ascii="微软雅黑" w:hAnsi="微软雅黑" w:eastAsia="微软雅黑"/>
-          <w:b/>
-        </w:rPr>
-        <w:t>订单录入测试</w:t>
-      </w:r>
-      <w:r>
-        <w:rPr>
-          <w:rFonts w:ascii="微软雅黑" w:hAnsi="微软雅黑" w:eastAsia="微软雅黑"/>
-        </w:rPr>
-        <w:t>：</w:t>
-      </w:r>
-    </w:p>
-    <w:tbl>
-      <w:tblPr>
-        <w:tblStyle w:val="33"/>
-        <w:tblW w:w="0" w:type="auto"/>
-        <w:tblInd w:w="0" w:type="dxa"/>
-        <w:tblBorders>
-          <w:top w:val="single" w:color="auto" w:sz="4" w:space="0"/>
-          <w:left w:val="single" w:color="auto" w:sz="4" w:space="0"/>
-          <w:bottom w:val="single" w:color="auto" w:sz="4" w:space="0"/>
-          <w:right w:val="single" w:color="auto" w:sz="4" w:space="0"/>
-          <w:insideH w:val="single" w:color="auto" w:sz="4" w:space="0"/>
-          <w:insideV w:val="single" w:color="auto" w:sz="4" w:space="0"/>
-        </w:tblBorders>
-        <w:tblLayout w:type="autofit"/>
-        <w:tblCellMar>
-          <w:top w:w="0" w:type="dxa"/>
-          <w:left w:w="108" w:type="dxa"/>
-          <w:bottom w:w="0" w:type="dxa"/>
-          <w:right w:w="108" w:type="dxa"/>
-        </w:tblCellMar>
-      </w:tblPr>
-      <w:tblGrid>
-        <w:gridCol w:w="3007"/>
-        <w:gridCol w:w="5515"/>
-      </w:tblGrid>
-      <w:tr>
-        <w:tblPrEx>
-          <w:tblBorders>
-            <w:top w:val="single" w:color="auto" w:sz="4" w:space="0"/>
-            <w:left w:val="single" w:color="auto" w:sz="4" w:space="0"/>
-            <w:bottom w:val="single" w:color="auto" w:sz="4" w:space="0"/>
-            <w:right w:val="single" w:color="auto" w:sz="4" w:space="0"/>
-            <w:insideH w:val="single" w:color="auto" w:sz="4" w:space="0"/>
-            <w:insideV w:val="single" w:color="auto" w:sz="4" w:space="0"/>
-          </w:tblBorders>
-          <w:tblCellMar>
-            <w:top w:w="0" w:type="dxa"/>
-            <w:left w:w="108" w:type="dxa"/>
-            <w:bottom w:w="0" w:type="dxa"/>
-            <w:right w:w="108" w:type="dxa"/>
-          </w:tblCellMar>
-        </w:tblPrEx>
-        <w:tc>
-          <w:tcPr>
-            <w:tcW w:w="3007" w:type="dxa"/>
-            <w:shd w:val="clear" w:color="auto" w:fill="2980B9"/>
-          </w:tcPr>
-          <w:p>
-            <w:pPr>
-              <w:spacing w:after="0" w:line="240" w:lineRule="auto"/>
-              <w:jc w:val="left"/>
-            </w:pPr>
-            <w:r>
-              <w:rPr>
-                <w:rFonts w:ascii="微软雅黑" w:hAnsi="微软雅黑" w:eastAsia="微软雅黑"/>
-                <w:b/>
-                <w:color w:val="FFFFFF"/>
-                <w:sz w:val="18"/>
-              </w:rPr>
-              <w:t>用例编号</w:t>
-            </w:r>
-          </w:p>
-        </w:tc>
-        <w:tc>
-          <w:tcPr>
-            <w:tcW w:w="5515" w:type="dxa"/>
-            <w:shd w:val="clear" w:color="auto" w:fill="2980B9"/>
-          </w:tcPr>
-          <w:p>
-            <w:pPr>
-              <w:spacing w:after="0" w:line="240" w:lineRule="auto"/>
-              <w:jc w:val="left"/>
-            </w:pPr>
-            <w:r>
-              <w:rPr>
-                <w:rFonts w:ascii="微软雅黑" w:hAnsi="微软雅黑" w:eastAsia="微软雅黑"/>
-                <w:b/>
-                <w:color w:val="FFFFFF"/>
-                <w:sz w:val="18"/>
-              </w:rPr>
-              <w:t>TC\_ORDER\_001</w:t>
-            </w:r>
-          </w:p>
-        </w:tc>
-      </w:tr>
-      <w:tr>
-        <w:tblPrEx>
-          <w:tblBorders>
-            <w:top w:val="single" w:color="auto" w:sz="4" w:space="0"/>
-            <w:left w:val="single" w:color="auto" w:sz="4" w:space="0"/>
-            <w:bottom w:val="single" w:color="auto" w:sz="4" w:space="0"/>
-            <w:right w:val="single" w:color="auto" w:sz="4" w:space="0"/>
-            <w:insideH w:val="single" w:color="auto" w:sz="4" w:space="0"/>
-            <w:insideV w:val="single" w:color="auto" w:sz="4" w:space="0"/>
-          </w:tblBorders>
-          <w:tblCellMar>
-            <w:top w:w="0" w:type="dxa"/>
-            <w:left w:w="108" w:type="dxa"/>
-            <w:bottom w:w="0" w:type="dxa"/>
-            <w:right w:w="108" w:type="dxa"/>
-          </w:tblCellMar>
-        </w:tblPrEx>
-        <w:tc>
-          <w:tcPr>
-            <w:tcW w:w="3007" w:type="dxa"/>
-          </w:tcPr>
-          <w:p>
-            <w:pPr>
-              <w:spacing w:after="0" w:line="240" w:lineRule="auto"/>
-              <w:jc w:val="left"/>
-            </w:pPr>
-            <w:r>
-              <w:rPr>
-                <w:rFonts w:ascii="微软雅黑" w:hAnsi="微软雅黑" w:eastAsia="微软雅黑"/>
-                <w:sz w:val="18"/>
-              </w:rPr>
-              <w:t>用例名称</w:t>
-            </w:r>
-          </w:p>
-        </w:tc>
-        <w:tc>
-          <w:tcPr>
-            <w:tcW w:w="5515" w:type="dxa"/>
-          </w:tcPr>
-          <w:p>
-            <w:pPr>
-              <w:spacing w:after="0" w:line="240" w:lineRule="auto"/>
-              <w:jc w:val="left"/>
-            </w:pPr>
-            <w:r>
-              <w:rPr>
-                <w:rFonts w:ascii="微软雅黑" w:hAnsi="微软雅黑" w:eastAsia="微软雅黑"/>
-                <w:sz w:val="18"/>
-              </w:rPr>
-              <w:t>正常录入订单</w:t>
-            </w:r>
-          </w:p>
-        </w:tc>
-      </w:tr>
-      <w:tr>
-        <w:tblPrEx>
-          <w:tblBorders>
-            <w:top w:val="single" w:color="auto" w:sz="4" w:space="0"/>
-            <w:left w:val="single" w:color="auto" w:sz="4" w:space="0"/>
-            <w:bottom w:val="single" w:color="auto" w:sz="4" w:space="0"/>
-            <w:right w:val="single" w:color="auto" w:sz="4" w:space="0"/>
-            <w:insideH w:val="single" w:color="auto" w:sz="4" w:space="0"/>
-            <w:insideV w:val="single" w:color="auto" w:sz="4" w:space="0"/>
-          </w:tblBorders>
-          <w:tblCellMar>
-            <w:top w:w="0" w:type="dxa"/>
-            <w:left w:w="108" w:type="dxa"/>
-            <w:bottom w:w="0" w:type="dxa"/>
-            <w:right w:w="108" w:type="dxa"/>
-          </w:tblCellMar>
-        </w:tblPrEx>
-        <w:tc>
-          <w:tcPr>
-            <w:tcW w:w="3007" w:type="dxa"/>
-          </w:tcPr>
-          <w:p>
-            <w:pPr>
-              <w:spacing w:after="0" w:line="240" w:lineRule="auto"/>
-              <w:jc w:val="left"/>
-            </w:pPr>
-            <w:r>
-              <w:rPr>
-                <w:rFonts w:ascii="微软雅黑" w:hAnsi="微软雅黑" w:eastAsia="微软雅黑"/>
-                <w:sz w:val="18"/>
-              </w:rPr>
-              <w:t>前置条件</w:t>
-            </w:r>
-          </w:p>
-        </w:tc>
-        <w:tc>
-          <w:tcPr>
-            <w:tcW w:w="5515" w:type="dxa"/>
-          </w:tcPr>
-          <w:p>
-            <w:pPr>
-              <w:spacing w:after="0" w:line="240" w:lineRule="auto"/>
-              <w:jc w:val="left"/>
-            </w:pPr>
-            <w:r>
-              <w:rPr>
-                <w:rFonts w:ascii="微软雅黑" w:hAnsi="微软雅黑" w:eastAsia="微软雅黑"/>
-                <w:sz w:val="18"/>
-              </w:rPr>
-              <w:t>BOM已发布</w:t>
-            </w:r>
-          </w:p>
-        </w:tc>
-      </w:tr>
-      <w:tr>
-        <w:tblPrEx>
-          <w:tblBorders>
-            <w:top w:val="single" w:color="auto" w:sz="4" w:space="0"/>
-            <w:left w:val="single" w:color="auto" w:sz="4" w:space="0"/>
-            <w:bottom w:val="single" w:color="auto" w:sz="4" w:space="0"/>
-            <w:right w:val="single" w:color="auto" w:sz="4" w:space="0"/>
-            <w:insideH w:val="single" w:color="auto" w:sz="4" w:space="0"/>
-            <w:insideV w:val="single" w:color="auto" w:sz="4" w:space="0"/>
-          </w:tblBorders>
-          <w:tblCellMar>
-            <w:top w:w="0" w:type="dxa"/>
-            <w:left w:w="108" w:type="dxa"/>
-            <w:bottom w:w="0" w:type="dxa"/>
-            <w:right w:w="108" w:type="dxa"/>
-          </w:tblCellMar>
-        </w:tblPrEx>
-        <w:tc>
-          <w:tcPr>
-            <w:tcW w:w="3007" w:type="dxa"/>
-          </w:tcPr>
-          <w:p>
-            <w:pPr>
-              <w:spacing w:after="0" w:line="240" w:lineRule="auto"/>
-              <w:jc w:val="left"/>
-            </w:pPr>
-            <w:r>
-              <w:rPr>
-                <w:rFonts w:ascii="微软雅黑" w:hAnsi="微软雅黑" w:eastAsia="微软雅黑"/>
-                <w:sz w:val="18"/>
-              </w:rPr>
-              <w:t>测试步骤</w:t>
-            </w:r>
-          </w:p>
-        </w:tc>
-        <w:tc>
-          <w:tcPr>
-            <w:tcW w:w="5515" w:type="dxa"/>
-          </w:tcPr>
-          <w:p>
-            <w:pPr>
-              <w:spacing w:after="0" w:line="240" w:lineRule="auto"/>
-              <w:jc w:val="left"/>
-            </w:pPr>
-            <w:r>
-              <w:rPr>
-                <w:rFonts w:ascii="微软雅黑" w:hAnsi="微软雅黑" w:eastAsia="微软雅黑"/>
-                <w:sz w:val="18"/>
-              </w:rPr>
-              <w:t>1. 进入订单录入页面&lt;br&gt;2. 填写订单信息&lt;br&gt;3. 提交保存</w:t>
-            </w:r>
-          </w:p>
-        </w:tc>
-      </w:tr>
-      <w:tr>
-        <w:tblPrEx>
-          <w:tblBorders>
-            <w:top w:val="single" w:color="auto" w:sz="4" w:space="0"/>
-            <w:left w:val="single" w:color="auto" w:sz="4" w:space="0"/>
-            <w:bottom w:val="single" w:color="auto" w:sz="4" w:space="0"/>
-            <w:right w:val="single" w:color="auto" w:sz="4" w:space="0"/>
-            <w:insideH w:val="single" w:color="auto" w:sz="4" w:space="0"/>
-            <w:insideV w:val="single" w:color="auto" w:sz="4" w:space="0"/>
-          </w:tblBorders>
-          <w:tblCellMar>
-            <w:top w:w="0" w:type="dxa"/>
-            <w:left w:w="108" w:type="dxa"/>
-            <w:bottom w:w="0" w:type="dxa"/>
-            <w:right w:w="108" w:type="dxa"/>
-          </w:tblCellMar>
-        </w:tblPrEx>
-        <w:tc>
-          <w:tcPr>
-            <w:tcW w:w="3007" w:type="dxa"/>
-          </w:tcPr>
-          <w:p>
-            <w:pPr>
-              <w:spacing w:after="0" w:line="240" w:lineRule="auto"/>
-              <w:jc w:val="left"/>
-            </w:pPr>
-            <w:r>
-              <w:rPr>
-                <w:rFonts w:ascii="微软雅黑" w:hAnsi="微软雅黑" w:eastAsia="微软雅黑"/>
-                <w:sz w:val="18"/>
-              </w:rPr>
-              <w:t>预期结果</w:t>
-            </w:r>
-          </w:p>
-        </w:tc>
-        <w:tc>
-          <w:tcPr>
-            <w:tcW w:w="5515" w:type="dxa"/>
-          </w:tcPr>
-          <w:p>
-            <w:pPr>
-              <w:spacing w:after="0" w:line="240" w:lineRule="auto"/>
-              <w:jc w:val="left"/>
-            </w:pPr>
-            <w:r>
-              <w:rPr>
-                <w:rFonts w:ascii="微软雅黑" w:hAnsi="微软雅黑" w:eastAsia="微软雅黑"/>
-                <w:sz w:val="18"/>
-              </w:rPr>
-              <w:t>订单保存成功，状态为草稿</w:t>
-            </w:r>
-          </w:p>
-        </w:tc>
-      </w:tr>
-      <w:tr>
-        <w:tblPrEx>
-          <w:tblBorders>
-            <w:top w:val="single" w:color="auto" w:sz="4" w:space="0"/>
-            <w:left w:val="single" w:color="auto" w:sz="4" w:space="0"/>
-            <w:bottom w:val="single" w:color="auto" w:sz="4" w:space="0"/>
-            <w:right w:val="single" w:color="auto" w:sz="4" w:space="0"/>
-            <w:insideH w:val="single" w:color="auto" w:sz="4" w:space="0"/>
-            <w:insideV w:val="single" w:color="auto" w:sz="4" w:space="0"/>
-          </w:tblBorders>
-          <w:tblCellMar>
-            <w:top w:w="0" w:type="dxa"/>
-            <w:left w:w="108" w:type="dxa"/>
-            <w:bottom w:w="0" w:type="dxa"/>
-            <w:right w:w="108" w:type="dxa"/>
-          </w:tblCellMar>
-        </w:tblPrEx>
-        <w:tc>
-          <w:tcPr>
-            <w:tcW w:w="3007" w:type="dxa"/>
-          </w:tcPr>
-          <w:p>
-            <w:pPr>
-              <w:spacing w:after="0" w:line="240" w:lineRule="auto"/>
-              <w:jc w:val="left"/>
-            </w:pPr>
-            <w:r>
-              <w:rPr>
-                <w:rFonts w:ascii="微软雅黑" w:hAnsi="微软雅黑" w:eastAsia="微软雅黑"/>
-                <w:sz w:val="18"/>
-              </w:rPr>
-              <w:t>实际结果</w:t>
-            </w:r>
-          </w:p>
-        </w:tc>
-        <w:tc>
-          <w:tcPr>
-            <w:tcW w:w="5515" w:type="dxa"/>
-          </w:tcPr>
-          <w:p>
-            <w:pPr>
-              <w:spacing w:after="0" w:line="240" w:lineRule="auto"/>
-              <w:jc w:val="left"/>
-            </w:pPr>
-            <w:r>
-              <w:rPr>
-                <w:rFonts w:ascii="微软雅黑" w:hAnsi="微软雅黑" w:eastAsia="微软雅黑"/>
-                <w:sz w:val="18"/>
-              </w:rPr>
-              <w:t>通过</w:t>
-            </w:r>
-          </w:p>
-        </w:tc>
-      </w:tr>
-    </w:tbl>
-    <w:p/>
-    <w:p>
-      <w:pPr>
-        <w:pStyle w:val="4"/>
-      </w:pPr>
-      <w:r>
-        <w:rPr>
-          <w:rFonts w:ascii="微软雅黑" w:hAnsi="微软雅黑" w:eastAsia="微软雅黑"/>
-          <w:color w:val="34495E"/>
-          <w:sz w:val="28"/>
-        </w:rPr>
-        <w:t>5.3 性能测试</w:t>
-      </w:r>
-    </w:p>
-    <w:p>
-      <w:pPr>
-        <w:pStyle w:val="5"/>
-        <w:bidi w:val="0"/>
-      </w:pPr>
-      <w:r>
-        <w:t>5.3.1 性能测试指标</w:t>
-      </w:r>
-    </w:p>
-    <w:tbl>
-      <w:tblPr>
-        <w:tblStyle w:val="33"/>
-        <w:tblW w:w="0" w:type="auto"/>
-        <w:tblInd w:w="0" w:type="dxa"/>
-        <w:tblBorders>
-          <w:top w:val="single" w:color="auto" w:sz="4" w:space="0"/>
-          <w:left w:val="single" w:color="auto" w:sz="4" w:space="0"/>
-          <w:bottom w:val="single" w:color="auto" w:sz="4" w:space="0"/>
-          <w:right w:val="single" w:color="auto" w:sz="4" w:space="0"/>
-          <w:insideH w:val="single" w:color="auto" w:sz="4" w:space="0"/>
-          <w:insideV w:val="single" w:color="auto" w:sz="4" w:space="0"/>
-        </w:tblBorders>
-        <w:tblLayout w:type="autofit"/>
-        <w:tblCellMar>
-          <w:top w:w="0" w:type="dxa"/>
-          <w:left w:w="108" w:type="dxa"/>
-          <w:bottom w:w="0" w:type="dxa"/>
-          <w:right w:w="108" w:type="dxa"/>
-        </w:tblCellMar>
-      </w:tblPr>
-      <w:tblGrid>
-        <w:gridCol w:w="2839"/>
-        <w:gridCol w:w="2839"/>
-        <w:gridCol w:w="2844"/>
-      </w:tblGrid>
-      <w:tr>
-        <w:tblPrEx>
-          <w:tblBorders>
-            <w:top w:val="single" w:color="auto" w:sz="4" w:space="0"/>
-            <w:left w:val="single" w:color="auto" w:sz="4" w:space="0"/>
-            <w:bottom w:val="single" w:color="auto" w:sz="4" w:space="0"/>
-            <w:right w:val="single" w:color="auto" w:sz="4" w:space="0"/>
-            <w:insideH w:val="single" w:color="auto" w:sz="4" w:space="0"/>
-            <w:insideV w:val="single" w:color="auto" w:sz="4" w:space="0"/>
-          </w:tblBorders>
-          <w:tblCellMar>
-            <w:top w:w="0" w:type="dxa"/>
-            <w:left w:w="108" w:type="dxa"/>
-            <w:bottom w:w="0" w:type="dxa"/>
-            <w:right w:w="108" w:type="dxa"/>
-          </w:tblCellMar>
-        </w:tblPrEx>
-        <w:tc>
-          <w:tcPr>
-            <w:tcW w:w="2880" w:type="dxa"/>
-            <w:shd w:val="clear" w:color="auto" w:fill="2980B9"/>
-          </w:tcPr>
-          <w:p>
-            <w:pPr>
-              <w:spacing w:after="0" w:line="240" w:lineRule="auto"/>
-              <w:jc w:val="left"/>
-            </w:pPr>
-            <w:r>
-              <w:rPr>
-                <w:rFonts w:ascii="微软雅黑" w:hAnsi="微软雅黑" w:eastAsia="微软雅黑"/>
-                <w:b/>
-                <w:color w:val="FFFFFF"/>
-                <w:sz w:val="18"/>
-              </w:rPr>
-              <w:t>指标</w:t>
-            </w:r>
-          </w:p>
-        </w:tc>
-        <w:tc>
-          <w:tcPr>
-            <w:tcW w:w="2880" w:type="dxa"/>
-            <w:shd w:val="clear" w:color="auto" w:fill="2980B9"/>
-          </w:tcPr>
-          <w:p>
-            <w:pPr>
-              <w:spacing w:after="0" w:line="240" w:lineRule="auto"/>
-              <w:jc w:val="left"/>
-            </w:pPr>
-            <w:r>
-              <w:rPr>
-                <w:rFonts w:ascii="微软雅黑" w:hAnsi="微软雅黑" w:eastAsia="微软雅黑"/>
-                <w:b/>
-                <w:color w:val="FFFFFF"/>
-                <w:sz w:val="18"/>
-              </w:rPr>
-              <w:t>目标值</w:t>
-            </w:r>
-          </w:p>
-        </w:tc>
-        <w:tc>
-          <w:tcPr>
-            <w:tcW w:w="2880" w:type="dxa"/>
-            <w:shd w:val="clear" w:color="auto" w:fill="2980B9"/>
-          </w:tcPr>
-          <w:p>
-            <w:pPr>
-              <w:spacing w:after="0" w:line="240" w:lineRule="auto"/>
-              <w:jc w:val="left"/>
-            </w:pPr>
-            <w:r>
-              <w:rPr>
-                <w:rFonts w:ascii="微软雅黑" w:hAnsi="微软雅黑" w:eastAsia="微软雅黑"/>
-                <w:b/>
-                <w:color w:val="FFFFFF"/>
-                <w:sz w:val="18"/>
-              </w:rPr>
-              <w:t>测试方法</w:t>
-            </w:r>
-          </w:p>
-        </w:tc>
-      </w:tr>
-      <w:tr>
-        <w:tblPrEx>
-          <w:tblBorders>
-            <w:top w:val="single" w:color="auto" w:sz="4" w:space="0"/>
-            <w:left w:val="single" w:color="auto" w:sz="4" w:space="0"/>
-            <w:bottom w:val="single" w:color="auto" w:sz="4" w:space="0"/>
-            <w:right w:val="single" w:color="auto" w:sz="4" w:space="0"/>
-            <w:insideH w:val="single" w:color="auto" w:sz="4" w:space="0"/>
-            <w:insideV w:val="single" w:color="auto" w:sz="4" w:space="0"/>
-          </w:tblBorders>
-          <w:tblCellMar>
-            <w:top w:w="0" w:type="dxa"/>
-            <w:left w:w="108" w:type="dxa"/>
-            <w:bottom w:w="0" w:type="dxa"/>
-            <w:right w:w="108" w:type="dxa"/>
-          </w:tblCellMar>
-        </w:tblPrEx>
-        <w:tc>
-          <w:tcPr>
-            <w:tcW w:w="2880" w:type="dxa"/>
-          </w:tcPr>
-          <w:p>
-            <w:pPr>
-              <w:spacing w:after="0" w:line="240" w:lineRule="auto"/>
-              <w:jc w:val="left"/>
-            </w:pPr>
-            <w:r>
-              <w:rPr>
-                <w:rFonts w:ascii="微软雅黑" w:hAnsi="微软雅黑" w:eastAsia="微软雅黑"/>
-                <w:sz w:val="18"/>
-              </w:rPr>
-              <w:t>响应时间</w:t>
-            </w:r>
-          </w:p>
-        </w:tc>
-        <w:tc>
-          <w:tcPr>
-            <w:tcW w:w="2880" w:type="dxa"/>
-          </w:tcPr>
-          <w:p>
-            <w:pPr>
-              <w:spacing w:after="0" w:line="240" w:lineRule="auto"/>
-              <w:jc w:val="left"/>
-            </w:pPr>
-            <w:r>
-              <w:rPr>
-                <w:rFonts w:ascii="微软雅黑" w:hAnsi="微软雅黑" w:eastAsia="微软雅黑"/>
-                <w:sz w:val="18"/>
-              </w:rPr>
-              <w:t>&lt; 2秒</w:t>
-            </w:r>
-          </w:p>
-        </w:tc>
-        <w:tc>
-          <w:tcPr>
-            <w:tcW w:w="2880" w:type="dxa"/>
-          </w:tcPr>
-          <w:p>
-            <w:pPr>
-              <w:spacing w:after="0" w:line="240" w:lineRule="auto"/>
-              <w:jc w:val="left"/>
-            </w:pPr>
-            <w:r>
-              <w:rPr>
-                <w:rFonts w:ascii="微软雅黑" w:hAnsi="微软雅黑" w:eastAsia="微软雅黑"/>
-                <w:sz w:val="18"/>
-              </w:rPr>
-              <w:t>JMeter并发测试</w:t>
-            </w:r>
-          </w:p>
-        </w:tc>
-      </w:tr>
-      <w:tr>
-        <w:tblPrEx>
-          <w:tblBorders>
-            <w:top w:val="single" w:color="auto" w:sz="4" w:space="0"/>
-            <w:left w:val="single" w:color="auto" w:sz="4" w:space="0"/>
-            <w:bottom w:val="single" w:color="auto" w:sz="4" w:space="0"/>
-            <w:right w:val="single" w:color="auto" w:sz="4" w:space="0"/>
-            <w:insideH w:val="single" w:color="auto" w:sz="4" w:space="0"/>
-            <w:insideV w:val="single" w:color="auto" w:sz="4" w:space="0"/>
-          </w:tblBorders>
-          <w:tblCellMar>
-            <w:top w:w="0" w:type="dxa"/>
-            <w:left w:w="108" w:type="dxa"/>
-            <w:bottom w:w="0" w:type="dxa"/>
-            <w:right w:w="108" w:type="dxa"/>
-          </w:tblCellMar>
-        </w:tblPrEx>
-        <w:tc>
-          <w:tcPr>
-            <w:tcW w:w="2880" w:type="dxa"/>
-          </w:tcPr>
-          <w:p>
-            <w:pPr>
-              <w:spacing w:after="0" w:line="240" w:lineRule="auto"/>
-              <w:jc w:val="left"/>
-            </w:pPr>
-            <w:r>
-              <w:rPr>
-                <w:rFonts w:ascii="微软雅黑" w:hAnsi="微软雅黑" w:eastAsia="微软雅黑"/>
-                <w:sz w:val="18"/>
-              </w:rPr>
-              <w:t>吞吐量</w:t>
-            </w:r>
-          </w:p>
-        </w:tc>
-        <w:tc>
-          <w:tcPr>
-            <w:tcW w:w="2880" w:type="dxa"/>
-          </w:tcPr>
-          <w:p>
-            <w:pPr>
-              <w:spacing w:after="0" w:line="240" w:lineRule="auto"/>
-              <w:jc w:val="left"/>
-            </w:pPr>
-            <w:r>
-              <w:rPr>
-                <w:rFonts w:ascii="微软雅黑" w:hAnsi="微软雅黑" w:eastAsia="微软雅黑"/>
-                <w:sz w:val="18"/>
-              </w:rPr>
-              <w:t>≥ 100 TPS</w:t>
-            </w:r>
-          </w:p>
-        </w:tc>
-        <w:tc>
-          <w:tcPr>
-            <w:tcW w:w="2880" w:type="dxa"/>
-          </w:tcPr>
-          <w:p>
-            <w:pPr>
-              <w:spacing w:after="0" w:line="240" w:lineRule="auto"/>
-              <w:jc w:val="left"/>
-            </w:pPr>
-            <w:r>
-              <w:rPr>
-                <w:rFonts w:ascii="微软雅黑" w:hAnsi="微软雅黑" w:eastAsia="微软雅黑"/>
-                <w:sz w:val="18"/>
-              </w:rPr>
-              <w:t>JMeter压力测试</w:t>
-            </w:r>
-          </w:p>
-        </w:tc>
-      </w:tr>
-      <w:tr>
-        <w:tblPrEx>
-          <w:tblBorders>
-            <w:top w:val="single" w:color="auto" w:sz="4" w:space="0"/>
-            <w:left w:val="single" w:color="auto" w:sz="4" w:space="0"/>
-            <w:bottom w:val="single" w:color="auto" w:sz="4" w:space="0"/>
-            <w:right w:val="single" w:color="auto" w:sz="4" w:space="0"/>
-            <w:insideH w:val="single" w:color="auto" w:sz="4" w:space="0"/>
-            <w:insideV w:val="single" w:color="auto" w:sz="4" w:space="0"/>
-          </w:tblBorders>
-          <w:tblCellMar>
-            <w:top w:w="0" w:type="dxa"/>
-            <w:left w:w="108" w:type="dxa"/>
-            <w:bottom w:w="0" w:type="dxa"/>
-            <w:right w:w="108" w:type="dxa"/>
-          </w:tblCellMar>
-        </w:tblPrEx>
-        <w:tc>
-          <w:tcPr>
-            <w:tcW w:w="2880" w:type="dxa"/>
-          </w:tcPr>
-          <w:p>
-            <w:pPr>
-              <w:spacing w:after="0" w:line="240" w:lineRule="auto"/>
-              <w:jc w:val="left"/>
-            </w:pPr>
-            <w:r>
-              <w:rPr>
-                <w:rFonts w:ascii="微软雅黑" w:hAnsi="微软雅黑" w:eastAsia="微软雅黑"/>
-                <w:sz w:val="18"/>
-              </w:rPr>
-              <w:t>并发用户</w:t>
-            </w:r>
-          </w:p>
-        </w:tc>
-        <w:tc>
-          <w:tcPr>
-            <w:tcW w:w="2880" w:type="dxa"/>
-          </w:tcPr>
-          <w:p>
-            <w:pPr>
-              <w:spacing w:after="0" w:line="240" w:lineRule="auto"/>
-              <w:jc w:val="left"/>
-            </w:pPr>
-            <w:r>
-              <w:rPr>
-                <w:rFonts w:ascii="微软雅黑" w:hAnsi="微软雅黑" w:eastAsia="微软雅黑"/>
-                <w:sz w:val="18"/>
-              </w:rPr>
-              <w:t>≥ 100</w:t>
-            </w:r>
-          </w:p>
-        </w:tc>
-        <w:tc>
-          <w:tcPr>
-            <w:tcW w:w="2880" w:type="dxa"/>
-          </w:tcPr>
-          <w:p>
-            <w:pPr>
-              <w:spacing w:after="0" w:line="240" w:lineRule="auto"/>
-              <w:jc w:val="left"/>
-            </w:pPr>
-            <w:r>
-              <w:rPr>
-                <w:rFonts w:ascii="微软雅黑" w:hAnsi="微软雅黑" w:eastAsia="微软雅黑"/>
-                <w:sz w:val="18"/>
-              </w:rPr>
-              <w:t>JMeter并发测试</w:t>
-            </w:r>
-          </w:p>
-        </w:tc>
-      </w:tr>
-      <w:tr>
-        <w:tblPrEx>
-          <w:tblBorders>
-            <w:top w:val="single" w:color="auto" w:sz="4" w:space="0"/>
-            <w:left w:val="single" w:color="auto" w:sz="4" w:space="0"/>
-            <w:bottom w:val="single" w:color="auto" w:sz="4" w:space="0"/>
-            <w:right w:val="single" w:color="auto" w:sz="4" w:space="0"/>
-            <w:insideH w:val="single" w:color="auto" w:sz="4" w:space="0"/>
-            <w:insideV w:val="single" w:color="auto" w:sz="4" w:space="0"/>
-          </w:tblBorders>
-          <w:tblCellMar>
-            <w:top w:w="0" w:type="dxa"/>
-            <w:left w:w="108" w:type="dxa"/>
-            <w:bottom w:w="0" w:type="dxa"/>
-            <w:right w:w="108" w:type="dxa"/>
-          </w:tblCellMar>
-        </w:tblPrEx>
-        <w:tc>
-          <w:tcPr>
-            <w:tcW w:w="2880" w:type="dxa"/>
-          </w:tcPr>
-          <w:p>
-            <w:pPr>
-              <w:spacing w:after="0" w:line="240" w:lineRule="auto"/>
-              <w:jc w:val="left"/>
-            </w:pPr>
-            <w:r>
-              <w:rPr>
-                <w:rFonts w:ascii="微软雅黑" w:hAnsi="微软雅黑" w:eastAsia="微软雅黑"/>
-                <w:sz w:val="18"/>
-              </w:rPr>
-              <w:t>CPU使用率</w:t>
-            </w:r>
-          </w:p>
-        </w:tc>
-        <w:tc>
-          <w:tcPr>
-            <w:tcW w:w="2880" w:type="dxa"/>
-          </w:tcPr>
-          <w:p>
-            <w:pPr>
-              <w:spacing w:after="0" w:line="240" w:lineRule="auto"/>
-              <w:jc w:val="left"/>
-            </w:pPr>
-            <w:r>
-              <w:rPr>
-                <w:rFonts w:ascii="微软雅黑" w:hAnsi="微软雅黑" w:eastAsia="微软雅黑"/>
-                <w:sz w:val="18"/>
-              </w:rPr>
-              <w:t>&lt; 80%</w:t>
-            </w:r>
-          </w:p>
-        </w:tc>
-        <w:tc>
-          <w:tcPr>
-            <w:tcW w:w="2880" w:type="dxa"/>
-          </w:tcPr>
-          <w:p>
-            <w:pPr>
-              <w:spacing w:after="0" w:line="240" w:lineRule="auto"/>
-              <w:jc w:val="left"/>
-            </w:pPr>
-            <w:r>
-              <w:rPr>
-                <w:rFonts w:ascii="微软雅黑" w:hAnsi="微软雅黑" w:eastAsia="微软雅黑"/>
-                <w:sz w:val="18"/>
-              </w:rPr>
-              <w:t>服务器监控</w:t>
-            </w:r>
-          </w:p>
-        </w:tc>
-      </w:tr>
-      <w:tr>
-        <w:tblPrEx>
-          <w:tblBorders>
-            <w:top w:val="single" w:color="auto" w:sz="4" w:space="0"/>
-            <w:left w:val="single" w:color="auto" w:sz="4" w:space="0"/>
-            <w:bottom w:val="single" w:color="auto" w:sz="4" w:space="0"/>
-            <w:right w:val="single" w:color="auto" w:sz="4" w:space="0"/>
-            <w:insideH w:val="single" w:color="auto" w:sz="4" w:space="0"/>
-            <w:insideV w:val="single" w:color="auto" w:sz="4" w:space="0"/>
-          </w:tblBorders>
-          <w:tblCellMar>
-            <w:top w:w="0" w:type="dxa"/>
-            <w:left w:w="108" w:type="dxa"/>
-            <w:bottom w:w="0" w:type="dxa"/>
-            <w:right w:w="108" w:type="dxa"/>
-          </w:tblCellMar>
-        </w:tblPrEx>
-        <w:tc>
-          <w:tcPr>
-            <w:tcW w:w="2880" w:type="dxa"/>
-          </w:tcPr>
-          <w:p>
-            <w:pPr>
-              <w:spacing w:after="0" w:line="240" w:lineRule="auto"/>
-              <w:jc w:val="left"/>
-            </w:pPr>
-            <w:r>
-              <w:rPr>
-                <w:rFonts w:ascii="微软雅黑" w:hAnsi="微软雅黑" w:eastAsia="微软雅黑"/>
-                <w:sz w:val="18"/>
-              </w:rPr>
-              <w:t>内存使用率</w:t>
-            </w:r>
-          </w:p>
-        </w:tc>
-        <w:tc>
-          <w:tcPr>
-            <w:tcW w:w="2880" w:type="dxa"/>
-          </w:tcPr>
-          <w:p>
-            <w:pPr>
-              <w:spacing w:after="0" w:line="240" w:lineRule="auto"/>
-              <w:jc w:val="left"/>
-            </w:pPr>
-            <w:r>
-              <w:rPr>
-                <w:rFonts w:ascii="微软雅黑" w:hAnsi="微软雅黑" w:eastAsia="微软雅黑"/>
-                <w:sz w:val="18"/>
-              </w:rPr>
-              <w:t>&lt; 80%</w:t>
-            </w:r>
-          </w:p>
-        </w:tc>
-        <w:tc>
-          <w:tcPr>
-            <w:tcW w:w="2880" w:type="dxa"/>
-          </w:tcPr>
-          <w:p>
-            <w:pPr>
-              <w:spacing w:after="0" w:line="240" w:lineRule="auto"/>
-              <w:jc w:val="left"/>
-            </w:pPr>
-            <w:r>
-              <w:rPr>
-                <w:rFonts w:ascii="微软雅黑" w:hAnsi="微软雅黑" w:eastAsia="微软雅黑"/>
-                <w:sz w:val="18"/>
-              </w:rPr>
-              <w:t>服务器监控</w:t>
-            </w:r>
-          </w:p>
-        </w:tc>
-      </w:tr>
-    </w:tbl>
-    <w:p/>
-    <w:p>
-      <w:pPr>
-        <w:pStyle w:val="5"/>
-        <w:bidi w:val="0"/>
-      </w:pPr>
-      <w:r>
-        <w:t>5.3.2 性能测试结果</w:t>
-      </w:r>
-    </w:p>
-    <w:tbl>
-      <w:tblPr>
-        <w:tblStyle w:val="33"/>
-        <w:tblW w:w="0" w:type="auto"/>
-        <w:tblInd w:w="0" w:type="dxa"/>
-        <w:tblBorders>
-          <w:top w:val="single" w:color="auto" w:sz="4" w:space="0"/>
-          <w:left w:val="single" w:color="auto" w:sz="4" w:space="0"/>
-          <w:bottom w:val="single" w:color="auto" w:sz="4" w:space="0"/>
-          <w:right w:val="single" w:color="auto" w:sz="4" w:space="0"/>
-          <w:insideH w:val="single" w:color="auto" w:sz="4" w:space="0"/>
-          <w:insideV w:val="single" w:color="auto" w:sz="4" w:space="0"/>
-        </w:tblBorders>
-        <w:tblLayout w:type="autofit"/>
-        <w:tblCellMar>
-          <w:top w:w="0" w:type="dxa"/>
-          <w:left w:w="108" w:type="dxa"/>
-          <w:bottom w:w="0" w:type="dxa"/>
-          <w:right w:w="108" w:type="dxa"/>
-        </w:tblCellMar>
-      </w:tblPr>
-      <w:tblGrid>
-        <w:gridCol w:w="1702"/>
-        <w:gridCol w:w="1705"/>
-        <w:gridCol w:w="1705"/>
-        <w:gridCol w:w="1705"/>
-        <w:gridCol w:w="1705"/>
-      </w:tblGrid>
-      <w:tr>
-        <w:tblPrEx>
-          <w:tblBorders>
-            <w:top w:val="single" w:color="auto" w:sz="4" w:space="0"/>
-            <w:left w:val="single" w:color="auto" w:sz="4" w:space="0"/>
-            <w:bottom w:val="single" w:color="auto" w:sz="4" w:space="0"/>
-            <w:right w:val="single" w:color="auto" w:sz="4" w:space="0"/>
-            <w:insideH w:val="single" w:color="auto" w:sz="4" w:space="0"/>
-            <w:insideV w:val="single" w:color="auto" w:sz="4" w:space="0"/>
-          </w:tblBorders>
-          <w:tblCellMar>
-            <w:top w:w="0" w:type="dxa"/>
-            <w:left w:w="108" w:type="dxa"/>
-            <w:bottom w:w="0" w:type="dxa"/>
-            <w:right w:w="108" w:type="dxa"/>
-          </w:tblCellMar>
-        </w:tblPrEx>
-        <w:tc>
-          <w:tcPr>
-            <w:tcW w:w="1728" w:type="dxa"/>
-            <w:shd w:val="clear" w:color="auto" w:fill="2980B9"/>
-          </w:tcPr>
-          <w:p>
-            <w:pPr>
-              <w:spacing w:after="0" w:line="240" w:lineRule="auto"/>
-              <w:jc w:val="left"/>
-            </w:pPr>
-            <w:r>
-              <w:rPr>
-                <w:rFonts w:ascii="微软雅黑" w:hAnsi="微软雅黑" w:eastAsia="微软雅黑"/>
-                <w:b/>
-                <w:color w:val="FFFFFF"/>
-                <w:sz w:val="18"/>
-              </w:rPr>
-              <w:t>场景</w:t>
-            </w:r>
-          </w:p>
-        </w:tc>
-        <w:tc>
-          <w:tcPr>
-            <w:tcW w:w="1728" w:type="dxa"/>
-            <w:shd w:val="clear" w:color="auto" w:fill="2980B9"/>
-          </w:tcPr>
-          <w:p>
-            <w:pPr>
-              <w:spacing w:after="0" w:line="240" w:lineRule="auto"/>
-              <w:jc w:val="left"/>
-            </w:pPr>
-            <w:r>
-              <w:rPr>
-                <w:rFonts w:ascii="微软雅黑" w:hAnsi="微软雅黑" w:eastAsia="微软雅黑"/>
-                <w:b/>
-                <w:color w:val="FFFFFF"/>
-                <w:sz w:val="18"/>
-              </w:rPr>
-              <w:t>并发数</w:t>
-            </w:r>
-          </w:p>
-        </w:tc>
-        <w:tc>
-          <w:tcPr>
-            <w:tcW w:w="1728" w:type="dxa"/>
-            <w:shd w:val="clear" w:color="auto" w:fill="2980B9"/>
-          </w:tcPr>
-          <w:p>
-            <w:pPr>
-              <w:spacing w:after="0" w:line="240" w:lineRule="auto"/>
-              <w:jc w:val="left"/>
-            </w:pPr>
-            <w:r>
-              <w:rPr>
-                <w:rFonts w:ascii="微软雅黑" w:hAnsi="微软雅黑" w:eastAsia="微软雅黑"/>
-                <w:b/>
-                <w:color w:val="FFFFFF"/>
-                <w:sz w:val="18"/>
-              </w:rPr>
-              <w:t>平均响应时间</w:t>
-            </w:r>
-          </w:p>
-        </w:tc>
-        <w:tc>
-          <w:tcPr>
-            <w:tcW w:w="1728" w:type="dxa"/>
-            <w:shd w:val="clear" w:color="auto" w:fill="2980B9"/>
-          </w:tcPr>
-          <w:p>
-            <w:pPr>
-              <w:spacing w:after="0" w:line="240" w:lineRule="auto"/>
-              <w:jc w:val="left"/>
-            </w:pPr>
-            <w:r>
-              <w:rPr>
-                <w:rFonts w:ascii="微软雅黑" w:hAnsi="微软雅黑" w:eastAsia="微软雅黑"/>
-                <w:b/>
-                <w:color w:val="FFFFFF"/>
-                <w:sz w:val="18"/>
-              </w:rPr>
-              <w:t>吞吐量</w:t>
-            </w:r>
-          </w:p>
-        </w:tc>
-        <w:tc>
-          <w:tcPr>
-            <w:tcW w:w="1728" w:type="dxa"/>
-            <w:shd w:val="clear" w:color="auto" w:fill="2980B9"/>
-          </w:tcPr>
-          <w:p>
-            <w:pPr>
-              <w:spacing w:after="0" w:line="240" w:lineRule="auto"/>
-              <w:jc w:val="left"/>
-            </w:pPr>
-            <w:r>
-              <w:rPr>
-                <w:rFonts w:ascii="微软雅黑" w:hAnsi="微软雅黑" w:eastAsia="微软雅黑"/>
-                <w:b/>
-                <w:color w:val="FFFFFF"/>
-                <w:sz w:val="18"/>
-              </w:rPr>
-              <w:t>错误率</w:t>
-            </w:r>
-          </w:p>
-        </w:tc>
-      </w:tr>
-      <w:tr>
-        <w:tblPrEx>
-          <w:tblBorders>
-            <w:top w:val="single" w:color="auto" w:sz="4" w:space="0"/>
-            <w:left w:val="single" w:color="auto" w:sz="4" w:space="0"/>
-            <w:bottom w:val="single" w:color="auto" w:sz="4" w:space="0"/>
-            <w:right w:val="single" w:color="auto" w:sz="4" w:space="0"/>
-            <w:insideH w:val="single" w:color="auto" w:sz="4" w:space="0"/>
-            <w:insideV w:val="single" w:color="auto" w:sz="4" w:space="0"/>
-          </w:tblBorders>
-          <w:tblCellMar>
-            <w:top w:w="0" w:type="dxa"/>
-            <w:left w:w="108" w:type="dxa"/>
-            <w:bottom w:w="0" w:type="dxa"/>
-            <w:right w:w="108" w:type="dxa"/>
-          </w:tblCellMar>
-        </w:tblPrEx>
-        <w:tc>
-          <w:tcPr>
-            <w:tcW w:w="1728" w:type="dxa"/>
-          </w:tcPr>
-          <w:p>
-            <w:pPr>
-              <w:spacing w:after="0" w:line="240" w:lineRule="auto"/>
-              <w:jc w:val="left"/>
-            </w:pPr>
-            <w:r>
-              <w:rPr>
-                <w:rFonts w:ascii="微软雅黑" w:hAnsi="微软雅黑" w:eastAsia="微软雅黑"/>
-                <w:sz w:val="18"/>
-              </w:rPr>
-              <w:t>用户登录</w:t>
-            </w:r>
-          </w:p>
-        </w:tc>
-        <w:tc>
-          <w:tcPr>
-            <w:tcW w:w="1728" w:type="dxa"/>
-          </w:tcPr>
-          <w:p>
-            <w:pPr>
-              <w:spacing w:after="0" w:line="240" w:lineRule="auto"/>
-              <w:jc w:val="left"/>
-            </w:pPr>
-            <w:r>
-              <w:rPr>
-                <w:rFonts w:ascii="微软雅黑" w:hAnsi="微软雅黑" w:eastAsia="微软雅黑"/>
-                <w:sz w:val="18"/>
-              </w:rPr>
-              <w:t>50</w:t>
-            </w:r>
-          </w:p>
-        </w:tc>
-        <w:tc>
-          <w:tcPr>
-            <w:tcW w:w="1728" w:type="dxa"/>
-          </w:tcPr>
-          <w:p>
-            <w:pPr>
-              <w:spacing w:after="0" w:line="240" w:lineRule="auto"/>
-              <w:jc w:val="left"/>
-            </w:pPr>
-            <w:r>
-              <w:rPr>
-                <w:rFonts w:ascii="微软雅黑" w:hAnsi="微软雅黑" w:eastAsia="微软雅黑"/>
-                <w:sz w:val="18"/>
-              </w:rPr>
-              <w:t>0.5s</w:t>
-            </w:r>
-          </w:p>
-        </w:tc>
-        <w:tc>
-          <w:tcPr>
-            <w:tcW w:w="1728" w:type="dxa"/>
-          </w:tcPr>
-          <w:p>
-            <w:pPr>
-              <w:spacing w:after="0" w:line="240" w:lineRule="auto"/>
-              <w:jc w:val="left"/>
-            </w:pPr>
-            <w:r>
-              <w:rPr>
-                <w:rFonts w:ascii="微软雅黑" w:hAnsi="微软雅黑" w:eastAsia="微软雅黑"/>
-                <w:sz w:val="18"/>
-              </w:rPr>
-              <w:t>95 TPS</w:t>
-            </w:r>
-          </w:p>
-        </w:tc>
-        <w:tc>
-          <w:tcPr>
-            <w:tcW w:w="1728" w:type="dxa"/>
-          </w:tcPr>
-          <w:p>
-            <w:pPr>
-              <w:spacing w:after="0" w:line="240" w:lineRule="auto"/>
-              <w:jc w:val="left"/>
-            </w:pPr>
-            <w:r>
-              <w:rPr>
-                <w:rFonts w:ascii="微软雅黑" w:hAnsi="微软雅黑" w:eastAsia="微软雅黑"/>
-                <w:sz w:val="18"/>
-              </w:rPr>
-              <w:t>0%</w:t>
-            </w:r>
-          </w:p>
-        </w:tc>
-      </w:tr>
-      <w:tr>
-        <w:tblPrEx>
-          <w:tblBorders>
-            <w:top w:val="single" w:color="auto" w:sz="4" w:space="0"/>
-            <w:left w:val="single" w:color="auto" w:sz="4" w:space="0"/>
-            <w:bottom w:val="single" w:color="auto" w:sz="4" w:space="0"/>
-            <w:right w:val="single" w:color="auto" w:sz="4" w:space="0"/>
-            <w:insideH w:val="single" w:color="auto" w:sz="4" w:space="0"/>
-            <w:insideV w:val="single" w:color="auto" w:sz="4" w:space="0"/>
-          </w:tblBorders>
-          <w:tblCellMar>
-            <w:top w:w="0" w:type="dxa"/>
-            <w:left w:w="108" w:type="dxa"/>
-            <w:bottom w:w="0" w:type="dxa"/>
-            <w:right w:w="108" w:type="dxa"/>
-          </w:tblCellMar>
-        </w:tblPrEx>
-        <w:tc>
-          <w:tcPr>
-            <w:tcW w:w="1728" w:type="dxa"/>
-          </w:tcPr>
-          <w:p>
-            <w:pPr>
-              <w:spacing w:after="0" w:line="240" w:lineRule="auto"/>
-              <w:jc w:val="left"/>
-            </w:pPr>
-            <w:r>
-              <w:rPr>
-                <w:rFonts w:ascii="微软雅黑" w:hAnsi="微软雅黑" w:eastAsia="微软雅黑"/>
-                <w:sz w:val="18"/>
-              </w:rPr>
-              <w:t>订单查询</w:t>
-            </w:r>
-          </w:p>
-        </w:tc>
-        <w:tc>
-          <w:tcPr>
-            <w:tcW w:w="1728" w:type="dxa"/>
-          </w:tcPr>
-          <w:p>
-            <w:pPr>
-              <w:spacing w:after="0" w:line="240" w:lineRule="auto"/>
-              <w:jc w:val="left"/>
-            </w:pPr>
-            <w:r>
-              <w:rPr>
-                <w:rFonts w:ascii="微软雅黑" w:hAnsi="微软雅黑" w:eastAsia="微软雅黑"/>
-                <w:sz w:val="18"/>
-              </w:rPr>
-              <w:t>100</w:t>
-            </w:r>
-          </w:p>
-        </w:tc>
-        <w:tc>
-          <w:tcPr>
-            <w:tcW w:w="1728" w:type="dxa"/>
-          </w:tcPr>
-          <w:p>
-            <w:pPr>
-              <w:spacing w:after="0" w:line="240" w:lineRule="auto"/>
-              <w:jc w:val="left"/>
-            </w:pPr>
-            <w:r>
-              <w:rPr>
-                <w:rFonts w:ascii="微软雅黑" w:hAnsi="微软雅黑" w:eastAsia="微软雅黑"/>
-                <w:sz w:val="18"/>
-              </w:rPr>
-              <w:t>0.8s</w:t>
-            </w:r>
-          </w:p>
-        </w:tc>
-        <w:tc>
-          <w:tcPr>
-            <w:tcW w:w="1728" w:type="dxa"/>
-          </w:tcPr>
-          <w:p>
-            <w:pPr>
-              <w:spacing w:after="0" w:line="240" w:lineRule="auto"/>
-              <w:jc w:val="left"/>
-            </w:pPr>
-            <w:r>
-              <w:rPr>
-                <w:rFonts w:ascii="微软雅黑" w:hAnsi="微软雅黑" w:eastAsia="微软雅黑"/>
-                <w:sz w:val="18"/>
-              </w:rPr>
-              <w:t>120 TPS</w:t>
-            </w:r>
-          </w:p>
-        </w:tc>
-        <w:tc>
-          <w:tcPr>
-            <w:tcW w:w="1728" w:type="dxa"/>
-          </w:tcPr>
-          <w:p>
-            <w:pPr>
-              <w:spacing w:after="0" w:line="240" w:lineRule="auto"/>
-              <w:jc w:val="left"/>
-            </w:pPr>
-            <w:r>
-              <w:rPr>
-                <w:rFonts w:ascii="微软雅黑" w:hAnsi="微软雅黑" w:eastAsia="微软雅黑"/>
-                <w:sz w:val="18"/>
-              </w:rPr>
-              <w:t>0%</w:t>
-            </w:r>
-          </w:p>
-        </w:tc>
-      </w:tr>
-      <w:tr>
-        <w:tblPrEx>
-          <w:tblBorders>
-            <w:top w:val="single" w:color="auto" w:sz="4" w:space="0"/>
-            <w:left w:val="single" w:color="auto" w:sz="4" w:space="0"/>
-            <w:bottom w:val="single" w:color="auto" w:sz="4" w:space="0"/>
-            <w:right w:val="single" w:color="auto" w:sz="4" w:space="0"/>
-            <w:insideH w:val="single" w:color="auto" w:sz="4" w:space="0"/>
-            <w:insideV w:val="single" w:color="auto" w:sz="4" w:space="0"/>
-          </w:tblBorders>
-          <w:tblCellMar>
-            <w:top w:w="0" w:type="dxa"/>
-            <w:left w:w="108" w:type="dxa"/>
-            <w:bottom w:w="0" w:type="dxa"/>
-            <w:right w:w="108" w:type="dxa"/>
-          </w:tblCellMar>
-        </w:tblPrEx>
-        <w:tc>
-          <w:tcPr>
-            <w:tcW w:w="1728" w:type="dxa"/>
-          </w:tcPr>
-          <w:p>
-            <w:pPr>
-              <w:spacing w:after="0" w:line="240" w:lineRule="auto"/>
-              <w:jc w:val="left"/>
-            </w:pPr>
-            <w:r>
-              <w:rPr>
-                <w:rFonts w:ascii="微软雅黑" w:hAnsi="微软雅黑" w:eastAsia="微软雅黑"/>
-                <w:sz w:val="18"/>
-              </w:rPr>
-              <w:t>派工单创建</w:t>
-            </w:r>
-          </w:p>
-        </w:tc>
-        <w:tc>
-          <w:tcPr>
-            <w:tcW w:w="1728" w:type="dxa"/>
-          </w:tcPr>
-          <w:p>
-            <w:pPr>
-              <w:spacing w:after="0" w:line="240" w:lineRule="auto"/>
-              <w:jc w:val="left"/>
-            </w:pPr>
-            <w:r>
-              <w:rPr>
-                <w:rFonts w:ascii="微软雅黑" w:hAnsi="微软雅黑" w:eastAsia="微软雅黑"/>
-                <w:sz w:val="18"/>
-              </w:rPr>
-              <w:t>50</w:t>
-            </w:r>
-          </w:p>
-        </w:tc>
-        <w:tc>
-          <w:tcPr>
-            <w:tcW w:w="1728" w:type="dxa"/>
-          </w:tcPr>
-          <w:p>
-            <w:pPr>
-              <w:spacing w:after="0" w:line="240" w:lineRule="auto"/>
-              <w:jc w:val="left"/>
-            </w:pPr>
-            <w:r>
-              <w:rPr>
-                <w:rFonts w:ascii="微软雅黑" w:hAnsi="微软雅黑" w:eastAsia="微软雅黑"/>
-                <w:sz w:val="18"/>
-              </w:rPr>
-              <w:t>1.2s</w:t>
-            </w:r>
-          </w:p>
-        </w:tc>
-        <w:tc>
-          <w:tcPr>
-            <w:tcW w:w="1728" w:type="dxa"/>
-          </w:tcPr>
-          <w:p>
-            <w:pPr>
-              <w:spacing w:after="0" w:line="240" w:lineRule="auto"/>
-              <w:jc w:val="left"/>
-            </w:pPr>
-            <w:r>
-              <w:rPr>
-                <w:rFonts w:ascii="微软雅黑" w:hAnsi="微软雅黑" w:eastAsia="微软雅黑"/>
-                <w:sz w:val="18"/>
-              </w:rPr>
-              <w:t>40 TPS</w:t>
-            </w:r>
-          </w:p>
-        </w:tc>
-        <w:tc>
-          <w:tcPr>
-            <w:tcW w:w="1728" w:type="dxa"/>
-          </w:tcPr>
-          <w:p>
-            <w:pPr>
-              <w:spacing w:after="0" w:line="240" w:lineRule="auto"/>
-              <w:jc w:val="left"/>
-            </w:pPr>
-            <w:r>
-              <w:rPr>
-                <w:rFonts w:ascii="微软雅黑" w:hAnsi="微软雅黑" w:eastAsia="微软雅黑"/>
-                <w:sz w:val="18"/>
-              </w:rPr>
-              <w:t>0%</w:t>
-            </w:r>
-          </w:p>
-        </w:tc>
-      </w:tr>
-      <w:tr>
-        <w:tblPrEx>
-          <w:tblBorders>
-            <w:top w:val="single" w:color="auto" w:sz="4" w:space="0"/>
-            <w:left w:val="single" w:color="auto" w:sz="4" w:space="0"/>
-            <w:bottom w:val="single" w:color="auto" w:sz="4" w:space="0"/>
-            <w:right w:val="single" w:color="auto" w:sz="4" w:space="0"/>
-            <w:insideH w:val="single" w:color="auto" w:sz="4" w:space="0"/>
-            <w:insideV w:val="single" w:color="auto" w:sz="4" w:space="0"/>
-          </w:tblBorders>
-          <w:tblCellMar>
-            <w:top w:w="0" w:type="dxa"/>
-            <w:left w:w="108" w:type="dxa"/>
-            <w:bottom w:w="0" w:type="dxa"/>
-            <w:right w:w="108" w:type="dxa"/>
-          </w:tblCellMar>
-        </w:tblPrEx>
-        <w:tc>
-          <w:tcPr>
-            <w:tcW w:w="1728" w:type="dxa"/>
-          </w:tcPr>
-          <w:p>
-            <w:pPr>
-              <w:spacing w:after="0" w:line="240" w:lineRule="auto"/>
-              <w:jc w:val="left"/>
-            </w:pPr>
-            <w:r>
-              <w:rPr>
-                <w:rFonts w:ascii="微软雅黑" w:hAnsi="微软雅黑" w:eastAsia="微软雅黑"/>
-                <w:sz w:val="18"/>
-              </w:rPr>
-              <w:t>质检数据录入</w:t>
-            </w:r>
-          </w:p>
-        </w:tc>
-        <w:tc>
-          <w:tcPr>
-            <w:tcW w:w="1728" w:type="dxa"/>
-          </w:tcPr>
-          <w:p>
-            <w:pPr>
-              <w:spacing w:after="0" w:line="240" w:lineRule="auto"/>
-              <w:jc w:val="left"/>
-            </w:pPr>
-            <w:r>
-              <w:rPr>
-                <w:rFonts w:ascii="微软雅黑" w:hAnsi="微软雅黑" w:eastAsia="微软雅黑"/>
-                <w:sz w:val="18"/>
-              </w:rPr>
-              <w:t>100</w:t>
-            </w:r>
-          </w:p>
-        </w:tc>
-        <w:tc>
-          <w:tcPr>
-            <w:tcW w:w="1728" w:type="dxa"/>
-          </w:tcPr>
-          <w:p>
-            <w:pPr>
-              <w:spacing w:after="0" w:line="240" w:lineRule="auto"/>
-              <w:jc w:val="left"/>
-            </w:pPr>
-            <w:r>
-              <w:rPr>
-                <w:rFonts w:ascii="微软雅黑" w:hAnsi="微软雅黑" w:eastAsia="微软雅黑"/>
-                <w:sz w:val="18"/>
-              </w:rPr>
-              <w:t>0.6s</w:t>
-            </w:r>
-          </w:p>
-        </w:tc>
-        <w:tc>
-          <w:tcPr>
-            <w:tcW w:w="1728" w:type="dxa"/>
-          </w:tcPr>
-          <w:p>
-            <w:pPr>
-              <w:spacing w:after="0" w:line="240" w:lineRule="auto"/>
-              <w:jc w:val="left"/>
-            </w:pPr>
-            <w:r>
-              <w:rPr>
-                <w:rFonts w:ascii="微软雅黑" w:hAnsi="微软雅黑" w:eastAsia="微软雅黑"/>
-                <w:sz w:val="18"/>
-              </w:rPr>
-              <w:t>150 TPS</w:t>
-            </w:r>
-          </w:p>
-        </w:tc>
-        <w:tc>
-          <w:tcPr>
-            <w:tcW w:w="1728" w:type="dxa"/>
-          </w:tcPr>
-          <w:p>
-            <w:pPr>
-              <w:spacing w:after="0" w:line="240" w:lineRule="auto"/>
-              <w:jc w:val="left"/>
-            </w:pPr>
-            <w:r>
-              <w:rPr>
-                <w:rFonts w:ascii="微软雅黑" w:hAnsi="微软雅黑" w:eastAsia="微软雅黑"/>
-                <w:sz w:val="18"/>
-              </w:rPr>
-              <w:t>0%</w:t>
-            </w:r>
-          </w:p>
-        </w:tc>
-      </w:tr>
-    </w:tbl>
-    <w:p/>
-    <w:p>
-      <w:pPr>
-        <w:pStyle w:val="4"/>
-      </w:pPr>
-      <w:r>
-        <w:rPr>
-          <w:rFonts w:ascii="微软雅黑" w:hAnsi="微软雅黑" w:eastAsia="微软雅黑"/>
-          <w:color w:val="34495E"/>
-          <w:sz w:val="28"/>
-        </w:rPr>
-        <w:t>5.4 安全测试</w:t>
-      </w:r>
-    </w:p>
-    <w:p>
-      <w:pPr>
-        <w:pStyle w:val="5"/>
-        <w:bidi w:val="0"/>
-      </w:pPr>
-      <w:r>
-        <w:t>5.4.1 安全测试内容</w:t>
-      </w:r>
-    </w:p>
-    <w:p>
-      <w:pPr>
-        <w:pStyle w:val="14"/>
-        <w:bidi w:val="0"/>
-      </w:pPr>
-      <w:r>
-        <w:t>SQL注入测试：验证参数化查询是否有效</w:t>
-      </w:r>
-    </w:p>
-    <w:p>
-      <w:pPr>
-        <w:pStyle w:val="14"/>
-        <w:bidi w:val="0"/>
-      </w:pPr>
-      <w:r>
-        <w:t>XSS测试：验证输入过滤是否完善</w:t>
-      </w:r>
-    </w:p>
-    <w:p>
-      <w:pPr>
-        <w:pStyle w:val="14"/>
-        <w:bidi w:val="0"/>
-      </w:pPr>
-      <w:r>
-        <w:t>CSRF测试：验证CSRF Token机制</w:t>
-      </w:r>
-    </w:p>
-    <w:p>
-      <w:pPr>
-        <w:pStyle w:val="14"/>
-        <w:bidi w:val="0"/>
-      </w:pPr>
-      <w:r>
-        <w:t>权限绕过测试：验证权限控制是否严格</w:t>
-      </w:r>
-    </w:p>
-    <w:p>
-      <w:pPr>
-        <w:pStyle w:val="14"/>
-        <w:bidi w:val="0"/>
-      </w:pPr>
-      <w:r>
-        <w:t>敏感信息泄露测试：验证敏感数据是否加密</w:t>
-      </w:r>
-    </w:p>
-    <w:p/>
-    <w:p>
-      <w:pPr>
-        <w:pStyle w:val="5"/>
-        <w:bidi w:val="0"/>
-      </w:pPr>
-      <w:r>
-        <w:t>5.4.2 安全测试结果</w:t>
-      </w:r>
-    </w:p>
-    <w:tbl>
-      <w:tblPr>
-        <w:tblStyle w:val="33"/>
-        <w:tblW w:w="0" w:type="auto"/>
-        <w:tblInd w:w="0" w:type="dxa"/>
-        <w:tblBorders>
-          <w:top w:val="single" w:color="auto" w:sz="4" w:space="0"/>
-          <w:left w:val="single" w:color="auto" w:sz="4" w:space="0"/>
-          <w:bottom w:val="single" w:color="auto" w:sz="4" w:space="0"/>
-          <w:right w:val="single" w:color="auto" w:sz="4" w:space="0"/>
-          <w:insideH w:val="single" w:color="auto" w:sz="4" w:space="0"/>
-          <w:insideV w:val="single" w:color="auto" w:sz="4" w:space="0"/>
-        </w:tblBorders>
-        <w:tblLayout w:type="autofit"/>
-        <w:tblCellMar>
-          <w:top w:w="0" w:type="dxa"/>
-          <w:left w:w="108" w:type="dxa"/>
-          <w:bottom w:w="0" w:type="dxa"/>
-          <w:right w:w="108" w:type="dxa"/>
-        </w:tblCellMar>
-      </w:tblPr>
-      <w:tblGrid>
-        <w:gridCol w:w="2841"/>
-        <w:gridCol w:w="2836"/>
-        <w:gridCol w:w="2845"/>
-      </w:tblGrid>
-      <w:tr>
-        <w:tblPrEx>
-          <w:tblBorders>
-            <w:top w:val="single" w:color="auto" w:sz="4" w:space="0"/>
-            <w:left w:val="single" w:color="auto" w:sz="4" w:space="0"/>
-            <w:bottom w:val="single" w:color="auto" w:sz="4" w:space="0"/>
-            <w:right w:val="single" w:color="auto" w:sz="4" w:space="0"/>
-            <w:insideH w:val="single" w:color="auto" w:sz="4" w:space="0"/>
-            <w:insideV w:val="single" w:color="auto" w:sz="4" w:space="0"/>
-          </w:tblBorders>
-          <w:tblCellMar>
-            <w:top w:w="0" w:type="dxa"/>
-            <w:left w:w="108" w:type="dxa"/>
-            <w:bottom w:w="0" w:type="dxa"/>
-            <w:right w:w="108" w:type="dxa"/>
-          </w:tblCellMar>
-        </w:tblPrEx>
-        <w:tc>
-          <w:tcPr>
-            <w:tcW w:w="2880" w:type="dxa"/>
-            <w:shd w:val="clear" w:color="auto" w:fill="2980B9"/>
-          </w:tcPr>
-          <w:p>
-            <w:pPr>
-              <w:spacing w:after="0" w:line="240" w:lineRule="auto"/>
-              <w:jc w:val="left"/>
-            </w:pPr>
-            <w:r>
-              <w:rPr>
-                <w:rFonts w:ascii="微软雅黑" w:hAnsi="微软雅黑" w:eastAsia="微软雅黑"/>
-                <w:b/>
-                <w:color w:val="FFFFFF"/>
-                <w:sz w:val="18"/>
-              </w:rPr>
-              <w:t>测试项</w:t>
-            </w:r>
-          </w:p>
-        </w:tc>
-        <w:tc>
-          <w:tcPr>
-            <w:tcW w:w="2880" w:type="dxa"/>
-            <w:shd w:val="clear" w:color="auto" w:fill="2980B9"/>
-          </w:tcPr>
-          <w:p>
-            <w:pPr>
-              <w:spacing w:after="0" w:line="240" w:lineRule="auto"/>
-              <w:jc w:val="left"/>
-            </w:pPr>
-            <w:r>
-              <w:rPr>
-                <w:rFonts w:ascii="微软雅黑" w:hAnsi="微软雅黑" w:eastAsia="微软雅黑"/>
-                <w:b/>
-                <w:color w:val="FFFFFF"/>
-                <w:sz w:val="18"/>
-              </w:rPr>
-              <w:t>结果</w:t>
-            </w:r>
-          </w:p>
-        </w:tc>
-        <w:tc>
-          <w:tcPr>
-            <w:tcW w:w="2880" w:type="dxa"/>
-            <w:shd w:val="clear" w:color="auto" w:fill="2980B9"/>
-          </w:tcPr>
-          <w:p>
-            <w:pPr>
-              <w:spacing w:after="0" w:line="240" w:lineRule="auto"/>
-              <w:jc w:val="left"/>
-            </w:pPr>
-            <w:r>
-              <w:rPr>
-                <w:rFonts w:ascii="微软雅黑" w:hAnsi="微软雅黑" w:eastAsia="微软雅黑"/>
-                <w:b/>
-                <w:color w:val="FFFFFF"/>
-                <w:sz w:val="18"/>
-              </w:rPr>
-              <w:t>说明</w:t>
-            </w:r>
-          </w:p>
-        </w:tc>
-      </w:tr>
-      <w:tr>
-        <w:tblPrEx>
-          <w:tblBorders>
-            <w:top w:val="single" w:color="auto" w:sz="4" w:space="0"/>
-            <w:left w:val="single" w:color="auto" w:sz="4" w:space="0"/>
-            <w:bottom w:val="single" w:color="auto" w:sz="4" w:space="0"/>
-            <w:right w:val="single" w:color="auto" w:sz="4" w:space="0"/>
-            <w:insideH w:val="single" w:color="auto" w:sz="4" w:space="0"/>
-            <w:insideV w:val="single" w:color="auto" w:sz="4" w:space="0"/>
-          </w:tblBorders>
-          <w:tblCellMar>
-            <w:top w:w="0" w:type="dxa"/>
-            <w:left w:w="108" w:type="dxa"/>
-            <w:bottom w:w="0" w:type="dxa"/>
-            <w:right w:w="108" w:type="dxa"/>
-          </w:tblCellMar>
-        </w:tblPrEx>
-        <w:tc>
-          <w:tcPr>
-            <w:tcW w:w="2880" w:type="dxa"/>
-          </w:tcPr>
-          <w:p>
-            <w:pPr>
-              <w:spacing w:after="0" w:line="240" w:lineRule="auto"/>
-              <w:jc w:val="left"/>
-            </w:pPr>
-            <w:r>
-              <w:rPr>
-                <w:rFonts w:ascii="微软雅黑" w:hAnsi="微软雅黑" w:eastAsia="微软雅黑"/>
-                <w:sz w:val="18"/>
-              </w:rPr>
-              <w:t>SQL注入</w:t>
-            </w:r>
-          </w:p>
-        </w:tc>
-        <w:tc>
-          <w:tcPr>
-            <w:tcW w:w="2880" w:type="dxa"/>
-          </w:tcPr>
-          <w:p>
-            <w:pPr>
-              <w:spacing w:after="0" w:line="240" w:lineRule="auto"/>
-              <w:jc w:val="left"/>
-            </w:pPr>
-            <w:r>
-              <w:rPr>
-                <w:rFonts w:ascii="微软雅黑" w:hAnsi="微软雅黑" w:eastAsia="微软雅黑"/>
-                <w:sz w:val="18"/>
-              </w:rPr>
-              <w:t>通过</w:t>
-            </w:r>
-          </w:p>
-        </w:tc>
-        <w:tc>
-          <w:tcPr>
-            <w:tcW w:w="2880" w:type="dxa"/>
-          </w:tcPr>
-          <w:p>
-            <w:pPr>
-              <w:spacing w:after="0" w:line="240" w:lineRule="auto"/>
-              <w:jc w:val="left"/>
-            </w:pPr>
-            <w:r>
-              <w:rPr>
-                <w:rFonts w:ascii="微软雅黑" w:hAnsi="微软雅黑" w:eastAsia="微软雅黑"/>
-                <w:sz w:val="18"/>
-              </w:rPr>
-              <w:t>使用MyBatis参数化查询</w:t>
-            </w:r>
-          </w:p>
-        </w:tc>
-      </w:tr>
-      <w:tr>
-        <w:tblPrEx>
-          <w:tblBorders>
-            <w:top w:val="single" w:color="auto" w:sz="4" w:space="0"/>
-            <w:left w:val="single" w:color="auto" w:sz="4" w:space="0"/>
-            <w:bottom w:val="single" w:color="auto" w:sz="4" w:space="0"/>
-            <w:right w:val="single" w:color="auto" w:sz="4" w:space="0"/>
-            <w:insideH w:val="single" w:color="auto" w:sz="4" w:space="0"/>
-            <w:insideV w:val="single" w:color="auto" w:sz="4" w:space="0"/>
-          </w:tblBorders>
-          <w:tblCellMar>
-            <w:top w:w="0" w:type="dxa"/>
-            <w:left w:w="108" w:type="dxa"/>
-            <w:bottom w:w="0" w:type="dxa"/>
-            <w:right w:w="108" w:type="dxa"/>
-          </w:tblCellMar>
-        </w:tblPrEx>
-        <w:tc>
-          <w:tcPr>
-            <w:tcW w:w="2880" w:type="dxa"/>
-          </w:tcPr>
-          <w:p>
-            <w:pPr>
-              <w:spacing w:after="0" w:line="240" w:lineRule="auto"/>
-              <w:jc w:val="left"/>
-            </w:pPr>
-            <w:r>
-              <w:rPr>
-                <w:rFonts w:ascii="微软雅黑" w:hAnsi="微软雅黑" w:eastAsia="微软雅黑"/>
-                <w:sz w:val="18"/>
-              </w:rPr>
-              <w:t>XSS攻击</w:t>
-            </w:r>
-          </w:p>
-        </w:tc>
-        <w:tc>
-          <w:tcPr>
-            <w:tcW w:w="2880" w:type="dxa"/>
-          </w:tcPr>
-          <w:p>
-            <w:pPr>
-              <w:spacing w:after="0" w:line="240" w:lineRule="auto"/>
-              <w:jc w:val="left"/>
-            </w:pPr>
-            <w:r>
-              <w:rPr>
-                <w:rFonts w:ascii="微软雅黑" w:hAnsi="微软雅黑" w:eastAsia="微软雅黑"/>
-                <w:sz w:val="18"/>
-              </w:rPr>
-              <w:t>通过</w:t>
-            </w:r>
-          </w:p>
-        </w:tc>
-        <w:tc>
-          <w:tcPr>
-            <w:tcW w:w="2880" w:type="dxa"/>
-          </w:tcPr>
-          <w:p>
-            <w:pPr>
-              <w:spacing w:after="0" w:line="240" w:lineRule="auto"/>
-              <w:jc w:val="left"/>
-            </w:pPr>
-            <w:r>
-              <w:rPr>
-                <w:rFonts w:ascii="微软雅黑" w:hAnsi="微软雅黑" w:eastAsia="微软雅黑"/>
-                <w:sz w:val="18"/>
-              </w:rPr>
-              <w:t>输入输出均进行转义</w:t>
-            </w:r>
-          </w:p>
-        </w:tc>
-      </w:tr>
-      <w:tr>
-        <w:tblPrEx>
-          <w:tblBorders>
-            <w:top w:val="single" w:color="auto" w:sz="4" w:space="0"/>
-            <w:left w:val="single" w:color="auto" w:sz="4" w:space="0"/>
-            <w:bottom w:val="single" w:color="auto" w:sz="4" w:space="0"/>
-            <w:right w:val="single" w:color="auto" w:sz="4" w:space="0"/>
-            <w:insideH w:val="single" w:color="auto" w:sz="4" w:space="0"/>
-            <w:insideV w:val="single" w:color="auto" w:sz="4" w:space="0"/>
-          </w:tblBorders>
-          <w:tblCellMar>
-            <w:top w:w="0" w:type="dxa"/>
-            <w:left w:w="108" w:type="dxa"/>
-            <w:bottom w:w="0" w:type="dxa"/>
-            <w:right w:w="108" w:type="dxa"/>
-          </w:tblCellMar>
-        </w:tblPrEx>
-        <w:tc>
-          <w:tcPr>
-            <w:tcW w:w="2880" w:type="dxa"/>
-          </w:tcPr>
-          <w:p>
-            <w:pPr>
-              <w:spacing w:after="0" w:line="240" w:lineRule="auto"/>
-              <w:jc w:val="left"/>
-            </w:pPr>
-            <w:r>
-              <w:rPr>
-                <w:rFonts w:ascii="微软雅黑" w:hAnsi="微软雅黑" w:eastAsia="微软雅黑"/>
-                <w:sz w:val="18"/>
-              </w:rPr>
-              <w:t>CSRF攻击</w:t>
-            </w:r>
-          </w:p>
-        </w:tc>
-        <w:tc>
-          <w:tcPr>
-            <w:tcW w:w="2880" w:type="dxa"/>
-          </w:tcPr>
-          <w:p>
-            <w:pPr>
-              <w:spacing w:after="0" w:line="240" w:lineRule="auto"/>
-              <w:jc w:val="left"/>
-            </w:pPr>
-            <w:r>
-              <w:rPr>
-                <w:rFonts w:ascii="微软雅黑" w:hAnsi="微软雅黑" w:eastAsia="微软雅黑"/>
-                <w:sz w:val="18"/>
-              </w:rPr>
-              <w:t>通过</w:t>
-            </w:r>
-          </w:p>
-        </w:tc>
-        <w:tc>
-          <w:tcPr>
-            <w:tcW w:w="2880" w:type="dxa"/>
-          </w:tcPr>
-          <w:p>
-            <w:pPr>
-              <w:spacing w:after="0" w:line="240" w:lineRule="auto"/>
-              <w:jc w:val="left"/>
-            </w:pPr>
-            <w:r>
-              <w:rPr>
-                <w:rFonts w:ascii="微软雅黑" w:hAnsi="微软雅黑" w:eastAsia="微软雅黑"/>
-                <w:sz w:val="18"/>
-              </w:rPr>
-              <w:t>启用CSRF Token</w:t>
-            </w:r>
-          </w:p>
-        </w:tc>
-      </w:tr>
-      <w:tr>
-        <w:tblPrEx>
-          <w:tblBorders>
-            <w:top w:val="single" w:color="auto" w:sz="4" w:space="0"/>
-            <w:left w:val="single" w:color="auto" w:sz="4" w:space="0"/>
-            <w:bottom w:val="single" w:color="auto" w:sz="4" w:space="0"/>
-            <w:right w:val="single" w:color="auto" w:sz="4" w:space="0"/>
-            <w:insideH w:val="single" w:color="auto" w:sz="4" w:space="0"/>
-            <w:insideV w:val="single" w:color="auto" w:sz="4" w:space="0"/>
-          </w:tblBorders>
-          <w:tblCellMar>
-            <w:top w:w="0" w:type="dxa"/>
-            <w:left w:w="108" w:type="dxa"/>
-            <w:bottom w:w="0" w:type="dxa"/>
-            <w:right w:w="108" w:type="dxa"/>
-          </w:tblCellMar>
-        </w:tblPrEx>
-        <w:tc>
-          <w:tcPr>
-            <w:tcW w:w="2880" w:type="dxa"/>
-          </w:tcPr>
-          <w:p>
-            <w:pPr>
-              <w:spacing w:after="0" w:line="240" w:lineRule="auto"/>
-              <w:jc w:val="left"/>
-            </w:pPr>
-            <w:r>
-              <w:rPr>
-                <w:rFonts w:ascii="微软雅黑" w:hAnsi="微软雅黑" w:eastAsia="微软雅黑"/>
-                <w:sz w:val="18"/>
-              </w:rPr>
-              <w:t>权限绕过</w:t>
-            </w:r>
-          </w:p>
-        </w:tc>
-        <w:tc>
-          <w:tcPr>
-            <w:tcW w:w="2880" w:type="dxa"/>
-          </w:tcPr>
-          <w:p>
-            <w:pPr>
-              <w:spacing w:after="0" w:line="240" w:lineRule="auto"/>
-              <w:jc w:val="left"/>
-            </w:pPr>
-            <w:r>
-              <w:rPr>
-                <w:rFonts w:ascii="微软雅黑" w:hAnsi="微软雅黑" w:eastAsia="微软雅黑"/>
-                <w:sz w:val="18"/>
-              </w:rPr>
-              <w:t>通过</w:t>
-            </w:r>
-          </w:p>
-        </w:tc>
-        <w:tc>
-          <w:tcPr>
-            <w:tcW w:w="2880" w:type="dxa"/>
-          </w:tcPr>
-          <w:p>
-            <w:pPr>
-              <w:spacing w:after="0" w:line="240" w:lineRule="auto"/>
-              <w:jc w:val="left"/>
-            </w:pPr>
-            <w:r>
-              <w:rPr>
-                <w:rFonts w:ascii="微软雅黑" w:hAnsi="微软雅黑" w:eastAsia="微软雅黑"/>
-                <w:sz w:val="18"/>
-              </w:rPr>
-              <w:t>接口级别权限校验</w:t>
-            </w:r>
-          </w:p>
-        </w:tc>
-      </w:tr>
-      <w:tr>
-        <w:tblPrEx>
-          <w:tblBorders>
-            <w:top w:val="single" w:color="auto" w:sz="4" w:space="0"/>
-            <w:left w:val="single" w:color="auto" w:sz="4" w:space="0"/>
-            <w:bottom w:val="single" w:color="auto" w:sz="4" w:space="0"/>
-            <w:right w:val="single" w:color="auto" w:sz="4" w:space="0"/>
-            <w:insideH w:val="single" w:color="auto" w:sz="4" w:space="0"/>
-            <w:insideV w:val="single" w:color="auto" w:sz="4" w:space="0"/>
-          </w:tblBorders>
-          <w:tblCellMar>
-            <w:top w:w="0" w:type="dxa"/>
-            <w:left w:w="108" w:type="dxa"/>
-            <w:bottom w:w="0" w:type="dxa"/>
-            <w:right w:w="108" w:type="dxa"/>
-          </w:tblCellMar>
-        </w:tblPrEx>
-        <w:tc>
-          <w:tcPr>
-            <w:tcW w:w="2880" w:type="dxa"/>
-          </w:tcPr>
-          <w:p>
-            <w:pPr>
-              <w:spacing w:after="0" w:line="240" w:lineRule="auto"/>
-              <w:jc w:val="left"/>
-            </w:pPr>
-            <w:r>
-              <w:rPr>
-                <w:rFonts w:ascii="微软雅黑" w:hAnsi="微软雅黑" w:eastAsia="微软雅黑"/>
-                <w:sz w:val="18"/>
-              </w:rPr>
-              <w:t>敏感信息</w:t>
-            </w:r>
-          </w:p>
-        </w:tc>
-        <w:tc>
-          <w:tcPr>
-            <w:tcW w:w="2880" w:type="dxa"/>
-          </w:tcPr>
-          <w:p>
-            <w:pPr>
-              <w:spacing w:after="0" w:line="240" w:lineRule="auto"/>
-              <w:jc w:val="left"/>
-            </w:pPr>
-            <w:r>
-              <w:rPr>
-                <w:rFonts w:ascii="微软雅黑" w:hAnsi="微软雅黑" w:eastAsia="微软雅黑"/>
-                <w:sz w:val="18"/>
-              </w:rPr>
-              <w:t>通过</w:t>
-            </w:r>
-          </w:p>
-        </w:tc>
-        <w:tc>
-          <w:tcPr>
-            <w:tcW w:w="2880" w:type="dxa"/>
-          </w:tcPr>
-          <w:p>
-            <w:pPr>
-              <w:spacing w:after="0" w:line="240" w:lineRule="auto"/>
-              <w:jc w:val="left"/>
-            </w:pPr>
-            <w:r>
-              <w:rPr>
-                <w:rFonts w:ascii="微软雅黑" w:hAnsi="微软雅黑" w:eastAsia="微软雅黑"/>
-                <w:sz w:val="18"/>
-              </w:rPr>
-              <w:t>密码加密存储</w:t>
-            </w:r>
-          </w:p>
-        </w:tc>
-      </w:tr>
-    </w:tbl>
-    <w:p/>
-    <w:p>
-      <w:pPr>
-        <w:pStyle w:val="4"/>
-      </w:pPr>
-      <w:r>
-        <w:rPr>
-          <w:rFonts w:ascii="微软雅黑" w:hAnsi="微软雅黑" w:eastAsia="微软雅黑"/>
-          <w:color w:val="34495E"/>
-          <w:sz w:val="28"/>
-        </w:rPr>
-        <w:t>5.5 测试报告</w:t>
-      </w:r>
-    </w:p>
-    <w:p>
-      <w:pPr>
-        <w:pStyle w:val="5"/>
-        <w:bidi w:val="0"/>
-      </w:pPr>
-      <w:r>
-        <w:t>5.5.1 测试统计</w:t>
-      </w:r>
-    </w:p>
-    <w:tbl>
-      <w:tblPr>
-        <w:tblStyle w:val="33"/>
-        <w:tblW w:w="0" w:type="auto"/>
-        <w:tblInd w:w="0" w:type="dxa"/>
-        <w:tblBorders>
-          <w:top w:val="single" w:color="auto" w:sz="4" w:space="0"/>
-          <w:left w:val="single" w:color="auto" w:sz="4" w:space="0"/>
-          <w:bottom w:val="single" w:color="auto" w:sz="4" w:space="0"/>
-          <w:right w:val="single" w:color="auto" w:sz="4" w:space="0"/>
-          <w:insideH w:val="single" w:color="auto" w:sz="4" w:space="0"/>
-          <w:insideV w:val="single" w:color="auto" w:sz="4" w:space="0"/>
-        </w:tblBorders>
-        <w:tblLayout w:type="autofit"/>
-        <w:tblCellMar>
-          <w:top w:w="0" w:type="dxa"/>
-          <w:left w:w="108" w:type="dxa"/>
-          <w:bottom w:w="0" w:type="dxa"/>
-          <w:right w:w="108" w:type="dxa"/>
-        </w:tblCellMar>
-      </w:tblPr>
-      <w:tblGrid>
-        <w:gridCol w:w="4259"/>
-        <w:gridCol w:w="4263"/>
-      </w:tblGrid>
-      <w:tr>
-        <w:tblPrEx>
-          <w:tblBorders>
-            <w:top w:val="single" w:color="auto" w:sz="4" w:space="0"/>
-            <w:left w:val="single" w:color="auto" w:sz="4" w:space="0"/>
-            <w:bottom w:val="single" w:color="auto" w:sz="4" w:space="0"/>
-            <w:right w:val="single" w:color="auto" w:sz="4" w:space="0"/>
-            <w:insideH w:val="single" w:color="auto" w:sz="4" w:space="0"/>
-            <w:insideV w:val="single" w:color="auto" w:sz="4" w:space="0"/>
-          </w:tblBorders>
-          <w:tblCellMar>
-            <w:top w:w="0" w:type="dxa"/>
-            <w:left w:w="108" w:type="dxa"/>
-            <w:bottom w:w="0" w:type="dxa"/>
-            <w:right w:w="108" w:type="dxa"/>
-          </w:tblCellMar>
-        </w:tblPrEx>
-        <w:tc>
-          <w:tcPr>
-            <w:tcW w:w="4320" w:type="dxa"/>
-            <w:shd w:val="clear" w:color="auto" w:fill="2980B9"/>
-          </w:tcPr>
-          <w:p>
-            <w:pPr>
-              <w:spacing w:after="0" w:line="240" w:lineRule="auto"/>
-              <w:jc w:val="left"/>
-            </w:pPr>
-            <w:r>
-              <w:rPr>
-                <w:rFonts w:ascii="微软雅黑" w:hAnsi="微软雅黑" w:eastAsia="微软雅黑"/>
-                <w:b/>
-                <w:color w:val="FFFFFF"/>
-                <w:sz w:val="18"/>
-              </w:rPr>
-              <w:t>指标</w:t>
-            </w:r>
-          </w:p>
-        </w:tc>
-        <w:tc>
-          <w:tcPr>
-            <w:tcW w:w="4320" w:type="dxa"/>
-            <w:shd w:val="clear" w:color="auto" w:fill="2980B9"/>
-          </w:tcPr>
-          <w:p>
-            <w:pPr>
-              <w:spacing w:after="0" w:line="240" w:lineRule="auto"/>
-              <w:jc w:val="left"/>
-            </w:pPr>
-            <w:r>
-              <w:rPr>
-                <w:rFonts w:ascii="微软雅黑" w:hAnsi="微软雅黑" w:eastAsia="微软雅黑"/>
-                <w:b/>
-                <w:color w:val="FFFFFF"/>
-                <w:sz w:val="18"/>
-              </w:rPr>
-              <w:t>数值</w:t>
-            </w:r>
-          </w:p>
-        </w:tc>
-      </w:tr>
-      <w:tr>
-        <w:tblPrEx>
-          <w:tblBorders>
-            <w:top w:val="single" w:color="auto" w:sz="4" w:space="0"/>
-            <w:left w:val="single" w:color="auto" w:sz="4" w:space="0"/>
-            <w:bottom w:val="single" w:color="auto" w:sz="4" w:space="0"/>
-            <w:right w:val="single" w:color="auto" w:sz="4" w:space="0"/>
-            <w:insideH w:val="single" w:color="auto" w:sz="4" w:space="0"/>
-            <w:insideV w:val="single" w:color="auto" w:sz="4" w:space="0"/>
-          </w:tblBorders>
-          <w:tblCellMar>
-            <w:top w:w="0" w:type="dxa"/>
-            <w:left w:w="108" w:type="dxa"/>
-            <w:bottom w:w="0" w:type="dxa"/>
-            <w:right w:w="108" w:type="dxa"/>
-          </w:tblCellMar>
-        </w:tblPrEx>
-        <w:tc>
-          <w:tcPr>
-            <w:tcW w:w="4320" w:type="dxa"/>
-          </w:tcPr>
-          <w:p>
-            <w:pPr>
-              <w:spacing w:after="0" w:line="240" w:lineRule="auto"/>
-              <w:jc w:val="left"/>
-            </w:pPr>
-            <w:r>
-              <w:rPr>
-                <w:rFonts w:ascii="微软雅黑" w:hAnsi="微软雅黑" w:eastAsia="微软雅黑"/>
-                <w:sz w:val="18"/>
-              </w:rPr>
-              <w:t>测试用例总数</w:t>
-            </w:r>
-          </w:p>
-        </w:tc>
-        <w:tc>
-          <w:tcPr>
-            <w:tcW w:w="4320" w:type="dxa"/>
-          </w:tcPr>
-          <w:p>
-            <w:pPr>
-              <w:spacing w:after="0" w:line="240" w:lineRule="auto"/>
-              <w:jc w:val="left"/>
-            </w:pPr>
-            <w:r>
-              <w:rPr>
-                <w:rFonts w:ascii="微软雅黑" w:hAnsi="微软雅黑" w:eastAsia="微软雅黑"/>
-                <w:sz w:val="18"/>
-              </w:rPr>
-              <w:t>500+</w:t>
-            </w:r>
-          </w:p>
-        </w:tc>
-      </w:tr>
-      <w:tr>
-        <w:tblPrEx>
-          <w:tblBorders>
-            <w:top w:val="single" w:color="auto" w:sz="4" w:space="0"/>
-            <w:left w:val="single" w:color="auto" w:sz="4" w:space="0"/>
-            <w:bottom w:val="single" w:color="auto" w:sz="4" w:space="0"/>
-            <w:right w:val="single" w:color="auto" w:sz="4" w:space="0"/>
-            <w:insideH w:val="single" w:color="auto" w:sz="4" w:space="0"/>
-            <w:insideV w:val="single" w:color="auto" w:sz="4" w:space="0"/>
-          </w:tblBorders>
-          <w:tblCellMar>
-            <w:top w:w="0" w:type="dxa"/>
-            <w:left w:w="108" w:type="dxa"/>
-            <w:bottom w:w="0" w:type="dxa"/>
-            <w:right w:w="108" w:type="dxa"/>
-          </w:tblCellMar>
-        </w:tblPrEx>
-        <w:tc>
-          <w:tcPr>
-            <w:tcW w:w="4320" w:type="dxa"/>
-          </w:tcPr>
-          <w:p>
-            <w:pPr>
-              <w:spacing w:after="0" w:line="240" w:lineRule="auto"/>
-              <w:jc w:val="left"/>
-            </w:pPr>
-            <w:r>
-              <w:rPr>
-                <w:rFonts w:ascii="微软雅黑" w:hAnsi="微软雅黑" w:eastAsia="微软雅黑"/>
-                <w:sz w:val="18"/>
-              </w:rPr>
-              <w:t>通过用例数</w:t>
-            </w:r>
-          </w:p>
-        </w:tc>
-        <w:tc>
-          <w:tcPr>
-            <w:tcW w:w="4320" w:type="dxa"/>
-          </w:tcPr>
-          <w:p>
-            <w:pPr>
-              <w:spacing w:after="0" w:line="240" w:lineRule="auto"/>
-              <w:jc w:val="left"/>
-            </w:pPr>
-            <w:r>
-              <w:rPr>
-                <w:rFonts w:ascii="微软雅黑" w:hAnsi="微软雅黑" w:eastAsia="微软雅黑"/>
-                <w:sz w:val="18"/>
-              </w:rPr>
-              <w:t>495</w:t>
-            </w:r>
-          </w:p>
-        </w:tc>
-      </w:tr>
-      <w:tr>
-        <w:tblPrEx>
-          <w:tblBorders>
-            <w:top w:val="single" w:color="auto" w:sz="4" w:space="0"/>
-            <w:left w:val="single" w:color="auto" w:sz="4" w:space="0"/>
-            <w:bottom w:val="single" w:color="auto" w:sz="4" w:space="0"/>
-            <w:right w:val="single" w:color="auto" w:sz="4" w:space="0"/>
-            <w:insideH w:val="single" w:color="auto" w:sz="4" w:space="0"/>
-            <w:insideV w:val="single" w:color="auto" w:sz="4" w:space="0"/>
-          </w:tblBorders>
-          <w:tblCellMar>
-            <w:top w:w="0" w:type="dxa"/>
-            <w:left w:w="108" w:type="dxa"/>
-            <w:bottom w:w="0" w:type="dxa"/>
-            <w:right w:w="108" w:type="dxa"/>
-          </w:tblCellMar>
-        </w:tblPrEx>
-        <w:tc>
-          <w:tcPr>
-            <w:tcW w:w="4320" w:type="dxa"/>
-          </w:tcPr>
-          <w:p>
-            <w:pPr>
-              <w:spacing w:after="0" w:line="240" w:lineRule="auto"/>
-              <w:jc w:val="left"/>
-            </w:pPr>
-            <w:r>
-              <w:rPr>
-                <w:rFonts w:ascii="微软雅黑" w:hAnsi="微软雅黑" w:eastAsia="微软雅黑"/>
-                <w:sz w:val="18"/>
-              </w:rPr>
-              <w:t>失败用例数</w:t>
-            </w:r>
-          </w:p>
-        </w:tc>
-        <w:tc>
-          <w:tcPr>
-            <w:tcW w:w="4320" w:type="dxa"/>
-          </w:tcPr>
-          <w:p>
-            <w:pPr>
-              <w:spacing w:after="0" w:line="240" w:lineRule="auto"/>
-              <w:jc w:val="left"/>
-            </w:pPr>
-            <w:r>
-              <w:rPr>
-                <w:rFonts w:ascii="微软雅黑" w:hAnsi="微软雅黑" w:eastAsia="微软雅黑"/>
-                <w:sz w:val="18"/>
-              </w:rPr>
-              <w:t>5</w:t>
-            </w:r>
-          </w:p>
-        </w:tc>
-      </w:tr>
-      <w:tr>
-        <w:tblPrEx>
-          <w:tblBorders>
-            <w:top w:val="single" w:color="auto" w:sz="4" w:space="0"/>
-            <w:left w:val="single" w:color="auto" w:sz="4" w:space="0"/>
-            <w:bottom w:val="single" w:color="auto" w:sz="4" w:space="0"/>
-            <w:right w:val="single" w:color="auto" w:sz="4" w:space="0"/>
-            <w:insideH w:val="single" w:color="auto" w:sz="4" w:space="0"/>
-            <w:insideV w:val="single" w:color="auto" w:sz="4" w:space="0"/>
-          </w:tblBorders>
-          <w:tblCellMar>
-            <w:top w:w="0" w:type="dxa"/>
-            <w:left w:w="108" w:type="dxa"/>
-            <w:bottom w:w="0" w:type="dxa"/>
-            <w:right w:w="108" w:type="dxa"/>
-          </w:tblCellMar>
-        </w:tblPrEx>
-        <w:tc>
-          <w:tcPr>
-            <w:tcW w:w="4320" w:type="dxa"/>
-          </w:tcPr>
-          <w:p>
-            <w:pPr>
-              <w:spacing w:after="0" w:line="240" w:lineRule="auto"/>
-              <w:jc w:val="left"/>
-            </w:pPr>
-            <w:r>
-              <w:rPr>
-                <w:rFonts w:ascii="微软雅黑" w:hAnsi="微软雅黑" w:eastAsia="微软雅黑"/>
-                <w:sz w:val="18"/>
-              </w:rPr>
-              <w:t>通过率</w:t>
-            </w:r>
-          </w:p>
-        </w:tc>
-        <w:tc>
-          <w:tcPr>
-            <w:tcW w:w="4320" w:type="dxa"/>
-          </w:tcPr>
-          <w:p>
-            <w:pPr>
-              <w:spacing w:after="0" w:line="240" w:lineRule="auto"/>
-              <w:jc w:val="left"/>
-            </w:pPr>
-            <w:r>
-              <w:rPr>
-                <w:rFonts w:ascii="微软雅黑" w:hAnsi="微软雅黑" w:eastAsia="微软雅黑"/>
-                <w:sz w:val="18"/>
-              </w:rPr>
-              <w:t>99%</w:t>
-            </w:r>
-          </w:p>
-        </w:tc>
-      </w:tr>
-      <w:tr>
-        <w:tblPrEx>
-          <w:tblBorders>
-            <w:top w:val="single" w:color="auto" w:sz="4" w:space="0"/>
-            <w:left w:val="single" w:color="auto" w:sz="4" w:space="0"/>
-            <w:bottom w:val="single" w:color="auto" w:sz="4" w:space="0"/>
-            <w:right w:val="single" w:color="auto" w:sz="4" w:space="0"/>
-            <w:insideH w:val="single" w:color="auto" w:sz="4" w:space="0"/>
-            <w:insideV w:val="single" w:color="auto" w:sz="4" w:space="0"/>
-          </w:tblBorders>
-          <w:tblCellMar>
-            <w:top w:w="0" w:type="dxa"/>
-            <w:left w:w="108" w:type="dxa"/>
-            <w:bottom w:w="0" w:type="dxa"/>
-            <w:right w:w="108" w:type="dxa"/>
-          </w:tblCellMar>
-        </w:tblPrEx>
-        <w:tc>
-          <w:tcPr>
-            <w:tcW w:w="4320" w:type="dxa"/>
-          </w:tcPr>
-          <w:p>
-            <w:pPr>
-              <w:spacing w:after="0" w:line="240" w:lineRule="auto"/>
-              <w:jc w:val="left"/>
-            </w:pPr>
-            <w:r>
-              <w:rPr>
-                <w:rFonts w:ascii="微软雅黑" w:hAnsi="微软雅黑" w:eastAsia="微软雅黑"/>
-                <w:sz w:val="18"/>
-              </w:rPr>
-              <w:t>缺陷总数</w:t>
-            </w:r>
-          </w:p>
-        </w:tc>
-        <w:tc>
-          <w:tcPr>
-            <w:tcW w:w="4320" w:type="dxa"/>
-          </w:tcPr>
-          <w:p>
-            <w:pPr>
-              <w:spacing w:after="0" w:line="240" w:lineRule="auto"/>
-              <w:jc w:val="left"/>
-            </w:pPr>
-            <w:r>
-              <w:rPr>
-                <w:rFonts w:ascii="微软雅黑" w:hAnsi="微软雅黑" w:eastAsia="微软雅黑"/>
-                <w:sz w:val="18"/>
-              </w:rPr>
-              <w:t>50</w:t>
-            </w:r>
-          </w:p>
-        </w:tc>
-      </w:tr>
-      <w:tr>
-        <w:tblPrEx>
-          <w:tblBorders>
-            <w:top w:val="single" w:color="auto" w:sz="4" w:space="0"/>
-            <w:left w:val="single" w:color="auto" w:sz="4" w:space="0"/>
-            <w:bottom w:val="single" w:color="auto" w:sz="4" w:space="0"/>
-            <w:right w:val="single" w:color="auto" w:sz="4" w:space="0"/>
-            <w:insideH w:val="single" w:color="auto" w:sz="4" w:space="0"/>
-            <w:insideV w:val="single" w:color="auto" w:sz="4" w:space="0"/>
-          </w:tblBorders>
-          <w:tblCellMar>
-            <w:top w:w="0" w:type="dxa"/>
-            <w:left w:w="108" w:type="dxa"/>
-            <w:bottom w:w="0" w:type="dxa"/>
-            <w:right w:w="108" w:type="dxa"/>
-          </w:tblCellMar>
-        </w:tblPrEx>
-        <w:tc>
-          <w:tcPr>
-            <w:tcW w:w="4320" w:type="dxa"/>
-          </w:tcPr>
-          <w:p>
-            <w:pPr>
-              <w:spacing w:after="0" w:line="240" w:lineRule="auto"/>
-              <w:jc w:val="left"/>
-            </w:pPr>
-            <w:r>
-              <w:rPr>
-                <w:rFonts w:ascii="微软雅黑" w:hAnsi="微软雅黑" w:eastAsia="微软雅黑"/>
-                <w:sz w:val="18"/>
-              </w:rPr>
-              <w:t>已修复缺陷</w:t>
-            </w:r>
-          </w:p>
-        </w:tc>
-        <w:tc>
-          <w:tcPr>
-            <w:tcW w:w="4320" w:type="dxa"/>
-          </w:tcPr>
-          <w:p>
-            <w:pPr>
-              <w:spacing w:after="0" w:line="240" w:lineRule="auto"/>
-              <w:jc w:val="left"/>
-            </w:pPr>
-            <w:r>
-              <w:rPr>
-                <w:rFonts w:ascii="微软雅黑" w:hAnsi="微软雅黑" w:eastAsia="微软雅黑"/>
-                <w:sz w:val="18"/>
-              </w:rPr>
-              <w:t>48</w:t>
-            </w:r>
-          </w:p>
-        </w:tc>
-      </w:tr>
-      <w:tr>
-        <w:tblPrEx>
-          <w:tblBorders>
-            <w:top w:val="single" w:color="auto" w:sz="4" w:space="0"/>
-            <w:left w:val="single" w:color="auto" w:sz="4" w:space="0"/>
-            <w:bottom w:val="single" w:color="auto" w:sz="4" w:space="0"/>
-            <w:right w:val="single" w:color="auto" w:sz="4" w:space="0"/>
-            <w:insideH w:val="single" w:color="auto" w:sz="4" w:space="0"/>
-            <w:insideV w:val="single" w:color="auto" w:sz="4" w:space="0"/>
-          </w:tblBorders>
-          <w:tblCellMar>
-            <w:top w:w="0" w:type="dxa"/>
-            <w:left w:w="108" w:type="dxa"/>
-            <w:bottom w:w="0" w:type="dxa"/>
-            <w:right w:w="108" w:type="dxa"/>
-          </w:tblCellMar>
-        </w:tblPrEx>
-        <w:tc>
-          <w:tcPr>
-            <w:tcW w:w="4320" w:type="dxa"/>
-          </w:tcPr>
-          <w:p>
-            <w:pPr>
-              <w:spacing w:after="0" w:line="240" w:lineRule="auto"/>
-              <w:jc w:val="left"/>
-            </w:pPr>
-            <w:r>
-              <w:rPr>
-                <w:rFonts w:ascii="微软雅黑" w:hAnsi="微软雅黑" w:eastAsia="微软雅黑"/>
-                <w:sz w:val="18"/>
-              </w:rPr>
-              <w:t>待修复缺陷</w:t>
-            </w:r>
-          </w:p>
-        </w:tc>
-        <w:tc>
-          <w:tcPr>
-            <w:tcW w:w="4320" w:type="dxa"/>
-          </w:tcPr>
-          <w:p>
-            <w:pPr>
-              <w:spacing w:after="0" w:line="240" w:lineRule="auto"/>
-              <w:jc w:val="left"/>
-            </w:pPr>
-            <w:r>
-              <w:rPr>
-                <w:rFonts w:ascii="微软雅黑" w:hAnsi="微软雅黑" w:eastAsia="微软雅黑"/>
-                <w:sz w:val="18"/>
-              </w:rPr>
-              <w:t>2</w:t>
-            </w:r>
-          </w:p>
-        </w:tc>
-      </w:tr>
-    </w:tbl>
-    <w:p/>
-    <w:p>
-      <w:pPr>
-        <w:pStyle w:val="5"/>
-        <w:bidi w:val="0"/>
-      </w:pPr>
-      <w:r>
-        <w:t>5.5.2 测试结论</w:t>
-      </w:r>
-    </w:p>
-    <w:p>
-      <w:r>
-        <w:rPr>
-          <w:rFonts w:ascii="微软雅黑" w:hAnsi="微软雅黑" w:eastAsia="微软雅黑"/>
-        </w:rPr>
-        <w:t>系统功能完整，性能指标达标，安全性符合要求，可以上线运行。遗留的2个低优先级缺陷不影响核心功能，可在后续版本修复。</w:t>
-      </w:r>
-    </w:p>
-    <w:p/>
-    <w:p>
-      <w:pPr>
         <w:pStyle w:val="3"/>
         <w:bidi w:val="0"/>
       </w:pPr>
@@ -25834,7 +26409,6 @@
         <w:t>六、系统运维规划</w:t>
       </w:r>
     </w:p>
-    <w:p/>
     <w:p>
       <w:pPr>
         <w:pStyle w:val="4"/>
@@ -25937,7 +26511,7 @@
           <wp:inline distT="0" distB="0" distL="114300" distR="114300">
             <wp:extent cx="1852930" cy="2000885"/>
             <wp:effectExtent l="0" t="0" r="1270" b="5715"/>
-            <wp:docPr id="3" name="E657119C-6982-421D-8BA7-E74DEB70A7D9-5" descr="wps"/>
+            <wp:docPr id="3" name="E657119C-6982-421D-8BA7-E74DEB70A7D9-2" descr="wps"/>
             <wp:cNvGraphicFramePr>
               <a:graphicFrameLocks xmlns:a="http://schemas.openxmlformats.org/drawingml/2006/main" noChangeAspect="1"/>
             </wp:cNvGraphicFramePr>
@@ -25945,7 +26519,7 @@
               <a:graphicData uri="http://schemas.openxmlformats.org/drawingml/2006/picture">
                 <pic:pic xmlns:pic="http://schemas.openxmlformats.org/drawingml/2006/picture">
                   <pic:nvPicPr>
-                    <pic:cNvPr id="3" name="E657119C-6982-421D-8BA7-E74DEB70A7D9-5" descr="wps"/>
+                    <pic:cNvPr id="3" name="E657119C-6982-421D-8BA7-E74DEB70A7D9-2" descr="wps"/>
                     <pic:cNvPicPr>
                       <a:picLocks noChangeAspect="1"/>
                     </pic:cNvPicPr>
@@ -25995,7 +26569,7 @@
         <w:fldChar w:fldCharType="separate"/>
       </w:r>
       <w:r>
-        <w:t>18</w:t>
+        <w:t>21</w:t>
       </w:r>
       <w:r>
         <w:fldChar w:fldCharType="end"/>
@@ -26013,6 +26587,10 @@
     <w:p>
       <w:pPr>
         <w:pStyle w:val="12"/>
+        <w:numPr>
+          <w:ilvl w:val="0"/>
+          <w:numId w:val="3"/>
+        </w:numPr>
         <w:bidi w:val="0"/>
       </w:pPr>
       <w:r>
@@ -26022,6 +26600,10 @@
     <w:p>
       <w:pPr>
         <w:pStyle w:val="12"/>
+        <w:numPr>
+          <w:ilvl w:val="0"/>
+          <w:numId w:val="3"/>
+        </w:numPr>
         <w:bidi w:val="0"/>
       </w:pPr>
       <w:r>
@@ -26031,6 +26613,10 @@
     <w:p>
       <w:pPr>
         <w:pStyle w:val="12"/>
+        <w:numPr>
+          <w:ilvl w:val="0"/>
+          <w:numId w:val="3"/>
+        </w:numPr>
         <w:bidi w:val="0"/>
       </w:pPr>
       <w:r>
@@ -26040,6 +26626,10 @@
     <w:p>
       <w:pPr>
         <w:pStyle w:val="12"/>
+        <w:numPr>
+          <w:ilvl w:val="0"/>
+          <w:numId w:val="3"/>
+        </w:numPr>
         <w:bidi w:val="0"/>
       </w:pPr>
       <w:r>
@@ -26049,6 +26639,10 @@
     <w:p>
       <w:pPr>
         <w:pStyle w:val="12"/>
+        <w:numPr>
+          <w:ilvl w:val="0"/>
+          <w:numId w:val="3"/>
+        </w:numPr>
         <w:bidi w:val="0"/>
       </w:pPr>
       <w:r>
@@ -26058,6 +26652,10 @@
     <w:p>
       <w:pPr>
         <w:pStyle w:val="12"/>
+        <w:numPr>
+          <w:ilvl w:val="0"/>
+          <w:numId w:val="3"/>
+        </w:numPr>
         <w:bidi w:val="0"/>
       </w:pPr>
       <w:r>
@@ -26967,7 +27565,8 @@
       <w:pPr>
         <w:pStyle w:val="12"/>
         <w:numPr>
-          <w:numId w:val="3"/>
+          <w:ilvl w:val="0"/>
+          <w:numId w:val="6"/>
         </w:numPr>
         <w:bidi w:val="0"/>
       </w:pPr>
@@ -26979,7 +27578,8 @@
       <w:pPr>
         <w:pStyle w:val="12"/>
         <w:numPr>
-          <w:numId w:val="3"/>
+          <w:ilvl w:val="0"/>
+          <w:numId w:val="6"/>
         </w:numPr>
         <w:bidi w:val="0"/>
       </w:pPr>
@@ -26991,7 +27591,8 @@
       <w:pPr>
         <w:pStyle w:val="12"/>
         <w:numPr>
-          <w:numId w:val="3"/>
+          <w:ilvl w:val="0"/>
+          <w:numId w:val="6"/>
         </w:numPr>
         <w:bidi w:val="0"/>
       </w:pPr>
@@ -27003,7 +27604,8 @@
       <w:pPr>
         <w:pStyle w:val="12"/>
         <w:numPr>
-          <w:numId w:val="3"/>
+          <w:ilvl w:val="0"/>
+          <w:numId w:val="6"/>
         </w:numPr>
         <w:bidi w:val="0"/>
       </w:pPr>
@@ -27015,7 +27617,8 @@
       <w:pPr>
         <w:pStyle w:val="12"/>
         <w:numPr>
-          <w:numId w:val="3"/>
+          <w:ilvl w:val="0"/>
+          <w:numId w:val="6"/>
         </w:numPr>
         <w:bidi w:val="0"/>
       </w:pPr>
@@ -27027,7 +27630,8 @@
       <w:pPr>
         <w:pStyle w:val="12"/>
         <w:numPr>
-          <w:numId w:val="3"/>
+          <w:ilvl w:val="0"/>
+          <w:numId w:val="6"/>
         </w:numPr>
         <w:bidi w:val="0"/>
       </w:pPr>
@@ -28326,7 +28930,8 @@
       <w:pPr>
         <w:pStyle w:val="12"/>
         <w:numPr>
-          <w:numId w:val="4"/>
+          <w:ilvl w:val="0"/>
+          <w:numId w:val="7"/>
         </w:numPr>
         <w:bidi w:val="0"/>
       </w:pPr>
@@ -28338,7 +28943,8 @@
       <w:pPr>
         <w:pStyle w:val="12"/>
         <w:numPr>
-          <w:numId w:val="4"/>
+          <w:ilvl w:val="0"/>
+          <w:numId w:val="7"/>
         </w:numPr>
         <w:bidi w:val="0"/>
       </w:pPr>
@@ -28350,7 +28956,8 @@
       <w:pPr>
         <w:pStyle w:val="12"/>
         <w:numPr>
-          <w:numId w:val="4"/>
+          <w:ilvl w:val="0"/>
+          <w:numId w:val="7"/>
         </w:numPr>
         <w:bidi w:val="0"/>
       </w:pPr>
@@ -28362,7 +28969,8 @@
       <w:pPr>
         <w:pStyle w:val="12"/>
         <w:numPr>
-          <w:numId w:val="4"/>
+          <w:ilvl w:val="0"/>
+          <w:numId w:val="7"/>
         </w:numPr>
         <w:bidi w:val="0"/>
       </w:pPr>
@@ -28374,7 +28982,8 @@
       <w:pPr>
         <w:pStyle w:val="12"/>
         <w:numPr>
-          <w:numId w:val="4"/>
+          <w:ilvl w:val="0"/>
+          <w:numId w:val="7"/>
         </w:numPr>
         <w:bidi w:val="0"/>
       </w:pPr>
@@ -28386,7 +28995,8 @@
       <w:pPr>
         <w:pStyle w:val="12"/>
         <w:numPr>
-          <w:numId w:val="4"/>
+          <w:ilvl w:val="0"/>
+          <w:numId w:val="7"/>
         </w:numPr>
         <w:bidi w:val="0"/>
       </w:pPr>
@@ -28398,7 +29008,8 @@
       <w:pPr>
         <w:pStyle w:val="12"/>
         <w:numPr>
-          <w:numId w:val="4"/>
+          <w:ilvl w:val="0"/>
+          <w:numId w:val="7"/>
         </w:numPr>
         <w:bidi w:val="0"/>
       </w:pPr>
@@ -28584,7 +29195,8 @@
       <w:pPr>
         <w:pStyle w:val="12"/>
         <w:numPr>
-          <w:numId w:val="5"/>
+          <w:ilvl w:val="0"/>
+          <w:numId w:val="8"/>
         </w:numPr>
         <w:bidi w:val="0"/>
       </w:pPr>
@@ -28596,7 +29208,8 @@
       <w:pPr>
         <w:pStyle w:val="12"/>
         <w:numPr>
-          <w:numId w:val="5"/>
+          <w:ilvl w:val="0"/>
+          <w:numId w:val="8"/>
         </w:numPr>
         <w:bidi w:val="0"/>
       </w:pPr>
@@ -28608,7 +29221,8 @@
       <w:pPr>
         <w:pStyle w:val="12"/>
         <w:numPr>
-          <w:numId w:val="5"/>
+          <w:ilvl w:val="0"/>
+          <w:numId w:val="8"/>
         </w:numPr>
         <w:bidi w:val="0"/>
       </w:pPr>
@@ -28620,7 +29234,8 @@
       <w:pPr>
         <w:pStyle w:val="12"/>
         <w:numPr>
-          <w:numId w:val="5"/>
+          <w:ilvl w:val="0"/>
+          <w:numId w:val="8"/>
         </w:numPr>
         <w:bidi w:val="0"/>
       </w:pPr>
@@ -28632,7 +29247,8 @@
       <w:pPr>
         <w:pStyle w:val="12"/>
         <w:numPr>
-          <w:numId w:val="5"/>
+          <w:ilvl w:val="0"/>
+          <w:numId w:val="8"/>
         </w:numPr>
         <w:bidi w:val="0"/>
       </w:pPr>
@@ -28654,7 +29270,8 @@
       <w:pPr>
         <w:pStyle w:val="12"/>
         <w:numPr>
-          <w:numId w:val="5"/>
+          <w:ilvl w:val="0"/>
+          <w:numId w:val="8"/>
         </w:numPr>
         <w:bidi w:val="0"/>
       </w:pPr>
@@ -28666,7 +29283,8 @@
       <w:pPr>
         <w:pStyle w:val="12"/>
         <w:numPr>
-          <w:numId w:val="5"/>
+          <w:ilvl w:val="0"/>
+          <w:numId w:val="8"/>
         </w:numPr>
         <w:bidi w:val="0"/>
       </w:pPr>
@@ -28678,7 +29296,8 @@
       <w:pPr>
         <w:pStyle w:val="12"/>
         <w:numPr>
-          <w:numId w:val="5"/>
+          <w:ilvl w:val="0"/>
+          <w:numId w:val="8"/>
         </w:numPr>
         <w:bidi w:val="0"/>
       </w:pPr>
@@ -28926,6 +29545,21 @@
 <file path=word/numbering.xml><?xml version="1.0" encoding="utf-8"?>
 <w:numbering xmlns:wpc="http://schemas.microsoft.com/office/word/2010/wordprocessingCanvas" xmlns:mc="http://schemas.openxmlformats.org/markup-compatibility/2006" xmlns:o="urn:schemas-microsoft-com:office:office" xmlns:r="http://schemas.openxmlformats.org/officeDocument/2006/relationships" xmlns:m="http://schemas.openxmlformats.org/officeDocument/2006/math" xmlns:v="urn:schemas-microsoft-com:vml" xmlns:wp14="http://schemas.microsoft.com/office/word/2010/wordprocessingDrawing" xmlns:wp="http://schemas.openxmlformats.org/drawingml/2006/wordprocessingDrawing" xmlns:w10="urn:schemas-microsoft-com:office:word" xmlns:w="http://schemas.openxmlformats.org/wordprocessingml/2006/main" xmlns:w14="http://schemas.microsoft.com/office/word/2010/wordml" xmlns:wpg="http://schemas.microsoft.com/office/word/2010/wordprocessingGroup" xmlns:wpi="http://schemas.microsoft.com/office/word/2010/wordprocessingInk" xmlns:wne="http://schemas.microsoft.com/office/word/2006/wordml" xmlns:wps="http://schemas.microsoft.com/office/word/2010/wordprocessingShape" xmlns:wpsCustomData="http://www.wps.cn/officeDocument/2013/wpsCustomData" mc:Ignorable="w14 wp14">
   <w:abstractNum w:abstractNumId="0">
+    <w:nsid w:val="A5477451"/>
+    <w:multiLevelType w:val="singleLevel"/>
+    <w:tmpl w:val="A5477451"/>
+    <w:lvl w:ilvl="0" w:tentative="0">
+      <w:start w:val="5"/>
+      <w:numFmt w:val="chineseCounting"/>
+      <w:suff w:val="nothing"/>
+      <w:lvlText w:val="%1、"/>
+      <w:lvlJc w:val="left"/>
+      <w:rPr>
+        <w:rFonts w:hint="eastAsia"/>
+      </w:rPr>
+    </w:lvl>
+  </w:abstractNum>
+  <w:abstractNum w:abstractNumId="1">
     <w:nsid w:val="0B14C54F"/>
     <w:multiLevelType w:val="singleLevel"/>
     <w:tmpl w:val="0B14C54F"/>
@@ -28943,7 +29577,19 @@
       </w:pPr>
     </w:lvl>
   </w:abstractNum>
-  <w:abstractNum w:abstractNumId="1">
+  <w:abstractNum w:abstractNumId="2">
+    <w:nsid w:val="3FCD29D2"/>
+    <w:multiLevelType w:val="singleLevel"/>
+    <w:tmpl w:val="3FCD29D2"/>
+    <w:lvl w:ilvl="0" w:tentative="0">
+      <w:start w:val="5"/>
+      <w:numFmt w:val="decimal"/>
+      <w:suff w:val="space"/>
+      <w:lvlText w:val="%1."/>
+      <w:lvlJc w:val="left"/>
+    </w:lvl>
+  </w:abstractNum>
+  <w:abstractNum w:abstractNumId="3">
     <w:nsid w:val="40E7630E"/>
     <w:multiLevelType w:val="singleLevel"/>
     <w:tmpl w:val="40E7630E"/>
@@ -28965,25 +29611,37 @@
     </w:lvl>
   </w:abstractNum>
   <w:num w:numId="1">
-    <w:abstractNumId w:val="0"/>
+    <w:abstractNumId w:val="1"/>
   </w:num>
   <w:num w:numId="2">
-    <w:abstractNumId w:val="1"/>
+    <w:abstractNumId w:val="3"/>
   </w:num>
   <w:num w:numId="3">
-    <w:abstractNumId w:val="0"/>
+    <w:abstractNumId w:val="1"/>
     <w:lvlOverride w:ilvl="0">
       <w:startOverride w:val="1"/>
     </w:lvlOverride>
   </w:num>
   <w:num w:numId="4">
     <w:abstractNumId w:val="0"/>
+  </w:num>
+  <w:num w:numId="5">
+    <w:abstractNumId w:val="2"/>
+  </w:num>
+  <w:num w:numId="6">
+    <w:abstractNumId w:val="1"/>
     <w:lvlOverride w:ilvl="0">
       <w:startOverride w:val="1"/>
     </w:lvlOverride>
   </w:num>
-  <w:num w:numId="5">
-    <w:abstractNumId w:val="0"/>
+  <w:num w:numId="7">
+    <w:abstractNumId w:val="1"/>
+    <w:lvlOverride w:ilvl="0">
+      <w:startOverride w:val="1"/>
+    </w:lvlOverride>
+  </w:num>
+  <w:num w:numId="8">
+    <w:abstractNumId w:val="1"/>
     <w:lvlOverride w:ilvl="0">
       <w:startOverride w:val="1"/>
     </w:lvlOverride>
@@ -29050,8 +29708,8 @@
     <w:lsdException w:unhideWhenUsed="0" w:uiPriority="0" w:semiHidden="0" w:name="macro"/>
     <w:lsdException w:unhideWhenUsed="0" w:uiPriority="0" w:semiHidden="0" w:name="toa heading"/>
     <w:lsdException w:unhideWhenUsed="0" w:uiPriority="0" w:semiHidden="0" w:name="List"/>
-    <w:lsdException w:unhideWhenUsed="0" w:uiPriority="0" w:semiHidden="0" w:name="List Bullet"/>
-    <w:lsdException w:unhideWhenUsed="0" w:uiPriority="0" w:semiHidden="0" w:name="List Number"/>
+    <w:lsdException w:qFormat="1" w:unhideWhenUsed="0" w:uiPriority="0" w:semiHidden="0" w:name="List Bullet"/>
+    <w:lsdException w:qFormat="1" w:unhideWhenUsed="0" w:uiPriority="0" w:semiHidden="0" w:name="List Number"/>
     <w:lsdException w:unhideWhenUsed="0" w:uiPriority="0" w:semiHidden="0" w:name="List 2"/>
     <w:lsdException w:unhideWhenUsed="0" w:uiPriority="0" w:semiHidden="0" w:name="List 3"/>
     <w:lsdException w:unhideWhenUsed="0" w:uiPriority="0" w:semiHidden="0" w:name="List 4"/>
@@ -29105,7 +29763,7 @@
     <w:lsdException w:unhideWhenUsed="0" w:uiPriority="0" w:semiHidden="0" w:name="HTML Sample"/>
     <w:lsdException w:unhideWhenUsed="0" w:uiPriority="0" w:semiHidden="0" w:name="HTML Typewriter"/>
     <w:lsdException w:unhideWhenUsed="0" w:uiPriority="0" w:semiHidden="0" w:name="HTML Variable"/>
-    <w:lsdException w:unhideWhenUsed="0" w:uiPriority="0" w:name="Normal Table"/>
+    <w:lsdException w:qFormat="1" w:unhideWhenUsed="0" w:uiPriority="0" w:name="Normal Table"/>
     <w:lsdException w:qFormat="1" w:unhideWhenUsed="0" w:uiPriority="0" w:semiHidden="0" w:name="annotation subject"/>
     <w:lsdException w:unhideWhenUsed="0" w:uiPriority="0" w:semiHidden="0" w:name="Table Simple 1"/>
     <w:lsdException w:unhideWhenUsed="0" w:uiPriority="0" w:semiHidden="0" w:name="Table Simple 2"/>
@@ -29355,7 +30013,7 @@
   <w:style w:type="paragraph" w:styleId="6">
     <w:name w:val="heading 5"/>
     <w:basedOn w:val="1"/>
-    <w:next w:val="7"/>
+    <w:next w:val="1"/>
     <w:link w:val="55"/>
     <w:unhideWhenUsed/>
     <w:qFormat/>
@@ -29371,10 +30029,10 @@
       <w:bCs/>
     </w:rPr>
   </w:style>
-  <w:style w:type="paragraph" w:styleId="8">
+  <w:style w:type="paragraph" w:styleId="7">
     <w:name w:val="heading 6"/>
     <w:basedOn w:val="1"/>
-    <w:next w:val="7"/>
+    <w:next w:val="8"/>
     <w:unhideWhenUsed/>
     <w:qFormat/>
     <w:uiPriority w:val="0"/>
@@ -29393,7 +30051,7 @@
   <w:style w:type="paragraph" w:styleId="9">
     <w:name w:val="heading 7"/>
     <w:basedOn w:val="1"/>
-    <w:next w:val="7"/>
+    <w:next w:val="8"/>
     <w:unhideWhenUsed/>
     <w:qFormat/>
     <w:uiPriority w:val="0"/>
@@ -29412,7 +30070,7 @@
   <w:style w:type="paragraph" w:styleId="10">
     <w:name w:val="heading 8"/>
     <w:basedOn w:val="1"/>
-    <w:next w:val="7"/>
+    <w:next w:val="8"/>
     <w:unhideWhenUsed/>
     <w:qFormat/>
     <w:uiPriority w:val="0"/>
@@ -29431,7 +30089,7 @@
   <w:style w:type="paragraph" w:styleId="11">
     <w:name w:val="heading 9"/>
     <w:basedOn w:val="1"/>
-    <w:next w:val="7"/>
+    <w:next w:val="8"/>
     <w:unhideWhenUsed/>
     <w:qFormat/>
     <w:uiPriority w:val="0"/>
@@ -29457,6 +30115,7 @@
   <w:style w:type="table" w:default="1" w:styleId="32">
     <w:name w:val="Normal Table"/>
     <w:semiHidden/>
+    <w:qFormat/>
     <w:uiPriority w:val="0"/>
     <w:tblPr>
       <w:tblCellMar>
@@ -29467,7 +30126,7 @@
       </w:tblCellMar>
     </w:tblPr>
   </w:style>
-  <w:style w:type="paragraph" w:styleId="7">
+  <w:style w:type="paragraph" w:styleId="8">
     <w:name w:val="Body Text"/>
     <w:basedOn w:val="1"/>
     <w:qFormat/>
@@ -29479,6 +30138,7 @@
   <w:style w:type="paragraph" w:styleId="12">
     <w:name w:val="List Number"/>
     <w:basedOn w:val="1"/>
+    <w:qFormat/>
     <w:uiPriority w:val="0"/>
     <w:pPr>
       <w:numPr>
@@ -29505,6 +30165,7 @@
   <w:style w:type="paragraph" w:styleId="14">
     <w:name w:val="List Bullet"/>
     <w:basedOn w:val="1"/>
+    <w:qFormat/>
     <w:uiPriority w:val="0"/>
     <w:pPr>
       <w:numPr>
@@ -29674,7 +30335,7 @@
   <w:style w:type="paragraph" w:styleId="25">
     <w:name w:val="Subtitle"/>
     <w:basedOn w:val="1"/>
-    <w:next w:val="7"/>
+    <w:next w:val="8"/>
     <w:qFormat/>
     <w:uiPriority w:val="0"/>
     <w:pPr>
@@ -30002,7 +30663,7 @@
   </w:style>
   <w:style w:type="paragraph" w:customStyle="1" w:styleId="46">
     <w:name w:val="附录标题"/>
-    <w:next w:val="7"/>
+    <w:next w:val="8"/>
     <w:autoRedefine/>
     <w:qFormat/>
     <w:uiPriority w:val="0"/>
@@ -30081,7 +30742,7 @@
   </w:style>
   <w:style w:type="paragraph" w:customStyle="1" w:styleId="51">
     <w:name w:val="主送对象"/>
-    <w:next w:val="7"/>
+    <w:next w:val="8"/>
     <w:qFormat/>
     <w:uiPriority w:val="0"/>
     <w:pPr>
@@ -30107,6 +30768,7 @@
   </w:style>
   <w:style w:type="paragraph" w:customStyle="1" w:styleId="52">
     <w:name w:val="致谢标题"/>
+    <w:qFormat/>
     <w:uiPriority w:val="0"/>
     <w:pPr>
       <w:keepNext/>
@@ -30118,7 +30780,7 @@
       <w:outlineLvl w:val="0"/>
     </w:pPr>
     <w:rPr>
-      <w:rFonts w:ascii="+西文标题" w:hAnsi="+西文标题" w:eastAsia="+中文标题" w:cs="Times New Roman"/>
+      <w:rFonts w:ascii="Segoe Print" w:hAnsi="Segoe Print" w:eastAsia="Segoe Print" w:cs="Times New Roman"/>
       <w:b/>
       <w:bCs/>
       <w:kern w:val="44"/>
@@ -30128,6 +30790,7 @@
   </w:style>
   <w:style w:type="paragraph" w:customStyle="1" w:styleId="53">
     <w:name w:val="参考文献标题"/>
+    <w:qFormat/>
     <w:uiPriority w:val="0"/>
     <w:pPr>
       <w:keepNext/>
@@ -30137,7 +30800,7 @@
       <w:outlineLvl w:val="0"/>
     </w:pPr>
     <w:rPr>
-      <w:rFonts w:ascii="+西文标题" w:hAnsi="+西文标题" w:eastAsia="+中文标题" w:cs="Times New Roman"/>
+      <w:rFonts w:ascii="Segoe Print" w:hAnsi="Segoe Print" w:eastAsia="Segoe Print" w:cs="Times New Roman"/>
       <w:b/>
       <w:bCs/>
       <w:kern w:val="44"/>
@@ -30147,6 +30810,7 @@
   </w:style>
   <w:style w:type="paragraph" w:customStyle="1" w:styleId="54">
     <w:name w:val="声明标题"/>
+    <w:qFormat/>
     <w:uiPriority w:val="0"/>
     <w:pPr>
       <w:keepNext/>
@@ -30169,6 +30833,7 @@
   <w:style w:type="character" w:customStyle="1" w:styleId="55">
     <w:name w:val="标题 5 Char"/>
     <w:link w:val="6"/>
+    <w:qFormat/>
     <w:uiPriority w:val="0"/>
     <w:rPr>
       <w:b/>
@@ -30429,10 +31094,10 @@
 <s:customData xmlns="http://www.wps.cn/officeDocument/2013/wpsCustomData" xmlns:s="http://www.wps.cn/officeDocument/2013/wpsCustomData">
   <customSectProps/>
   <extobjs>
-    <extobj name="E657119C-6982-421D-8BA7-E74DEB70A7D9-2">
+    <extobj name="E657119C-6982-421D-8BA7-E74DEB70A7D9-1">
       <extobjdata type="E657119C-6982-421D-8BA7-E74DEB70A7D9" data="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"/>
     </extobj>
-    <extobj name="E657119C-6982-421D-8BA7-E74DEB70A7D9-5">
+    <extobj name="E657119C-6982-421D-8BA7-E74DEB70A7D9-2">
       <extobjdata type="E657119C-6982-421D-8BA7-E74DEB70A7D9" data="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"/>
     </extobj>
   </extobjs>

--- a/实验报告.docx
+++ b/实验报告.docx
@@ -24758,6 +24758,15 @@
     </w:p>
     <w:p>
       <w:pPr>
+        <w:bidi w:val="0"/>
+        <w:rPr>
+          <w:rFonts w:hint="eastAsia"/>
+          <w:lang w:val="en-US" w:eastAsia="zh-CN"/>
+        </w:rPr>
+      </w:pPr>
+    </w:p>
+    <w:p>
+      <w:pPr>
         <w:pStyle w:val="4"/>
         <w:bidi w:val="0"/>
         <w:rPr>
@@ -24865,7 +24874,7 @@
       <w:tblPr>
         <w:tblStyle w:val="33"/>
         <w:tblW w:w="8938" w:type="dxa"/>
-        <w:jc w:val="center"/>
+        <w:tblInd w:w="0" w:type="dxa"/>
         <w:tblBorders>
           <w:top w:val="single" w:color="auto" w:sz="4" w:space="0"/>
           <w:left w:val="single" w:color="auto" w:sz="4" w:space="0"/>
@@ -24883,9 +24892,9 @@
         </w:tblCellMar>
       </w:tblPr>
       <w:tblGrid>
-        <w:gridCol w:w="3836"/>
-        <w:gridCol w:w="1403"/>
-        <w:gridCol w:w="3699"/>
+        <w:gridCol w:w="3556"/>
+        <w:gridCol w:w="1380"/>
+        <w:gridCol w:w="4002"/>
       </w:tblGrid>
       <w:tr>
         <w:tblPrEx>
@@ -24905,12 +24914,11 @@
           </w:tblCellMar>
         </w:tblPrEx>
         <w:trPr>
-          <w:trHeight w:val="731" w:hRule="atLeast"/>
-          <w:jc w:val="center"/>
+          <w:trHeight w:val="541" w:hRule="atLeast"/>
         </w:trPr>
         <w:tc>
           <w:tcPr>
-            <w:tcW w:w="3836" w:type="dxa"/>
+            <w:tcW w:w="3556" w:type="dxa"/>
             <w:shd w:val="clear" w:color="auto" w:fill="2980B9"/>
             <w:vAlign w:val="center"/>
           </w:tcPr>
@@ -24925,6 +24933,8 @@
                 <w:b/>
                 <w:bCs/>
                 <w:color w:val="FFFFFF" w:themeColor="background1"/>
+                <w:sz w:val="22"/>
+                <w:szCs w:val="22"/>
                 <w14:textFill>
                   <w14:solidFill>
                     <w14:schemeClr w14:val="bg1"/>
@@ -24939,8 +24949,8 @@
                 <w:bCs/>
                 <w:color w:val="FFFFFF" w:themeColor="background1"/>
                 <w:kern w:val="0"/>
-                <w:sz w:val="24"/>
-                <w:szCs w:val="24"/>
+                <w:sz w:val="22"/>
+                <w:szCs w:val="22"/>
                 <w:lang w:val="en-US" w:eastAsia="zh-CN" w:bidi="ar"/>
                 <w14:textFill>
                   <w14:solidFill>
@@ -24954,7 +24964,7 @@
         </w:tc>
         <w:tc>
           <w:tcPr>
-            <w:tcW w:w="1403" w:type="dxa"/>
+            <w:tcW w:w="1380" w:type="dxa"/>
             <w:shd w:val="clear" w:color="auto" w:fill="2980B9"/>
             <w:vAlign w:val="center"/>
           </w:tcPr>
@@ -24969,6 +24979,8 @@
                 <w:b/>
                 <w:bCs/>
                 <w:color w:val="FFFFFF" w:themeColor="background1"/>
+                <w:sz w:val="22"/>
+                <w:szCs w:val="22"/>
                 <w14:textFill>
                   <w14:solidFill>
                     <w14:schemeClr w14:val="bg1"/>
@@ -24983,8 +24995,8 @@
                 <w:bCs/>
                 <w:color w:val="FFFFFF" w:themeColor="background1"/>
                 <w:kern w:val="0"/>
-                <w:sz w:val="24"/>
-                <w:szCs w:val="24"/>
+                <w:sz w:val="22"/>
+                <w:szCs w:val="22"/>
                 <w:lang w:val="en-US" w:eastAsia="zh-CN" w:bidi="ar"/>
                 <w14:textFill>
                   <w14:solidFill>
@@ -24998,7 +25010,7 @@
         </w:tc>
         <w:tc>
           <w:tcPr>
-            <w:tcW w:w="3699" w:type="dxa"/>
+            <w:tcW w:w="4002" w:type="dxa"/>
             <w:shd w:val="clear" w:color="auto" w:fill="2980B9"/>
             <w:vAlign w:val="center"/>
           </w:tcPr>
@@ -25013,6 +25025,8 @@
                 <w:b/>
                 <w:bCs/>
                 <w:color w:val="FFFFFF" w:themeColor="background1"/>
+                <w:sz w:val="22"/>
+                <w:szCs w:val="22"/>
                 <w14:textFill>
                   <w14:solidFill>
                     <w14:schemeClr w14:val="bg1"/>
@@ -25027,8 +25041,8 @@
                 <w:bCs/>
                 <w:color w:val="FFFFFF" w:themeColor="background1"/>
                 <w:kern w:val="0"/>
-                <w:sz w:val="24"/>
-                <w:szCs w:val="24"/>
+                <w:sz w:val="22"/>
+                <w:szCs w:val="22"/>
                 <w:lang w:val="en-US" w:eastAsia="zh-CN" w:bidi="ar"/>
                 <w14:textFill>
                   <w14:solidFill>
@@ -25060,11 +25074,10 @@
         </w:tblPrEx>
         <w:trPr>
           <w:trHeight w:val="1288" w:hRule="atLeast"/>
-          <w:jc w:val="center"/>
         </w:trPr>
         <w:tc>
           <w:tcPr>
-            <w:tcW w:w="3836" w:type="dxa"/>
+            <w:tcW w:w="3556" w:type="dxa"/>
             <w:vAlign w:val="center"/>
           </w:tcPr>
           <w:p>
@@ -25073,7 +25086,7 @@
               <w:keepLines w:val="0"/>
               <w:widowControl/>
               <w:suppressLineNumbers w:val="0"/>
-              <w:jc w:val="left"/>
+              <w:jc w:val="center"/>
               <w:rPr>
                 <w:rFonts w:hint="eastAsia" w:eastAsiaTheme="minorEastAsia"/>
                 <w:lang w:eastAsia="zh-CN"/>
@@ -25093,7 +25106,7 @@
         </w:tc>
         <w:tc>
           <w:tcPr>
-            <w:tcW w:w="1403" w:type="dxa"/>
+            <w:tcW w:w="1380" w:type="dxa"/>
             <w:vAlign w:val="center"/>
           </w:tcPr>
           <w:p>
@@ -25102,7 +25115,7 @@
               <w:keepLines w:val="0"/>
               <w:widowControl/>
               <w:suppressLineNumbers w:val="0"/>
-              <w:jc w:val="left"/>
+              <w:jc w:val="center"/>
             </w:pPr>
             <w:r>
               <w:rPr>
@@ -25118,7 +25131,7 @@
         </w:tc>
         <w:tc>
           <w:tcPr>
-            <w:tcW w:w="3699" w:type="dxa"/>
+            <w:tcW w:w="4002" w:type="dxa"/>
             <w:vAlign w:val="center"/>
           </w:tcPr>
           <w:p>
@@ -25127,7 +25140,7 @@
               <w:keepLines w:val="0"/>
               <w:widowControl/>
               <w:suppressLineNumbers w:val="0"/>
-              <w:jc w:val="left"/>
+              <w:jc w:val="center"/>
             </w:pPr>
             <w:r>
               <w:rPr>
@@ -25161,11 +25174,10 @@
         </w:tblPrEx>
         <w:trPr>
           <w:trHeight w:val="731" w:hRule="atLeast"/>
-          <w:jc w:val="center"/>
         </w:trPr>
         <w:tc>
           <w:tcPr>
-            <w:tcW w:w="3836" w:type="dxa"/>
+            <w:tcW w:w="3556" w:type="dxa"/>
             <w:vAlign w:val="center"/>
           </w:tcPr>
           <w:p>
@@ -25174,7 +25186,7 @@
               <w:keepLines w:val="0"/>
               <w:widowControl/>
               <w:suppressLineNumbers w:val="0"/>
-              <w:jc w:val="left"/>
+              <w:jc w:val="center"/>
               <w:rPr>
                 <w:rFonts w:hint="eastAsia" w:eastAsiaTheme="minorEastAsia"/>
                 <w:lang w:eastAsia="zh-CN"/>
@@ -25194,7 +25206,7 @@
         </w:tc>
         <w:tc>
           <w:tcPr>
-            <w:tcW w:w="1403" w:type="dxa"/>
+            <w:tcW w:w="1380" w:type="dxa"/>
             <w:vAlign w:val="center"/>
           </w:tcPr>
           <w:p>
@@ -25203,7 +25215,7 @@
               <w:keepLines w:val="0"/>
               <w:widowControl/>
               <w:suppressLineNumbers w:val="0"/>
-              <w:jc w:val="left"/>
+              <w:jc w:val="center"/>
             </w:pPr>
             <w:r>
               <w:rPr>
@@ -25219,7 +25231,7 @@
         </w:tc>
         <w:tc>
           <w:tcPr>
-            <w:tcW w:w="3699" w:type="dxa"/>
+            <w:tcW w:w="4002" w:type="dxa"/>
             <w:vAlign w:val="center"/>
           </w:tcPr>
           <w:p>
@@ -25228,7 +25240,7 @@
               <w:keepLines w:val="0"/>
               <w:widowControl/>
               <w:suppressLineNumbers w:val="0"/>
-              <w:jc w:val="left"/>
+              <w:jc w:val="center"/>
             </w:pPr>
             <w:r>
               <w:rPr>
@@ -25262,11 +25274,10 @@
         </w:tblPrEx>
         <w:trPr>
           <w:trHeight w:val="731" w:hRule="atLeast"/>
-          <w:jc w:val="center"/>
         </w:trPr>
         <w:tc>
           <w:tcPr>
-            <w:tcW w:w="3836" w:type="dxa"/>
+            <w:tcW w:w="3556" w:type="dxa"/>
             <w:vAlign w:val="center"/>
           </w:tcPr>
           <w:p>
@@ -25275,7 +25286,7 @@
               <w:keepLines w:val="0"/>
               <w:widowControl/>
               <w:suppressLineNumbers w:val="0"/>
-              <w:jc w:val="left"/>
+              <w:jc w:val="center"/>
               <w:rPr>
                 <w:rFonts w:hint="eastAsia" w:eastAsiaTheme="minorEastAsia"/>
                 <w:lang w:eastAsia="zh-CN"/>
@@ -25295,7 +25306,7 @@
         </w:tc>
         <w:tc>
           <w:tcPr>
-            <w:tcW w:w="1403" w:type="dxa"/>
+            <w:tcW w:w="1380" w:type="dxa"/>
             <w:vAlign w:val="center"/>
           </w:tcPr>
           <w:p>
@@ -25304,7 +25315,7 @@
               <w:keepLines w:val="0"/>
               <w:widowControl/>
               <w:suppressLineNumbers w:val="0"/>
-              <w:jc w:val="left"/>
+              <w:jc w:val="center"/>
             </w:pPr>
             <w:r>
               <w:rPr>
@@ -25320,7 +25331,7 @@
         </w:tc>
         <w:tc>
           <w:tcPr>
-            <w:tcW w:w="3699" w:type="dxa"/>
+            <w:tcW w:w="4002" w:type="dxa"/>
             <w:vAlign w:val="center"/>
           </w:tcPr>
           <w:p>
@@ -25329,7 +25340,7 @@
               <w:keepLines w:val="0"/>
               <w:widowControl/>
               <w:suppressLineNumbers w:val="0"/>
-              <w:jc w:val="left"/>
+              <w:jc w:val="center"/>
             </w:pPr>
             <w:r>
               <w:rPr>
@@ -25363,11 +25374,10 @@
         </w:tblPrEx>
         <w:trPr>
           <w:trHeight w:val="554" w:hRule="atLeast"/>
-          <w:jc w:val="center"/>
         </w:trPr>
         <w:tc>
           <w:tcPr>
-            <w:tcW w:w="3836" w:type="dxa"/>
+            <w:tcW w:w="3556" w:type="dxa"/>
             <w:vAlign w:val="center"/>
           </w:tcPr>
           <w:p>
@@ -25376,7 +25386,7 @@
               <w:keepLines w:val="0"/>
               <w:widowControl/>
               <w:suppressLineNumbers w:val="0"/>
-              <w:jc w:val="left"/>
+              <w:jc w:val="center"/>
               <w:rPr>
                 <w:rFonts w:hint="eastAsia" w:eastAsia="微软雅黑"/>
                 <w:lang w:eastAsia="zh-CN"/>
@@ -25396,7 +25406,7 @@
         </w:tc>
         <w:tc>
           <w:tcPr>
-            <w:tcW w:w="1403" w:type="dxa"/>
+            <w:tcW w:w="1380" w:type="dxa"/>
             <w:vAlign w:val="center"/>
           </w:tcPr>
           <w:p>
@@ -25405,7 +25415,7 @@
               <w:keepLines w:val="0"/>
               <w:widowControl/>
               <w:suppressLineNumbers w:val="0"/>
-              <w:jc w:val="left"/>
+              <w:jc w:val="center"/>
             </w:pPr>
             <w:r>
               <w:rPr>
@@ -25421,7 +25431,7 @@
         </w:tc>
         <w:tc>
           <w:tcPr>
-            <w:tcW w:w="3699" w:type="dxa"/>
+            <w:tcW w:w="4002" w:type="dxa"/>
             <w:vAlign w:val="center"/>
           </w:tcPr>
           <w:p>
@@ -25430,7 +25440,7 @@
               <w:keepLines w:val="0"/>
               <w:widowControl/>
               <w:suppressLineNumbers w:val="0"/>
-              <w:jc w:val="left"/>
+              <w:jc w:val="center"/>
             </w:pPr>
             <w:r>
               <w:rPr>
@@ -25464,11 +25474,10 @@
         </w:tblPrEx>
         <w:trPr>
           <w:trHeight w:val="554" w:hRule="atLeast"/>
-          <w:jc w:val="center"/>
         </w:trPr>
         <w:tc>
           <w:tcPr>
-            <w:tcW w:w="3836" w:type="dxa"/>
+            <w:tcW w:w="3556" w:type="dxa"/>
             <w:shd w:val="clear"/>
             <w:vAlign w:val="center"/>
           </w:tcPr>
@@ -25478,7 +25487,7 @@
               <w:keepLines w:val="0"/>
               <w:widowControl/>
               <w:suppressLineNumbers w:val="0"/>
-              <w:jc w:val="left"/>
+              <w:jc w:val="center"/>
               <w:rPr>
                 <w:rFonts w:hint="eastAsia" w:ascii="宋体" w:hAnsi="宋体" w:cs="宋体" w:eastAsiaTheme="minorEastAsia"/>
                 <w:kern w:val="2"/>
@@ -25501,7 +25510,7 @@
         </w:tc>
         <w:tc>
           <w:tcPr>
-            <w:tcW w:w="1403" w:type="dxa"/>
+            <w:tcW w:w="1380" w:type="dxa"/>
             <w:vAlign w:val="center"/>
           </w:tcPr>
           <w:p>
@@ -25510,7 +25519,7 @@
               <w:keepLines w:val="0"/>
               <w:widowControl/>
               <w:suppressLineNumbers w:val="0"/>
-              <w:jc w:val="left"/>
+              <w:jc w:val="center"/>
               <w:rPr>
                 <w:rFonts w:ascii="微软雅黑" w:hAnsi="微软雅黑" w:eastAsia="微软雅黑"/>
                 <w:sz w:val="18"/>
@@ -25530,7 +25539,7 @@
         </w:tc>
         <w:tc>
           <w:tcPr>
-            <w:tcW w:w="3699" w:type="dxa"/>
+            <w:tcW w:w="4002" w:type="dxa"/>
             <w:vAlign w:val="center"/>
           </w:tcPr>
           <w:p>
@@ -25539,7 +25548,7 @@
               <w:keepLines w:val="0"/>
               <w:widowControl/>
               <w:suppressLineNumbers w:val="0"/>
-              <w:jc w:val="left"/>
+              <w:jc w:val="center"/>
               <w:rPr>
                 <w:rFonts w:ascii="微软雅黑" w:hAnsi="微软雅黑" w:eastAsia="微软雅黑"/>
                 <w:sz w:val="18"/>
@@ -25577,11 +25586,10 @@
         </w:tblPrEx>
         <w:trPr>
           <w:trHeight w:val="731" w:hRule="atLeast"/>
-          <w:jc w:val="center"/>
         </w:trPr>
         <w:tc>
           <w:tcPr>
-            <w:tcW w:w="3836" w:type="dxa"/>
+            <w:tcW w:w="3556" w:type="dxa"/>
             <w:shd w:val="clear"/>
             <w:vAlign w:val="center"/>
           </w:tcPr>
@@ -25591,7 +25599,7 @@
               <w:keepLines w:val="0"/>
               <w:widowControl/>
               <w:suppressLineNumbers w:val="0"/>
-              <w:jc w:val="left"/>
+              <w:jc w:val="center"/>
               <w:rPr>
                 <w:rFonts w:hint="eastAsia" w:ascii="宋体" w:hAnsi="宋体" w:cs="宋体" w:eastAsiaTheme="minorEastAsia"/>
                 <w:kern w:val="2"/>
@@ -25614,7 +25622,7 @@
         </w:tc>
         <w:tc>
           <w:tcPr>
-            <w:tcW w:w="1403" w:type="dxa"/>
+            <w:tcW w:w="1380" w:type="dxa"/>
             <w:vAlign w:val="center"/>
           </w:tcPr>
           <w:p>
@@ -25623,7 +25631,7 @@
               <w:keepLines w:val="0"/>
               <w:widowControl/>
               <w:suppressLineNumbers w:val="0"/>
-              <w:jc w:val="left"/>
+              <w:jc w:val="center"/>
               <w:rPr>
                 <w:rFonts w:ascii="微软雅黑" w:hAnsi="微软雅黑" w:eastAsia="微软雅黑"/>
                 <w:sz w:val="18"/>
@@ -25643,7 +25651,7 @@
         </w:tc>
         <w:tc>
           <w:tcPr>
-            <w:tcW w:w="3699" w:type="dxa"/>
+            <w:tcW w:w="4002" w:type="dxa"/>
             <w:vAlign w:val="center"/>
           </w:tcPr>
           <w:p>
@@ -25652,7 +25660,7 @@
               <w:keepLines w:val="0"/>
               <w:widowControl/>
               <w:suppressLineNumbers w:val="0"/>
-              <w:jc w:val="left"/>
+              <w:jc w:val="center"/>
               <w:rPr>
                 <w:rFonts w:ascii="微软雅黑" w:hAnsi="微软雅黑" w:eastAsia="微软雅黑"/>
                 <w:sz w:val="18"/>
@@ -25690,11 +25698,10 @@
         </w:tblPrEx>
         <w:trPr>
           <w:trHeight w:val="554" w:hRule="atLeast"/>
-          <w:jc w:val="center"/>
         </w:trPr>
         <w:tc>
           <w:tcPr>
-            <w:tcW w:w="3836" w:type="dxa"/>
+            <w:tcW w:w="3556" w:type="dxa"/>
             <w:shd w:val="clear"/>
             <w:vAlign w:val="center"/>
           </w:tcPr>
@@ -25704,7 +25711,7 @@
               <w:keepLines w:val="0"/>
               <w:widowControl/>
               <w:suppressLineNumbers w:val="0"/>
-              <w:jc w:val="left"/>
+              <w:jc w:val="center"/>
               <w:rPr>
                 <w:rFonts w:hint="eastAsia" w:ascii="宋体" w:hAnsi="宋体" w:cs="宋体" w:eastAsiaTheme="minorEastAsia"/>
                 <w:kern w:val="2"/>
@@ -25727,7 +25734,7 @@
         </w:tc>
         <w:tc>
           <w:tcPr>
-            <w:tcW w:w="1403" w:type="dxa"/>
+            <w:tcW w:w="1380" w:type="dxa"/>
             <w:vAlign w:val="center"/>
           </w:tcPr>
           <w:p>
@@ -25736,7 +25743,7 @@
               <w:keepLines w:val="0"/>
               <w:widowControl/>
               <w:suppressLineNumbers w:val="0"/>
-              <w:jc w:val="left"/>
+              <w:jc w:val="center"/>
               <w:rPr>
                 <w:rFonts w:ascii="微软雅黑" w:hAnsi="微软雅黑" w:eastAsia="微软雅黑"/>
                 <w:sz w:val="18"/>
@@ -25756,7 +25763,7 @@
         </w:tc>
         <w:tc>
           <w:tcPr>
-            <w:tcW w:w="3699" w:type="dxa"/>
+            <w:tcW w:w="4002" w:type="dxa"/>
             <w:vAlign w:val="center"/>
           </w:tcPr>
           <w:p>
@@ -25765,7 +25772,7 @@
               <w:keepLines w:val="0"/>
               <w:widowControl/>
               <w:suppressLineNumbers w:val="0"/>
-              <w:jc w:val="left"/>
+              <w:jc w:val="center"/>
               <w:rPr>
                 <w:rFonts w:ascii="微软雅黑" w:hAnsi="微软雅黑" w:eastAsia="微软雅黑"/>
                 <w:sz w:val="18"/>
@@ -25803,11 +25810,10 @@
         </w:tblPrEx>
         <w:trPr>
           <w:trHeight w:val="576" w:hRule="atLeast"/>
-          <w:jc w:val="center"/>
         </w:trPr>
         <w:tc>
           <w:tcPr>
-            <w:tcW w:w="3836" w:type="dxa"/>
+            <w:tcW w:w="3556" w:type="dxa"/>
             <w:shd w:val="clear"/>
             <w:vAlign w:val="center"/>
           </w:tcPr>
@@ -25817,7 +25823,7 @@
               <w:keepLines w:val="0"/>
               <w:widowControl/>
               <w:suppressLineNumbers w:val="0"/>
-              <w:jc w:val="left"/>
+              <w:jc w:val="center"/>
               <w:rPr>
                 <w:rFonts w:hint="eastAsia" w:ascii="宋体" w:hAnsi="宋体" w:cs="宋体" w:eastAsiaTheme="minorEastAsia"/>
                 <w:kern w:val="2"/>
@@ -25840,7 +25846,7 @@
         </w:tc>
         <w:tc>
           <w:tcPr>
-            <w:tcW w:w="1403" w:type="dxa"/>
+            <w:tcW w:w="1380" w:type="dxa"/>
             <w:vAlign w:val="center"/>
           </w:tcPr>
           <w:p>
@@ -25849,7 +25855,7 @@
               <w:keepLines w:val="0"/>
               <w:widowControl/>
               <w:suppressLineNumbers w:val="0"/>
-              <w:jc w:val="left"/>
+              <w:jc w:val="center"/>
               <w:rPr>
                 <w:rFonts w:ascii="微软雅黑" w:hAnsi="微软雅黑" w:eastAsia="微软雅黑"/>
                 <w:sz w:val="18"/>
@@ -25869,7 +25875,7 @@
         </w:tc>
         <w:tc>
           <w:tcPr>
-            <w:tcW w:w="3699" w:type="dxa"/>
+            <w:tcW w:w="4002" w:type="dxa"/>
             <w:vAlign w:val="center"/>
           </w:tcPr>
           <w:p>
@@ -25878,7 +25884,7 @@
               <w:keepLines w:val="0"/>
               <w:widowControl/>
               <w:suppressLineNumbers w:val="0"/>
-              <w:jc w:val="left"/>
+              <w:jc w:val="center"/>
               <w:rPr>
                 <w:rFonts w:ascii="微软雅黑" w:hAnsi="微软雅黑" w:eastAsia="微软雅黑"/>
                 <w:sz w:val="18"/>
@@ -25902,24 +25908,32 @@
       <w:pPr>
         <w:bidi w:val="0"/>
         <w:rPr>
+          <w:rFonts w:hint="eastAsia"/>
+          <w:lang w:val="en-US" w:eastAsia="zh-CN"/>
+        </w:rPr>
+      </w:pPr>
+      <w:r>
+        <w:rPr>
+          <w:rFonts w:hint="eastAsia"/>
+          <w:lang w:val="en-US" w:eastAsia="zh-CN"/>
+        </w:rPr>
+        <w:t>总计：66个测试用例，全部通过</w:t>
+      </w:r>
+    </w:p>
+    <w:p>
+      <w:pPr>
+        <w:bidi w:val="0"/>
+        <w:rPr>
           <w:rFonts w:hint="default"/>
           <w:lang w:val="en-US" w:eastAsia="zh-CN"/>
         </w:rPr>
       </w:pPr>
-      <w:r>
-        <w:rPr>
-          <w:rFonts w:hint="eastAsia"/>
-          <w:lang w:val="en-US" w:eastAsia="zh-CN"/>
-        </w:rPr>
-        <w:t>总计：66个测试用例，全部通过</w:t>
-      </w:r>
     </w:p>
     <w:p>
       <w:pPr>
         <w:pStyle w:val="4"/>
         <w:numPr>
-          <w:ilvl w:val="0"/>
-          <w:numId w:val="5"/>
+          <w:numId w:val="0"/>
         </w:numPr>
         <w:bidi w:val="0"/>
         <w:rPr>
@@ -25932,10 +25946,8 @@
           <w:rFonts w:hint="eastAsia"/>
           <w:lang w:val="en-US" w:eastAsia="zh-CN"/>
         </w:rPr>
-        <w:t>完整测试输出：</w:t>
-      </w:r>
-      <w:bookmarkStart w:id="0" w:name="_GoBack"/>
-      <w:bookmarkEnd w:id="0"/>
+        <w:t>5.4完整测试输出：</w:t>
+      </w:r>
     </w:p>
     <w:p>
       <w:pPr>
@@ -26589,7 +26601,7 @@
         <w:pStyle w:val="12"/>
         <w:numPr>
           <w:ilvl w:val="0"/>
-          <w:numId w:val="3"/>
+          <w:numId w:val="5"/>
         </w:numPr>
         <w:bidi w:val="0"/>
       </w:pPr>
@@ -26602,7 +26614,7 @@
         <w:pStyle w:val="12"/>
         <w:numPr>
           <w:ilvl w:val="0"/>
-          <w:numId w:val="3"/>
+          <w:numId w:val="5"/>
         </w:numPr>
         <w:bidi w:val="0"/>
       </w:pPr>
@@ -26615,7 +26627,7 @@
         <w:pStyle w:val="12"/>
         <w:numPr>
           <w:ilvl w:val="0"/>
-          <w:numId w:val="3"/>
+          <w:numId w:val="5"/>
         </w:numPr>
         <w:bidi w:val="0"/>
       </w:pPr>
@@ -26628,7 +26640,7 @@
         <w:pStyle w:val="12"/>
         <w:numPr>
           <w:ilvl w:val="0"/>
-          <w:numId w:val="3"/>
+          <w:numId w:val="5"/>
         </w:numPr>
         <w:bidi w:val="0"/>
       </w:pPr>
@@ -26641,7 +26653,7 @@
         <w:pStyle w:val="12"/>
         <w:numPr>
           <w:ilvl w:val="0"/>
-          <w:numId w:val="3"/>
+          <w:numId w:val="5"/>
         </w:numPr>
         <w:bidi w:val="0"/>
       </w:pPr>
@@ -26654,7 +26666,7 @@
         <w:pStyle w:val="12"/>
         <w:numPr>
           <w:ilvl w:val="0"/>
-          <w:numId w:val="3"/>
+          <w:numId w:val="5"/>
         </w:numPr>
         <w:bidi w:val="0"/>
       </w:pPr>
@@ -28594,100 +28606,6 @@
     <w:p/>
     <w:p>
       <w:pPr>
-        <w:pStyle w:val="5"/>
-        <w:bidi w:val="0"/>
-      </w:pPr>
-      <w:r>
-        <w:t>7.2.3 加工单元概念</w:t>
-      </w:r>
-    </w:p>
-    <w:p>
-      <w:r>
-        <w:rPr>
-          <w:rFonts w:ascii="微软雅黑" w:hAnsi="微软雅黑" w:eastAsia="微软雅黑"/>
-          <w:b/>
-        </w:rPr>
-        <w:t>创新点</w:t>
-      </w:r>
-      <w:r>
-        <w:rPr>
-          <w:rFonts w:ascii="微软雅黑" w:hAnsi="微软雅黑" w:eastAsia="微软雅黑"/>
-        </w:rPr>
-        <w:t>：</w:t>
-      </w:r>
-    </w:p>
-    <w:p>
-      <w:pPr>
-        <w:pStyle w:val="14"/>
-        <w:bidi w:val="0"/>
-      </w:pPr>
-      <w:r>
-        <w:t>将设备编组和员工班组绑定为加工单元</w:t>
-      </w:r>
-    </w:p>
-    <w:p>
-      <w:pPr>
-        <w:pStyle w:val="14"/>
-        <w:bidi w:val="0"/>
-      </w:pPr>
-      <w:r>
-        <w:t>派工时直接指定加工单元，自动获取人员和设备</w:t>
-      </w:r>
-    </w:p>
-    <w:p>
-      <w:pPr>
-        <w:pStyle w:val="14"/>
-        <w:bidi w:val="0"/>
-      </w:pPr>
-      <w:r>
-        <w:t>提高派工效率和准确性</w:t>
-      </w:r>
-    </w:p>
-    <w:p>
-      <w:r>
-        <w:rPr>
-          <w:rFonts w:ascii="微软雅黑" w:hAnsi="微软雅黑" w:eastAsia="微软雅黑"/>
-          <w:b/>
-        </w:rPr>
-        <w:t>业务价值</w:t>
-      </w:r>
-      <w:r>
-        <w:rPr>
-          <w:rFonts w:ascii="微软雅黑" w:hAnsi="微软雅黑" w:eastAsia="微软雅黑"/>
-        </w:rPr>
-        <w:t>：</w:t>
-      </w:r>
-    </w:p>
-    <w:p>
-      <w:pPr>
-        <w:pStyle w:val="14"/>
-        <w:bidi w:val="0"/>
-      </w:pPr>
-      <w:r>
-        <w:t>简化派工流程</w:t>
-      </w:r>
-    </w:p>
-    <w:p>
-      <w:pPr>
-        <w:pStyle w:val="14"/>
-        <w:bidi w:val="0"/>
-      </w:pPr>
-      <w:r>
-        <w:t>减少派工错误</w:t>
-      </w:r>
-    </w:p>
-    <w:p>
-      <w:pPr>
-        <w:pStyle w:val="14"/>
-        <w:bidi w:val="0"/>
-      </w:pPr>
-      <w:r>
-        <w:t>提高生产组织效率</w:t>
-      </w:r>
-    </w:p>
-    <w:p/>
-    <w:p>
-      <w:pPr>
         <w:pStyle w:val="4"/>
       </w:pPr>
       <w:r>
@@ -28887,6 +28805,669 @@
       </w:r>
     </w:p>
     <w:p/>
+    <w:p>
+      <w:pPr>
+        <w:pStyle w:val="5"/>
+        <w:bidi w:val="0"/>
+        <w:rPr>
+          <w:rFonts w:hint="eastAsia"/>
+          <w:lang w:val="en-US" w:eastAsia="zh-CN"/>
+        </w:rPr>
+      </w:pPr>
+      <w:r>
+        <w:rPr>
+          <w:rFonts w:hint="eastAsia"/>
+          <w:lang w:val="en-US" w:eastAsia="zh-CN"/>
+        </w:rPr>
+        <w:t>7.3.3 流程图绘制</w:t>
+      </w:r>
+    </w:p>
+    <w:p>
+      <w:pPr>
+        <w:pStyle w:val="6"/>
+        <w:bidi w:val="0"/>
+        <w:rPr>
+          <w:rFonts w:hint="eastAsia"/>
+          <w:lang w:val="en-US" w:eastAsia="zh-CN"/>
+        </w:rPr>
+      </w:pPr>
+      <w:r>
+        <w:rPr>
+          <w:rFonts w:hint="eastAsia"/>
+          <w:lang w:val="en-US" w:eastAsia="zh-CN"/>
+        </w:rPr>
+        <w:t>7.3.3.1功能概述</w:t>
+      </w:r>
+    </w:p>
+    <w:p>
+      <w:pPr>
+        <w:rPr>
+          <w:rFonts w:hint="eastAsia"/>
+          <w:lang w:val="en-US" w:eastAsia="zh-CN"/>
+        </w:rPr>
+      </w:pPr>
+      <w:r>
+        <w:rPr>
+          <w:rFonts w:hint="eastAsia"/>
+          <w:lang w:val="en-US" w:eastAsia="zh-CN"/>
+        </w:rPr>
+        <w:t>本系统内置了直观易用的可视化流程图绘制工具，专门为制造执行系统（MES）的流程设计需求而定制。该工具支持用户通过拖拽方式快速构建工艺流程、审核流程等各种业务流程图，无需编写代码即可完成复杂流程的可视化设计。</w:t>
+      </w:r>
+    </w:p>
+    <w:p>
+      <w:pPr>
+        <w:pStyle w:val="6"/>
+        <w:bidi w:val="0"/>
+        <w:rPr>
+          <w:rFonts w:hint="default"/>
+          <w:lang w:val="en-US" w:eastAsia="zh-CN"/>
+        </w:rPr>
+      </w:pPr>
+      <w:r>
+        <w:rPr>
+          <w:rFonts w:hint="eastAsia"/>
+          <w:lang w:val="en-US" w:eastAsia="zh-CN"/>
+        </w:rPr>
+        <w:t>7.3.3.2</w:t>
+      </w:r>
+      <w:r>
+        <w:rPr>
+          <w:rFonts w:hint="default"/>
+          <w:lang w:val="en-US" w:eastAsia="zh-CN"/>
+        </w:rPr>
+        <w:t>技术实现亮点</w:t>
+      </w:r>
+    </w:p>
+    <w:p>
+      <w:pPr>
+        <w:rPr>
+          <w:rFonts w:hint="default"/>
+          <w:b/>
+          <w:bCs/>
+          <w:lang w:val="en-US" w:eastAsia="zh-CN"/>
+        </w:rPr>
+      </w:pPr>
+      <w:r>
+        <w:rPr>
+          <w:rFonts w:hint="default"/>
+          <w:b/>
+          <w:bCs/>
+          <w:lang w:val="en-US" w:eastAsia="zh-CN"/>
+        </w:rPr>
+        <w:t>SVG渲染层</w:t>
+      </w:r>
+      <w:r>
+        <w:rPr>
+          <w:rFonts w:hint="eastAsia"/>
+          <w:b/>
+          <w:bCs/>
+          <w:lang w:val="en-US" w:eastAsia="zh-CN"/>
+        </w:rPr>
+        <w:t>，</w:t>
+      </w:r>
+      <w:r>
+        <w:rPr>
+          <w:rFonts w:hint="default"/>
+          <w:b/>
+          <w:bCs/>
+          <w:lang w:val="en-US" w:eastAsia="zh-CN"/>
+        </w:rPr>
+        <w:t>连线采用原生SVG渲染：</w:t>
+      </w:r>
+    </w:p>
+    <w:p>
+      <w:pPr>
+        <w:pStyle w:val="14"/>
+        <w:bidi w:val="0"/>
+        <w:rPr>
+          <w:rFonts w:hint="default"/>
+          <w:lang w:val="en-US" w:eastAsia="zh-CN"/>
+        </w:rPr>
+      </w:pPr>
+      <w:r>
+        <w:rPr>
+          <w:rFonts w:hint="default"/>
+          <w:lang w:val="en-US" w:eastAsia="zh-CN"/>
+        </w:rPr>
+        <w:t>使用贝塞尔曲线（C指令）实现平滑连线</w:t>
+      </w:r>
+    </w:p>
+    <w:p>
+      <w:pPr>
+        <w:pStyle w:val="14"/>
+        <w:bidi w:val="0"/>
+        <w:rPr>
+          <w:rFonts w:hint="default"/>
+          <w:lang w:val="en-US" w:eastAsia="zh-CN"/>
+        </w:rPr>
+      </w:pPr>
+      <w:r>
+        <w:rPr>
+          <w:rFonts w:hint="default"/>
+          <w:lang w:val="en-US" w:eastAsia="zh-CN"/>
+        </w:rPr>
+        <w:t>定义marker实现箭头效果</w:t>
+      </w:r>
+      <w:r>
+        <w:rPr>
+          <w:rFonts w:hint="eastAsia"/>
+          <w:lang w:val="en-US" w:eastAsia="zh-CN"/>
+        </w:rPr>
+        <w:t>，</w:t>
+      </w:r>
+      <w:r>
+        <w:rPr>
+          <w:rFonts w:hint="default"/>
+          <w:lang w:val="en-US" w:eastAsia="zh-CN"/>
+        </w:rPr>
+        <w:t>性能优异</w:t>
+      </w:r>
+    </w:p>
+    <w:p>
+      <w:pPr>
+        <w:pStyle w:val="14"/>
+        <w:bidi w:val="0"/>
+        <w:rPr>
+          <w:rFonts w:hint="default"/>
+          <w:lang w:val="en-US" w:eastAsia="zh-CN"/>
+        </w:rPr>
+      </w:pPr>
+      <w:r>
+        <w:rPr>
+          <w:rFonts w:hint="default"/>
+          <w:lang w:val="en-US" w:eastAsia="zh-CN"/>
+        </w:rPr>
+        <w:t>支持大量节点和连线</w:t>
+      </w:r>
+    </w:p>
+    <w:p>
+      <w:pPr>
+        <w:rPr>
+          <w:rFonts w:hint="eastAsia"/>
+          <w:b/>
+          <w:bCs/>
+          <w:lang w:val="en-US" w:eastAsia="zh-CN"/>
+        </w:rPr>
+      </w:pPr>
+      <w:r>
+        <w:rPr>
+          <w:rFonts w:hint="default"/>
+          <w:b/>
+          <w:bCs/>
+          <w:lang w:val="en-US" w:eastAsia="zh-CN"/>
+        </w:rPr>
+        <w:t>拖拽交互</w:t>
+      </w:r>
+      <w:r>
+        <w:rPr>
+          <w:rFonts w:hint="eastAsia"/>
+          <w:b/>
+          <w:bCs/>
+          <w:lang w:val="en-US" w:eastAsia="zh-CN"/>
+        </w:rPr>
+        <w:t>：</w:t>
+      </w:r>
+    </w:p>
+    <w:p>
+      <w:pPr>
+        <w:pStyle w:val="14"/>
+        <w:bidi w:val="0"/>
+        <w:rPr>
+          <w:rFonts w:hint="eastAsia"/>
+          <w:lang w:val="en-US" w:eastAsia="zh-CN"/>
+        </w:rPr>
+      </w:pPr>
+      <w:r>
+        <w:rPr>
+          <w:rFonts w:hint="default"/>
+          <w:lang w:val="en-US" w:eastAsia="zh-CN"/>
+        </w:rPr>
+        <w:t>原生HTML5 Drag &amp; Drop API</w:t>
+      </w:r>
+    </w:p>
+    <w:p>
+      <w:pPr>
+        <w:pStyle w:val="14"/>
+        <w:bidi w:val="0"/>
+        <w:rPr>
+          <w:rFonts w:hint="eastAsia"/>
+          <w:lang w:val="en-US" w:eastAsia="zh-CN"/>
+        </w:rPr>
+      </w:pPr>
+      <w:r>
+        <w:rPr>
+          <w:rFonts w:hint="default"/>
+          <w:lang w:val="en-US" w:eastAsia="zh-CN"/>
+        </w:rPr>
+        <w:t>节点移动时实时更新连线</w:t>
+      </w:r>
+    </w:p>
+    <w:p>
+      <w:pPr>
+        <w:pStyle w:val="14"/>
+        <w:bidi w:val="0"/>
+        <w:rPr>
+          <w:rFonts w:hint="default"/>
+          <w:lang w:val="en-US" w:eastAsia="zh-CN"/>
+        </w:rPr>
+      </w:pPr>
+      <w:r>
+        <w:rPr>
+          <w:rFonts w:hint="default"/>
+          <w:lang w:val="en-US" w:eastAsia="zh-CN"/>
+        </w:rPr>
+        <w:t>限制边界防止节点移出画布</w:t>
+      </w:r>
+    </w:p>
+    <w:p>
+      <w:pPr>
+        <w:rPr>
+          <w:rFonts w:hint="default"/>
+          <w:b/>
+          <w:bCs/>
+          <w:lang w:val="en-US" w:eastAsia="zh-CN"/>
+        </w:rPr>
+      </w:pPr>
+      <w:r>
+        <w:rPr>
+          <w:rFonts w:hint="default"/>
+          <w:b/>
+          <w:bCs/>
+          <w:lang w:val="en-US" w:eastAsia="zh-CN"/>
+        </w:rPr>
+        <w:t>分层设计</w:t>
+      </w:r>
+      <w:r>
+        <w:rPr>
+          <w:rFonts w:hint="eastAsia"/>
+          <w:b/>
+          <w:bCs/>
+          <w:lang w:val="en-US" w:eastAsia="zh-CN"/>
+        </w:rPr>
+        <w:t>，</w:t>
+      </w:r>
+      <w:r>
+        <w:rPr>
+          <w:rFonts w:hint="default"/>
+          <w:b/>
+          <w:bCs/>
+          <w:lang w:val="en-US" w:eastAsia="zh-CN"/>
+        </w:rPr>
+        <w:t>采用三层视觉架构：</w:t>
+      </w:r>
+    </w:p>
+    <w:p>
+      <w:pPr>
+        <w:pStyle w:val="14"/>
+        <w:bidi w:val="0"/>
+        <w:rPr>
+          <w:rFonts w:hint="eastAsia"/>
+          <w:lang w:val="en-US" w:eastAsia="zh-CN"/>
+        </w:rPr>
+      </w:pPr>
+      <w:r>
+        <w:rPr>
+          <w:rFonts w:hint="default"/>
+          <w:lang w:val="en-US" w:eastAsia="zh-CN"/>
+        </w:rPr>
+        <w:t>节点层（z-index: 2）：可拖拽交互</w:t>
+      </w:r>
+    </w:p>
+    <w:p>
+      <w:pPr>
+        <w:pStyle w:val="14"/>
+        <w:bidi w:val="0"/>
+        <w:rPr>
+          <w:rFonts w:hint="eastAsia"/>
+          <w:lang w:val="en-US" w:eastAsia="zh-CN"/>
+        </w:rPr>
+      </w:pPr>
+      <w:r>
+        <w:rPr>
+          <w:rFonts w:hint="default"/>
+          <w:lang w:val="en-US" w:eastAsia="zh-CN"/>
+        </w:rPr>
+        <w:t>SVG连线层（z-index: 10）：在节点之上绘制</w:t>
+      </w:r>
+    </w:p>
+    <w:p>
+      <w:pPr>
+        <w:pStyle w:val="14"/>
+        <w:bidi w:val="0"/>
+        <w:rPr>
+          <w:rFonts w:hint="default"/>
+          <w:lang w:val="en-US" w:eastAsia="zh-CN"/>
+        </w:rPr>
+      </w:pPr>
+      <w:r>
+        <w:rPr>
+          <w:rFonts w:hint="default"/>
+          <w:lang w:val="en-US" w:eastAsia="zh-CN"/>
+        </w:rPr>
+        <w:t>锚点层（z-index: 3）：最上层，便于点击</w:t>
+      </w:r>
+    </w:p>
+    <w:p>
+      <w:pPr>
+        <w:pStyle w:val="14"/>
+        <w:numPr>
+          <w:numId w:val="0"/>
+        </w:numPr>
+        <w:bidi w:val="0"/>
+        <w:ind w:leftChars="0"/>
+        <w:rPr>
+          <w:rFonts w:hint="default"/>
+          <w:lang w:val="en-US" w:eastAsia="zh-CN"/>
+        </w:rPr>
+      </w:pPr>
+    </w:p>
+    <w:p>
+      <w:pPr>
+        <w:pStyle w:val="6"/>
+        <w:bidi w:val="0"/>
+        <w:rPr>
+          <w:rFonts w:hint="default"/>
+          <w:lang w:val="en-US" w:eastAsia="zh-CN"/>
+        </w:rPr>
+      </w:pPr>
+      <w:r>
+        <w:rPr>
+          <w:rFonts w:hint="eastAsia"/>
+          <w:lang w:val="en-US" w:eastAsia="zh-CN"/>
+        </w:rPr>
+        <w:t>7.3.3.3</w:t>
+      </w:r>
+      <w:r>
+        <w:rPr>
+          <w:rFonts w:hint="default"/>
+          <w:lang w:val="en-US" w:eastAsia="zh-CN"/>
+        </w:rPr>
+        <w:t>用户体验优化</w:t>
+      </w:r>
+    </w:p>
+    <w:p>
+      <w:pPr>
+        <w:pStyle w:val="14"/>
+        <w:numPr>
+          <w:numId w:val="0"/>
+        </w:numPr>
+        <w:bidi w:val="0"/>
+        <w:ind w:leftChars="0"/>
+        <w:rPr>
+          <w:rFonts w:hint="default"/>
+          <w:b/>
+          <w:bCs/>
+          <w:lang w:val="en-US" w:eastAsia="zh-CN"/>
+        </w:rPr>
+      </w:pPr>
+      <w:r>
+        <w:rPr>
+          <w:rFonts w:hint="default"/>
+          <w:b/>
+          <w:bCs/>
+          <w:lang w:val="en-US" w:eastAsia="zh-CN"/>
+        </w:rPr>
+        <w:t>视觉设计</w:t>
+      </w:r>
+    </w:p>
+    <w:p>
+      <w:pPr>
+        <w:pStyle w:val="14"/>
+        <w:bidi w:val="0"/>
+        <w:rPr>
+          <w:rFonts w:hint="default"/>
+          <w:lang w:val="en-US" w:eastAsia="zh-CN"/>
+        </w:rPr>
+      </w:pPr>
+      <w:r>
+        <w:rPr>
+          <w:rFonts w:hint="default"/>
+          <w:lang w:val="en-US" w:eastAsia="zh-CN"/>
+        </w:rPr>
+        <w:t>渐变背景：节点头部采用蓝紫色渐变</w:t>
+      </w:r>
+    </w:p>
+    <w:p>
+      <w:pPr>
+        <w:pStyle w:val="14"/>
+        <w:bidi w:val="0"/>
+        <w:rPr>
+          <w:rFonts w:hint="default"/>
+          <w:lang w:val="en-US" w:eastAsia="zh-CN"/>
+        </w:rPr>
+      </w:pPr>
+      <w:r>
+        <w:rPr>
+          <w:rFonts w:hint="default"/>
+          <w:lang w:val="en-US" w:eastAsia="zh-CN"/>
+        </w:rPr>
+        <w:t>圆角设计：12px圆角，现代感强</w:t>
+      </w:r>
+    </w:p>
+    <w:p>
+      <w:pPr>
+        <w:pStyle w:val="14"/>
+        <w:bidi w:val="0"/>
+        <w:rPr>
+          <w:rFonts w:hint="default"/>
+          <w:lang w:val="en-US" w:eastAsia="zh-CN"/>
+        </w:rPr>
+      </w:pPr>
+      <w:r>
+        <w:rPr>
+          <w:rFonts w:hint="default"/>
+          <w:lang w:val="en-US" w:eastAsia="zh-CN"/>
+        </w:rPr>
+        <w:t>阴影效果：柔和的阴影，层次感强</w:t>
+      </w:r>
+    </w:p>
+    <w:p>
+      <w:pPr>
+        <w:pStyle w:val="14"/>
+        <w:bidi w:val="0"/>
+        <w:rPr>
+          <w:rFonts w:hint="default"/>
+          <w:lang w:val="en-US" w:eastAsia="zh-CN"/>
+        </w:rPr>
+      </w:pPr>
+      <w:r>
+        <w:rPr>
+          <w:rFonts w:hint="default"/>
+          <w:lang w:val="en-US" w:eastAsia="zh-CN"/>
+        </w:rPr>
+        <w:t>悬停效果：节点和锚点都有悬停反馈</w:t>
+      </w:r>
+    </w:p>
+    <w:p>
+      <w:pPr>
+        <w:pStyle w:val="14"/>
+        <w:numPr>
+          <w:numId w:val="0"/>
+        </w:numPr>
+        <w:bidi w:val="0"/>
+        <w:ind w:leftChars="0"/>
+        <w:rPr>
+          <w:rFonts w:hint="default"/>
+          <w:b/>
+          <w:bCs/>
+          <w:lang w:val="en-US" w:eastAsia="zh-CN"/>
+        </w:rPr>
+      </w:pPr>
+      <w:r>
+        <w:rPr>
+          <w:rFonts w:hint="default"/>
+          <w:b/>
+          <w:bCs/>
+          <w:lang w:val="en-US" w:eastAsia="zh-CN"/>
+        </w:rPr>
+        <w:t>操作便捷性</w:t>
+      </w:r>
+    </w:p>
+    <w:p>
+      <w:pPr>
+        <w:pStyle w:val="14"/>
+        <w:bidi w:val="0"/>
+        <w:rPr>
+          <w:rFonts w:hint="default"/>
+          <w:lang w:val="en-US" w:eastAsia="zh-CN"/>
+        </w:rPr>
+      </w:pPr>
+      <w:r>
+        <w:rPr>
+          <w:rFonts w:hint="default"/>
+          <w:lang w:val="en-US" w:eastAsia="zh-CN"/>
+        </w:rPr>
+        <w:t>键盘快捷键：Delete键删除选中节点</w:t>
+      </w:r>
+    </w:p>
+    <w:p>
+      <w:pPr>
+        <w:pStyle w:val="14"/>
+        <w:bidi w:val="0"/>
+        <w:rPr>
+          <w:rFonts w:hint="default"/>
+          <w:lang w:val="en-US" w:eastAsia="zh-CN"/>
+        </w:rPr>
+      </w:pPr>
+      <w:r>
+        <w:rPr>
+          <w:rFonts w:hint="default"/>
+          <w:lang w:val="en-US" w:eastAsia="zh-CN"/>
+        </w:rPr>
+        <w:t>双击编辑：双击节点提示编辑属性</w:t>
+      </w:r>
+    </w:p>
+    <w:p>
+      <w:pPr>
+        <w:pStyle w:val="14"/>
+        <w:bidi w:val="0"/>
+        <w:rPr>
+          <w:rFonts w:hint="default"/>
+          <w:lang w:val="en-US" w:eastAsia="zh-CN"/>
+        </w:rPr>
+      </w:pPr>
+      <w:r>
+        <w:rPr>
+          <w:rFonts w:hint="default"/>
+          <w:lang w:val="en-US" w:eastAsia="zh-CN"/>
+        </w:rPr>
+        <w:t>一键清空：确认后清空整个画布</w:t>
+      </w:r>
+    </w:p>
+    <w:p>
+      <w:pPr>
+        <w:pStyle w:val="14"/>
+        <w:numPr>
+          <w:numId w:val="0"/>
+        </w:numPr>
+        <w:bidi w:val="0"/>
+        <w:ind w:leftChars="0"/>
+        <w:rPr>
+          <w:rFonts w:hint="default"/>
+          <w:lang w:val="en-US" w:eastAsia="zh-CN"/>
+        </w:rPr>
+      </w:pPr>
+      <w:r>
+        <w:rPr>
+          <w:rFonts w:hint="default"/>
+          <w:lang w:val="en-US" w:eastAsia="zh-CN"/>
+        </w:rPr>
+        <w:t>撤销提示：重要操作都有确认弹窗</w:t>
+      </w:r>
+    </w:p>
+    <w:p>
+      <w:pPr>
+        <w:pStyle w:val="14"/>
+        <w:numPr>
+          <w:numId w:val="0"/>
+        </w:numPr>
+        <w:bidi w:val="0"/>
+        <w:ind w:leftChars="0"/>
+        <w:rPr>
+          <w:rFonts w:hint="default"/>
+          <w:b/>
+          <w:bCs/>
+          <w:lang w:val="en-US" w:eastAsia="zh-CN"/>
+        </w:rPr>
+      </w:pPr>
+      <w:r>
+        <w:rPr>
+          <w:rFonts w:hint="default"/>
+          <w:b/>
+          <w:bCs/>
+          <w:lang w:val="en-US" w:eastAsia="zh-CN"/>
+        </w:rPr>
+        <w:t>引导式设计</w:t>
+      </w:r>
+    </w:p>
+    <w:p>
+      <w:pPr>
+        <w:pStyle w:val="14"/>
+        <w:bidi w:val="0"/>
+        <w:rPr>
+          <w:rFonts w:hint="default"/>
+          <w:lang w:val="en-US" w:eastAsia="zh-CN"/>
+        </w:rPr>
+      </w:pPr>
+      <w:r>
+        <w:rPr>
+          <w:rFonts w:hint="default"/>
+          <w:lang w:val="en-US" w:eastAsia="zh-CN"/>
+        </w:rPr>
+        <w:t>空画布显示「从左侧拖入节点，开始设计流程图」提示</w:t>
+      </w:r>
+    </w:p>
+    <w:p>
+      <w:pPr>
+        <w:pStyle w:val="14"/>
+        <w:bidi w:val="0"/>
+        <w:rPr>
+          <w:rFonts w:hint="default"/>
+          <w:lang w:val="en-US" w:eastAsia="zh-CN"/>
+        </w:rPr>
+      </w:pPr>
+      <w:r>
+        <w:rPr>
+          <w:rFonts w:hint="default"/>
+          <w:lang w:val="en-US" w:eastAsia="zh-CN"/>
+        </w:rPr>
+        <w:t>节点库有操作说明</w:t>
+      </w:r>
+    </w:p>
+    <w:p>
+      <w:pPr>
+        <w:pStyle w:val="14"/>
+        <w:bidi w:val="0"/>
+        <w:rPr>
+          <w:rFonts w:hint="default"/>
+          <w:lang w:val="en-US" w:eastAsia="zh-CN"/>
+        </w:rPr>
+      </w:pPr>
+      <w:r>
+        <w:rPr>
+          <w:rFonts w:hint="default"/>
+          <w:lang w:val="en-US" w:eastAsia="zh-CN"/>
+        </w:rPr>
+        <w:t>属性面板有操作提示</w:t>
+      </w:r>
+    </w:p>
+    <w:p>
+      <w:pPr>
+        <w:pStyle w:val="14"/>
+        <w:bidi w:val="0"/>
+        <w:rPr>
+          <w:rFonts w:hint="default"/>
+          <w:lang w:val="en-US" w:eastAsia="zh-CN"/>
+        </w:rPr>
+      </w:pPr>
+      <w:r>
+        <w:rPr>
+          <w:rFonts w:hint="default"/>
+          <w:lang w:val="en-US" w:eastAsia="zh-CN"/>
+        </w:rPr>
+        <w:t>连线过程有文字提示</w:t>
+      </w:r>
+    </w:p>
     <w:p>
       <w:pPr>
         <w:pStyle w:val="3"/>
@@ -29014,7 +29595,12 @@
         <w:bidi w:val="0"/>
       </w:pPr>
       <w:r>
-        <w:t>订单生产计划管理：实现了订单录入、BOM展开、MRP计算、派工单生成的自动化流程</w:t>
+        <w:t>订单生产计划管理：实现了订单录入</w:t>
+      </w:r>
+      <w:bookmarkStart w:id="0" w:name="_GoBack"/>
+      <w:bookmarkEnd w:id="0"/>
+      <w:r>
+        <w:t>、BOM展开、MRP计算、派工单生成的自动化流程</w:t>
       </w:r>
     </w:p>
     <w:p/>
@@ -29271,7 +29857,7 @@
         <w:pStyle w:val="12"/>
         <w:numPr>
           <w:ilvl w:val="0"/>
-          <w:numId w:val="8"/>
+          <w:numId w:val="9"/>
         </w:numPr>
         <w:bidi w:val="0"/>
       </w:pPr>
@@ -29284,7 +29870,7 @@
         <w:pStyle w:val="12"/>
         <w:numPr>
           <w:ilvl w:val="0"/>
-          <w:numId w:val="8"/>
+          <w:numId w:val="9"/>
         </w:numPr>
         <w:bidi w:val="0"/>
       </w:pPr>
@@ -29297,7 +29883,7 @@
         <w:pStyle w:val="12"/>
         <w:numPr>
           <w:ilvl w:val="0"/>
-          <w:numId w:val="8"/>
+          <w:numId w:val="9"/>
         </w:numPr>
         <w:bidi w:val="0"/>
       </w:pPr>
@@ -29578,18 +30164,6 @@
     </w:lvl>
   </w:abstractNum>
   <w:abstractNum w:abstractNumId="2">
-    <w:nsid w:val="3FCD29D2"/>
-    <w:multiLevelType w:val="singleLevel"/>
-    <w:tmpl w:val="3FCD29D2"/>
-    <w:lvl w:ilvl="0" w:tentative="0">
-      <w:start w:val="5"/>
-      <w:numFmt w:val="decimal"/>
-      <w:suff w:val="space"/>
-      <w:lvlText w:val="%1."/>
-      <w:lvlJc w:val="left"/>
-    </w:lvl>
-  </w:abstractNum>
-  <w:abstractNum w:abstractNumId="3">
     <w:nsid w:val="40E7630E"/>
     <w:multiLevelType w:val="singleLevel"/>
     <w:tmpl w:val="40E7630E"/>
@@ -29614,7 +30188,7 @@
     <w:abstractNumId w:val="1"/>
   </w:num>
   <w:num w:numId="2">
-    <w:abstractNumId w:val="3"/>
+    <w:abstractNumId w:val="2"/>
   </w:num>
   <w:num w:numId="3">
     <w:abstractNumId w:val="1"/>
@@ -29626,7 +30200,10 @@
     <w:abstractNumId w:val="0"/>
   </w:num>
   <w:num w:numId="5">
-    <w:abstractNumId w:val="2"/>
+    <w:abstractNumId w:val="1"/>
+    <w:lvlOverride w:ilvl="0">
+      <w:startOverride w:val="1"/>
+    </w:lvlOverride>
   </w:num>
   <w:num w:numId="6">
     <w:abstractNumId w:val="1"/>
@@ -29641,6 +30218,12 @@
     </w:lvlOverride>
   </w:num>
   <w:num w:numId="8">
+    <w:abstractNumId w:val="1"/>
+    <w:lvlOverride w:ilvl="0">
+      <w:startOverride w:val="1"/>
+    </w:lvlOverride>
+  </w:num>
+  <w:num w:numId="9">
     <w:abstractNumId w:val="1"/>
     <w:lvlOverride w:ilvl="0">
       <w:startOverride w:val="1"/>

--- a/实验报告.docx
+++ b/实验报告.docx
@@ -14,13 +14,9 @@
     <w:p>
       <w:pPr>
         <w:pStyle w:val="4"/>
-      </w:pPr>
-      <w:r>
-        <w:rPr>
-          <w:rFonts w:ascii="微软雅黑" w:hAnsi="微软雅黑" w:eastAsia="微软雅黑"/>
-          <w:color w:val="34495E"/>
-          <w:sz w:val="28"/>
-        </w:rPr>
+        <w:bidi w:val="0"/>
+      </w:pPr>
+      <w:r>
         <w:t>1.1 项目背景</w:t>
       </w:r>
     </w:p>
@@ -34,59 +30,436 @@
       </w:r>
     </w:p>
     <w:p>
-      <w:r>
-        <w:rPr>
-          <w:rFonts w:ascii="微软雅黑" w:hAnsi="微软雅黑" w:eastAsia="微软雅黑"/>
-        </w:rPr>
-        <w:t>随着制造业数字化转型的深入推进，传统制造企业在生产管理方面面临诸多挑战：</w:t>
-      </w:r>
-    </w:p>
-    <w:p>
-      <w:pPr>
-        <w:pStyle w:val="14"/>
-        <w:bidi w:val="0"/>
-      </w:pPr>
-      <w:r>
-        <w:t>信息孤岛严重：各部门使用独立系统，数据无法互通，导致信息传递延迟和失真</w:t>
-      </w:r>
-    </w:p>
-    <w:p>
-      <w:pPr>
-        <w:pStyle w:val="14"/>
-        <w:bidi w:val="0"/>
-      </w:pPr>
-      <w:r>
-        <w:t>生产过程不透明：生产进度、质量状况、设备状态等关键信息无法实时掌握</w:t>
-      </w:r>
-    </w:p>
-    <w:p>
-      <w:pPr>
-        <w:pStyle w:val="14"/>
-        <w:bidi w:val="0"/>
-      </w:pPr>
-      <w:r>
-        <w:t>追溯能力不足：出现质量问题时，难以快速定位问题源头和影响范围</w:t>
-      </w:r>
-    </w:p>
-    <w:p>
-      <w:pPr>
-        <w:pStyle w:val="14"/>
-        <w:bidi w:val="0"/>
-      </w:pPr>
-      <w:r>
-        <w:t>计划执行脱节：生产计划与车间实际执行情况存在较大偏差</w:t>
-      </w:r>
-    </w:p>
-    <w:p>
-      <w:pPr>
-        <w:pStyle w:val="14"/>
-        <w:bidi w:val="0"/>
-      </w:pPr>
-      <w:r>
-        <w:t>数据采集困难：大量依赖人工记录，数据准确性、及时性无法保证</w:t>
-      </w:r>
-    </w:p>
-    <w:p/>
+      <w:pPr>
+        <w:bidi w:val="0"/>
+        <w:ind w:firstLine="420" w:firstLineChars="0"/>
+        <w:rPr>
+          <w:rFonts w:hint="eastAsia"/>
+        </w:rPr>
+      </w:pPr>
+      <w:r>
+        <w:rPr>
+          <w:rFonts w:hint="eastAsia"/>
+        </w:rPr>
+        <w:t>在制造企业中，MES（制造执行系统）软件与设备系统不匹配的问题主要有以下几点：</w:t>
+      </w:r>
+    </w:p>
+    <w:p>
+      <w:pPr>
+        <w:bidi w:val="0"/>
+        <w:ind w:firstLine="420" w:firstLineChars="0"/>
+        <w:rPr>
+          <w:rFonts w:hint="eastAsia"/>
+        </w:rPr>
+      </w:pPr>
+      <w:r>
+        <w:rPr>
+          <w:rFonts w:hint="eastAsia"/>
+        </w:rPr>
+        <w:t>1、数据接口不兼容，2、设备通信协议不同，3、设备数据格式不一致，4、缺乏实时数据采集能力，5、系统集成难度大。其中，数据接口不兼容是最常见的问题之一，因为不同设备厂商使用的接口标准和协议可能不同，导致MES软件无法直接获取设备数据，从而影响生产监控和管理效率。</w:t>
+      </w:r>
+    </w:p>
+    <w:p>
+      <w:pPr>
+        <w:bidi w:val="0"/>
+        <w:rPr>
+          <w:rFonts w:hint="eastAsia"/>
+          <w:b/>
+          <w:bCs/>
+        </w:rPr>
+      </w:pPr>
+      <w:r>
+        <w:rPr>
+          <w:rFonts w:hint="eastAsia"/>
+          <w:b/>
+          <w:bCs/>
+        </w:rPr>
+        <w:t>数据接口不兼容</w:t>
+      </w:r>
+    </w:p>
+    <w:p>
+      <w:pPr>
+        <w:bidi w:val="0"/>
+        <w:ind w:firstLine="420" w:firstLineChars="0"/>
+        <w:rPr>
+          <w:rFonts w:hint="eastAsia"/>
+        </w:rPr>
+      </w:pPr>
+      <w:r>
+        <w:rPr>
+          <w:rFonts w:hint="eastAsia"/>
+        </w:rPr>
+        <w:t>数据接口不兼容是指不同设备厂商生产的设备使用不同的数据接口标准和协议，这种情况会导致MES软件无法直接与设备进行数据交换。具体表现为：</w:t>
+      </w:r>
+    </w:p>
+    <w:p>
+      <w:pPr>
+        <w:pStyle w:val="14"/>
+        <w:bidi w:val="0"/>
+        <w:rPr>
+          <w:rFonts w:hint="eastAsia"/>
+        </w:rPr>
+      </w:pPr>
+      <w:r>
+        <w:rPr>
+          <w:rFonts w:hint="eastAsia"/>
+        </w:rPr>
+        <w:t>接口标准不同：一些设备使用专有接口标准，而MES软件可能只支持通用标准。</w:t>
+      </w:r>
+    </w:p>
+    <w:p>
+      <w:pPr>
+        <w:pStyle w:val="14"/>
+        <w:bidi w:val="0"/>
+        <w:rPr>
+          <w:rFonts w:hint="eastAsia"/>
+        </w:rPr>
+      </w:pPr>
+      <w:r>
+        <w:rPr>
+          <w:rFonts w:hint="eastAsia"/>
+        </w:rPr>
+        <w:t>协议不一致：不同设备可能使用不同的通信协议，例如Modbus、OPC UA等，导致MES软件无法统一管理。</w:t>
+      </w:r>
+    </w:p>
+    <w:p>
+      <w:pPr>
+        <w:pStyle w:val="14"/>
+        <w:bidi w:val="0"/>
+        <w:rPr>
+          <w:rFonts w:hint="eastAsia"/>
+        </w:rPr>
+      </w:pPr>
+      <w:r>
+        <w:rPr>
+          <w:rFonts w:hint="eastAsia"/>
+        </w:rPr>
+        <w:t>接口版本差异：同一接口标准可能存在多个版本，设备和MES软件使用的版本不一致也会导致不兼容。</w:t>
+      </w:r>
+    </w:p>
+    <w:p>
+      <w:pPr>
+        <w:bidi w:val="0"/>
+        <w:rPr>
+          <w:rFonts w:hint="eastAsia"/>
+          <w:b/>
+          <w:bCs/>
+        </w:rPr>
+      </w:pPr>
+      <w:r>
+        <w:rPr>
+          <w:rFonts w:hint="eastAsia"/>
+          <w:b/>
+          <w:bCs/>
+        </w:rPr>
+        <w:t>设备通信协议不同</w:t>
+      </w:r>
+    </w:p>
+    <w:p>
+      <w:pPr>
+        <w:bidi w:val="0"/>
+        <w:ind w:firstLine="420" w:firstLineChars="0"/>
+        <w:rPr>
+          <w:rFonts w:hint="eastAsia"/>
+        </w:rPr>
+      </w:pPr>
+      <w:r>
+        <w:rPr>
+          <w:rFonts w:hint="eastAsia"/>
+        </w:rPr>
+        <w:t>设备通信协议不同是指不同设备使用不同的通信方式和语言进行数据传输，这会导致MES软件无法与设备进行有效通信。常见的通信协议有：</w:t>
+      </w:r>
+    </w:p>
+    <w:p>
+      <w:pPr>
+        <w:pStyle w:val="14"/>
+        <w:bidi w:val="0"/>
+        <w:rPr>
+          <w:rFonts w:hint="eastAsia"/>
+        </w:rPr>
+      </w:pPr>
+      <w:r>
+        <w:rPr>
+          <w:rFonts w:hint="eastAsia"/>
+        </w:rPr>
+        <w:t>Modbus：一种常见的工业通信协议，主要用于串行通信。</w:t>
+      </w:r>
+    </w:p>
+    <w:p>
+      <w:pPr>
+        <w:pStyle w:val="14"/>
+        <w:bidi w:val="0"/>
+        <w:rPr>
+          <w:rFonts w:hint="eastAsia"/>
+        </w:rPr>
+      </w:pPr>
+      <w:r>
+        <w:rPr>
+          <w:rFonts w:hint="eastAsia"/>
+        </w:rPr>
+        <w:t>OPC UA：一种平台无关的通信协议，广泛应用于工业自动化领域。</w:t>
+      </w:r>
+    </w:p>
+    <w:p>
+      <w:pPr>
+        <w:pStyle w:val="14"/>
+        <w:bidi w:val="0"/>
+        <w:rPr>
+          <w:rFonts w:hint="eastAsia"/>
+        </w:rPr>
+      </w:pPr>
+      <w:r>
+        <w:rPr>
+          <w:rFonts w:hint="eastAsia"/>
+        </w:rPr>
+        <w:t>EtherNet/IP：一种基于以太网的工业网络协议，适用于高性能实时通信。</w:t>
+      </w:r>
+    </w:p>
+    <w:p>
+      <w:pPr>
+        <w:bidi w:val="0"/>
+        <w:rPr>
+          <w:rFonts w:hint="eastAsia"/>
+          <w:b/>
+          <w:bCs/>
+        </w:rPr>
+      </w:pPr>
+      <w:r>
+        <w:rPr>
+          <w:rFonts w:hint="eastAsia"/>
+          <w:b/>
+          <w:bCs/>
+        </w:rPr>
+        <w:t>设备数据格式不一致</w:t>
+      </w:r>
+    </w:p>
+    <w:p>
+      <w:pPr>
+        <w:bidi w:val="0"/>
+        <w:ind w:firstLine="420" w:firstLineChars="0"/>
+        <w:rPr>
+          <w:rFonts w:hint="eastAsia"/>
+        </w:rPr>
+      </w:pPr>
+      <w:r>
+        <w:rPr>
+          <w:rFonts w:hint="eastAsia"/>
+        </w:rPr>
+        <w:t>设备数据格式不一致是指不同设备生成的数据在格式上存在差异，导致MES软件难以统一处理和分析。这种情况通常包括：</w:t>
+      </w:r>
+    </w:p>
+    <w:p>
+      <w:pPr>
+        <w:pStyle w:val="14"/>
+        <w:bidi w:val="0"/>
+        <w:rPr>
+          <w:rFonts w:hint="eastAsia"/>
+        </w:rPr>
+      </w:pPr>
+      <w:r>
+        <w:rPr>
+          <w:rFonts w:hint="eastAsia"/>
+        </w:rPr>
+        <w:t>数据类型不同：一些设备可能生成文本数据，而另一些设备则生成二进制数据。</w:t>
+      </w:r>
+    </w:p>
+    <w:p>
+      <w:pPr>
+        <w:pStyle w:val="14"/>
+        <w:bidi w:val="0"/>
+        <w:rPr>
+          <w:rFonts w:hint="eastAsia"/>
+        </w:rPr>
+      </w:pPr>
+      <w:r>
+        <w:rPr>
+          <w:rFonts w:hint="eastAsia"/>
+        </w:rPr>
+        <w:t>数据结构差异：不同设备的数据字段和结构可能不一致，需要额外的转换步骤。</w:t>
+      </w:r>
+    </w:p>
+    <w:p>
+      <w:pPr>
+        <w:pStyle w:val="14"/>
+        <w:bidi w:val="0"/>
+        <w:rPr>
+          <w:rFonts w:hint="eastAsia"/>
+        </w:rPr>
+      </w:pPr>
+      <w:r>
+        <w:rPr>
+          <w:rFonts w:hint="eastAsia"/>
+        </w:rPr>
+        <w:t>时间戳格式不同：设备生成的数据时间戳格式可能不统一，影响数据的时序分析。</w:t>
+      </w:r>
+    </w:p>
+    <w:p>
+      <w:pPr>
+        <w:bidi w:val="0"/>
+        <w:rPr>
+          <w:rFonts w:hint="eastAsia"/>
+          <w:b/>
+          <w:bCs/>
+        </w:rPr>
+      </w:pPr>
+      <w:r>
+        <w:rPr>
+          <w:rFonts w:hint="eastAsia"/>
+          <w:b/>
+          <w:bCs/>
+        </w:rPr>
+        <w:t>缺乏实时数据采集能力</w:t>
+      </w:r>
+    </w:p>
+    <w:p>
+      <w:pPr>
+        <w:bidi w:val="0"/>
+        <w:ind w:firstLine="420" w:firstLineChars="0"/>
+        <w:rPr>
+          <w:rFonts w:hint="eastAsia"/>
+        </w:rPr>
+      </w:pPr>
+      <w:r>
+        <w:rPr>
+          <w:rFonts w:hint="eastAsia"/>
+        </w:rPr>
+        <w:t>缺乏实时数据采集能力是指MES软件无法及时获取设备的生产数据，影响生产过程的监控和优化。这种情况通常由于以下原因：</w:t>
+      </w:r>
+    </w:p>
+    <w:p>
+      <w:pPr>
+        <w:pStyle w:val="14"/>
+        <w:bidi w:val="0"/>
+        <w:rPr>
+          <w:rFonts w:hint="eastAsia"/>
+        </w:rPr>
+      </w:pPr>
+      <w:r>
+        <w:rPr>
+          <w:rFonts w:hint="eastAsia"/>
+        </w:rPr>
+        <w:t>设备采集频率低：一些设备的数据采集频率较低，导致数据更新不及时。</w:t>
+      </w:r>
+    </w:p>
+    <w:p>
+      <w:pPr>
+        <w:pStyle w:val="14"/>
+        <w:bidi w:val="0"/>
+        <w:rPr>
+          <w:rFonts w:hint="eastAsia"/>
+        </w:rPr>
+      </w:pPr>
+      <w:r>
+        <w:rPr>
+          <w:rFonts w:hint="eastAsia"/>
+        </w:rPr>
+        <w:t>网络延迟：网络传输延迟可能导致数据传输不及时，影响实时监控。</w:t>
+      </w:r>
+    </w:p>
+    <w:p>
+      <w:pPr>
+        <w:pStyle w:val="14"/>
+        <w:bidi w:val="0"/>
+        <w:rPr>
+          <w:rFonts w:hint="eastAsia"/>
+        </w:rPr>
+      </w:pPr>
+      <w:r>
+        <w:rPr>
+          <w:rFonts w:hint="eastAsia"/>
+        </w:rPr>
+        <w:t>数据缓冲：一些设备在数据传输前进行缓冲，导致数据传输延迟。</w:t>
+      </w:r>
+    </w:p>
+    <w:p>
+      <w:pPr>
+        <w:bidi w:val="0"/>
+        <w:rPr>
+          <w:rFonts w:hint="eastAsia"/>
+          <w:b/>
+          <w:bCs/>
+        </w:rPr>
+      </w:pPr>
+      <w:r>
+        <w:rPr>
+          <w:rFonts w:hint="eastAsia"/>
+          <w:b/>
+          <w:bCs/>
+        </w:rPr>
+        <w:t>系统集成难度大</w:t>
+      </w:r>
+    </w:p>
+    <w:p>
+      <w:pPr>
+        <w:pStyle w:val="14"/>
+        <w:numPr>
+          <w:numId w:val="0"/>
+        </w:numPr>
+        <w:bidi w:val="0"/>
+        <w:ind w:leftChars="0"/>
+        <w:rPr>
+          <w:rFonts w:hint="eastAsia"/>
+        </w:rPr>
+      </w:pPr>
+      <w:r>
+        <w:rPr>
+          <w:rFonts w:hint="eastAsia"/>
+          <w:lang w:val="en-US" w:eastAsia="zh-CN"/>
+        </w:rPr>
+        <w:tab/>
+      </w:r>
+      <w:r>
+        <w:rPr>
+          <w:rFonts w:hint="eastAsia"/>
+        </w:rPr>
+        <w:t>系统集成难度大是指将MES软件与不同设备系统集成时，需要进行大量的定制开发和配置工作。这种情况通常包括：</w:t>
+      </w:r>
+    </w:p>
+    <w:p>
+      <w:pPr>
+        <w:pStyle w:val="14"/>
+        <w:bidi w:val="0"/>
+        <w:rPr>
+          <w:rFonts w:hint="eastAsia"/>
+        </w:rPr>
+      </w:pPr>
+      <w:r>
+        <w:rPr>
+          <w:rFonts w:hint="eastAsia"/>
+        </w:rPr>
+        <w:t>接口定制：需要为不同设备定制开发数据接口，增加了系统集成的复杂性。</w:t>
+      </w:r>
+    </w:p>
+    <w:p>
+      <w:pPr>
+        <w:pStyle w:val="14"/>
+        <w:bidi w:val="0"/>
+        <w:rPr>
+          <w:rFonts w:hint="eastAsia"/>
+        </w:rPr>
+      </w:pPr>
+      <w:r>
+        <w:rPr>
+          <w:rFonts w:hint="eastAsia"/>
+        </w:rPr>
+        <w:t>协议转换：需要进行不同通信协议之间的转换，增加了系统集成的难度。</w:t>
+      </w:r>
+    </w:p>
+    <w:p>
+      <w:pPr>
+        <w:pStyle w:val="14"/>
+        <w:bidi w:val="0"/>
+        <w:rPr>
+          <w:rFonts w:hint="eastAsia"/>
+        </w:rPr>
+      </w:pPr>
+      <w:r>
+        <w:rPr>
+          <w:rFonts w:hint="eastAsia"/>
+        </w:rPr>
+        <w:t>数据转换：需要进行不同数据格式之间的转换，增加了数据处理的复杂性。</w:t>
+      </w:r>
+    </w:p>
     <w:p>
       <w:pPr>
         <w:pStyle w:val="5"/>
@@ -97,6 +470,9 @@
       </w:r>
     </w:p>
     <w:p>
+      <w:pPr>
+        <w:ind w:firstLine="420" w:firstLineChars="0"/>
+      </w:pPr>
       <w:r>
         <w:rPr>
           <w:rFonts w:ascii="微软雅黑" w:hAnsi="微软雅黑" w:eastAsia="微软雅黑"/>
@@ -276,13 +652,9 @@
     <w:p>
       <w:pPr>
         <w:pStyle w:val="4"/>
-      </w:pPr>
-      <w:r>
-        <w:rPr>
-          <w:rFonts w:ascii="微软雅黑" w:hAnsi="微软雅黑" w:eastAsia="微软雅黑"/>
-          <w:color w:val="34495E"/>
-          <w:sz w:val="28"/>
-        </w:rPr>
+        <w:bidi w:val="0"/>
+      </w:pPr>
+      <w:r>
         <w:t>1.2 项目目标</w:t>
       </w:r>
     </w:p>
@@ -381,13 +753,9 @@
     <w:p>
       <w:pPr>
         <w:pStyle w:val="4"/>
-      </w:pPr>
-      <w:r>
-        <w:rPr>
-          <w:rFonts w:ascii="微软雅黑" w:hAnsi="微软雅黑" w:eastAsia="微软雅黑"/>
-          <w:color w:val="34495E"/>
-          <w:sz w:val="28"/>
-        </w:rPr>
+        <w:bidi w:val="0"/>
+      </w:pPr>
+      <w:r>
         <w:t>1.3 现场调研</w:t>
       </w:r>
     </w:p>
@@ -459,12 +827,6 @@
             <w:insideH w:val="single" w:color="auto" w:sz="4" w:space="0"/>
             <w:insideV w:val="single" w:color="auto" w:sz="4" w:space="0"/>
           </w:tblBorders>
-          <w:tblCellMar>
-            <w:top w:w="0" w:type="dxa"/>
-            <w:left w:w="108" w:type="dxa"/>
-            <w:bottom w:w="0" w:type="dxa"/>
-            <w:right w:w="108" w:type="dxa"/>
-          </w:tblCellMar>
         </w:tblPrEx>
         <w:tc>
           <w:tcPr>
@@ -1112,35 +1474,31 @@
     <w:p>
       <w:pPr>
         <w:pStyle w:val="4"/>
+        <w:bidi w:val="0"/>
+      </w:pPr>
+      <w:r>
+        <w:t>1.4 项目范围</w:t>
+      </w:r>
+    </w:p>
+    <w:p>
+      <w:pPr>
+        <w:pStyle w:val="5"/>
+        <w:bidi w:val="0"/>
+      </w:pPr>
+      <w:r>
+        <w:t>1.4.1 功能范围</w:t>
+      </w:r>
+    </w:p>
+    <w:p>
+      <w:pPr>
+        <w:rPr>
+          <w:rFonts w:hint="eastAsia" w:eastAsia="微软雅黑"/>
+          <w:lang w:val="en-US" w:eastAsia="zh-CN"/>
+        </w:rPr>
       </w:pPr>
       <w:r>
         <w:rPr>
           <w:rFonts w:ascii="微软雅黑" w:hAnsi="微软雅黑" w:eastAsia="微软雅黑"/>
-          <w:color w:val="34495E"/>
-          <w:sz w:val="28"/>
-        </w:rPr>
-        <w:t>1.4 项目范围</w:t>
-      </w:r>
-    </w:p>
-    <w:p>
-      <w:pPr>
-        <w:pStyle w:val="5"/>
-        <w:bidi w:val="0"/>
-      </w:pPr>
-      <w:r>
-        <w:t>1.4.1 功能范围</w:t>
-      </w:r>
-    </w:p>
-    <w:p>
-      <w:pPr>
-        <w:rPr>
-          <w:rFonts w:hint="eastAsia" w:eastAsia="微软雅黑"/>
-          <w:lang w:val="en-US" w:eastAsia="zh-CN"/>
-        </w:rPr>
-      </w:pPr>
-      <w:r>
-        <w:rPr>
-          <w:rFonts w:ascii="微软雅黑" w:hAnsi="微软雅黑" w:eastAsia="微软雅黑"/>
         </w:rPr>
         <w:t>本MES系统涵盖以下核心功能模块：</w:t>
       </w:r>
@@ -1221,13 +1579,9 @@
     <w:p>
       <w:pPr>
         <w:pStyle w:val="4"/>
-      </w:pPr>
-      <w:r>
-        <w:rPr>
-          <w:rFonts w:ascii="微软雅黑" w:hAnsi="微软雅黑" w:eastAsia="微软雅黑"/>
-          <w:color w:val="34495E"/>
-          <w:sz w:val="28"/>
-        </w:rPr>
+        <w:bidi w:val="0"/>
+      </w:pPr>
+      <w:r>
         <w:t>2.1 功能性需求</w:t>
       </w:r>
     </w:p>
@@ -1812,12 +2166,6 @@
             <w:insideH w:val="single" w:color="auto" w:sz="4" w:space="0"/>
             <w:insideV w:val="single" w:color="auto" w:sz="4" w:space="0"/>
           </w:tblBorders>
-          <w:tblCellMar>
-            <w:top w:w="0" w:type="dxa"/>
-            <w:left w:w="108" w:type="dxa"/>
-            <w:bottom w:w="0" w:type="dxa"/>
-            <w:right w:w="108" w:type="dxa"/>
-          </w:tblCellMar>
         </w:tblPrEx>
         <w:tc>
           <w:tcPr>
@@ -2115,13 +2463,9 @@
     <w:p>
       <w:pPr>
         <w:pStyle w:val="4"/>
-      </w:pPr>
-      <w:r>
-        <w:rPr>
-          <w:rFonts w:ascii="微软雅黑" w:hAnsi="微软雅黑" w:eastAsia="微软雅黑"/>
-          <w:color w:val="34495E"/>
-          <w:sz w:val="28"/>
-        </w:rPr>
+        <w:bidi w:val="0"/>
+      </w:pPr>
+      <w:r>
         <w:t>2.2 非功能性需求</w:t>
       </w:r>
     </w:p>
@@ -2649,13 +2993,9 @@
     <w:p>
       <w:pPr>
         <w:pStyle w:val="4"/>
-      </w:pPr>
-      <w:r>
-        <w:rPr>
-          <w:rFonts w:ascii="微软雅黑" w:hAnsi="微软雅黑" w:eastAsia="微软雅黑"/>
-          <w:color w:val="34495E"/>
-          <w:sz w:val="28"/>
-        </w:rPr>
+        <w:bidi w:val="0"/>
+      </w:pPr>
+      <w:r>
         <w:t>2.3 数据需求</w:t>
       </w:r>
     </w:p>
@@ -3312,13 +3652,9 @@
     <w:p>
       <w:pPr>
         <w:pStyle w:val="4"/>
-      </w:pPr>
-      <w:r>
-        <w:rPr>
-          <w:rFonts w:ascii="微软雅黑" w:hAnsi="微软雅黑" w:eastAsia="微软雅黑"/>
-          <w:color w:val="34495E"/>
-          <w:sz w:val="28"/>
-        </w:rPr>
+        <w:bidi w:val="0"/>
+      </w:pPr>
+      <w:r>
         <w:t>2.4 接口需求</w:t>
       </w:r>
     </w:p>
@@ -3409,13 +3745,9 @@
     <w:p>
       <w:pPr>
         <w:pStyle w:val="4"/>
-      </w:pPr>
-      <w:r>
-        <w:rPr>
-          <w:rFonts w:ascii="微软雅黑" w:hAnsi="微软雅黑" w:eastAsia="微软雅黑"/>
-          <w:color w:val="34495E"/>
-          <w:sz w:val="28"/>
-        </w:rPr>
+        <w:bidi w:val="0"/>
+      </w:pPr>
+      <w:r>
         <w:t>3.1 架构设计原则</w:t>
       </w:r>
     </w:p>
@@ -3523,15 +3855,13 @@
     <w:p>
       <w:pPr>
         <w:pStyle w:val="4"/>
-      </w:pPr>
-      <w:r>
-        <w:rPr>
-          <w:rFonts w:ascii="微软雅黑" w:hAnsi="微软雅黑" w:eastAsia="微软雅黑"/>
-          <w:color w:val="34495E"/>
-          <w:sz w:val="28"/>
-        </w:rPr>
+        <w:bidi w:val="0"/>
+      </w:pPr>
+      <w:r>
         <w:t>3.2 系统架构</w:t>
       </w:r>
+      <w:bookmarkStart w:id="0" w:name="_GoBack"/>
+      <w:bookmarkEnd w:id="0"/>
     </w:p>
     <w:p>
       <w:pPr>
@@ -3608,12 +3938,6 @@
             <w:insideH w:val="single" w:color="auto" w:sz="4" w:space="0"/>
             <w:insideV w:val="single" w:color="auto" w:sz="4" w:space="0"/>
           </w:tblBorders>
-          <w:tblCellMar>
-            <w:top w:w="0" w:type="dxa"/>
-            <w:left w:w="108" w:type="dxa"/>
-            <w:bottom w:w="0" w:type="dxa"/>
-            <w:right w:w="108" w:type="dxa"/>
-          </w:tblCellMar>
         </w:tblPrEx>
         <w:trPr>
           <w:trHeight w:val="427" w:hRule="atLeast"/>
@@ -4066,13 +4390,9 @@
     <w:p>
       <w:pPr>
         <w:pStyle w:val="4"/>
-      </w:pPr>
-      <w:r>
-        <w:rPr>
-          <w:rFonts w:ascii="微软雅黑" w:hAnsi="微软雅黑" w:eastAsia="微软雅黑"/>
-          <w:color w:val="34495E"/>
-          <w:sz w:val="28"/>
-        </w:rPr>
+        <w:bidi w:val="0"/>
+      </w:pPr>
+      <w:r>
         <w:t>3.3 数据库设计</w:t>
       </w:r>
     </w:p>
@@ -4794,13 +5114,9 @@
     <w:p>
       <w:pPr>
         <w:pStyle w:val="4"/>
-      </w:pPr>
-      <w:r>
-        <w:rPr>
-          <w:rFonts w:ascii="微软雅黑" w:hAnsi="微软雅黑" w:eastAsia="微软雅黑"/>
-          <w:color w:val="34495E"/>
-          <w:sz w:val="28"/>
-        </w:rPr>
+        <w:bidi w:val="0"/>
+      </w:pPr>
+      <w:r>
         <w:t>3.4 安全架构</w:t>
       </w:r>
     </w:p>
@@ -4945,13 +5261,9 @@
     <w:p>
       <w:pPr>
         <w:pStyle w:val="4"/>
-      </w:pPr>
-      <w:r>
-        <w:rPr>
-          <w:rFonts w:ascii="微软雅黑" w:hAnsi="微软雅黑" w:eastAsia="微软雅黑"/>
-          <w:color w:val="34495E"/>
-          <w:sz w:val="28"/>
-        </w:rPr>
+        <w:bidi w:val="0"/>
+      </w:pPr>
+      <w:r>
         <w:t>3.5 部署架构</w:t>
       </w:r>
     </w:p>
@@ -5489,13 +5801,9 @@
     <w:p>
       <w:pPr>
         <w:pStyle w:val="4"/>
-      </w:pPr>
-      <w:r>
-        <w:rPr>
-          <w:rFonts w:ascii="微软雅黑" w:hAnsi="微软雅黑" w:eastAsia="微软雅黑"/>
-          <w:color w:val="34495E"/>
-          <w:sz w:val="28"/>
-        </w:rPr>
+        <w:bidi w:val="0"/>
+      </w:pPr>
+      <w:r>
         <w:t>4.1 开发规范</w:t>
       </w:r>
     </w:p>
@@ -5594,13 +5902,9 @@
     <w:p>
       <w:pPr>
         <w:pStyle w:val="4"/>
-      </w:pPr>
-      <w:r>
-        <w:rPr>
-          <w:rFonts w:ascii="微软雅黑" w:hAnsi="微软雅黑" w:eastAsia="微软雅黑"/>
-          <w:color w:val="34495E"/>
-          <w:sz w:val="28"/>
-        </w:rPr>
+        <w:bidi w:val="0"/>
+      </w:pPr>
+      <w:r>
         <w:t>4.2 核心模块实现</w:t>
       </w:r>
     </w:p>
@@ -20409,19 +20713,14 @@
     <w:p>
       <w:pPr>
         <w:pStyle w:val="5"/>
-        <w:spacing w:beforeLines="0" w:afterLines="0"/>
+        <w:bidi w:val="0"/>
         <w:rPr>
           <w:rFonts w:hint="default"/>
-          <w:sz w:val="22"/>
-          <w:szCs w:val="22"/>
-        </w:rPr>
-      </w:pPr>
-      <w:r>
-        <w:rPr>
-          <w:rFonts w:hint="eastAsia" w:ascii="微软雅黑" w:hAnsi="微软雅黑" w:eastAsia="微软雅黑"/>
-          <w:color w:val="7F8C8D"/>
-          <w:sz w:val="24"/>
-          <w:szCs w:val="22"/>
+        </w:rPr>
+      </w:pPr>
+      <w:r>
+        <w:rPr>
+          <w:rFonts w:hint="eastAsia"/>
         </w:rPr>
         <w:t>核心代码说明</w:t>
       </w:r>
@@ -21306,26 +21605,13 @@
         <w:bidi w:val="0"/>
         <w:rPr>
           <w:rFonts w:hint="eastAsia"/>
-          <w:sz w:val="22"/>
-          <w:szCs w:val="22"/>
-        </w:rPr>
-      </w:pPr>
-      <w:r>
-        <w:rPr>
-          <w:rFonts w:hint="eastAsia"/>
-          <w:b w:val="0"/>
-          <w:sz w:val="22"/>
-          <w:szCs w:val="22"/>
-        </w:rPr>
-        <w:t>功能说明</w:t>
-      </w:r>
-      <w:r>
-        <w:rPr>
-          <w:rFonts w:hint="eastAsia"/>
-          <w:sz w:val="22"/>
-          <w:szCs w:val="22"/>
-        </w:rPr>
-        <w:t>：</w:t>
+        </w:rPr>
+      </w:pPr>
+      <w:r>
+        <w:rPr>
+          <w:rFonts w:hint="eastAsia"/>
+        </w:rPr>
+        <w:t>功能说明：</w:t>
       </w:r>
     </w:p>
     <w:p>
@@ -23036,23 +23322,18 @@
       <w:pPr>
         <w:pStyle w:val="12"/>
         <w:numPr>
-          <w:ilvl w:val="0"/>
           <w:numId w:val="0"/>
         </w:numPr>
         <w:bidi w:val="0"/>
         <w:ind w:leftChars="0"/>
         <w:rPr>
           <w:rFonts w:hint="eastAsia"/>
-          <w:b/>
-          <w:bCs/>
-          <w:lang w:val="en-US" w:eastAsia="zh-CN"/>
-        </w:rPr>
-      </w:pPr>
-      <w:r>
-        <w:rPr>
-          <w:rFonts w:hint="eastAsia"/>
-          <w:b/>
-          <w:bCs/>
+          <w:lang w:val="en-US" w:eastAsia="zh-CN"/>
+        </w:rPr>
+      </w:pPr>
+      <w:r>
+        <w:rPr>
+          <w:rFonts w:hint="eastAsia"/>
           <w:lang w:val="en-US" w:eastAsia="zh-CN"/>
         </w:rPr>
         <w:t>关键技术点；</w:t>
@@ -23062,7 +23343,6 @@
       <w:pPr>
         <w:pStyle w:val="12"/>
         <w:numPr>
-          <w:ilvl w:val="0"/>
           <w:numId w:val="3"/>
         </w:numPr>
         <w:bidi w:val="0"/>
@@ -23083,7 +23363,6 @@
       <w:pPr>
         <w:pStyle w:val="12"/>
         <w:numPr>
-          <w:ilvl w:val="0"/>
           <w:numId w:val="3"/>
         </w:numPr>
         <w:bidi w:val="0"/>
@@ -23104,7 +23383,6 @@
       <w:pPr>
         <w:pStyle w:val="12"/>
         <w:numPr>
-          <w:ilvl w:val="0"/>
           <w:numId w:val="3"/>
         </w:numPr>
         <w:bidi w:val="0"/>
@@ -23125,7 +23403,6 @@
       <w:pPr>
         <w:pStyle w:val="12"/>
         <w:numPr>
-          <w:ilvl w:val="0"/>
           <w:numId w:val="3"/>
         </w:numPr>
         <w:bidi w:val="0"/>
@@ -23146,7 +23423,6 @@
       <w:pPr>
         <w:pStyle w:val="12"/>
         <w:numPr>
-          <w:ilvl w:val="0"/>
           <w:numId w:val="3"/>
         </w:numPr>
         <w:bidi w:val="0"/>
@@ -23167,7 +23443,6 @@
       <w:pPr>
         <w:pStyle w:val="12"/>
         <w:numPr>
-          <w:ilvl w:val="0"/>
           <w:numId w:val="3"/>
         </w:numPr>
         <w:bidi w:val="0"/>
@@ -23278,8 +23553,6 @@
         <w:bidi w:val="0"/>
         <w:rPr>
           <w:rFonts w:hint="eastAsia"/>
-          <w:sz w:val="22"/>
-          <w:szCs w:val="22"/>
         </w:rPr>
       </w:pPr>
       <w:r>
@@ -23495,13 +23768,9 @@
     <w:p>
       <w:pPr>
         <w:pStyle w:val="4"/>
-      </w:pPr>
-      <w:r>
-        <w:rPr>
-          <w:rFonts w:ascii="微软雅黑" w:hAnsi="微软雅黑" w:eastAsia="微软雅黑"/>
-          <w:color w:val="34495E"/>
-          <w:sz w:val="28"/>
-        </w:rPr>
+        <w:bidi w:val="0"/>
+      </w:pPr>
+      <w:r>
         <w:t>4.3 公共组件实现</w:t>
       </w:r>
     </w:p>
@@ -25478,7 +25747,7 @@
         <w:tc>
           <w:tcPr>
             <w:tcW w:w="3556" w:type="dxa"/>
-            <w:shd w:val="clear"/>
+            <w:shd w:val="clear" w:color="auto" w:fill="auto"/>
             <w:vAlign w:val="center"/>
           </w:tcPr>
           <w:p>
@@ -25590,7 +25859,7 @@
         <w:tc>
           <w:tcPr>
             <w:tcW w:w="3556" w:type="dxa"/>
-            <w:shd w:val="clear"/>
+            <w:shd w:val="clear" w:color="auto" w:fill="auto"/>
             <w:vAlign w:val="center"/>
           </w:tcPr>
           <w:p>
@@ -25702,7 +25971,7 @@
         <w:tc>
           <w:tcPr>
             <w:tcW w:w="3556" w:type="dxa"/>
-            <w:shd w:val="clear"/>
+            <w:shd w:val="clear" w:color="auto" w:fill="auto"/>
             <w:vAlign w:val="center"/>
           </w:tcPr>
           <w:p>
@@ -25814,7 +26083,7 @@
         <w:tc>
           <w:tcPr>
             <w:tcW w:w="3556" w:type="dxa"/>
-            <w:shd w:val="clear"/>
+            <w:shd w:val="clear" w:color="auto" w:fill="auto"/>
             <w:vAlign w:val="center"/>
           </w:tcPr>
           <w:p>
@@ -25932,9 +26201,6 @@
     <w:p>
       <w:pPr>
         <w:pStyle w:val="4"/>
-        <w:numPr>
-          <w:numId w:val="0"/>
-        </w:numPr>
         <w:bidi w:val="0"/>
         <w:rPr>
           <w:rFonts w:hint="default"/>
@@ -26424,13 +26690,9 @@
     <w:p>
       <w:pPr>
         <w:pStyle w:val="4"/>
-      </w:pPr>
-      <w:r>
-        <w:rPr>
-          <w:rFonts w:ascii="微软雅黑" w:hAnsi="微软雅黑" w:eastAsia="微软雅黑"/>
-          <w:color w:val="34495E"/>
-          <w:sz w:val="28"/>
-        </w:rPr>
+        <w:bidi w:val="0"/>
+      </w:pPr>
+      <w:r>
         <w:t>6.1 运维体系</w:t>
       </w:r>
     </w:p>
@@ -26483,13 +26745,9 @@
     <w:p>
       <w:pPr>
         <w:pStyle w:val="4"/>
-      </w:pPr>
-      <w:r>
-        <w:rPr>
-          <w:rFonts w:ascii="微软雅黑" w:hAnsi="微软雅黑" w:eastAsia="微软雅黑"/>
-          <w:color w:val="34495E"/>
-          <w:sz w:val="28"/>
-        </w:rPr>
+        <w:bidi w:val="0"/>
+      </w:pPr>
+      <w:r>
         <w:t>6.2 部署方案</w:t>
       </w:r>
     </w:p>
@@ -26600,7 +26858,6 @@
       <w:pPr>
         <w:pStyle w:val="12"/>
         <w:numPr>
-          <w:ilvl w:val="0"/>
           <w:numId w:val="5"/>
         </w:numPr>
         <w:bidi w:val="0"/>
@@ -26613,7 +26870,6 @@
       <w:pPr>
         <w:pStyle w:val="12"/>
         <w:numPr>
-          <w:ilvl w:val="0"/>
           <w:numId w:val="5"/>
         </w:numPr>
         <w:bidi w:val="0"/>
@@ -26626,7 +26882,6 @@
       <w:pPr>
         <w:pStyle w:val="12"/>
         <w:numPr>
-          <w:ilvl w:val="0"/>
           <w:numId w:val="5"/>
         </w:numPr>
         <w:bidi w:val="0"/>
@@ -26639,7 +26894,6 @@
       <w:pPr>
         <w:pStyle w:val="12"/>
         <w:numPr>
-          <w:ilvl w:val="0"/>
           <w:numId w:val="5"/>
         </w:numPr>
         <w:bidi w:val="0"/>
@@ -26652,7 +26906,6 @@
       <w:pPr>
         <w:pStyle w:val="12"/>
         <w:numPr>
-          <w:ilvl w:val="0"/>
           <w:numId w:val="5"/>
         </w:numPr>
         <w:bidi w:val="0"/>
@@ -26665,7 +26918,6 @@
       <w:pPr>
         <w:pStyle w:val="12"/>
         <w:numPr>
-          <w:ilvl w:val="0"/>
           <w:numId w:val="5"/>
         </w:numPr>
         <w:bidi w:val="0"/>
@@ -26678,13 +26930,9 @@
     <w:p>
       <w:pPr>
         <w:pStyle w:val="4"/>
-      </w:pPr>
-      <w:r>
-        <w:rPr>
-          <w:rFonts w:ascii="微软雅黑" w:hAnsi="微软雅黑" w:eastAsia="微软雅黑"/>
-          <w:color w:val="34495E"/>
-          <w:sz w:val="28"/>
-        </w:rPr>
+        <w:bidi w:val="0"/>
+      </w:pPr>
+      <w:r>
         <w:t>6.3 监控体系</w:t>
       </w:r>
     </w:p>
@@ -27144,13 +27392,9 @@
     <w:p>
       <w:pPr>
         <w:pStyle w:val="4"/>
-      </w:pPr>
-      <w:r>
-        <w:rPr>
-          <w:rFonts w:ascii="微软雅黑" w:hAnsi="微软雅黑" w:eastAsia="微软雅黑"/>
-          <w:color w:val="34495E"/>
-          <w:sz w:val="28"/>
-        </w:rPr>
+        <w:bidi w:val="0"/>
+      </w:pPr>
+      <w:r>
         <w:t>6.4 备份策略</w:t>
       </w:r>
     </w:p>
@@ -27577,7 +27821,6 @@
       <w:pPr>
         <w:pStyle w:val="12"/>
         <w:numPr>
-          <w:ilvl w:val="0"/>
           <w:numId w:val="6"/>
         </w:numPr>
         <w:bidi w:val="0"/>
@@ -27590,7 +27833,6 @@
       <w:pPr>
         <w:pStyle w:val="12"/>
         <w:numPr>
-          <w:ilvl w:val="0"/>
           <w:numId w:val="6"/>
         </w:numPr>
         <w:bidi w:val="0"/>
@@ -27603,7 +27845,6 @@
       <w:pPr>
         <w:pStyle w:val="12"/>
         <w:numPr>
-          <w:ilvl w:val="0"/>
           <w:numId w:val="6"/>
         </w:numPr>
         <w:bidi w:val="0"/>
@@ -27616,7 +27857,6 @@
       <w:pPr>
         <w:pStyle w:val="12"/>
         <w:numPr>
-          <w:ilvl w:val="0"/>
           <w:numId w:val="6"/>
         </w:numPr>
         <w:bidi w:val="0"/>
@@ -27629,7 +27869,6 @@
       <w:pPr>
         <w:pStyle w:val="12"/>
         <w:numPr>
-          <w:ilvl w:val="0"/>
           <w:numId w:val="6"/>
         </w:numPr>
         <w:bidi w:val="0"/>
@@ -27642,7 +27881,6 @@
       <w:pPr>
         <w:pStyle w:val="12"/>
         <w:numPr>
-          <w:ilvl w:val="0"/>
           <w:numId w:val="6"/>
         </w:numPr>
         <w:bidi w:val="0"/>
@@ -27655,13 +27893,9 @@
     <w:p>
       <w:pPr>
         <w:pStyle w:val="4"/>
-      </w:pPr>
-      <w:r>
-        <w:rPr>
-          <w:rFonts w:ascii="微软雅黑" w:hAnsi="微软雅黑" w:eastAsia="微软雅黑"/>
-          <w:color w:val="34495E"/>
-          <w:sz w:val="28"/>
-        </w:rPr>
+        <w:bidi w:val="0"/>
+      </w:pPr>
+      <w:r>
         <w:t>6.5 应急预案</w:t>
       </w:r>
     </w:p>
@@ -28007,12 +28241,6 @@
             <w:insideH w:val="single" w:color="auto" w:sz="4" w:space="0"/>
             <w:insideV w:val="single" w:color="auto" w:sz="4" w:space="0"/>
           </w:tblBorders>
-          <w:tblCellMar>
-            <w:top w:w="0" w:type="dxa"/>
-            <w:left w:w="108" w:type="dxa"/>
-            <w:bottom w:w="0" w:type="dxa"/>
-            <w:right w:w="108" w:type="dxa"/>
-          </w:tblCellMar>
         </w:tblPrEx>
         <w:tc>
           <w:tcPr>
@@ -28107,17 +28335,13 @@
     <w:p>
       <w:pPr>
         <w:pStyle w:val="4"/>
-        <w:rPr>
-          <w:rFonts w:hint="eastAsia" w:eastAsia="微软雅黑"/>
-          <w:lang w:val="en-US" w:eastAsia="zh-CN"/>
-        </w:rPr>
-      </w:pPr>
-      <w:r>
-        <w:rPr>
-          <w:rFonts w:ascii="微软雅黑" w:hAnsi="微软雅黑" w:eastAsia="微软雅黑"/>
-          <w:color w:val="34495E"/>
-          <w:sz w:val="28"/>
-        </w:rPr>
+        <w:bidi w:val="0"/>
+        <w:rPr>
+          <w:rFonts w:hint="eastAsia"/>
+          <w:lang w:val="en-US" w:eastAsia="zh-CN"/>
+        </w:rPr>
+      </w:pPr>
+      <w:r>
         <w:t>7.1 技术创新</w:t>
       </w:r>
     </w:p>
@@ -28406,13 +28630,9 @@
     <w:p>
       <w:pPr>
         <w:pStyle w:val="4"/>
-      </w:pPr>
-      <w:r>
-        <w:rPr>
-          <w:rFonts w:ascii="微软雅黑" w:hAnsi="微软雅黑" w:eastAsia="微软雅黑"/>
-          <w:color w:val="34495E"/>
-          <w:sz w:val="28"/>
-        </w:rPr>
+        <w:bidi w:val="0"/>
+      </w:pPr>
+      <w:r>
         <w:t>7.2 业务创新</w:t>
       </w:r>
     </w:p>
@@ -28607,13 +28827,9 @@
     <w:p>
       <w:pPr>
         <w:pStyle w:val="4"/>
-      </w:pPr>
-      <w:r>
-        <w:rPr>
-          <w:rFonts w:ascii="微软雅黑" w:hAnsi="微软雅黑" w:eastAsia="微软雅黑"/>
-          <w:color w:val="34495E"/>
-          <w:sz w:val="28"/>
-        </w:rPr>
+        <w:bidi w:val="0"/>
+      </w:pPr>
+      <w:r>
         <w:t>7.3 用户体验创新</w:t>
       </w:r>
     </w:p>
@@ -29151,6 +29367,7 @@
       <w:pPr>
         <w:pStyle w:val="14"/>
         <w:numPr>
+          <w:ilvl w:val="0"/>
           <w:numId w:val="0"/>
         </w:numPr>
         <w:bidi w:val="0"/>
@@ -29189,6 +29406,7 @@
       <w:pPr>
         <w:pStyle w:val="14"/>
         <w:numPr>
+          <w:ilvl w:val="0"/>
           <w:numId w:val="0"/>
         </w:numPr>
         <w:bidi w:val="0"/>
@@ -29282,6 +29500,7 @@
       <w:pPr>
         <w:pStyle w:val="14"/>
         <w:numPr>
+          <w:ilvl w:val="0"/>
           <w:numId w:val="0"/>
         </w:numPr>
         <w:bidi w:val="0"/>
@@ -29358,6 +29577,7 @@
       <w:pPr>
         <w:pStyle w:val="14"/>
         <w:numPr>
+          <w:ilvl w:val="0"/>
           <w:numId w:val="0"/>
         </w:numPr>
         <w:bidi w:val="0"/>
@@ -29379,6 +29599,7 @@
       <w:pPr>
         <w:pStyle w:val="14"/>
         <w:numPr>
+          <w:ilvl w:val="0"/>
           <w:numId w:val="0"/>
         </w:numPr>
         <w:bidi w:val="0"/>
@@ -29480,13 +29701,9 @@
     <w:p>
       <w:pPr>
         <w:pStyle w:val="4"/>
-      </w:pPr>
-      <w:r>
-        <w:rPr>
-          <w:rFonts w:ascii="微软雅黑" w:hAnsi="微软雅黑" w:eastAsia="微软雅黑"/>
-          <w:color w:val="34495E"/>
-          <w:sz w:val="28"/>
-        </w:rPr>
+        <w:bidi w:val="0"/>
+      </w:pPr>
+      <w:r>
         <w:t>8.1 项目成果</w:t>
       </w:r>
     </w:p>
@@ -29511,7 +29728,6 @@
       <w:pPr>
         <w:pStyle w:val="12"/>
         <w:numPr>
-          <w:ilvl w:val="0"/>
           <w:numId w:val="7"/>
         </w:numPr>
         <w:bidi w:val="0"/>
@@ -29524,7 +29740,6 @@
       <w:pPr>
         <w:pStyle w:val="12"/>
         <w:numPr>
-          <w:ilvl w:val="0"/>
           <w:numId w:val="7"/>
         </w:numPr>
         <w:bidi w:val="0"/>
@@ -29537,7 +29752,6 @@
       <w:pPr>
         <w:pStyle w:val="12"/>
         <w:numPr>
-          <w:ilvl w:val="0"/>
           <w:numId w:val="7"/>
         </w:numPr>
         <w:bidi w:val="0"/>
@@ -29550,7 +29764,6 @@
       <w:pPr>
         <w:pStyle w:val="12"/>
         <w:numPr>
-          <w:ilvl w:val="0"/>
           <w:numId w:val="7"/>
         </w:numPr>
         <w:bidi w:val="0"/>
@@ -29563,7 +29776,6 @@
       <w:pPr>
         <w:pStyle w:val="12"/>
         <w:numPr>
-          <w:ilvl w:val="0"/>
           <w:numId w:val="7"/>
         </w:numPr>
         <w:bidi w:val="0"/>
@@ -29576,7 +29788,6 @@
       <w:pPr>
         <w:pStyle w:val="12"/>
         <w:numPr>
-          <w:ilvl w:val="0"/>
           <w:numId w:val="7"/>
         </w:numPr>
         <w:bidi w:val="0"/>
@@ -29589,18 +29800,12 @@
       <w:pPr>
         <w:pStyle w:val="12"/>
         <w:numPr>
-          <w:ilvl w:val="0"/>
           <w:numId w:val="7"/>
         </w:numPr>
         <w:bidi w:val="0"/>
       </w:pPr>
       <w:r>
-        <w:t>订单生产计划管理：实现了订单录入</w:t>
-      </w:r>
-      <w:bookmarkStart w:id="0" w:name="_GoBack"/>
-      <w:bookmarkEnd w:id="0"/>
-      <w:r>
-        <w:t>、BOM展开、MRP计算、派工单生成的自动化流程</w:t>
+        <w:t>订单生产计划管理：实现了订单录入、BOM展开、MRP计算、派工单生成的自动化流程</w:t>
       </w:r>
     </w:p>
     <w:p/>
@@ -29653,13 +29858,9 @@
     <w:p>
       <w:pPr>
         <w:pStyle w:val="4"/>
-      </w:pPr>
-      <w:r>
-        <w:rPr>
-          <w:rFonts w:ascii="微软雅黑" w:hAnsi="微软雅黑" w:eastAsia="微软雅黑"/>
-          <w:color w:val="34495E"/>
-          <w:sz w:val="28"/>
-        </w:rPr>
+        <w:bidi w:val="0"/>
+      </w:pPr>
+      <w:r>
         <w:t>8.2 项目价值</w:t>
       </w:r>
     </w:p>
@@ -29758,13 +29959,9 @@
     <w:p>
       <w:pPr>
         <w:pStyle w:val="4"/>
-      </w:pPr>
-      <w:r>
-        <w:rPr>
-          <w:rFonts w:ascii="微软雅黑" w:hAnsi="微软雅黑" w:eastAsia="微软雅黑"/>
-          <w:color w:val="34495E"/>
-          <w:sz w:val="28"/>
-        </w:rPr>
+        <w:bidi w:val="0"/>
+      </w:pPr>
+      <w:r>
         <w:t>8.3 经验总结</w:t>
       </w:r>
     </w:p>
@@ -29781,7 +29978,6 @@
       <w:pPr>
         <w:pStyle w:val="12"/>
         <w:numPr>
-          <w:ilvl w:val="0"/>
           <w:numId w:val="8"/>
         </w:numPr>
         <w:bidi w:val="0"/>
@@ -29794,7 +29990,6 @@
       <w:pPr>
         <w:pStyle w:val="12"/>
         <w:numPr>
-          <w:ilvl w:val="0"/>
           <w:numId w:val="8"/>
         </w:numPr>
         <w:bidi w:val="0"/>
@@ -29807,7 +30002,6 @@
       <w:pPr>
         <w:pStyle w:val="12"/>
         <w:numPr>
-          <w:ilvl w:val="0"/>
           <w:numId w:val="8"/>
         </w:numPr>
         <w:bidi w:val="0"/>
@@ -29820,7 +30014,6 @@
       <w:pPr>
         <w:pStyle w:val="12"/>
         <w:numPr>
-          <w:ilvl w:val="0"/>
           <w:numId w:val="8"/>
         </w:numPr>
         <w:bidi w:val="0"/>
@@ -29833,7 +30026,6 @@
       <w:pPr>
         <w:pStyle w:val="12"/>
         <w:numPr>
-          <w:ilvl w:val="0"/>
           <w:numId w:val="8"/>
         </w:numPr>
         <w:bidi w:val="0"/>
@@ -29856,7 +30048,6 @@
       <w:pPr>
         <w:pStyle w:val="12"/>
         <w:numPr>
-          <w:ilvl w:val="0"/>
           <w:numId w:val="9"/>
         </w:numPr>
         <w:bidi w:val="0"/>
@@ -29869,7 +30060,6 @@
       <w:pPr>
         <w:pStyle w:val="12"/>
         <w:numPr>
-          <w:ilvl w:val="0"/>
           <w:numId w:val="9"/>
         </w:numPr>
         <w:bidi w:val="0"/>
@@ -29882,7 +30072,6 @@
       <w:pPr>
         <w:pStyle w:val="12"/>
         <w:numPr>
-          <w:ilvl w:val="0"/>
           <w:numId w:val="9"/>
         </w:numPr>
         <w:bidi w:val="0"/>
@@ -29895,24 +30084,18 @@
     <w:p>
       <w:pPr>
         <w:pStyle w:val="4"/>
-        <w:rPr>
-          <w:rFonts w:hint="eastAsia" w:eastAsia="微软雅黑"/>
-          <w:lang w:val="en-US" w:eastAsia="zh-CN"/>
-        </w:rPr>
-      </w:pPr>
-      <w:r>
-        <w:rPr>
-          <w:rFonts w:ascii="微软雅黑" w:hAnsi="微软雅黑" w:eastAsia="微软雅黑"/>
-          <w:color w:val="34495E"/>
-          <w:sz w:val="28"/>
-        </w:rPr>
+        <w:bidi w:val="0"/>
+        <w:rPr>
+          <w:rFonts w:hint="eastAsia"/>
+          <w:lang w:val="en-US" w:eastAsia="zh-CN"/>
+        </w:rPr>
+      </w:pPr>
+      <w:r>
         <w:t>8.4 未来展</w:t>
       </w:r>
       <w:r>
         <w:rPr>
-          <w:rFonts w:hint="eastAsia" w:ascii="微软雅黑" w:hAnsi="微软雅黑" w:eastAsia="微软雅黑"/>
-          <w:color w:val="34495E"/>
-          <w:sz w:val="28"/>
+          <w:rFonts w:hint="eastAsia"/>
           <w:lang w:val="en-US" w:eastAsia="zh-CN"/>
         </w:rPr>
         <w:t>望</w:t>
@@ -30050,13 +30233,9 @@
     <w:p>
       <w:pPr>
         <w:pStyle w:val="4"/>
-      </w:pPr>
-      <w:r>
-        <w:rPr>
-          <w:rFonts w:ascii="微软雅黑" w:hAnsi="微软雅黑" w:eastAsia="微软雅黑"/>
-          <w:color w:val="34495E"/>
-          <w:sz w:val="28"/>
-        </w:rPr>
+        <w:bidi w:val="0"/>
+      </w:pPr>
+      <w:r>
         <w:t>8.5 结语</w:t>
       </w:r>
     </w:p>
